--- a/docs/Career-Agent-User-Guide.docx
+++ b/docs/Career-Agent-User-Guide.docx
@@ -6778,7 +6778,7 @@
                 <w:sz w:val="19"/>
                 <w:szCs w:val="19"/>
               </w:rPr>
-              <w:t xml:space="preserve">You, using the prepared resume and answers</w:t>
+              <w:t xml:space="preserve">You, using the prepared resume and answers. If the posting lists an email address, the app emails the application for you</w:t>
             </w:r>
           </w:p>
         </w:tc>
@@ -7212,6 +7212,282 @@
           <w:color w:val="1F2937"/>
         </w:rPr>
         <w:t xml:space="preserve">A web page cannot start a program on your computer. That is why the assistant must be running there.</w:t>
+      </w:r>
+    </w:p>
+    <w:p>
+      <w:pPr>
+        <w:pStyle w:val="Heading2"/>
+        <w:keepNext/>
+        <w:spacing w:after="120" w:before="240"/>
+      </w:pPr>
+      <w:r>
+        <w:rPr>
+          <w:rFonts w:ascii="Calibri" w:cs="Calibri" w:eastAsia="Calibri" w:hAnsi="Calibri"/>
+          <w:b/>
+          <w:bCs/>
+          <w:color w:val="1F2937"/>
+          <w:sz w:val="27"/>
+          <w:szCs w:val="27"/>
+        </w:rPr>
+        <w:t xml:space="preserve">Applying by email</w:t>
+      </w:r>
+    </w:p>
+    <w:p>
+      <w:pPr>
+        <w:spacing w:after="100" w:line="276"/>
+      </w:pPr>
+      <w:r>
+        <w:rPr>
+          <w:rFonts w:ascii="Calibri" w:cs="Calibri" w:eastAsia="Calibri" w:hAnsi="Calibri"/>
+          <w:color w:val="1F2937"/>
+        </w:rPr>
+        <w:t xml:space="preserve">Two situations send an email with your resume and cover letter attached:</w:t>
+      </w:r>
+    </w:p>
+    <w:p>
+      <w:pPr>
+        <w:pStyle w:val="ListParagraph"/>
+        <w:numPr>
+          <w:ilvl w:val="0"/>
+          <w:numId w:val="2"/>
+        </w:numPr>
+        <w:spacing w:after="60" w:line="264"/>
+      </w:pPr>
+      <w:r>
+        <w:rPr>
+          <w:rFonts w:ascii="Calibri" w:cs="Calibri" w:eastAsia="Calibri" w:hAnsi="Calibri"/>
+          <w:b/>
+          <w:bCs/>
+          <w:color w:val="1F2937"/>
+        </w:rPr>
+        <w:t xml:space="preserve">The posting asks for applications by email</w:t>
+      </w:r>
+      <w:r>
+        <w:rPr>
+          <w:rFonts w:ascii="Calibri" w:cs="Calibri" w:eastAsia="Calibri" w:hAnsi="Calibri"/>
+          <w:color w:val="1F2937"/>
+        </w:rPr>
+        <w:t xml:space="preserve"> ("send your CV to ..."). The email </w:t>
+      </w:r>
+      <w:r>
+        <w:rPr>
+          <w:rFonts w:ascii="Calibri" w:cs="Calibri" w:eastAsia="Calibri" w:hAnsi="Calibri"/>
+          <w:i/>
+          <w:iCs/>
+          <w:color w:val="1F2937"/>
+        </w:rPr>
+        <w:t xml:space="preserve">is</w:t>
+      </w:r>
+      <w:r>
+        <w:rPr>
+          <w:rFonts w:ascii="Calibri" w:cs="Calibri" w:eastAsia="Calibri" w:hAnsi="Calibri"/>
+          <w:color w:val="1F2937"/>
+        </w:rPr>
+        <w:t xml:space="preserve"> the application. After you approve, the app sends it from your own mailbox and marks the application </w:t>
+      </w:r>
+      <w:r>
+        <w:rPr>
+          <w:rFonts w:ascii="Calibri" w:cs="Calibri" w:eastAsia="Calibri" w:hAnsi="Calibri"/>
+          <w:b/>
+          <w:bCs/>
+          <w:color w:val="1F2937"/>
+        </w:rPr>
+        <w:t xml:space="preserve">Applied</w:t>
+      </w:r>
+      <w:r>
+        <w:rPr>
+          <w:rFonts w:ascii="Calibri" w:cs="Calibri" w:eastAsia="Calibri" w:hAnsi="Calibri"/>
+          <w:color w:val="1F2937"/>
+        </w:rPr>
+        <w:t xml:space="preserve">, recorded as an email.</w:t>
+      </w:r>
+    </w:p>
+    <w:p>
+      <w:pPr>
+        <w:pStyle w:val="ListParagraph"/>
+        <w:numPr>
+          <w:ilvl w:val="0"/>
+          <w:numId w:val="2"/>
+        </w:numPr>
+        <w:spacing w:after="60" w:line="264"/>
+      </w:pPr>
+      <w:r>
+        <w:rPr>
+          <w:rFonts w:ascii="Calibri" w:cs="Calibri" w:eastAsia="Calibri" w:hAnsi="Calibri"/>
+          <w:b/>
+          <w:bCs/>
+          <w:color w:val="1F2937"/>
+        </w:rPr>
+        <w:t xml:space="preserve">The posting lists an email address</w:t>
+      </w:r>
+      <w:r>
+        <w:rPr>
+          <w:rFonts w:ascii="Calibri" w:cs="Calibri" w:eastAsia="Calibri" w:hAnsi="Calibri"/>
+          <w:color w:val="1F2937"/>
+        </w:rPr>
+        <w:t xml:space="preserve"> next to a normal application route (Greenhouse, Lever, LinkedIn, a portal). The app applies the normal way </w:t>
+      </w:r>
+      <w:r>
+        <w:rPr>
+          <w:rFonts w:ascii="Calibri" w:cs="Calibri" w:eastAsia="Calibri" w:hAnsi="Calibri"/>
+          <w:b/>
+          <w:bCs/>
+          <w:color w:val="1F2937"/>
+        </w:rPr>
+        <w:t xml:space="preserve">and</w:t>
+      </w:r>
+      <w:r>
+        <w:rPr>
+          <w:rFonts w:ascii="Calibri" w:cs="Calibri" w:eastAsia="Calibri" w:hAnsi="Calibri"/>
+          <w:color w:val="1F2937"/>
+        </w:rPr>
+        <w:t xml:space="preserve"> emails that address, which gives a second chance of being seen. You can switch this off in Settings.</w:t>
+      </w:r>
+    </w:p>
+    <w:p>
+      <w:pPr>
+        <w:spacing w:after="100" w:line="276"/>
+      </w:pPr>
+      <w:r>
+        <w:rPr>
+          <w:rFonts w:ascii="Calibri" w:cs="Calibri" w:eastAsia="Calibri" w:hAnsi="Calibri"/>
+          <w:color w:val="1F2937"/>
+        </w:rPr>
+        <w:t xml:space="preserve">The email is written for each job: a clear subject, and a short message that explains </w:t>
+      </w:r>
+      <w:r>
+        <w:rPr>
+          <w:rFonts w:ascii="Calibri" w:cs="Calibri" w:eastAsia="Calibri" w:hAnsi="Calibri"/>
+          <w:b/>
+          <w:bCs/>
+          <w:color w:val="1F2937"/>
+        </w:rPr>
+        <w:t xml:space="preserve">why you fit this job</w:t>
+      </w:r>
+      <w:r>
+        <w:rPr>
+          <w:rFonts w:ascii="Calibri" w:cs="Calibri" w:eastAsia="Calibri" w:hAnsi="Calibri"/>
+          <w:color w:val="1F2937"/>
+        </w:rPr>
+        <w:t xml:space="preserve">, tying the job's main requirements to your real results, mentions that the resume and cover letter are attached, and invites a conversation. It is checked against your profile like the resume, so nothing can be invented.</w:t>
+      </w:r>
+    </w:p>
+    <w:p>
+      <w:pPr>
+        <w:spacing w:after="100" w:line="276"/>
+      </w:pPr>
+      <w:r>
+        <w:rPr>
+          <w:rFonts w:ascii="Calibri" w:cs="Calibri" w:eastAsia="Calibri" w:hAnsi="Calibri"/>
+          <w:color w:val="1F2937"/>
+        </w:rPr>
+        <w:t xml:space="preserve">On the application page, the card </w:t>
+      </w:r>
+      <w:r>
+        <w:rPr>
+          <w:rFonts w:ascii="Calibri" w:cs="Calibri" w:eastAsia="Calibri" w:hAnsi="Calibri"/>
+          <w:b/>
+          <w:bCs/>
+          <w:color w:val="1F2937"/>
+        </w:rPr>
+        <w:t xml:space="preserve">Email to the employer</w:t>
+      </w:r>
+      <w:r>
+        <w:rPr>
+          <w:rFonts w:ascii="Calibri" w:cs="Calibri" w:eastAsia="Calibri" w:hAnsi="Calibri"/>
+          <w:color w:val="1F2937"/>
+        </w:rPr>
+        <w:t xml:space="preserve"> shows the recipient, subject and message. You can edit all of it, pick another address found in the posting, type an address yourself (for a posting that lists none), write it again, and press </w:t>
+      </w:r>
+      <w:r>
+        <w:rPr>
+          <w:rFonts w:ascii="Calibri" w:cs="Calibri" w:eastAsia="Calibri" w:hAnsi="Calibri"/>
+          <w:b/>
+          <w:bCs/>
+          <w:color w:val="1F2937"/>
+        </w:rPr>
+        <w:t xml:space="preserve">Send now</w:t>
+      </w:r>
+      <w:r>
+        <w:rPr>
+          <w:rFonts w:ascii="Calibri" w:cs="Calibri" w:eastAsia="Calibri" w:hAnsi="Calibri"/>
+          <w:color w:val="1F2937"/>
+        </w:rPr>
+        <w:t xml:space="preserve">. It is sent automatically when you approve the application unless you switch that off for the email. It never sends twice, and there is a daily limit (Settings → Applying by email).</w:t>
+      </w:r>
+    </w:p>
+    <w:p>
+      <w:pPr>
+        <w:spacing w:after="100" w:line="276"/>
+      </w:pPr>
+      <w:r>
+        <w:rPr>
+          <w:rFonts w:ascii="Calibri" w:cs="Calibri" w:eastAsia="Calibri" w:hAnsi="Calibri"/>
+          <w:color w:val="1F2937"/>
+        </w:rPr>
+        <w:t xml:space="preserve">Emails are sent only to an address that appears in the posting or one you type. Sending uses the mailbox connected on the Job sources page (a Gmail app password). If sending fails, the reason is shown on the card, and an email-only application is returned to </w:t>
+      </w:r>
+      <w:r>
+        <w:rPr>
+          <w:rFonts w:ascii="Calibri" w:cs="Calibri" w:eastAsia="Calibri" w:hAnsi="Calibri"/>
+          <w:b/>
+          <w:bCs/>
+          <w:color w:val="1F2937"/>
+        </w:rPr>
+        <w:t xml:space="preserve">Needs your input</w:t>
+      </w:r>
+      <w:r>
+        <w:rPr>
+          <w:rFonts w:ascii="Calibri" w:cs="Calibri" w:eastAsia="Calibri" w:hAnsi="Calibri"/>
+          <w:color w:val="1F2937"/>
+        </w:rPr>
+        <w:t xml:space="preserve"> so nothing is silently lost.</w:t>
+      </w:r>
+    </w:p>
+    <w:p>
+      <w:pPr>
+        <w:pStyle w:val="Heading2"/>
+        <w:keepNext/>
+        <w:spacing w:after="120" w:before="240"/>
+      </w:pPr>
+      <w:r>
+        <w:rPr>
+          <w:rFonts w:ascii="Calibri" w:cs="Calibri" w:eastAsia="Calibri" w:hAnsi="Calibri"/>
+          <w:b/>
+          <w:bCs/>
+          <w:color w:val="1F2937"/>
+          <w:sz w:val="27"/>
+          <w:szCs w:val="27"/>
+        </w:rPr>
+        <w:t xml:space="preserve">The cover letter</w:t>
+      </w:r>
+    </w:p>
+    <w:p>
+      <w:pPr>
+        <w:spacing w:after="100" w:line="276"/>
+      </w:pPr>
+      <w:r>
+        <w:rPr>
+          <w:rFonts w:ascii="Calibri" w:cs="Calibri" w:eastAsia="Calibri" w:hAnsi="Calibri"/>
+          <w:color w:val="1F2937"/>
+        </w:rPr>
+        <w:t xml:space="preserve">Every cover letter is written to show </w:t>
+      </w:r>
+      <w:r>
+        <w:rPr>
+          <w:rFonts w:ascii="Calibri" w:cs="Calibri" w:eastAsia="Calibri" w:hAnsi="Calibri"/>
+          <w:b/>
+          <w:bCs/>
+          <w:color w:val="1F2937"/>
+        </w:rPr>
+        <w:t xml:space="preserve">why you are a strong fit for that specific job</w:t>
+      </w:r>
+      <w:r>
+        <w:rPr>
+          <w:rFonts w:ascii="Calibri" w:cs="Calibri" w:eastAsia="Calibri" w:hAnsi="Calibri"/>
+          <w:color w:val="1F2937"/>
+        </w:rPr>
+        <w:t xml:space="preserve">: it names the role and company, connects two or three of the job's main requirements to what you have actually done (with the exact figures from your profile), and says what you would bring to the team. It is measured the same way as the resume and rewritten if it comes out vague.</w:t>
       </w:r>
     </w:p>
     <w:p>
@@ -9389,7 +9665,7 @@
           <w:rFonts w:ascii="Calibri" w:cs="Calibri" w:eastAsia="Calibri" w:hAnsi="Calibri"/>
           <w:color w:val="1F2937"/>
         </w:rPr>
-        <w:t xml:space="preserve"> answer handed-back questions on Profile; write a new resume for an application; add a job manually; check Logs when something looks wrong.</w:t>
+        <w:t xml:space="preserve"> check the email to the employer before approving (edit it if you like); answer handed-back questions on Profile; write a new resume for an application; add a job manually; check Logs when something looks wrong.</w:t>
       </w:r>
     </w:p>
     <w:p>

--- a/docs/Career-Agent-User-Guide.docx
+++ b/docs/Career-Agent-User-Guide.docx
@@ -4521,7 +4521,119 @@
           <w:rFonts w:ascii="Calibri" w:cs="Calibri" w:eastAsia="Calibri" w:hAnsi="Calibri"/>
           <w:color w:val="1F2937"/>
         </w:rPr>
-        <w:t xml:space="preserve"> is last.</w:t>
+        <w:t xml:space="preserve"> is last. Each model shows a </w:t>
+      </w:r>
+      <w:r>
+        <w:rPr>
+          <w:rFonts w:ascii="Calibri" w:cs="Calibri" w:eastAsia="Calibri" w:hAnsi="Calibri"/>
+          <w:b/>
+          <w:bCs/>
+          <w:color w:val="1F2937"/>
+        </w:rPr>
+        <w:t xml:space="preserve">Status</w:t>
+      </w:r>
+      <w:r>
+        <w:rPr>
+          <w:rFonts w:ascii="Calibri" w:cs="Calibri" w:eastAsia="Calibri" w:hAnsi="Calibri"/>
+          <w:color w:val="1F2937"/>
+        </w:rPr>
+        <w:t xml:space="preserve">: </w:t>
+      </w:r>
+      <w:r>
+        <w:rPr>
+          <w:rFonts w:ascii="Calibri" w:cs="Calibri" w:eastAsia="Calibri" w:hAnsi="Calibri"/>
+          <w:i/>
+          <w:iCs/>
+          <w:color w:val="1F2937"/>
+        </w:rPr>
+        <w:t xml:space="preserve">Working</w:t>
+      </w:r>
+      <w:r>
+        <w:rPr>
+          <w:rFonts w:ascii="Calibri" w:cs="Calibri" w:eastAsia="Calibri" w:hAnsi="Calibri"/>
+          <w:color w:val="1F2937"/>
+        </w:rPr>
+        <w:t xml:space="preserve"> (its latest call succeeded), </w:t>
+      </w:r>
+      <w:r>
+        <w:rPr>
+          <w:rFonts w:ascii="Calibri" w:cs="Calibri" w:eastAsia="Calibri" w:hAnsi="Calibri"/>
+          <w:i/>
+          <w:iCs/>
+          <w:color w:val="1F2937"/>
+        </w:rPr>
+        <w:t xml:space="preserve">Unstable</w:t>
+      </w:r>
+      <w:r>
+        <w:rPr>
+          <w:rFonts w:ascii="Calibri" w:cs="Calibri" w:eastAsia="Calibri" w:hAnsi="Calibri"/>
+          <w:color w:val="1F2937"/>
+        </w:rPr>
+        <w:t xml:space="preserve"> (some recent calls failed), </w:t>
+      </w:r>
+      <w:r>
+        <w:rPr>
+          <w:rFonts w:ascii="Calibri" w:cs="Calibri" w:eastAsia="Calibri" w:hAnsi="Calibri"/>
+          <w:i/>
+          <w:iCs/>
+          <w:color w:val="1F2937"/>
+        </w:rPr>
+        <w:t xml:space="preserve">Not working</w:t>
+      </w:r>
+      <w:r>
+        <w:rPr>
+          <w:rFonts w:ascii="Calibri" w:cs="Calibri" w:eastAsia="Calibri" w:hAnsi="Calibri"/>
+          <w:color w:val="1F2937"/>
+        </w:rPr>
+        <w:t xml:space="preserve"> (all recent calls failed; the last error is shown with what it usually means: quota used up, key rejected, model name retired), </w:t>
+      </w:r>
+      <w:r>
+        <w:rPr>
+          <w:rFonts w:ascii="Calibri" w:cs="Calibri" w:eastAsia="Calibri" w:hAnsi="Calibri"/>
+          <w:i/>
+          <w:iCs/>
+          <w:color w:val="1F2937"/>
+        </w:rPr>
+        <w:t xml:space="preserve">Daily limit reached</w:t>
+      </w:r>
+      <w:r>
+        <w:rPr>
+          <w:rFonts w:ascii="Calibri" w:cs="Calibri" w:eastAsia="Calibri" w:hAnsi="Calibri"/>
+          <w:color w:val="1F2937"/>
+        </w:rPr>
+        <w:t xml:space="preserve">, </w:t>
+      </w:r>
+      <w:r>
+        <w:rPr>
+          <w:rFonts w:ascii="Calibri" w:cs="Calibri" w:eastAsia="Calibri" w:hAnsi="Calibri"/>
+          <w:i/>
+          <w:iCs/>
+          <w:color w:val="1F2937"/>
+        </w:rPr>
+        <w:t xml:space="preserve">No key</w:t>
+      </w:r>
+      <w:r>
+        <w:rPr>
+          <w:rFonts w:ascii="Calibri" w:cs="Calibri" w:eastAsia="Calibri" w:hAnsi="Calibri"/>
+          <w:color w:val="1F2937"/>
+        </w:rPr>
+        <w:t xml:space="preserve"> or </w:t>
+      </w:r>
+      <w:r>
+        <w:rPr>
+          <w:rFonts w:ascii="Calibri" w:cs="Calibri" w:eastAsia="Calibri" w:hAnsi="Calibri"/>
+          <w:i/>
+          <w:iCs/>
+          <w:color w:val="1F2937"/>
+        </w:rPr>
+        <w:t xml:space="preserve">Not used yet</w:t>
+      </w:r>
+      <w:r>
+        <w:rPr>
+          <w:rFonts w:ascii="Calibri" w:cs="Calibri" w:eastAsia="Calibri" w:hAnsi="Calibri"/>
+          <w:color w:val="1F2937"/>
+        </w:rPr>
+        <w:t xml:space="preserve">. "Calls today" counts successes and failures against the daily allowance.</w:t>
       </w:r>
     </w:p>
     <w:p>
@@ -4968,23 +5080,39 @@
           <w:rFonts w:ascii="Calibri" w:cs="Calibri" w:eastAsia="Calibri" w:hAnsi="Calibri"/>
           <w:color w:val="1F2937"/>
         </w:rPr>
-        <w:t xml:space="preserve">, </w:t>
-      </w:r>
-      <w:r>
-        <w:rPr>
-          <w:rFonts w:ascii="Calibri" w:cs="Calibri" w:eastAsia="Calibri" w:hAnsi="Calibri"/>
-          <w:b/>
-          <w:bCs/>
-          <w:color w:val="1F2937"/>
-        </w:rPr>
-        <w:t xml:space="preserve">Run full cycle now</w:t>
-      </w:r>
-      <w:r>
-        <w:rPr>
-          <w:rFonts w:ascii="Calibri" w:cs="Calibri" w:eastAsia="Calibri" w:hAnsi="Calibri"/>
-          <w:color w:val="1F2937"/>
-        </w:rPr>
-        <w:t xml:space="preserve"> (search, score and prepare in one background run, the same as a schedule).</w:t>
+        <w:t xml:space="preserve">. Tick rows to </w:t>
+      </w:r>
+      <w:r>
+        <w:rPr>
+          <w:rFonts w:ascii="Calibri" w:cs="Calibri" w:eastAsia="Calibri" w:hAnsi="Calibri"/>
+          <w:b/>
+          <w:bCs/>
+          <w:color w:val="1F2937"/>
+        </w:rPr>
+        <w:t xml:space="preserve">Prepare resumes for selected</w:t>
+      </w:r>
+      <w:r>
+        <w:rPr>
+          <w:rFonts w:ascii="Calibri" w:cs="Calibri" w:eastAsia="Calibri" w:hAnsi="Calibri"/>
+          <w:color w:val="1F2937"/>
+        </w:rPr>
+        <w:t xml:space="preserve">. To run the whole schedule, use Schedules → </w:t>
+      </w:r>
+      <w:r>
+        <w:rPr>
+          <w:rFonts w:ascii="Calibri" w:cs="Calibri" w:eastAsia="Calibri" w:hAnsi="Calibri"/>
+          <w:b/>
+          <w:bCs/>
+          <w:color w:val="1F2937"/>
+        </w:rPr>
+        <w:t xml:space="preserve">Run this schedule now</w:t>
+      </w:r>
+      <w:r>
+        <w:rPr>
+          <w:rFonts w:ascii="Calibri" w:cs="Calibri" w:eastAsia="Calibri" w:hAnsi="Calibri"/>
+          <w:color w:val="1F2937"/>
+        </w:rPr>
+        <w:t xml:space="preserve">.</w:t>
       </w:r>
     </w:p>
     <w:p>
@@ -6059,24 +6187,6 @@
     </w:p>
     <w:p>
       <w:pPr>
-        <w:pStyle w:val="Heading1"/>
-        <w:keepNext/>
-        <w:spacing w:after="120" w:before="0"/>
-      </w:pPr>
-      <w:r>
-        <w:rPr>
-          <w:rFonts w:ascii="Calibri" w:cs="Calibri" w:eastAsia="Calibri" w:hAnsi="Calibri"/>
-          <w:b/>
-          <w:bCs/>
-          <w:color w:val="1D4ED8"/>
-          <w:sz w:val="34"/>
-          <w:szCs w:val="34"/>
-        </w:rPr>
-        <w:t xml:space="preserve">8. Resume quality, and writing a new resume</w:t>
-      </w:r>
-    </w:p>
-    <w:p>
-      <w:pPr>
         <w:pStyle w:val="Heading2"/>
         <w:keepNext/>
         <w:spacing w:after="120" w:before="240"/>
@@ -6090,7 +6200,7 @@
           <w:sz w:val="27"/>
           <w:szCs w:val="27"/>
         </w:rPr>
-        <w:t xml:space="preserve">How each resume is written</w:t>
+        <w:t xml:space="preserve">The backlog clears by itself</w:t>
       </w:r>
     </w:p>
     <w:p>
@@ -6102,7 +6212,23 @@
           <w:rFonts w:ascii="Calibri" w:cs="Calibri" w:eastAsia="Calibri" w:hAnsi="Calibri"/>
           <w:color w:val="1F2937"/>
         </w:rPr>
-        <w:t xml:space="preserve">For every job the AI is told to write for that job: a headline naming the role, a summary built around what the job asks for, each bullet reworded (strong verb, the job's own terms where your profile supports them, the result with its exact figure), and the most relevant highlights, case studies and skills first. A checker then verifies every sentence against your profile.</w:t>
+        <w:t xml:space="preserve">Searching finds more jobs than can be scored at once, so some wait to be scored. You do not need to press anything: every hour the app scores a batch of about 60, then writes the resume, cover letter and employer email for good matches (a few per hour, set in Settings → Automatic preparing and backlog clearing), following the rules of your active schedule. The </w:t>
+      </w:r>
+      <w:r>
+        <w:rPr>
+          <w:rFonts w:ascii="Calibri" w:cs="Calibri" w:eastAsia="Calibri" w:hAnsi="Calibri"/>
+          <w:b/>
+          <w:bCs/>
+          <w:color w:val="1F2937"/>
+        </w:rPr>
+        <w:t xml:space="preserve">Waiting to be processed</w:t>
+      </w:r>
+      <w:r>
+        <w:rPr>
+          <w:rFonts w:ascii="Calibri" w:cs="Calibri" w:eastAsia="Calibri" w:hAnsi="Calibri"/>
+          <w:color w:val="1F2937"/>
+        </w:rPr>
+        <w:t xml:space="preserve"> card on Schedules and Jobs shows what is waiting and how long it will take. While a run is active, a banner shows what it has done so far (jobs found, scored, prepared). If no AI model works, the backlog waits and the app pauses for a few hours instead of retrying uselessly.</w:t>
       </w:r>
     </w:p>
     <w:p>
@@ -6120,304 +6246,7 @@
           <w:sz w:val="27"/>
           <w:szCs w:val="27"/>
         </w:rPr>
-        <w:t xml:space="preserve">The score on each application</w:t>
-      </w:r>
-    </w:p>
-    <w:p>
-      <w:pPr>
-        <w:spacing w:after="100" w:line="276"/>
-      </w:pPr>
-      <w:r>
-        <w:rPr>
-          <w:rFonts w:ascii="Calibri" w:cs="Calibri" w:eastAsia="Calibri" w:hAnsi="Calibri"/>
-          <w:color w:val="1F2937"/>
-        </w:rPr>
-        <w:t xml:space="preserve">The application page shows </w:t>
-      </w:r>
-      <w:r>
-        <w:rPr>
-          <w:rFonts w:ascii="Calibri" w:cs="Calibri" w:eastAsia="Calibri" w:hAnsi="Calibri"/>
-          <w:b/>
-          <w:bCs/>
-          <w:color w:val="1F2937"/>
-        </w:rPr>
-        <w:t xml:space="preserve">Aimed at this job: N/100</w:t>
-      </w:r>
-      <w:r>
-        <w:rPr>
-          <w:rFonts w:ascii="Calibri" w:cs="Calibri" w:eastAsia="Calibri" w:hAnsi="Calibri"/>
-          <w:color w:val="1F2937"/>
-        </w:rPr>
-        <w:t xml:space="preserve">, the share of the job's key terms you can honestly claim that the resume uses, how many bullets were reworded, and whether the headline and summary were written for the job. Below 75 the AI gets up to two more attempts. It also lists what the job asks for that your profile does </w:t>
-      </w:r>
-      <w:r>
-        <w:rPr>
-          <w:rFonts w:ascii="Calibri" w:cs="Calibri" w:eastAsia="Calibri" w:hAnsi="Calibri"/>
-          <w:i/>
-          <w:iCs/>
-          <w:color w:val="1F2937"/>
-        </w:rPr>
-        <w:t xml:space="preserve">not</w:t>
-      </w:r>
-      <w:r>
-        <w:rPr>
-          <w:rFonts w:ascii="Calibri" w:cs="Calibri" w:eastAsia="Calibri" w:hAnsi="Calibri"/>
-          <w:color w:val="1F2937"/>
-        </w:rPr>
-        <w:t xml:space="preserve"> contain. Those are never added.</w:t>
-      </w:r>
-    </w:p>
-    <w:p>
-      <w:pPr>
-        <w:pStyle w:val="Heading2"/>
-        <w:keepNext/>
-        <w:spacing w:after="120" w:before="240"/>
-      </w:pPr>
-      <w:r>
-        <w:rPr>
-          <w:rFonts w:ascii="Calibri" w:cs="Calibri" w:eastAsia="Calibri" w:hAnsi="Calibri"/>
-          <w:b/>
-          <w:bCs/>
-          <w:color w:val="1F2937"/>
-          <w:sz w:val="27"/>
-          <w:szCs w:val="27"/>
-        </w:rPr>
-        <w:t xml:space="preserve">Not happy with a resume? Write a new one</w:t>
-      </w:r>
-    </w:p>
-    <w:p>
-      <w:pPr>
-        <w:spacing w:after="100" w:line="276"/>
-      </w:pPr>
-      <w:r>
-        <w:rPr>
-          <w:rFonts w:ascii="Calibri" w:cs="Calibri" w:eastAsia="Calibri" w:hAnsi="Calibri"/>
-          <w:color w:val="1F2937"/>
-        </w:rPr>
-        <w:t xml:space="preserve">Open the application → </w:t>
-      </w:r>
-      <w:r>
-        <w:rPr>
-          <w:rFonts w:ascii="Calibri" w:cs="Calibri" w:eastAsia="Calibri" w:hAnsi="Calibri"/>
-          <w:b/>
-          <w:bCs/>
-          <w:color w:val="1F2937"/>
-        </w:rPr>
-        <w:t xml:space="preserve">Write a new resume for this application</w:t>
-      </w:r>
-      <w:r>
-        <w:rPr>
-          <w:rFonts w:ascii="Calibri" w:cs="Calibri" w:eastAsia="Calibri" w:hAnsi="Calibri"/>
-          <w:color w:val="1F2937"/>
-        </w:rPr>
-        <w:t xml:space="preserve">.</w:t>
-      </w:r>
-    </w:p>
-    <w:p>
-      <w:pPr>
-        <w:pStyle w:val="ListParagraph"/>
-        <w:numPr>
-          <w:ilvl w:val="0"/>
-          <w:numId w:val="2"/>
-        </w:numPr>
-        <w:spacing w:after="60" w:line="264"/>
-      </w:pPr>
-      <w:r>
-        <w:rPr>
-          <w:rFonts w:ascii="Calibri" w:cs="Calibri" w:eastAsia="Calibri" w:hAnsi="Calibri"/>
-          <w:color w:val="1F2937"/>
-        </w:rPr>
-        <w:t xml:space="preserve">Optionally type instructions, for example "stress my payments and SQL experience; keep the summary to three sentences". Instructions steer emphasis and tone only; the checker still applies.</w:t>
-      </w:r>
-    </w:p>
-    <w:p>
-      <w:pPr>
-        <w:pStyle w:val="ListParagraph"/>
-        <w:numPr>
-          <w:ilvl w:val="0"/>
-          <w:numId w:val="2"/>
-        </w:numPr>
-        <w:spacing w:after="60" w:line="264"/>
-      </w:pPr>
-      <w:r>
-        <w:rPr>
-          <w:rFonts w:ascii="Calibri" w:cs="Calibri" w:eastAsia="Calibri" w:hAnsi="Calibri"/>
-          <w:color w:val="1F2937"/>
-        </w:rPr>
-        <w:t xml:space="preserve">Press </w:t>
-      </w:r>
-      <w:r>
-        <w:rPr>
-          <w:rFonts w:ascii="Calibri" w:cs="Calibri" w:eastAsia="Calibri" w:hAnsi="Calibri"/>
-          <w:b/>
-          <w:bCs/>
-          <w:color w:val="1F2937"/>
-        </w:rPr>
-        <w:t xml:space="preserve">Write a new resume</w:t>
-      </w:r>
-      <w:r>
-        <w:rPr>
-          <w:rFonts w:ascii="Calibri" w:cs="Calibri" w:eastAsia="Calibri" w:hAnsi="Calibri"/>
-          <w:color w:val="1F2937"/>
-        </w:rPr>
-        <w:t xml:space="preserve">. It runs in the background (1 to 3 minutes). The old versions stay in the history.</w:t>
-      </w:r>
-    </w:p>
-    <w:p>
-      <w:pPr>
-        <w:pStyle w:val="ListParagraph"/>
-        <w:numPr>
-          <w:ilvl w:val="0"/>
-          <w:numId w:val="2"/>
-        </w:numPr>
-        <w:spacing w:after="60" w:line="264"/>
-      </w:pPr>
-      <w:r>
-        <w:rPr>
-          <w:rFonts w:ascii="Calibri" w:cs="Calibri" w:eastAsia="Calibri" w:hAnsi="Calibri"/>
-          <w:color w:val="1F2937"/>
-        </w:rPr>
-        <w:t xml:space="preserve">The application returns to </w:t>
-      </w:r>
-      <w:r>
-        <w:rPr>
-          <w:rFonts w:ascii="Calibri" w:cs="Calibri" w:eastAsia="Calibri" w:hAnsi="Calibri"/>
-          <w:b/>
-          <w:bCs/>
-          <w:color w:val="1F2937"/>
-        </w:rPr>
-        <w:t xml:space="preserve">Pending approval</w:t>
-      </w:r>
-      <w:r>
-        <w:rPr>
-          <w:rFonts w:ascii="Calibri" w:cs="Calibri" w:eastAsia="Calibri" w:hAnsi="Calibri"/>
-          <w:color w:val="1F2937"/>
-        </w:rPr>
-        <w:t xml:space="preserve"> with the new resume and cover letter. Press </w:t>
-      </w:r>
-      <w:r>
-        <w:rPr>
-          <w:rFonts w:ascii="Calibri" w:cs="Calibri" w:eastAsia="Calibri" w:hAnsi="Calibri"/>
-          <w:b/>
-          <w:bCs/>
-          <w:color w:val="1F2937"/>
-        </w:rPr>
-        <w:t xml:space="preserve">Approve</w:t>
-      </w:r>
-      <w:r>
-        <w:rPr>
-          <w:rFonts w:ascii="Calibri" w:cs="Calibri" w:eastAsia="Calibri" w:hAnsi="Calibri"/>
-          <w:color w:val="1F2937"/>
-        </w:rPr>
-        <w:t xml:space="preserve"> to apply with it.</w:t>
-      </w:r>
-    </w:p>
-    <w:p>
-      <w:pPr>
-        <w:spacing w:after="100" w:line="276"/>
-      </w:pPr>
-      <w:r>
-        <w:rPr>
-          <w:rFonts w:ascii="Calibri" w:cs="Calibri" w:eastAsia="Calibri" w:hAnsi="Calibri"/>
-          <w:color w:val="1F2937"/>
-        </w:rPr>
-        <w:t xml:space="preserve">Rules: an application that is being sent right now cannot be regenerated. One that was </w:t>
-      </w:r>
-      <w:r>
-        <w:rPr>
-          <w:rFonts w:ascii="Calibri" w:cs="Calibri" w:eastAsia="Calibri" w:hAnsi="Calibri"/>
-          <w:b/>
-          <w:bCs/>
-          <w:color w:val="1F2937"/>
-        </w:rPr>
-        <w:t xml:space="preserve">already submitted</w:t>
-      </w:r>
-      <w:r>
-        <w:rPr>
-          <w:rFonts w:ascii="Calibri" w:cs="Calibri" w:eastAsia="Calibri" w:hAnsi="Calibri"/>
-          <w:color w:val="1F2937"/>
-        </w:rPr>
-        <w:t xml:space="preserve"> asks you to confirm, because applying to the same job twice may be rejected as a duplicate; the earlier submission stays recorded in the history. If no AI model is available, your existing resume is left untouched.</w:t>
-      </w:r>
-    </w:p>
-    <w:p>
-      <w:pPr>
-        <w:pStyle w:val="Heading1"/>
-        <w:keepNext/>
-        <w:spacing w:after="120" w:before="0"/>
-      </w:pPr>
-      <w:r>
-        <w:rPr>
-          <w:rFonts w:ascii="Calibri" w:cs="Calibri" w:eastAsia="Calibri" w:hAnsi="Calibri"/>
-          <w:b/>
-          <w:bCs/>
-          <w:color w:val="1D4ED8"/>
-          <w:sz w:val="34"/>
-          <w:szCs w:val="34"/>
-        </w:rPr>
-        <w:t xml:space="preserve">9. Daily report and health report</w:t>
-      </w:r>
-    </w:p>
-    <w:p>
-      <w:pPr>
-        <w:spacing w:after="100" w:line="276"/>
-      </w:pPr>
-      <w:r>
-        <w:rPr>
-          <w:rFonts w:ascii="Calibri" w:cs="Calibri" w:eastAsia="Calibri" w:hAnsi="Calibri"/>
-          <w:color w:val="1F2937"/>
-        </w:rPr>
-        <w:t xml:space="preserve">After the hour you choose (Settings → Daily report), once a day you receive on Telegram and email: yesterday's results, the runs that happened, and a </w:t>
-      </w:r>
-      <w:r>
-        <w:rPr>
-          <w:rFonts w:ascii="Calibri" w:cs="Calibri" w:eastAsia="Calibri" w:hAnsi="Calibri"/>
-          <w:b/>
-          <w:bCs/>
-          <w:color w:val="1F2937"/>
-        </w:rPr>
-        <w:t xml:space="preserve">health summary</w:t>
-      </w:r>
-      <w:r>
-        <w:rPr>
-          <w:rFonts w:ascii="Calibri" w:cs="Calibri" w:eastAsia="Calibri" w:hAnsi="Calibri"/>
-          <w:color w:val="1F2937"/>
-        </w:rPr>
-        <w:t xml:space="preserve"> that says what is healthy, what needs attention, and how to fix it. </w:t>
-      </w:r>
-      <w:r>
-        <w:rPr>
-          <w:rFonts w:ascii="Calibri" w:cs="Calibri" w:eastAsia="Calibri" w:hAnsi="Calibri"/>
-          <w:b/>
-          <w:bCs/>
-          <w:color w:val="1F2937"/>
-        </w:rPr>
-        <w:t xml:space="preserve">Send now</w:t>
-      </w:r>
-      <w:r>
-        <w:rPr>
-          <w:rFonts w:ascii="Calibri" w:cs="Calibri" w:eastAsia="Calibri" w:hAnsi="Calibri"/>
-          <w:color w:val="1F2937"/>
-        </w:rPr>
-        <w:t xml:space="preserve"> tests it. Email uses your connected Gmail mailbox with an app password.</w:t>
-      </w:r>
-    </w:p>
-    <w:p>
-      <w:pPr>
-        <w:pStyle w:val="Heading1"/>
-        <w:keepNext/>
-        <w:spacing w:after="120" w:before="0"/>
-      </w:pPr>
-      <w:r>
-        <w:rPr>
-          <w:rFonts w:ascii="Calibri" w:cs="Calibri" w:eastAsia="Calibri" w:hAnsi="Calibri"/>
-          <w:b/>
-          <w:bCs/>
-          <w:color w:val="1D4ED8"/>
-          <w:sz w:val="34"/>
-          <w:szCs w:val="34"/>
-        </w:rPr>
-        <w:t xml:space="preserve">10. How applying works, site by site</w:t>
+        <w:t xml:space="preserve">Which button does what</w:t>
       </w:r>
     </w:p>
     <w:tbl>
@@ -6466,7 +6295,7 @@
                 <w:sz w:val="19"/>
                 <w:szCs w:val="19"/>
               </w:rPr>
-              <w:t xml:space="preserve">Job is on</w:t>
+              <w:t xml:space="preserve">Button</w:t>
             </w:r>
           </w:p>
         </w:tc>
@@ -6494,7 +6323,7 @@
                 <w:sz w:val="19"/>
                 <w:szCs w:val="19"/>
               </w:rPr>
-              <w:t xml:space="preserve">Who sends it</w:t>
+              <w:t xml:space="preserve">Where</w:t>
             </w:r>
           </w:p>
         </w:tc>
@@ -6522,7 +6351,7 @@
                 <w:sz w:val="19"/>
                 <w:szCs w:val="19"/>
               </w:rPr>
-              <w:t xml:space="preserve">Login needed</w:t>
+              <w:t xml:space="preserve">What it does</w:t>
             </w:r>
           </w:p>
         </w:tc>
@@ -6555,61 +6384,61 @@
                 <w:sz w:val="19"/>
                 <w:szCs w:val="19"/>
               </w:rPr>
-              <w:t xml:space="preserve">Greenhouse, Lever, Ashby, Workable</w:t>
-            </w:r>
-          </w:p>
-        </w:tc>
-        <w:tc>
-          <w:tcPr>
-            <w:tcW w:type="dxa" w:w="3133"/>
-            <w:tcMar>
-              <w:top w:type="dxa" w:w="60"/>
-              <w:left w:type="dxa" w:w="100"/>
-              <w:bottom w:type="dxa" w:w="60"/>
-              <w:right w:type="dxa" w:w="100"/>
-            </w:tcMar>
-          </w:tcPr>
-          <w:p>
-            <w:pPr>
-              <w:spacing w:after="0"/>
-            </w:pPr>
-            <w:r>
-              <w:rPr>
-                <w:rFonts w:ascii="Calibri" w:cs="Calibri" w:eastAsia="Calibri" w:hAnsi="Calibri"/>
-                <w:b w:val="false"/>
-                <w:bCs w:val="false"/>
-                <w:color w:val="1F2937"/>
-                <w:sz w:val="19"/>
-                <w:szCs w:val="19"/>
-              </w:rPr>
-              <w:t xml:space="preserve">Cloud worker, automatically</w:t>
-            </w:r>
-          </w:p>
-        </w:tc>
-        <w:tc>
-          <w:tcPr>
-            <w:tcW w:type="dxa" w:w="3133"/>
-            <w:tcMar>
-              <w:top w:type="dxa" w:w="60"/>
-              <w:left w:type="dxa" w:w="100"/>
-              <w:bottom w:type="dxa" w:w="60"/>
-              <w:right w:type="dxa" w:w="100"/>
-            </w:tcMar>
-          </w:tcPr>
-          <w:p>
-            <w:pPr>
-              <w:spacing w:after="0"/>
-            </w:pPr>
-            <w:r>
-              <w:rPr>
-                <w:rFonts w:ascii="Calibri" w:cs="Calibri" w:eastAsia="Calibri" w:hAnsi="Calibri"/>
-                <w:b w:val="false"/>
-                <w:bCs w:val="false"/>
-                <w:color w:val="1F2937"/>
-                <w:sz w:val="19"/>
-                <w:szCs w:val="19"/>
-              </w:rPr>
-              <w:t xml:space="preserve">No. These forms are public. Your computer can be off.</w:t>
+              <w:t xml:space="preserve">Run this schedule now</w:t>
+            </w:r>
+          </w:p>
+        </w:tc>
+        <w:tc>
+          <w:tcPr>
+            <w:tcW w:type="dxa" w:w="3133"/>
+            <w:tcMar>
+              <w:top w:type="dxa" w:w="60"/>
+              <w:left w:type="dxa" w:w="100"/>
+              <w:bottom w:type="dxa" w:w="60"/>
+              <w:right w:type="dxa" w:w="100"/>
+            </w:tcMar>
+          </w:tcPr>
+          <w:p>
+            <w:pPr>
+              <w:spacing w:after="0"/>
+            </w:pPr>
+            <w:r>
+              <w:rPr>
+                <w:rFonts w:ascii="Calibri" w:cs="Calibri" w:eastAsia="Calibri" w:hAnsi="Calibri"/>
+                <w:b w:val="false"/>
+                <w:bCs w:val="false"/>
+                <w:color w:val="1F2937"/>
+                <w:sz w:val="19"/>
+                <w:szCs w:val="19"/>
+              </w:rPr>
+              <w:t xml:space="preserve">Schedules</w:t>
+            </w:r>
+          </w:p>
+        </w:tc>
+        <w:tc>
+          <w:tcPr>
+            <w:tcW w:type="dxa" w:w="3133"/>
+            <w:tcMar>
+              <w:top w:type="dxa" w:w="60"/>
+              <w:left w:type="dxa" w:w="100"/>
+              <w:bottom w:type="dxa" w:w="60"/>
+              <w:right w:type="dxa" w:w="100"/>
+            </w:tcMar>
+          </w:tcPr>
+          <w:p>
+            <w:pPr>
+              <w:spacing w:after="0"/>
+            </w:pPr>
+            <w:r>
+              <w:rPr>
+                <w:rFonts w:ascii="Calibri" w:cs="Calibri" w:eastAsia="Calibri" w:hAnsi="Calibri"/>
+                <w:b w:val="false"/>
+                <w:bCs w:val="false"/>
+                <w:color w:val="1F2937"/>
+                <w:sz w:val="19"/>
+                <w:szCs w:val="19"/>
+              </w:rPr>
+              <w:t xml:space="preserve">Runs that schedule immediately: search, score, prepare, and apply if the schedule is set to. The whole cycle.</w:t>
             </w:r>
           </w:p>
         </w:tc>
@@ -6642,83 +6471,61 @@
                 <w:sz w:val="19"/>
                 <w:szCs w:val="19"/>
               </w:rPr>
-              <w:t xml:space="preserve">LinkedIn, Naukri, Indeed and similar</w:t>
-            </w:r>
-          </w:p>
-        </w:tc>
-        <w:tc>
-          <w:tcPr>
-            <w:tcW w:type="dxa" w:w="3133"/>
-            <w:tcMar>
-              <w:top w:type="dxa" w:w="60"/>
-              <w:left w:type="dxa" w:w="100"/>
-              <w:bottom w:type="dxa" w:w="60"/>
-              <w:right w:type="dxa" w:w="100"/>
-            </w:tcMar>
-          </w:tcPr>
-          <w:p>
-            <w:pPr>
-              <w:spacing w:after="0"/>
-            </w:pPr>
-            <w:r>
-              <w:rPr>
-                <w:rFonts w:ascii="Calibri" w:cs="Calibri" w:eastAsia="Calibri" w:hAnsi="Calibri"/>
-                <w:b w:val="false"/>
-                <w:bCs w:val="false"/>
-                <w:color w:val="1F2937"/>
-                <w:sz w:val="19"/>
-                <w:szCs w:val="19"/>
-              </w:rPr>
-              <w:t xml:space="preserve">The </w:t>
-            </w:r>
-            <w:r>
-              <w:rPr>
-                <w:rFonts w:ascii="Calibri" w:cs="Calibri" w:eastAsia="Calibri" w:hAnsi="Calibri"/>
-                <w:b w:val="false"/>
-                <w:bCs w:val="false"/>
-                <w:color w:val="1F2937"/>
-                <w:sz w:val="19"/>
-                <w:szCs w:val="19"/>
-              </w:rPr>
-              <w:t xml:space="preserve">Apply Assistant</w:t>
-            </w:r>
-            <w:r>
-              <w:rPr>
-                <w:rFonts w:ascii="Calibri" w:cs="Calibri" w:eastAsia="Calibri" w:hAnsi="Calibri"/>
-                <w:b w:val="false"/>
-                <w:bCs w:val="false"/>
-                <w:color w:val="1F2937"/>
-                <w:sz w:val="19"/>
-                <w:szCs w:val="19"/>
-              </w:rPr>
-              <w:t xml:space="preserve"> on your computer</w:t>
-            </w:r>
-          </w:p>
-        </w:tc>
-        <w:tc>
-          <w:tcPr>
-            <w:tcW w:type="dxa" w:w="3133"/>
-            <w:tcMar>
-              <w:top w:type="dxa" w:w="60"/>
-              <w:left w:type="dxa" w:w="100"/>
-              <w:bottom w:type="dxa" w:w="60"/>
-              <w:right w:type="dxa" w:w="100"/>
-            </w:tcMar>
-          </w:tcPr>
-          <w:p>
-            <w:pPr>
-              <w:spacing w:after="0"/>
-            </w:pPr>
-            <w:r>
-              <w:rPr>
-                <w:rFonts w:ascii="Calibri" w:cs="Calibri" w:eastAsia="Calibri" w:hAnsi="Calibri"/>
-                <w:b w:val="false"/>
-                <w:bCs w:val="false"/>
-                <w:color w:val="1F2937"/>
-                <w:sz w:val="19"/>
-                <w:szCs w:val="19"/>
-              </w:rPr>
-              <w:t xml:space="preserve">Yes, once, inside the assistant's own browser. It never sees or stores your passwords.</w:t>
+              <w:t xml:space="preserve">Search job sites now</w:t>
+            </w:r>
+          </w:p>
+        </w:tc>
+        <w:tc>
+          <w:tcPr>
+            <w:tcW w:type="dxa" w:w="3133"/>
+            <w:tcMar>
+              <w:top w:type="dxa" w:w="60"/>
+              <w:left w:type="dxa" w:w="100"/>
+              <w:bottom w:type="dxa" w:w="60"/>
+              <w:right w:type="dxa" w:w="100"/>
+            </w:tcMar>
+          </w:tcPr>
+          <w:p>
+            <w:pPr>
+              <w:spacing w:after="0"/>
+            </w:pPr>
+            <w:r>
+              <w:rPr>
+                <w:rFonts w:ascii="Calibri" w:cs="Calibri" w:eastAsia="Calibri" w:hAnsi="Calibri"/>
+                <w:b w:val="false"/>
+                <w:bCs w:val="false"/>
+                <w:color w:val="1F2937"/>
+                <w:sz w:val="19"/>
+                <w:szCs w:val="19"/>
+              </w:rPr>
+              <w:t xml:space="preserve">Jobs found &amp; scored, Dashboard</w:t>
+            </w:r>
+          </w:p>
+        </w:tc>
+        <w:tc>
+          <w:tcPr>
+            <w:tcW w:type="dxa" w:w="3133"/>
+            <w:tcMar>
+              <w:top w:type="dxa" w:w="60"/>
+              <w:left w:type="dxa" w:w="100"/>
+              <w:bottom w:type="dxa" w:w="60"/>
+              <w:right w:type="dxa" w:w="100"/>
+            </w:tcMar>
+          </w:tcPr>
+          <w:p>
+            <w:pPr>
+              <w:spacing w:after="0"/>
+            </w:pPr>
+            <w:r>
+              <w:rPr>
+                <w:rFonts w:ascii="Calibri" w:cs="Calibri" w:eastAsia="Calibri" w:hAnsi="Calibri"/>
+                <w:b w:val="false"/>
+                <w:bCs w:val="false"/>
+                <w:color w:val="1F2937"/>
+                <w:sz w:val="19"/>
+                <w:szCs w:val="19"/>
+              </w:rPr>
+              <w:t xml:space="preserve">Searches the connected sites and scores what it finds</w:t>
             </w:r>
           </w:p>
         </w:tc>
@@ -6751,61 +6558,322 @@
                 <w:sz w:val="19"/>
                 <w:szCs w:val="19"/>
               </w:rPr>
-              <w:t xml:space="preserve">Any other site</w:t>
-            </w:r>
-          </w:p>
-        </w:tc>
-        <w:tc>
-          <w:tcPr>
-            <w:tcW w:type="dxa" w:w="3133"/>
-            <w:tcMar>
-              <w:top w:type="dxa" w:w="60"/>
-              <w:left w:type="dxa" w:w="100"/>
-              <w:bottom w:type="dxa" w:w="60"/>
-              <w:right w:type="dxa" w:w="100"/>
-            </w:tcMar>
-          </w:tcPr>
-          <w:p>
-            <w:pPr>
-              <w:spacing w:after="0"/>
-            </w:pPr>
-            <w:r>
-              <w:rPr>
-                <w:rFonts w:ascii="Calibri" w:cs="Calibri" w:eastAsia="Calibri" w:hAnsi="Calibri"/>
-                <w:b w:val="false"/>
-                <w:bCs w:val="false"/>
-                <w:color w:val="1F2937"/>
-                <w:sz w:val="19"/>
-                <w:szCs w:val="19"/>
-              </w:rPr>
-              <w:t xml:space="preserve">You, using the prepared resume and answers. If the posting lists an email address, the app emails the application for you</w:t>
-            </w:r>
-          </w:p>
-        </w:tc>
-        <w:tc>
-          <w:tcPr>
-            <w:tcW w:type="dxa" w:w="3133"/>
-            <w:tcMar>
-              <w:top w:type="dxa" w:w="60"/>
-              <w:left w:type="dxa" w:w="100"/>
-              <w:bottom w:type="dxa" w:w="60"/>
-              <w:right w:type="dxa" w:w="100"/>
-            </w:tcMar>
-          </w:tcPr>
-          <w:p>
-            <w:pPr>
-              <w:spacing w:after="0"/>
-            </w:pPr>
-            <w:r>
-              <w:rPr>
-                <w:rFonts w:ascii="Calibri" w:cs="Calibri" w:eastAsia="Calibri" w:hAnsi="Calibri"/>
-                <w:b w:val="false"/>
-                <w:bCs w:val="false"/>
-                <w:color w:val="1F2937"/>
-                <w:sz w:val="19"/>
-                <w:szCs w:val="19"/>
-              </w:rPr>
-              <w:t xml:space="preserve">n/a</w:t>
+              <w:t xml:space="preserve">Score unscored jobs</w:t>
+            </w:r>
+          </w:p>
+        </w:tc>
+        <w:tc>
+          <w:tcPr>
+            <w:tcW w:type="dxa" w:w="3133"/>
+            <w:tcMar>
+              <w:top w:type="dxa" w:w="60"/>
+              <w:left w:type="dxa" w:w="100"/>
+              <w:bottom w:type="dxa" w:w="60"/>
+              <w:right w:type="dxa" w:w="100"/>
+            </w:tcMar>
+          </w:tcPr>
+          <w:p>
+            <w:pPr>
+              <w:spacing w:after="0"/>
+            </w:pPr>
+            <w:r>
+              <w:rPr>
+                <w:rFonts w:ascii="Calibri" w:cs="Calibri" w:eastAsia="Calibri" w:hAnsi="Calibri"/>
+                <w:b w:val="false"/>
+                <w:bCs w:val="false"/>
+                <w:color w:val="1F2937"/>
+                <w:sz w:val="19"/>
+                <w:szCs w:val="19"/>
+              </w:rPr>
+              <w:t xml:space="preserve">Jobs found &amp; scored, Dashboard</w:t>
+            </w:r>
+          </w:p>
+        </w:tc>
+        <w:tc>
+          <w:tcPr>
+            <w:tcW w:type="dxa" w:w="3133"/>
+            <w:tcMar>
+              <w:top w:type="dxa" w:w="60"/>
+              <w:left w:type="dxa" w:w="100"/>
+              <w:bottom w:type="dxa" w:w="60"/>
+              <w:right w:type="dxa" w:w="100"/>
+            </w:tcMar>
+          </w:tcPr>
+          <w:p>
+            <w:pPr>
+              <w:spacing w:after="0"/>
+            </w:pPr>
+            <w:r>
+              <w:rPr>
+                <w:rFonts w:ascii="Calibri" w:cs="Calibri" w:eastAsia="Calibri" w:hAnsi="Calibri"/>
+                <w:b w:val="false"/>
+                <w:bCs w:val="false"/>
+                <w:color w:val="1F2937"/>
+                <w:sz w:val="19"/>
+                <w:szCs w:val="19"/>
+              </w:rPr>
+              <w:t xml:space="preserve">Scores jobs already found</w:t>
+            </w:r>
+          </w:p>
+        </w:tc>
+      </w:tr>
+      <w:tr>
+        <w:trPr>
+          <w:cantSplit/>
+          <w:tblHeader w:val="off"/>
+        </w:trPr>
+        <w:tc>
+          <w:tcPr>
+            <w:tcW w:type="dxa" w:w="3133"/>
+            <w:tcMar>
+              <w:top w:type="dxa" w:w="60"/>
+              <w:left w:type="dxa" w:w="100"/>
+              <w:bottom w:type="dxa" w:w="60"/>
+              <w:right w:type="dxa" w:w="100"/>
+            </w:tcMar>
+          </w:tcPr>
+          <w:p>
+            <w:pPr>
+              <w:spacing w:after="0"/>
+            </w:pPr>
+            <w:r>
+              <w:rPr>
+                <w:rFonts w:ascii="Calibri" w:cs="Calibri" w:eastAsia="Calibri" w:hAnsi="Calibri"/>
+                <w:b w:val="false"/>
+                <w:bCs w:val="false"/>
+                <w:color w:val="1F2937"/>
+                <w:sz w:val="19"/>
+                <w:szCs w:val="19"/>
+              </w:rPr>
+              <w:t xml:space="preserve">Prepare resumes for selected</w:t>
+            </w:r>
+          </w:p>
+        </w:tc>
+        <w:tc>
+          <w:tcPr>
+            <w:tcW w:type="dxa" w:w="3133"/>
+            <w:tcMar>
+              <w:top w:type="dxa" w:w="60"/>
+              <w:left w:type="dxa" w:w="100"/>
+              <w:bottom w:type="dxa" w:w="60"/>
+              <w:right w:type="dxa" w:w="100"/>
+            </w:tcMar>
+          </w:tcPr>
+          <w:p>
+            <w:pPr>
+              <w:spacing w:after="0"/>
+            </w:pPr>
+            <w:r>
+              <w:rPr>
+                <w:rFonts w:ascii="Calibri" w:cs="Calibri" w:eastAsia="Calibri" w:hAnsi="Calibri"/>
+                <w:b w:val="false"/>
+                <w:bCs w:val="false"/>
+                <w:color w:val="1F2937"/>
+                <w:sz w:val="19"/>
+                <w:szCs w:val="19"/>
+              </w:rPr>
+              <w:t xml:space="preserve">Jobs found &amp; scored (tick rows first)</w:t>
+            </w:r>
+          </w:p>
+        </w:tc>
+        <w:tc>
+          <w:tcPr>
+            <w:tcW w:type="dxa" w:w="3133"/>
+            <w:tcMar>
+              <w:top w:type="dxa" w:w="60"/>
+              <w:left w:type="dxa" w:w="100"/>
+              <w:bottom w:type="dxa" w:w="60"/>
+              <w:right w:type="dxa" w:w="100"/>
+            </w:tcMar>
+          </w:tcPr>
+          <w:p>
+            <w:pPr>
+              <w:spacing w:after="0"/>
+            </w:pPr>
+            <w:r>
+              <w:rPr>
+                <w:rFonts w:ascii="Calibri" w:cs="Calibri" w:eastAsia="Calibri" w:hAnsi="Calibri"/>
+                <w:b w:val="false"/>
+                <w:bCs w:val="false"/>
+                <w:color w:val="1F2937"/>
+                <w:sz w:val="19"/>
+                <w:szCs w:val="19"/>
+              </w:rPr>
+              <w:t xml:space="preserve">Writes the resume and cover letter for the ticked matched jobs</w:t>
+            </w:r>
+          </w:p>
+        </w:tc>
+      </w:tr>
+      <w:tr>
+        <w:trPr>
+          <w:cantSplit/>
+          <w:tblHeader w:val="off"/>
+        </w:trPr>
+        <w:tc>
+          <w:tcPr>
+            <w:tcW w:type="dxa" w:w="3133"/>
+            <w:tcMar>
+              <w:top w:type="dxa" w:w="60"/>
+              <w:left w:type="dxa" w:w="100"/>
+              <w:bottom w:type="dxa" w:w="60"/>
+              <w:right w:type="dxa" w:w="100"/>
+            </w:tcMar>
+          </w:tcPr>
+          <w:p>
+            <w:pPr>
+              <w:spacing w:after="0"/>
+            </w:pPr>
+            <w:r>
+              <w:rPr>
+                <w:rFonts w:ascii="Calibri" w:cs="Calibri" w:eastAsia="Calibri" w:hAnsi="Calibri"/>
+                <w:b w:val="false"/>
+                <w:bCs w:val="false"/>
+                <w:color w:val="1F2937"/>
+                <w:sz w:val="19"/>
+                <w:szCs w:val="19"/>
+              </w:rPr>
+              <w:t xml:space="preserve">Approve and apply selected / Skip selected</w:t>
+            </w:r>
+          </w:p>
+        </w:tc>
+        <w:tc>
+          <w:tcPr>
+            <w:tcW w:type="dxa" w:w="3133"/>
+            <w:tcMar>
+              <w:top w:type="dxa" w:w="60"/>
+              <w:left w:type="dxa" w:w="100"/>
+              <w:bottom w:type="dxa" w:w="60"/>
+              <w:right w:type="dxa" w:w="100"/>
+            </w:tcMar>
+          </w:tcPr>
+          <w:p>
+            <w:pPr>
+              <w:spacing w:after="0"/>
+            </w:pPr>
+            <w:r>
+              <w:rPr>
+                <w:rFonts w:ascii="Calibri" w:cs="Calibri" w:eastAsia="Calibri" w:hAnsi="Calibri"/>
+                <w:b w:val="false"/>
+                <w:bCs w:val="false"/>
+                <w:color w:val="1F2937"/>
+                <w:sz w:val="19"/>
+                <w:szCs w:val="19"/>
+              </w:rPr>
+              <w:t xml:space="preserve">Applications (tick rows first)</w:t>
+            </w:r>
+          </w:p>
+        </w:tc>
+        <w:tc>
+          <w:tcPr>
+            <w:tcW w:type="dxa" w:w="3133"/>
+            <w:tcMar>
+              <w:top w:type="dxa" w:w="60"/>
+              <w:left w:type="dxa" w:w="100"/>
+              <w:bottom w:type="dxa" w:w="60"/>
+              <w:right w:type="dxa" w:w="100"/>
+            </w:tcMar>
+          </w:tcPr>
+          <w:p>
+            <w:pPr>
+              <w:spacing w:after="0"/>
+            </w:pPr>
+            <w:r>
+              <w:rPr>
+                <w:rFonts w:ascii="Calibri" w:cs="Calibri" w:eastAsia="Calibri" w:hAnsi="Calibri"/>
+                <w:b w:val="false"/>
+                <w:bCs w:val="false"/>
+                <w:color w:val="1F2937"/>
+                <w:sz w:val="19"/>
+                <w:szCs w:val="19"/>
+              </w:rPr>
+              <w:t xml:space="preserve">Approves or skips many applications in one go</w:t>
+            </w:r>
+          </w:p>
+        </w:tc>
+      </w:tr>
+      <w:tr>
+        <w:trPr>
+          <w:cantSplit/>
+          <w:tblHeader w:val="off"/>
+        </w:trPr>
+        <w:tc>
+          <w:tcPr>
+            <w:tcW w:type="dxa" w:w="3133"/>
+            <w:tcMar>
+              <w:top w:type="dxa" w:w="60"/>
+              <w:left w:type="dxa" w:w="100"/>
+              <w:bottom w:type="dxa" w:w="60"/>
+              <w:right w:type="dxa" w:w="100"/>
+            </w:tcMar>
+          </w:tcPr>
+          <w:p>
+            <w:pPr>
+              <w:spacing w:after="0"/>
+            </w:pPr>
+            <w:r>
+              <w:rPr>
+                <w:rFonts w:ascii="Calibri" w:cs="Calibri" w:eastAsia="Calibri" w:hAnsi="Calibri"/>
+                <w:b w:val="false"/>
+                <w:bCs w:val="false"/>
+                <w:color w:val="1F2937"/>
+                <w:sz w:val="19"/>
+                <w:szCs w:val="19"/>
+              </w:rPr>
+              <w:t xml:space="preserve">Run history</w:t>
+            </w:r>
+          </w:p>
+        </w:tc>
+        <w:tc>
+          <w:tcPr>
+            <w:tcW w:type="dxa" w:w="3133"/>
+            <w:tcMar>
+              <w:top w:type="dxa" w:w="60"/>
+              <w:left w:type="dxa" w:w="100"/>
+              <w:bottom w:type="dxa" w:w="60"/>
+              <w:right w:type="dxa" w:w="100"/>
+            </w:tcMar>
+          </w:tcPr>
+          <w:p>
+            <w:pPr>
+              <w:spacing w:after="0"/>
+            </w:pPr>
+            <w:r>
+              <w:rPr>
+                <w:rFonts w:ascii="Calibri" w:cs="Calibri" w:eastAsia="Calibri" w:hAnsi="Calibri"/>
+                <w:b w:val="false"/>
+                <w:bCs w:val="false"/>
+                <w:color w:val="1F2937"/>
+                <w:sz w:val="19"/>
+                <w:szCs w:val="19"/>
+              </w:rPr>
+              <w:t xml:space="preserve">Logs &amp; history</w:t>
+            </w:r>
+          </w:p>
+        </w:tc>
+        <w:tc>
+          <w:tcPr>
+            <w:tcW w:type="dxa" w:w="3133"/>
+            <w:tcMar>
+              <w:top w:type="dxa" w:w="60"/>
+              <w:left w:type="dxa" w:w="100"/>
+              <w:bottom w:type="dxa" w:w="60"/>
+              <w:right w:type="dxa" w:w="100"/>
+            </w:tcMar>
+          </w:tcPr>
+          <w:p>
+            <w:pPr>
+              <w:spacing w:after="0"/>
+            </w:pPr>
+            <w:r>
+              <w:rPr>
+                <w:rFonts w:ascii="Calibri" w:cs="Calibri" w:eastAsia="Calibri" w:hAnsi="Calibri"/>
+                <w:b w:val="false"/>
+                <w:bCs w:val="false"/>
+                <w:color w:val="1F2937"/>
+                <w:sz w:val="19"/>
+                <w:szCs w:val="19"/>
+              </w:rPr>
+              <w:t xml:space="preserve">Not a button that runs anything: it opens the list of past runs</w:t>
             </w:r>
           </w:p>
         </w:tc>
@@ -6815,18 +6883,6 @@
       <w:pPr>
         <w:spacing w:after="140"/>
       </w:pPr>
-    </w:p>
-    <w:p>
-      <w:pPr>
-        <w:spacing w:after="100" w:line="276"/>
-      </w:pPr>
-      <w:r>
-        <w:rPr>
-          <w:rFonts w:ascii="Calibri" w:cs="Calibri" w:eastAsia="Calibri" w:hAnsi="Calibri"/>
-          <w:color w:val="1F2937"/>
-        </w:rPr>
-        <w:t xml:space="preserve">The Applications list shows which of the three applies to each row.</w:t>
-      </w:r>
     </w:p>
     <w:p>
       <w:pPr>
@@ -6843,7 +6899,7 @@
           <w:sz w:val="27"/>
           <w:szCs w:val="27"/>
         </w:rPr>
-        <w:t xml:space="preserve">The Apply Assistant (your computer)</w:t>
+        <w:t xml:space="preserve">Selecting many rows at once</w:t>
       </w:r>
     </w:p>
     <w:p>
@@ -6855,23 +6911,181 @@
           <w:rFonts w:ascii="Calibri" w:cs="Calibri" w:eastAsia="Calibri" w:hAnsi="Calibri"/>
           <w:color w:val="1F2937"/>
         </w:rPr>
-        <w:t xml:space="preserve">It opens a real browser window with your signed-in sessions, opens the posting, fills the form from the prepared resume, cover letter and answers, and then </w:t>
-      </w:r>
-      <w:r>
-        <w:rPr>
-          <w:rFonts w:ascii="Calibri" w:cs="Calibri" w:eastAsia="Calibri" w:hAnsi="Calibri"/>
-          <w:b/>
-          <w:bCs/>
-          <w:color w:val="1F2937"/>
-        </w:rPr>
-        <w:t xml:space="preserve">stops</w:t>
-      </w:r>
-      <w:r>
-        <w:rPr>
-          <w:rFonts w:ascii="Calibri" w:cs="Calibri" w:eastAsia="Calibri" w:hAnsi="Calibri"/>
-          <w:color w:val="1F2937"/>
-        </w:rPr>
-        <w:t xml:space="preserve"> so you review and press the site's own Submit. In </w:t>
+        <w:t xml:space="preserve">On </w:t>
+      </w:r>
+      <w:r>
+        <w:rPr>
+          <w:rFonts w:ascii="Calibri" w:cs="Calibri" w:eastAsia="Calibri" w:hAnsi="Calibri"/>
+          <w:b/>
+          <w:bCs/>
+          <w:color w:val="1F2937"/>
+        </w:rPr>
+        <w:t xml:space="preserve">Jobs found &amp; scored</w:t>
+      </w:r>
+      <w:r>
+        <w:rPr>
+          <w:rFonts w:ascii="Calibri" w:cs="Calibri" w:eastAsia="Calibri" w:hAnsi="Calibri"/>
+          <w:color w:val="1F2937"/>
+        </w:rPr>
+        <w:t xml:space="preserve"> and </w:t>
+      </w:r>
+      <w:r>
+        <w:rPr>
+          <w:rFonts w:ascii="Calibri" w:cs="Calibri" w:eastAsia="Calibri" w:hAnsi="Calibri"/>
+          <w:b/>
+          <w:bCs/>
+          <w:color w:val="1F2937"/>
+        </w:rPr>
+        <w:t xml:space="preserve">Applications</w:t>
+      </w:r>
+      <w:r>
+        <w:rPr>
+          <w:rFonts w:ascii="Calibri" w:cs="Calibri" w:eastAsia="Calibri" w:hAnsi="Calibri"/>
+          <w:color w:val="1F2937"/>
+        </w:rPr>
+        <w:t xml:space="preserve">, tick the boxes (or </w:t>
+      </w:r>
+      <w:r>
+        <w:rPr>
+          <w:rFonts w:ascii="Calibri" w:cs="Calibri" w:eastAsia="Calibri" w:hAnsi="Calibri"/>
+          <w:b/>
+          <w:bCs/>
+          <w:color w:val="1F2937"/>
+        </w:rPr>
+        <w:t xml:space="preserve">Select all on this page</w:t>
+      </w:r>
+      <w:r>
+        <w:rPr>
+          <w:rFonts w:ascii="Calibri" w:cs="Calibri" w:eastAsia="Calibri" w:hAnsi="Calibri"/>
+          <w:color w:val="1F2937"/>
+        </w:rPr>
+        <w:t xml:space="preserve">, then set the page size to 100 at the top) and use the buttons above the table. Each row also has </w:t>
+      </w:r>
+      <w:r>
+        <w:rPr>
+          <w:rFonts w:ascii="Calibri" w:cs="Calibri" w:eastAsia="Calibri" w:hAnsi="Calibri"/>
+          <w:b/>
+          <w:bCs/>
+          <w:color w:val="1F2937"/>
+        </w:rPr>
+        <w:t xml:space="preserve">View resume</w:t>
+      </w:r>
+      <w:r>
+        <w:rPr>
+          <w:rFonts w:ascii="Calibri" w:cs="Calibri" w:eastAsia="Calibri" w:hAnsi="Calibri"/>
+          <w:color w:val="1F2937"/>
+        </w:rPr>
+        <w:t xml:space="preserve"> (opens in a new tab) and, where it applies, </w:t>
+      </w:r>
+      <w:r>
+        <w:rPr>
+          <w:rFonts w:ascii="Calibri" w:cs="Calibri" w:eastAsia="Calibri" w:hAnsi="Calibri"/>
+          <w:b/>
+          <w:bCs/>
+          <w:color w:val="1F2937"/>
+        </w:rPr>
+        <w:t xml:space="preserve">Approve and apply</w:t>
+      </w:r>
+      <w:r>
+        <w:rPr>
+          <w:rFonts w:ascii="Calibri" w:cs="Calibri" w:eastAsia="Calibri" w:hAnsi="Calibri"/>
+          <w:color w:val="1F2937"/>
+        </w:rPr>
+        <w:t xml:space="preserve">. Approving sends automatic applications from the cloud, emails the employer where an address is listed, and queues the rest for your assistant.</w:t>
+      </w:r>
+    </w:p>
+    <w:p>
+      <w:pPr>
+        <w:pStyle w:val="Heading1"/>
+        <w:keepNext/>
+        <w:spacing w:after="120" w:before="0"/>
+      </w:pPr>
+      <w:r>
+        <w:rPr>
+          <w:rFonts w:ascii="Calibri" w:cs="Calibri" w:eastAsia="Calibri" w:hAnsi="Calibri"/>
+          <w:b/>
+          <w:bCs/>
+          <w:color w:val="1D4ED8"/>
+          <w:sz w:val="34"/>
+          <w:szCs w:val="34"/>
+        </w:rPr>
+        <w:t xml:space="preserve">8. Resume quality, and writing a new resume</w:t>
+      </w:r>
+    </w:p>
+    <w:p>
+      <w:pPr>
+        <w:pStyle w:val="Heading2"/>
+        <w:keepNext/>
+        <w:spacing w:after="120" w:before="240"/>
+      </w:pPr>
+      <w:r>
+        <w:rPr>
+          <w:rFonts w:ascii="Calibri" w:cs="Calibri" w:eastAsia="Calibri" w:hAnsi="Calibri"/>
+          <w:b/>
+          <w:bCs/>
+          <w:color w:val="1F2937"/>
+          <w:sz w:val="27"/>
+          <w:szCs w:val="27"/>
+        </w:rPr>
+        <w:t xml:space="preserve">How each resume is written</w:t>
+      </w:r>
+    </w:p>
+    <w:p>
+      <w:pPr>
+        <w:spacing w:after="100" w:line="276"/>
+      </w:pPr>
+      <w:r>
+        <w:rPr>
+          <w:rFonts w:ascii="Calibri" w:cs="Calibri" w:eastAsia="Calibri" w:hAnsi="Calibri"/>
+          <w:color w:val="1F2937"/>
+        </w:rPr>
+        <w:t xml:space="preserve">For every job the AI is told to write for that job: a headline naming the role, a summary built around what the job asks for, each bullet reworded (strong verb, the job's own terms where your profile supports them, the result with its exact figure), and the most relevant highlights, case studies and skills first. A checker then verifies every sentence against your profile.</w:t>
+      </w:r>
+    </w:p>
+    <w:p>
+      <w:pPr>
+        <w:pStyle w:val="Heading2"/>
+        <w:keepNext/>
+        <w:spacing w:after="120" w:before="240"/>
+      </w:pPr>
+      <w:r>
+        <w:rPr>
+          <w:rFonts w:ascii="Calibri" w:cs="Calibri" w:eastAsia="Calibri" w:hAnsi="Calibri"/>
+          <w:b/>
+          <w:bCs/>
+          <w:color w:val="1F2937"/>
+          <w:sz w:val="27"/>
+          <w:szCs w:val="27"/>
+        </w:rPr>
+        <w:t xml:space="preserve">The score on each application</w:t>
+      </w:r>
+    </w:p>
+    <w:p>
+      <w:pPr>
+        <w:spacing w:after="100" w:line="276"/>
+      </w:pPr>
+      <w:r>
+        <w:rPr>
+          <w:rFonts w:ascii="Calibri" w:cs="Calibri" w:eastAsia="Calibri" w:hAnsi="Calibri"/>
+          <w:color w:val="1F2937"/>
+        </w:rPr>
+        <w:t xml:space="preserve">The application page shows </w:t>
+      </w:r>
+      <w:r>
+        <w:rPr>
+          <w:rFonts w:ascii="Calibri" w:cs="Calibri" w:eastAsia="Calibri" w:hAnsi="Calibri"/>
+          <w:b/>
+          <w:bCs/>
+          <w:color w:val="1F2937"/>
+        </w:rPr>
+        <w:t xml:space="preserve">Aimed at this job: N/100</w:t>
+      </w:r>
+      <w:r>
+        <w:rPr>
+          <w:rFonts w:ascii="Calibri" w:cs="Calibri" w:eastAsia="Calibri" w:hAnsi="Calibri"/>
+          <w:color w:val="1F2937"/>
+        </w:rPr>
+        <w:t xml:space="preserve">, the share of the job's key terms you can honestly claim that the resume uses, how many bullets were reworded, and whether the headline and summary were written for the job. Below 75 the AI gets up to two more attempts. It also lists what the job asks for that your profile does </w:t>
       </w:r>
       <w:r>
         <w:rPr>
@@ -6880,14 +7094,32 @@
           <w:iCs/>
           <w:color w:val="1F2937"/>
         </w:rPr>
-        <w:t xml:space="preserve">hands-free</w:t>
-      </w:r>
-      <w:r>
-        <w:rPr>
-          <w:rFonts w:ascii="Calibri" w:cs="Calibri" w:eastAsia="Calibri" w:hAnsi="Calibri"/>
-          <w:color w:val="1F2937"/>
-        </w:rPr>
-        <w:t xml:space="preserve"> mode (Settings → Auto-Apply and Application limits) it also presses Submit, within your daily limits, with human-like pauses, and stops at the first security check.</w:t>
+        <w:t xml:space="preserve">not</w:t>
+      </w:r>
+      <w:r>
+        <w:rPr>
+          <w:rFonts w:ascii="Calibri" w:cs="Calibri" w:eastAsia="Calibri" w:hAnsi="Calibri"/>
+          <w:color w:val="1F2937"/>
+        </w:rPr>
+        <w:t xml:space="preserve"> contain. Those are never added.</w:t>
+      </w:r>
+    </w:p>
+    <w:p>
+      <w:pPr>
+        <w:pStyle w:val="Heading2"/>
+        <w:keepNext/>
+        <w:spacing w:after="120" w:before="240"/>
+      </w:pPr>
+      <w:r>
+        <w:rPr>
+          <w:rFonts w:ascii="Calibri" w:cs="Calibri" w:eastAsia="Calibri" w:hAnsi="Calibri"/>
+          <w:b/>
+          <w:bCs/>
+          <w:color w:val="1F2937"/>
+          <w:sz w:val="27"/>
+          <w:szCs w:val="27"/>
+        </w:rPr>
+        <w:t xml:space="preserve">Not happy with a resume? Write a new one</w:t>
       </w:r>
     </w:p>
     <w:p>
@@ -6897,11 +7129,25 @@
       <w:r>
         <w:rPr>
           <w:rFonts w:ascii="Calibri" w:cs="Calibri" w:eastAsia="Calibri" w:hAnsi="Calibri"/>
-          <w:b/>
-          <w:bCs/>
-          <w:color w:val="1F2937"/>
-        </w:rPr>
-        <w:t xml:space="preserve">One-time setup on your computer</w:t>
+          <w:color w:val="1F2937"/>
+        </w:rPr>
+        <w:t xml:space="preserve">Open the application → </w:t>
+      </w:r>
+      <w:r>
+        <w:rPr>
+          <w:rFonts w:ascii="Calibri" w:cs="Calibri" w:eastAsia="Calibri" w:hAnsi="Calibri"/>
+          <w:b/>
+          <w:bCs/>
+          <w:color w:val="1F2937"/>
+        </w:rPr>
+        <w:t xml:space="preserve">Write a new resume for this application</w:t>
+      </w:r>
+      <w:r>
+        <w:rPr>
+          <w:rFonts w:ascii="Calibri" w:cs="Calibri" w:eastAsia="Calibri" w:hAnsi="Calibri"/>
+          <w:color w:val="1F2937"/>
+        </w:rPr>
+        <w:t xml:space="preserve">.</w:t>
       </w:r>
     </w:p>
     <w:p>
@@ -6918,39 +7164,7 @@
           <w:rFonts w:ascii="Calibri" w:cs="Calibri" w:eastAsia="Calibri" w:hAnsi="Calibri"/>
           <w:color w:val="1F2937"/>
         </w:rPr>
-        <w:t xml:space="preserve">Install Node 22. In the project folder run </w:t>
-      </w:r>
-      <w:r>
-        <w:rPr>
-          <w:rFonts w:ascii="Consolas" w:cs="Consolas" w:eastAsia="Consolas" w:hAnsi="Consolas"/>
-          <w:color w:val="9A3412"/>
-          <w:sz w:val="20"/>
-          <w:szCs w:val="20"/>
-        </w:rPr>
-        <w:t xml:space="preserve">npm ci</w:t>
-      </w:r>
-      <w:r>
-        <w:rPr>
-          <w:rFonts w:ascii="Calibri" w:cs="Calibri" w:eastAsia="Calibri" w:hAnsi="Calibri"/>
-          <w:color w:val="1F2937"/>
-        </w:rPr>
-        <w:t xml:space="preserve"> and </w:t>
-      </w:r>
-      <w:r>
-        <w:rPr>
-          <w:rFonts w:ascii="Consolas" w:cs="Consolas" w:eastAsia="Consolas" w:hAnsi="Consolas"/>
-          <w:color w:val="9A3412"/>
-          <w:sz w:val="20"/>
-          <w:szCs w:val="20"/>
-        </w:rPr>
-        <w:t xml:space="preserve">npx playwright install chromium</w:t>
-      </w:r>
-      <w:r>
-        <w:rPr>
-          <w:rFonts w:ascii="Calibri" w:cs="Calibri" w:eastAsia="Calibri" w:hAnsi="Calibri"/>
-          <w:color w:val="1F2937"/>
-        </w:rPr>
-        <w:t xml:space="preserve">.</w:t>
+        <w:t xml:space="preserve">Optionally type instructions, for example "stress my payments and SQL experience; keep the summary to three sentences". Instructions steer emphasis and tone only; the checker still applies.</w:t>
       </w:r>
     </w:p>
     <w:p>
@@ -6967,55 +7181,23 @@
           <w:rFonts w:ascii="Calibri" w:cs="Calibri" w:eastAsia="Calibri" w:hAnsi="Calibri"/>
           <w:color w:val="1F2937"/>
         </w:rPr>
-        <w:t xml:space="preserve">Create </w:t>
-      </w:r>
-      <w:r>
-        <w:rPr>
-          <w:rFonts w:ascii="Consolas" w:cs="Consolas" w:eastAsia="Consolas" w:hAnsi="Consolas"/>
-          <w:color w:val="9A3412"/>
-          <w:sz w:val="20"/>
-          <w:szCs w:val="20"/>
-        </w:rPr>
-        <w:t xml:space="preserve">.env.local</w:t>
-      </w:r>
-      <w:r>
-        <w:rPr>
-          <w:rFonts w:ascii="Calibri" w:cs="Calibri" w:eastAsia="Calibri" w:hAnsi="Calibri"/>
-          <w:color w:val="1F2937"/>
-        </w:rPr>
-        <w:t xml:space="preserve"> with </w:t>
-      </w:r>
-      <w:r>
-        <w:rPr>
-          <w:rFonts w:ascii="Consolas" w:cs="Consolas" w:eastAsia="Consolas" w:hAnsi="Consolas"/>
-          <w:color w:val="9A3412"/>
-          <w:sz w:val="20"/>
-          <w:szCs w:val="20"/>
-        </w:rPr>
-        <w:t xml:space="preserve">SUPABASE_URL</w:t>
-      </w:r>
-      <w:r>
-        <w:rPr>
-          <w:rFonts w:ascii="Calibri" w:cs="Calibri" w:eastAsia="Calibri" w:hAnsi="Calibri"/>
-          <w:color w:val="1F2937"/>
-        </w:rPr>
-        <w:t xml:space="preserve"> and </w:t>
-      </w:r>
-      <w:r>
-        <w:rPr>
-          <w:rFonts w:ascii="Consolas" w:cs="Consolas" w:eastAsia="Consolas" w:hAnsi="Consolas"/>
-          <w:color w:val="9A3412"/>
-          <w:sz w:val="20"/>
-          <w:szCs w:val="20"/>
-        </w:rPr>
-        <w:t xml:space="preserve">SUPABASE_SERVICE_ROLE_KEY</w:t>
-      </w:r>
-      <w:r>
-        <w:rPr>
-          <w:rFonts w:ascii="Calibri" w:cs="Calibri" w:eastAsia="Calibri" w:hAnsi="Calibri"/>
-          <w:color w:val="1F2937"/>
-        </w:rPr>
-        <w:t xml:space="preserve">.</w:t>
+        <w:t xml:space="preserve">Press </w:t>
+      </w:r>
+      <w:r>
+        <w:rPr>
+          <w:rFonts w:ascii="Calibri" w:cs="Calibri" w:eastAsia="Calibri" w:hAnsi="Calibri"/>
+          <w:b/>
+          <w:bCs/>
+          <w:color w:val="1F2937"/>
+        </w:rPr>
+        <w:t xml:space="preserve">Write a new resume</w:t>
+      </w:r>
+      <w:r>
+        <w:rPr>
+          <w:rFonts w:ascii="Calibri" w:cs="Calibri" w:eastAsia="Calibri" w:hAnsi="Calibri"/>
+          <w:color w:val="1F2937"/>
+        </w:rPr>
+        <w:t xml:space="preserve">. It runs in the background (1 to 3 minutes). The old versions stay in the history.</w:t>
       </w:r>
     </w:p>
     <w:p>
@@ -7032,105 +7214,39 @@
           <w:rFonts w:ascii="Calibri" w:cs="Calibri" w:eastAsia="Calibri" w:hAnsi="Calibri"/>
           <w:color w:val="1F2937"/>
         </w:rPr>
-        <w:t xml:space="preserve">Run </w:t>
-      </w:r>
-      <w:r>
-        <w:rPr>
-          <w:rFonts w:ascii="Consolas" w:cs="Consolas" w:eastAsia="Consolas" w:hAnsi="Consolas"/>
-          <w:color w:val="9A3412"/>
-          <w:sz w:val="20"/>
-          <w:szCs w:val="20"/>
-        </w:rPr>
-        <w:t xml:space="preserve">npm run assist</w:t>
-      </w:r>
-      <w:r>
-        <w:rPr>
-          <w:rFonts w:ascii="Calibri" w:cs="Calibri" w:eastAsia="Calibri" w:hAnsi="Calibri"/>
-          <w:color w:val="1F2937"/>
-        </w:rPr>
-        <w:t xml:space="preserve"> once, and sign in to LinkedIn, Naukri and Indeed in the window that opens.</w:t>
-      </w:r>
-    </w:p>
-    <w:p>
-      <w:pPr>
-        <w:pStyle w:val="ListParagraph"/>
-        <w:numPr>
-          <w:ilvl w:val="0"/>
-          <w:numId w:val="2"/>
-        </w:numPr>
-        <w:spacing w:after="60" w:line="264"/>
-      </w:pPr>
-      <w:r>
-        <w:rPr>
-          <w:rFonts w:ascii="Calibri" w:cs="Calibri" w:eastAsia="Calibri" w:hAnsi="Calibri"/>
-          <w:color w:val="1F2937"/>
-        </w:rPr>
-        <w:t xml:space="preserve">Run </w:t>
-      </w:r>
-      <w:r>
-        <w:rPr>
-          <w:rFonts w:ascii="Consolas" w:cs="Consolas" w:eastAsia="Consolas" w:hAnsi="Consolas"/>
-          <w:color w:val="9A3412"/>
-          <w:sz w:val="20"/>
-          <w:szCs w:val="20"/>
-        </w:rPr>
-        <w:t xml:space="preserve">npm run assist:check</w:t>
-      </w:r>
-      <w:r>
-        <w:rPr>
-          <w:rFonts w:ascii="Calibri" w:cs="Calibri" w:eastAsia="Calibri" w:hAnsi="Calibri"/>
-          <w:color w:val="1F2937"/>
-        </w:rPr>
-        <w:t xml:space="preserve">. It lists exactly what is missing and how to fix it.</w:t>
-      </w:r>
-    </w:p>
-    <w:p>
-      <w:pPr>
-        <w:pStyle w:val="ListParagraph"/>
-        <w:numPr>
-          <w:ilvl w:val="0"/>
-          <w:numId w:val="2"/>
-        </w:numPr>
-        <w:spacing w:after="60" w:line="264"/>
-      </w:pPr>
-      <w:r>
-        <w:rPr>
-          <w:rFonts w:ascii="Calibri" w:cs="Calibri" w:eastAsia="Calibri" w:hAnsi="Calibri"/>
-          <w:color w:val="1F2937"/>
-        </w:rPr>
-        <w:t xml:space="preserve">For hands-free use: switch on Auto-Apply and hands-free mode in Settings, then run </w:t>
-      </w:r>
-      <w:r>
-        <w:rPr>
-          <w:rFonts w:ascii="Consolas" w:cs="Consolas" w:eastAsia="Consolas" w:hAnsi="Consolas"/>
-          <w:color w:val="9A3412"/>
-          <w:sz w:val="20"/>
-          <w:szCs w:val="20"/>
-        </w:rPr>
-        <w:t xml:space="preserve">npm run assist:watch</w:t>
-      </w:r>
-      <w:r>
-        <w:rPr>
-          <w:rFonts w:ascii="Calibri" w:cs="Calibri" w:eastAsia="Calibri" w:hAnsi="Calibri"/>
-          <w:color w:val="1F2937"/>
-        </w:rPr>
-        <w:t xml:space="preserve">, and install the autostart (</w:t>
-      </w:r>
-      <w:r>
-        <w:rPr>
-          <w:rFonts w:ascii="Consolas" w:cs="Consolas" w:eastAsia="Consolas" w:hAnsi="Consolas"/>
-          <w:color w:val="9A3412"/>
-          <w:sz w:val="20"/>
-          <w:szCs w:val="20"/>
-        </w:rPr>
-        <w:t xml:space="preserve">docs/ASSISTANT_AUTOSTART.md</w:t>
-      </w:r>
-      <w:r>
-        <w:rPr>
-          <w:rFonts w:ascii="Calibri" w:cs="Calibri" w:eastAsia="Calibri" w:hAnsi="Calibri"/>
-          <w:color w:val="1F2937"/>
-        </w:rPr>
-        <w:t xml:space="preserve">) so it starts when you sign in.</w:t>
+        <w:t xml:space="preserve">The application returns to </w:t>
+      </w:r>
+      <w:r>
+        <w:rPr>
+          <w:rFonts w:ascii="Calibri" w:cs="Calibri" w:eastAsia="Calibri" w:hAnsi="Calibri"/>
+          <w:b/>
+          <w:bCs/>
+          <w:color w:val="1F2937"/>
+        </w:rPr>
+        <w:t xml:space="preserve">Pending approval</w:t>
+      </w:r>
+      <w:r>
+        <w:rPr>
+          <w:rFonts w:ascii="Calibri" w:cs="Calibri" w:eastAsia="Calibri" w:hAnsi="Calibri"/>
+          <w:color w:val="1F2937"/>
+        </w:rPr>
+        <w:t xml:space="preserve"> with the new resume and cover letter. Press </w:t>
+      </w:r>
+      <w:r>
+        <w:rPr>
+          <w:rFonts w:ascii="Calibri" w:cs="Calibri" w:eastAsia="Calibri" w:hAnsi="Calibri"/>
+          <w:b/>
+          <w:bCs/>
+          <w:color w:val="1F2937"/>
+        </w:rPr>
+        <w:t xml:space="preserve">Approve</w:t>
+      </w:r>
+      <w:r>
+        <w:rPr>
+          <w:rFonts w:ascii="Calibri" w:cs="Calibri" w:eastAsia="Calibri" w:hAnsi="Calibri"/>
+          <w:color w:val="1F2937"/>
+        </w:rPr>
+        <w:t xml:space="preserve"> to apply with it.</w:t>
       </w:r>
     </w:p>
     <w:p>
@@ -7140,354 +7256,25 @@
       <w:r>
         <w:rPr>
           <w:rFonts w:ascii="Calibri" w:cs="Calibri" w:eastAsia="Calibri" w:hAnsi="Calibri"/>
-          <w:b/>
-          <w:bCs/>
-          <w:color w:val="1F2937"/>
-        </w:rPr>
-        <w:t xml:space="preserve">Daily use</w:t>
-      </w:r>
-    </w:p>
-    <w:p>
-      <w:pPr>
-        <w:pStyle w:val="ListParagraph"/>
-        <w:numPr>
-          <w:ilvl w:val="0"/>
-          <w:numId w:val="1"/>
-        </w:numPr>
-        <w:spacing w:after="60" w:line="264"/>
-      </w:pPr>
-      <w:r>
-        <w:rPr>
-          <w:rFonts w:ascii="Calibri" w:cs="Calibri" w:eastAsia="Calibri" w:hAnsi="Calibri"/>
-          <w:color w:val="1F2937"/>
-        </w:rPr>
-        <w:t xml:space="preserve">Approving an application that needs the assistant automatically asks a running assistant to start (within about 30 seconds). </w:t>
-      </w:r>
-      <w:r>
-        <w:rPr>
-          <w:rFonts w:ascii="Calibri" w:cs="Calibri" w:eastAsia="Calibri" w:hAnsi="Calibri"/>
-          <w:b/>
-          <w:bCs/>
-          <w:color w:val="1F2937"/>
-        </w:rPr>
-        <w:t xml:space="preserve">Apply with assistant</w:t>
-      </w:r>
-      <w:r>
-        <w:rPr>
-          <w:rFonts w:ascii="Calibri" w:cs="Calibri" w:eastAsia="Calibri" w:hAnsi="Calibri"/>
-          <w:color w:val="1F2937"/>
-        </w:rPr>
-        <w:t xml:space="preserve"> on Applications or on the application page does the same.</w:t>
-      </w:r>
-    </w:p>
-    <w:p>
-      <w:pPr>
-        <w:pStyle w:val="ListParagraph"/>
-        <w:numPr>
-          <w:ilvl w:val="0"/>
-          <w:numId w:val="1"/>
-        </w:numPr>
-        <w:spacing w:after="60" w:line="264"/>
-      </w:pPr>
-      <w:r>
-        <w:rPr>
-          <w:rFonts w:ascii="Calibri" w:cs="Calibri" w:eastAsia="Calibri" w:hAnsi="Calibri"/>
-          <w:color w:val="1F2937"/>
-        </w:rPr>
-        <w:t xml:space="preserve">If your computer is off, the application stays queued and is done when the assistant next runs. You are alerted on Telegram if work has waited for hours.</w:t>
-      </w:r>
-    </w:p>
-    <w:p>
-      <w:pPr>
-        <w:pStyle w:val="ListParagraph"/>
-        <w:numPr>
-          <w:ilvl w:val="0"/>
-          <w:numId w:val="1"/>
-        </w:numPr>
-        <w:spacing w:after="60" w:line="264"/>
-      </w:pPr>
-      <w:r>
-        <w:rPr>
-          <w:rFonts w:ascii="Calibri" w:cs="Calibri" w:eastAsia="Calibri" w:hAnsi="Calibri"/>
-          <w:color w:val="1F2937"/>
-        </w:rPr>
-        <w:t xml:space="preserve">A web page cannot start a program on your computer. That is why the assistant must be running there.</w:t>
-      </w:r>
-    </w:p>
-    <w:p>
-      <w:pPr>
-        <w:pStyle w:val="Heading2"/>
-        <w:keepNext/>
-        <w:spacing w:after="120" w:before="240"/>
-      </w:pPr>
-      <w:r>
-        <w:rPr>
-          <w:rFonts w:ascii="Calibri" w:cs="Calibri" w:eastAsia="Calibri" w:hAnsi="Calibri"/>
-          <w:b/>
-          <w:bCs/>
-          <w:color w:val="1F2937"/>
-          <w:sz w:val="27"/>
-          <w:szCs w:val="27"/>
-        </w:rPr>
-        <w:t xml:space="preserve">Applying by email</w:t>
-      </w:r>
-    </w:p>
-    <w:p>
-      <w:pPr>
-        <w:spacing w:after="100" w:line="276"/>
-      </w:pPr>
-      <w:r>
-        <w:rPr>
-          <w:rFonts w:ascii="Calibri" w:cs="Calibri" w:eastAsia="Calibri" w:hAnsi="Calibri"/>
-          <w:color w:val="1F2937"/>
-        </w:rPr>
-        <w:t xml:space="preserve">Two situations send an email with your resume and cover letter attached:</w:t>
-      </w:r>
-    </w:p>
-    <w:p>
-      <w:pPr>
-        <w:pStyle w:val="ListParagraph"/>
-        <w:numPr>
-          <w:ilvl w:val="0"/>
-          <w:numId w:val="2"/>
-        </w:numPr>
-        <w:spacing w:after="60" w:line="264"/>
-      </w:pPr>
-      <w:r>
-        <w:rPr>
-          <w:rFonts w:ascii="Calibri" w:cs="Calibri" w:eastAsia="Calibri" w:hAnsi="Calibri"/>
-          <w:b/>
-          <w:bCs/>
-          <w:color w:val="1F2937"/>
-        </w:rPr>
-        <w:t xml:space="preserve">The posting asks for applications by email</w:t>
-      </w:r>
-      <w:r>
-        <w:rPr>
-          <w:rFonts w:ascii="Calibri" w:cs="Calibri" w:eastAsia="Calibri" w:hAnsi="Calibri"/>
-          <w:color w:val="1F2937"/>
-        </w:rPr>
-        <w:t xml:space="preserve"> ("send your CV to ..."). The email </w:t>
-      </w:r>
-      <w:r>
-        <w:rPr>
-          <w:rFonts w:ascii="Calibri" w:cs="Calibri" w:eastAsia="Calibri" w:hAnsi="Calibri"/>
-          <w:i/>
-          <w:iCs/>
-          <w:color w:val="1F2937"/>
-        </w:rPr>
-        <w:t xml:space="preserve">is</w:t>
-      </w:r>
-      <w:r>
-        <w:rPr>
-          <w:rFonts w:ascii="Calibri" w:cs="Calibri" w:eastAsia="Calibri" w:hAnsi="Calibri"/>
-          <w:color w:val="1F2937"/>
-        </w:rPr>
-        <w:t xml:space="preserve"> the application. After you approve, the app sends it from your own mailbox and marks the application </w:t>
-      </w:r>
-      <w:r>
-        <w:rPr>
-          <w:rFonts w:ascii="Calibri" w:cs="Calibri" w:eastAsia="Calibri" w:hAnsi="Calibri"/>
-          <w:b/>
-          <w:bCs/>
-          <w:color w:val="1F2937"/>
-        </w:rPr>
-        <w:t xml:space="preserve">Applied</w:t>
-      </w:r>
-      <w:r>
-        <w:rPr>
-          <w:rFonts w:ascii="Calibri" w:cs="Calibri" w:eastAsia="Calibri" w:hAnsi="Calibri"/>
-          <w:color w:val="1F2937"/>
-        </w:rPr>
-        <w:t xml:space="preserve">, recorded as an email.</w:t>
-      </w:r>
-    </w:p>
-    <w:p>
-      <w:pPr>
-        <w:pStyle w:val="ListParagraph"/>
-        <w:numPr>
-          <w:ilvl w:val="0"/>
-          <w:numId w:val="2"/>
-        </w:numPr>
-        <w:spacing w:after="60" w:line="264"/>
-      </w:pPr>
-      <w:r>
-        <w:rPr>
-          <w:rFonts w:ascii="Calibri" w:cs="Calibri" w:eastAsia="Calibri" w:hAnsi="Calibri"/>
-          <w:b/>
-          <w:bCs/>
-          <w:color w:val="1F2937"/>
-        </w:rPr>
-        <w:t xml:space="preserve">The posting lists an email address</w:t>
-      </w:r>
-      <w:r>
-        <w:rPr>
-          <w:rFonts w:ascii="Calibri" w:cs="Calibri" w:eastAsia="Calibri" w:hAnsi="Calibri"/>
-          <w:color w:val="1F2937"/>
-        </w:rPr>
-        <w:t xml:space="preserve"> next to a normal application route (Greenhouse, Lever, LinkedIn, a portal). The app applies the normal way </w:t>
-      </w:r>
-      <w:r>
-        <w:rPr>
-          <w:rFonts w:ascii="Calibri" w:cs="Calibri" w:eastAsia="Calibri" w:hAnsi="Calibri"/>
-          <w:b/>
-          <w:bCs/>
-          <w:color w:val="1F2937"/>
-        </w:rPr>
-        <w:t xml:space="preserve">and</w:t>
-      </w:r>
-      <w:r>
-        <w:rPr>
-          <w:rFonts w:ascii="Calibri" w:cs="Calibri" w:eastAsia="Calibri" w:hAnsi="Calibri"/>
-          <w:color w:val="1F2937"/>
-        </w:rPr>
-        <w:t xml:space="preserve"> emails that address, which gives a second chance of being seen. You can switch this off in Settings.</w:t>
-      </w:r>
-    </w:p>
-    <w:p>
-      <w:pPr>
-        <w:spacing w:after="100" w:line="276"/>
-      </w:pPr>
-      <w:r>
-        <w:rPr>
-          <w:rFonts w:ascii="Calibri" w:cs="Calibri" w:eastAsia="Calibri" w:hAnsi="Calibri"/>
-          <w:color w:val="1F2937"/>
-        </w:rPr>
-        <w:t xml:space="preserve">The email is written for each job: a clear subject, and a short message that explains </w:t>
-      </w:r>
-      <w:r>
-        <w:rPr>
-          <w:rFonts w:ascii="Calibri" w:cs="Calibri" w:eastAsia="Calibri" w:hAnsi="Calibri"/>
-          <w:b/>
-          <w:bCs/>
-          <w:color w:val="1F2937"/>
-        </w:rPr>
-        <w:t xml:space="preserve">why you fit this job</w:t>
-      </w:r>
-      <w:r>
-        <w:rPr>
-          <w:rFonts w:ascii="Calibri" w:cs="Calibri" w:eastAsia="Calibri" w:hAnsi="Calibri"/>
-          <w:color w:val="1F2937"/>
-        </w:rPr>
-        <w:t xml:space="preserve">, tying the job's main requirements to your real results, mentions that the resume and cover letter are attached, and invites a conversation. It is checked against your profile like the resume, so nothing can be invented.</w:t>
-      </w:r>
-    </w:p>
-    <w:p>
-      <w:pPr>
-        <w:spacing w:after="100" w:line="276"/>
-      </w:pPr>
-      <w:r>
-        <w:rPr>
-          <w:rFonts w:ascii="Calibri" w:cs="Calibri" w:eastAsia="Calibri" w:hAnsi="Calibri"/>
-          <w:color w:val="1F2937"/>
-        </w:rPr>
-        <w:t xml:space="preserve">On the application page, the card </w:t>
-      </w:r>
-      <w:r>
-        <w:rPr>
-          <w:rFonts w:ascii="Calibri" w:cs="Calibri" w:eastAsia="Calibri" w:hAnsi="Calibri"/>
-          <w:b/>
-          <w:bCs/>
-          <w:color w:val="1F2937"/>
-        </w:rPr>
-        <w:t xml:space="preserve">Email to the employer</w:t>
-      </w:r>
-      <w:r>
-        <w:rPr>
-          <w:rFonts w:ascii="Calibri" w:cs="Calibri" w:eastAsia="Calibri" w:hAnsi="Calibri"/>
-          <w:color w:val="1F2937"/>
-        </w:rPr>
-        <w:t xml:space="preserve"> shows the recipient, subject and message. You can edit all of it, pick another address found in the posting, type an address yourself (for a posting that lists none), write it again, and press </w:t>
-      </w:r>
-      <w:r>
-        <w:rPr>
-          <w:rFonts w:ascii="Calibri" w:cs="Calibri" w:eastAsia="Calibri" w:hAnsi="Calibri"/>
-          <w:b/>
-          <w:bCs/>
-          <w:color w:val="1F2937"/>
-        </w:rPr>
-        <w:t xml:space="preserve">Send now</w:t>
-      </w:r>
-      <w:r>
-        <w:rPr>
-          <w:rFonts w:ascii="Calibri" w:cs="Calibri" w:eastAsia="Calibri" w:hAnsi="Calibri"/>
-          <w:color w:val="1F2937"/>
-        </w:rPr>
-        <w:t xml:space="preserve">. It is sent automatically when you approve the application unless you switch that off for the email. It never sends twice, and there is a daily limit (Settings → Applying by email).</w:t>
-      </w:r>
-    </w:p>
-    <w:p>
-      <w:pPr>
-        <w:spacing w:after="100" w:line="276"/>
-      </w:pPr>
-      <w:r>
-        <w:rPr>
-          <w:rFonts w:ascii="Calibri" w:cs="Calibri" w:eastAsia="Calibri" w:hAnsi="Calibri"/>
-          <w:color w:val="1F2937"/>
-        </w:rPr>
-        <w:t xml:space="preserve">Emails are sent only to an address that appears in the posting or one you type. Sending uses the mailbox connected on the Job sources page (a Gmail app password). If sending fails, the reason is shown on the card, and an email-only application is returned to </w:t>
-      </w:r>
-      <w:r>
-        <w:rPr>
-          <w:rFonts w:ascii="Calibri" w:cs="Calibri" w:eastAsia="Calibri" w:hAnsi="Calibri"/>
-          <w:b/>
-          <w:bCs/>
-          <w:color w:val="1F2937"/>
-        </w:rPr>
-        <w:t xml:space="preserve">Needs your input</w:t>
-      </w:r>
-      <w:r>
-        <w:rPr>
-          <w:rFonts w:ascii="Calibri" w:cs="Calibri" w:eastAsia="Calibri" w:hAnsi="Calibri"/>
-          <w:color w:val="1F2937"/>
-        </w:rPr>
-        <w:t xml:space="preserve"> so nothing is silently lost.</w:t>
-      </w:r>
-    </w:p>
-    <w:p>
-      <w:pPr>
-        <w:pStyle w:val="Heading2"/>
-        <w:keepNext/>
-        <w:spacing w:after="120" w:before="240"/>
-      </w:pPr>
-      <w:r>
-        <w:rPr>
-          <w:rFonts w:ascii="Calibri" w:cs="Calibri" w:eastAsia="Calibri" w:hAnsi="Calibri"/>
-          <w:b/>
-          <w:bCs/>
-          <w:color w:val="1F2937"/>
-          <w:sz w:val="27"/>
-          <w:szCs w:val="27"/>
-        </w:rPr>
-        <w:t xml:space="preserve">The cover letter</w:t>
-      </w:r>
-    </w:p>
-    <w:p>
-      <w:pPr>
-        <w:spacing w:after="100" w:line="276"/>
-      </w:pPr>
-      <w:r>
-        <w:rPr>
-          <w:rFonts w:ascii="Calibri" w:cs="Calibri" w:eastAsia="Calibri" w:hAnsi="Calibri"/>
-          <w:color w:val="1F2937"/>
-        </w:rPr>
-        <w:t xml:space="preserve">Every cover letter is written to show </w:t>
-      </w:r>
-      <w:r>
-        <w:rPr>
-          <w:rFonts w:ascii="Calibri" w:cs="Calibri" w:eastAsia="Calibri" w:hAnsi="Calibri"/>
-          <w:b/>
-          <w:bCs/>
-          <w:color w:val="1F2937"/>
-        </w:rPr>
-        <w:t xml:space="preserve">why you are a strong fit for that specific job</w:t>
-      </w:r>
-      <w:r>
-        <w:rPr>
-          <w:rFonts w:ascii="Calibri" w:cs="Calibri" w:eastAsia="Calibri" w:hAnsi="Calibri"/>
-          <w:color w:val="1F2937"/>
-        </w:rPr>
-        <w:t xml:space="preserve">: it names the role and company, connects two or three of the job's main requirements to what you have actually done (with the exact figures from your profile), and says what you would bring to the team. It is measured the same way as the resume and rewritten if it comes out vague.</w:t>
+          <w:color w:val="1F2937"/>
+        </w:rPr>
+        <w:t xml:space="preserve">Rules: an application that is being sent right now cannot be regenerated. One that was </w:t>
+      </w:r>
+      <w:r>
+        <w:rPr>
+          <w:rFonts w:ascii="Calibri" w:cs="Calibri" w:eastAsia="Calibri" w:hAnsi="Calibri"/>
+          <w:b/>
+          <w:bCs/>
+          <w:color w:val="1F2937"/>
+        </w:rPr>
+        <w:t xml:space="preserve">already submitted</w:t>
+      </w:r>
+      <w:r>
+        <w:rPr>
+          <w:rFonts w:ascii="Calibri" w:cs="Calibri" w:eastAsia="Calibri" w:hAnsi="Calibri"/>
+          <w:color w:val="1F2937"/>
+        </w:rPr>
+        <w:t xml:space="preserve"> asks you to confirm, because applying to the same job twice may be rejected as a duplicate; the earlier submission stays recorded in the history. If no AI model is available, your existing resume is left untouched.</w:t>
       </w:r>
     </w:p>
     <w:p>
@@ -7505,7 +7292,69 @@
           <w:sz w:val="34"/>
           <w:szCs w:val="34"/>
         </w:rPr>
-        <w:t xml:space="preserve">11. Status words, explained</w:t>
+        <w:t xml:space="preserve">9. Daily report and health report</w:t>
+      </w:r>
+    </w:p>
+    <w:p>
+      <w:pPr>
+        <w:spacing w:after="100" w:line="276"/>
+      </w:pPr>
+      <w:r>
+        <w:rPr>
+          <w:rFonts w:ascii="Calibri" w:cs="Calibri" w:eastAsia="Calibri" w:hAnsi="Calibri"/>
+          <w:color w:val="1F2937"/>
+        </w:rPr>
+        <w:t xml:space="preserve">After the hour you choose (Settings → Daily report), once a day you receive on Telegram and email: yesterday's results, the runs that happened, and a </w:t>
+      </w:r>
+      <w:r>
+        <w:rPr>
+          <w:rFonts w:ascii="Calibri" w:cs="Calibri" w:eastAsia="Calibri" w:hAnsi="Calibri"/>
+          <w:b/>
+          <w:bCs/>
+          <w:color w:val="1F2937"/>
+        </w:rPr>
+        <w:t xml:space="preserve">health summary</w:t>
+      </w:r>
+      <w:r>
+        <w:rPr>
+          <w:rFonts w:ascii="Calibri" w:cs="Calibri" w:eastAsia="Calibri" w:hAnsi="Calibri"/>
+          <w:color w:val="1F2937"/>
+        </w:rPr>
+        <w:t xml:space="preserve"> that says what is healthy, what needs attention, and how to fix it. </w:t>
+      </w:r>
+      <w:r>
+        <w:rPr>
+          <w:rFonts w:ascii="Calibri" w:cs="Calibri" w:eastAsia="Calibri" w:hAnsi="Calibri"/>
+          <w:b/>
+          <w:bCs/>
+          <w:color w:val="1F2937"/>
+        </w:rPr>
+        <w:t xml:space="preserve">Send now</w:t>
+      </w:r>
+      <w:r>
+        <w:rPr>
+          <w:rFonts w:ascii="Calibri" w:cs="Calibri" w:eastAsia="Calibri" w:hAnsi="Calibri"/>
+          <w:color w:val="1F2937"/>
+        </w:rPr>
+        <w:t xml:space="preserve"> tests it. Email uses your connected Gmail mailbox with an app password.</w:t>
+      </w:r>
+    </w:p>
+    <w:p>
+      <w:pPr>
+        <w:pStyle w:val="Heading1"/>
+        <w:keepNext/>
+        <w:spacing w:after="120" w:before="0"/>
+      </w:pPr>
+      <w:r>
+        <w:rPr>
+          <w:rFonts w:ascii="Calibri" w:cs="Calibri" w:eastAsia="Calibri" w:hAnsi="Calibri"/>
+          <w:b/>
+          <w:bCs/>
+          <w:color w:val="1D4ED8"/>
+          <w:sz w:val="34"/>
+          <w:szCs w:val="34"/>
+        </w:rPr>
+        <w:t xml:space="preserve">10. How applying works, site by site</w:t>
       </w:r>
     </w:p>
     <w:tbl>
@@ -7554,7 +7403,7 @@
                 <w:sz w:val="19"/>
                 <w:szCs w:val="19"/>
               </w:rPr>
-              <w:t xml:space="preserve">You see</w:t>
+              <w:t xml:space="preserve">Job is on</w:t>
             </w:r>
           </w:p>
         </w:tc>
@@ -7582,7 +7431,7 @@
                 <w:sz w:val="19"/>
                 <w:szCs w:val="19"/>
               </w:rPr>
-              <w:t xml:space="preserve">Meaning</w:t>
+              <w:t xml:space="preserve">Who sends it</w:t>
             </w:r>
           </w:p>
         </w:tc>
@@ -7610,7 +7459,7 @@
                 <w:sz w:val="19"/>
                 <w:szCs w:val="19"/>
               </w:rPr>
-              <w:t xml:space="preserve">What to do</w:t>
+              <w:t xml:space="preserve">Login needed</w:t>
             </w:r>
           </w:p>
         </w:tc>
@@ -7643,61 +7492,61 @@
                 <w:sz w:val="19"/>
                 <w:szCs w:val="19"/>
               </w:rPr>
-              <w:t xml:space="preserve">Not scored yet</w:t>
-            </w:r>
-          </w:p>
-        </w:tc>
-        <w:tc>
-          <w:tcPr>
-            <w:tcW w:type="dxa" w:w="3133"/>
-            <w:tcMar>
-              <w:top w:type="dxa" w:w="60"/>
-              <w:left w:type="dxa" w:w="100"/>
-              <w:bottom w:type="dxa" w:w="60"/>
-              <w:right w:type="dxa" w:w="100"/>
-            </w:tcMar>
-          </w:tcPr>
-          <w:p>
-            <w:pPr>
-              <w:spacing w:after="0"/>
-            </w:pPr>
-            <w:r>
-              <w:rPr>
-                <w:rFonts w:ascii="Calibri" w:cs="Calibri" w:eastAsia="Calibri" w:hAnsi="Calibri"/>
-                <w:b w:val="false"/>
-                <w:bCs w:val="false"/>
-                <w:color w:val="1F2937"/>
-                <w:sz w:val="19"/>
-                <w:szCs w:val="19"/>
-              </w:rPr>
-              <w:t xml:space="preserve">Found, waiting to be scored</w:t>
-            </w:r>
-          </w:p>
-        </w:tc>
-        <w:tc>
-          <w:tcPr>
-            <w:tcW w:type="dxa" w:w="3133"/>
-            <w:tcMar>
-              <w:top w:type="dxa" w:w="60"/>
-              <w:left w:type="dxa" w:w="100"/>
-              <w:bottom w:type="dxa" w:w="60"/>
-              <w:right w:type="dxa" w:w="100"/>
-            </w:tcMar>
-          </w:tcPr>
-          <w:p>
-            <w:pPr>
-              <w:spacing w:after="0"/>
-            </w:pPr>
-            <w:r>
-              <w:rPr>
-                <w:rFonts w:ascii="Calibri" w:cs="Calibri" w:eastAsia="Calibri" w:hAnsi="Calibri"/>
-                <w:b w:val="false"/>
-                <w:bCs w:val="false"/>
-                <w:color w:val="1F2937"/>
-                <w:sz w:val="19"/>
-                <w:szCs w:val="19"/>
-              </w:rPr>
-              <w:t xml:space="preserve">Run Score, or wait for the schedule</w:t>
+              <w:t xml:space="preserve">Greenhouse, Lever, Ashby, Workable</w:t>
+            </w:r>
+          </w:p>
+        </w:tc>
+        <w:tc>
+          <w:tcPr>
+            <w:tcW w:type="dxa" w:w="3133"/>
+            <w:tcMar>
+              <w:top w:type="dxa" w:w="60"/>
+              <w:left w:type="dxa" w:w="100"/>
+              <w:bottom w:type="dxa" w:w="60"/>
+              <w:right w:type="dxa" w:w="100"/>
+            </w:tcMar>
+          </w:tcPr>
+          <w:p>
+            <w:pPr>
+              <w:spacing w:after="0"/>
+            </w:pPr>
+            <w:r>
+              <w:rPr>
+                <w:rFonts w:ascii="Calibri" w:cs="Calibri" w:eastAsia="Calibri" w:hAnsi="Calibri"/>
+                <w:b w:val="false"/>
+                <w:bCs w:val="false"/>
+                <w:color w:val="1F2937"/>
+                <w:sz w:val="19"/>
+                <w:szCs w:val="19"/>
+              </w:rPr>
+              <w:t xml:space="preserve">Cloud worker, automatically</w:t>
+            </w:r>
+          </w:p>
+        </w:tc>
+        <w:tc>
+          <w:tcPr>
+            <w:tcW w:type="dxa" w:w="3133"/>
+            <w:tcMar>
+              <w:top w:type="dxa" w:w="60"/>
+              <w:left w:type="dxa" w:w="100"/>
+              <w:bottom w:type="dxa" w:w="60"/>
+              <w:right w:type="dxa" w:w="100"/>
+            </w:tcMar>
+          </w:tcPr>
+          <w:p>
+            <w:pPr>
+              <w:spacing w:after="0"/>
+            </w:pPr>
+            <w:r>
+              <w:rPr>
+                <w:rFonts w:ascii="Calibri" w:cs="Calibri" w:eastAsia="Calibri" w:hAnsi="Calibri"/>
+                <w:b w:val="false"/>
+                <w:bCs w:val="false"/>
+                <w:color w:val="1F2937"/>
+                <w:sz w:val="19"/>
+                <w:szCs w:val="19"/>
+              </w:rPr>
+              <w:t xml:space="preserve">No. These forms are public. Your computer can be off.</w:t>
             </w:r>
           </w:p>
         </w:tc>
@@ -7730,61 +7579,83 @@
                 <w:sz w:val="19"/>
                 <w:szCs w:val="19"/>
               </w:rPr>
-              <w:t xml:space="preserve">Matched / Review queue</w:t>
-            </w:r>
-          </w:p>
-        </w:tc>
-        <w:tc>
-          <w:tcPr>
-            <w:tcW w:type="dxa" w:w="3133"/>
-            <w:tcMar>
-              <w:top w:type="dxa" w:w="60"/>
-              <w:left w:type="dxa" w:w="100"/>
-              <w:bottom w:type="dxa" w:w="60"/>
-              <w:right w:type="dxa" w:w="100"/>
-            </w:tcMar>
-          </w:tcPr>
-          <w:p>
-            <w:pPr>
-              <w:spacing w:after="0"/>
-            </w:pPr>
-            <w:r>
-              <w:rPr>
-                <w:rFonts w:ascii="Calibri" w:cs="Calibri" w:eastAsia="Calibri" w:hAnsi="Calibri"/>
-                <w:b w:val="false"/>
-                <w:bCs w:val="false"/>
-                <w:color w:val="1F2937"/>
-                <w:sz w:val="19"/>
-                <w:szCs w:val="19"/>
-              </w:rPr>
-              <w:t xml:space="preserve">Score above your threshold</w:t>
-            </w:r>
-          </w:p>
-        </w:tc>
-        <w:tc>
-          <w:tcPr>
-            <w:tcW w:type="dxa" w:w="3133"/>
-            <w:tcMar>
-              <w:top w:type="dxa" w:w="60"/>
-              <w:left w:type="dxa" w:w="100"/>
-              <w:bottom w:type="dxa" w:w="60"/>
-              <w:right w:type="dxa" w:w="100"/>
-            </w:tcMar>
-          </w:tcPr>
-          <w:p>
-            <w:pPr>
-              <w:spacing w:after="0"/>
-            </w:pPr>
-            <w:r>
-              <w:rPr>
-                <w:rFonts w:ascii="Calibri" w:cs="Calibri" w:eastAsia="Calibri" w:hAnsi="Calibri"/>
-                <w:b w:val="false"/>
-                <w:bCs w:val="false"/>
-                <w:color w:val="1F2937"/>
-                <w:sz w:val="19"/>
-                <w:szCs w:val="19"/>
-              </w:rPr>
-              <w:t xml:space="preserve">Prepare the application</w:t>
+              <w:t xml:space="preserve">LinkedIn, Naukri, Indeed and similar</w:t>
+            </w:r>
+          </w:p>
+        </w:tc>
+        <w:tc>
+          <w:tcPr>
+            <w:tcW w:type="dxa" w:w="3133"/>
+            <w:tcMar>
+              <w:top w:type="dxa" w:w="60"/>
+              <w:left w:type="dxa" w:w="100"/>
+              <w:bottom w:type="dxa" w:w="60"/>
+              <w:right w:type="dxa" w:w="100"/>
+            </w:tcMar>
+          </w:tcPr>
+          <w:p>
+            <w:pPr>
+              <w:spacing w:after="0"/>
+            </w:pPr>
+            <w:r>
+              <w:rPr>
+                <w:rFonts w:ascii="Calibri" w:cs="Calibri" w:eastAsia="Calibri" w:hAnsi="Calibri"/>
+                <w:b w:val="false"/>
+                <w:bCs w:val="false"/>
+                <w:color w:val="1F2937"/>
+                <w:sz w:val="19"/>
+                <w:szCs w:val="19"/>
+              </w:rPr>
+              <w:t xml:space="preserve">The </w:t>
+            </w:r>
+            <w:r>
+              <w:rPr>
+                <w:rFonts w:ascii="Calibri" w:cs="Calibri" w:eastAsia="Calibri" w:hAnsi="Calibri"/>
+                <w:b w:val="false"/>
+                <w:bCs w:val="false"/>
+                <w:color w:val="1F2937"/>
+                <w:sz w:val="19"/>
+                <w:szCs w:val="19"/>
+              </w:rPr>
+              <w:t xml:space="preserve">Apply Assistant</w:t>
+            </w:r>
+            <w:r>
+              <w:rPr>
+                <w:rFonts w:ascii="Calibri" w:cs="Calibri" w:eastAsia="Calibri" w:hAnsi="Calibri"/>
+                <w:b w:val="false"/>
+                <w:bCs w:val="false"/>
+                <w:color w:val="1F2937"/>
+                <w:sz w:val="19"/>
+                <w:szCs w:val="19"/>
+              </w:rPr>
+              <w:t xml:space="preserve"> on your computer</w:t>
+            </w:r>
+          </w:p>
+        </w:tc>
+        <w:tc>
+          <w:tcPr>
+            <w:tcW w:type="dxa" w:w="3133"/>
+            <w:tcMar>
+              <w:top w:type="dxa" w:w="60"/>
+              <w:left w:type="dxa" w:w="100"/>
+              <w:bottom w:type="dxa" w:w="60"/>
+              <w:right w:type="dxa" w:w="100"/>
+            </w:tcMar>
+          </w:tcPr>
+          <w:p>
+            <w:pPr>
+              <w:spacing w:after="0"/>
+            </w:pPr>
+            <w:r>
+              <w:rPr>
+                <w:rFonts w:ascii="Calibri" w:cs="Calibri" w:eastAsia="Calibri" w:hAnsi="Calibri"/>
+                <w:b w:val="false"/>
+                <w:bCs w:val="false"/>
+                <w:color w:val="1F2937"/>
+                <w:sz w:val="19"/>
+                <w:szCs w:val="19"/>
+              </w:rPr>
+              <w:t xml:space="preserve">Yes, once, inside the assistant's own browser. It never sees or stores your passwords.</w:t>
             </w:r>
           </w:p>
         </w:tc>
@@ -7817,670 +7688,61 @@
                 <w:sz w:val="19"/>
                 <w:szCs w:val="19"/>
               </w:rPr>
-              <w:t xml:space="preserve">Rejected (with reason)</w:t>
-            </w:r>
-          </w:p>
-        </w:tc>
-        <w:tc>
-          <w:tcPr>
-            <w:tcW w:type="dxa" w:w="3133"/>
-            <w:tcMar>
-              <w:top w:type="dxa" w:w="60"/>
-              <w:left w:type="dxa" w:w="100"/>
-              <w:bottom w:type="dxa" w:w="60"/>
-              <w:right w:type="dxa" w:w="100"/>
-            </w:tcMar>
-          </w:tcPr>
-          <w:p>
-            <w:pPr>
-              <w:spacing w:after="0"/>
-            </w:pPr>
-            <w:r>
-              <w:rPr>
-                <w:rFonts w:ascii="Calibri" w:cs="Calibri" w:eastAsia="Calibri" w:hAnsi="Calibri"/>
-                <w:b w:val="false"/>
-                <w:bCs w:val="false"/>
-                <w:color w:val="1F2937"/>
-                <w:sz w:val="19"/>
-                <w:szCs w:val="19"/>
-              </w:rPr>
-              <w:t xml:space="preserve">Below threshold or filtered</w:t>
-            </w:r>
-          </w:p>
-        </w:tc>
-        <w:tc>
-          <w:tcPr>
-            <w:tcW w:type="dxa" w:w="3133"/>
-            <w:tcMar>
-              <w:top w:type="dxa" w:w="60"/>
-              <w:left w:type="dxa" w:w="100"/>
-              <w:bottom w:type="dxa" w:w="60"/>
-              <w:right w:type="dxa" w:w="100"/>
-            </w:tcMar>
-          </w:tcPr>
-          <w:p>
-            <w:pPr>
-              <w:spacing w:after="0"/>
-            </w:pPr>
-            <w:r>
-              <w:rPr>
-                <w:rFonts w:ascii="Calibri" w:cs="Calibri" w:eastAsia="Calibri" w:hAnsi="Calibri"/>
-                <w:b w:val="false"/>
-                <w:bCs w:val="false"/>
-                <w:color w:val="1F2937"/>
-                <w:sz w:val="19"/>
-                <w:szCs w:val="19"/>
-              </w:rPr>
-              <w:t xml:space="preserve">Open it to see why; change thresholds if wrong</w:t>
-            </w:r>
-          </w:p>
-        </w:tc>
-      </w:tr>
-      <w:tr>
-        <w:trPr>
-          <w:cantSplit/>
-          <w:tblHeader w:val="off"/>
-        </w:trPr>
-        <w:tc>
-          <w:tcPr>
-            <w:tcW w:type="dxa" w:w="3133"/>
-            <w:tcMar>
-              <w:top w:type="dxa" w:w="60"/>
-              <w:left w:type="dxa" w:w="100"/>
-              <w:bottom w:type="dxa" w:w="60"/>
-              <w:right w:type="dxa" w:w="100"/>
-            </w:tcMar>
-          </w:tcPr>
-          <w:p>
-            <w:pPr>
-              <w:spacing w:after="0"/>
-            </w:pPr>
-            <w:r>
-              <w:rPr>
-                <w:rFonts w:ascii="Calibri" w:cs="Calibri" w:eastAsia="Calibri" w:hAnsi="Calibri"/>
-                <w:b w:val="false"/>
-                <w:bCs w:val="false"/>
-                <w:color w:val="1F2937"/>
-                <w:sz w:val="19"/>
-                <w:szCs w:val="19"/>
-              </w:rPr>
-              <w:t xml:space="preserve">Pending approval</w:t>
-            </w:r>
-          </w:p>
-        </w:tc>
-        <w:tc>
-          <w:tcPr>
-            <w:tcW w:type="dxa" w:w="3133"/>
-            <w:tcMar>
-              <w:top w:type="dxa" w:w="60"/>
-              <w:left w:type="dxa" w:w="100"/>
-              <w:bottom w:type="dxa" w:w="60"/>
-              <w:right w:type="dxa" w:w="100"/>
-            </w:tcMar>
-          </w:tcPr>
-          <w:p>
-            <w:pPr>
-              <w:spacing w:after="0"/>
-            </w:pPr>
-            <w:r>
-              <w:rPr>
-                <w:rFonts w:ascii="Calibri" w:cs="Calibri" w:eastAsia="Calibri" w:hAnsi="Calibri"/>
-                <w:b w:val="false"/>
-                <w:bCs w:val="false"/>
-                <w:color w:val="1F2937"/>
-                <w:sz w:val="19"/>
-                <w:szCs w:val="19"/>
-              </w:rPr>
-              <w:t xml:space="preserve">Resume and cover letter ready</w:t>
-            </w:r>
-          </w:p>
-        </w:tc>
-        <w:tc>
-          <w:tcPr>
-            <w:tcW w:type="dxa" w:w="3133"/>
-            <w:tcMar>
-              <w:top w:type="dxa" w:w="60"/>
-              <w:left w:type="dxa" w:w="100"/>
-              <w:bottom w:type="dxa" w:w="60"/>
-              <w:right w:type="dxa" w:w="100"/>
-            </w:tcMar>
-          </w:tcPr>
-          <w:p>
-            <w:pPr>
-              <w:spacing w:after="0"/>
-            </w:pPr>
-            <w:r>
-              <w:rPr>
-                <w:rFonts w:ascii="Calibri" w:cs="Calibri" w:eastAsia="Calibri" w:hAnsi="Calibri"/>
-                <w:b w:val="false"/>
-                <w:bCs w:val="false"/>
-                <w:color w:val="1F2937"/>
-                <w:sz w:val="19"/>
-                <w:szCs w:val="19"/>
-              </w:rPr>
-              <w:t xml:space="preserve">Review, then Approve or Skip</w:t>
-            </w:r>
-          </w:p>
-        </w:tc>
-      </w:tr>
-      <w:tr>
-        <w:trPr>
-          <w:cantSplit/>
-          <w:tblHeader w:val="off"/>
-        </w:trPr>
-        <w:tc>
-          <w:tcPr>
-            <w:tcW w:type="dxa" w:w="3133"/>
-            <w:tcMar>
-              <w:top w:type="dxa" w:w="60"/>
-              <w:left w:type="dxa" w:w="100"/>
-              <w:bottom w:type="dxa" w:w="60"/>
-              <w:right w:type="dxa" w:w="100"/>
-            </w:tcMar>
-          </w:tcPr>
-          <w:p>
-            <w:pPr>
-              <w:spacing w:after="0"/>
-            </w:pPr>
-            <w:r>
-              <w:rPr>
-                <w:rFonts w:ascii="Calibri" w:cs="Calibri" w:eastAsia="Calibri" w:hAnsi="Calibri"/>
-                <w:b w:val="false"/>
-                <w:bCs w:val="false"/>
-                <w:color w:val="1F2937"/>
-                <w:sz w:val="19"/>
-                <w:szCs w:val="19"/>
-              </w:rPr>
-              <w:t xml:space="preserve">Approved, sending soon / Sending now</w:t>
-            </w:r>
-          </w:p>
-        </w:tc>
-        <w:tc>
-          <w:tcPr>
-            <w:tcW w:type="dxa" w:w="3133"/>
-            <w:tcMar>
-              <w:top w:type="dxa" w:w="60"/>
-              <w:left w:type="dxa" w:w="100"/>
-              <w:bottom w:type="dxa" w:w="60"/>
-              <w:right w:type="dxa" w:w="100"/>
-            </w:tcMar>
-          </w:tcPr>
-          <w:p>
-            <w:pPr>
-              <w:spacing w:after="0"/>
-            </w:pPr>
-            <w:r>
-              <w:rPr>
-                <w:rFonts w:ascii="Calibri" w:cs="Calibri" w:eastAsia="Calibri" w:hAnsi="Calibri"/>
-                <w:b w:val="false"/>
-                <w:bCs w:val="false"/>
-                <w:color w:val="1F2937"/>
-                <w:sz w:val="19"/>
-                <w:szCs w:val="19"/>
-              </w:rPr>
-              <w:t xml:space="preserve">The cloud worker is sending</w:t>
-            </w:r>
-          </w:p>
-        </w:tc>
-        <w:tc>
-          <w:tcPr>
-            <w:tcW w:type="dxa" w:w="3133"/>
-            <w:tcMar>
-              <w:top w:type="dxa" w:w="60"/>
-              <w:left w:type="dxa" w:w="100"/>
-              <w:bottom w:type="dxa" w:w="60"/>
-              <w:right w:type="dxa" w:w="100"/>
-            </w:tcMar>
-          </w:tcPr>
-          <w:p>
-            <w:pPr>
-              <w:spacing w:after="0"/>
-            </w:pPr>
-            <w:r>
-              <w:rPr>
-                <w:rFonts w:ascii="Calibri" w:cs="Calibri" w:eastAsia="Calibri" w:hAnsi="Calibri"/>
-                <w:b w:val="false"/>
-                <w:bCs w:val="false"/>
-                <w:color w:val="1F2937"/>
-                <w:sz w:val="19"/>
-                <w:szCs w:val="19"/>
-              </w:rPr>
-              <w:t xml:space="preserve">Nothing</w:t>
-            </w:r>
-          </w:p>
-        </w:tc>
-      </w:tr>
-      <w:tr>
-        <w:trPr>
-          <w:cantSplit/>
-          <w:tblHeader w:val="off"/>
-        </w:trPr>
-        <w:tc>
-          <w:tcPr>
-            <w:tcW w:type="dxa" w:w="3133"/>
-            <w:tcMar>
-              <w:top w:type="dxa" w:w="60"/>
-              <w:left w:type="dxa" w:w="100"/>
-              <w:bottom w:type="dxa" w:w="60"/>
-              <w:right w:type="dxa" w:w="100"/>
-            </w:tcMar>
-          </w:tcPr>
-          <w:p>
-            <w:pPr>
-              <w:spacing w:after="0"/>
-            </w:pPr>
-            <w:r>
-              <w:rPr>
-                <w:rFonts w:ascii="Calibri" w:cs="Calibri" w:eastAsia="Calibri" w:hAnsi="Calibri"/>
-                <w:b w:val="false"/>
-                <w:bCs w:val="false"/>
-                <w:color w:val="1F2937"/>
-                <w:sz w:val="19"/>
-                <w:szCs w:val="19"/>
-              </w:rPr>
-              <w:t xml:space="preserve">Waiting for assistant / you</w:t>
-            </w:r>
-          </w:p>
-        </w:tc>
-        <w:tc>
-          <w:tcPr>
-            <w:tcW w:type="dxa" w:w="3133"/>
-            <w:tcMar>
-              <w:top w:type="dxa" w:w="60"/>
-              <w:left w:type="dxa" w:w="100"/>
-              <w:bottom w:type="dxa" w:w="60"/>
-              <w:right w:type="dxa" w:w="100"/>
-            </w:tcMar>
-          </w:tcPr>
-          <w:p>
-            <w:pPr>
-              <w:spacing w:after="0"/>
-            </w:pPr>
-            <w:r>
-              <w:rPr>
-                <w:rFonts w:ascii="Calibri" w:cs="Calibri" w:eastAsia="Calibri" w:hAnsi="Calibri"/>
-                <w:b w:val="false"/>
-                <w:bCs w:val="false"/>
-                <w:color w:val="1F2937"/>
-                <w:sz w:val="19"/>
-                <w:szCs w:val="19"/>
-              </w:rPr>
-              <w:t xml:space="preserve">Needs your computer's assistant, or your own submission</w:t>
-            </w:r>
-          </w:p>
-        </w:tc>
-        <w:tc>
-          <w:tcPr>
-            <w:tcW w:type="dxa" w:w="3133"/>
-            <w:tcMar>
-              <w:top w:type="dxa" w:w="60"/>
-              <w:left w:type="dxa" w:w="100"/>
-              <w:bottom w:type="dxa" w:w="60"/>
-              <w:right w:type="dxa" w:w="100"/>
-            </w:tcMar>
-          </w:tcPr>
-          <w:p>
-            <w:pPr>
-              <w:spacing w:after="0"/>
-            </w:pPr>
-            <w:r>
-              <w:rPr>
-                <w:rFonts w:ascii="Calibri" w:cs="Calibri" w:eastAsia="Calibri" w:hAnsi="Calibri"/>
-                <w:b w:val="false"/>
-                <w:bCs w:val="false"/>
-                <w:color w:val="1F2937"/>
-                <w:sz w:val="19"/>
-                <w:szCs w:val="19"/>
-              </w:rPr>
-              <w:t xml:space="preserve">Apply with assistant, or submit by hand</w:t>
-            </w:r>
-          </w:p>
-        </w:tc>
-      </w:tr>
-      <w:tr>
-        <w:trPr>
-          <w:cantSplit/>
-          <w:tblHeader w:val="off"/>
-        </w:trPr>
-        <w:tc>
-          <w:tcPr>
-            <w:tcW w:type="dxa" w:w="3133"/>
-            <w:tcMar>
-              <w:top w:type="dxa" w:w="60"/>
-              <w:left w:type="dxa" w:w="100"/>
-              <w:bottom w:type="dxa" w:w="60"/>
-              <w:right w:type="dxa" w:w="100"/>
-            </w:tcMar>
-          </w:tcPr>
-          <w:p>
-            <w:pPr>
-              <w:spacing w:after="0"/>
-            </w:pPr>
-            <w:r>
-              <w:rPr>
-                <w:rFonts w:ascii="Calibri" w:cs="Calibri" w:eastAsia="Calibri" w:hAnsi="Calibri"/>
-                <w:b w:val="false"/>
-                <w:bCs w:val="false"/>
-                <w:color w:val="1F2937"/>
-                <w:sz w:val="19"/>
-                <w:szCs w:val="19"/>
-              </w:rPr>
-              <w:t xml:space="preserve">Needs your input</w:t>
-            </w:r>
-          </w:p>
-        </w:tc>
-        <w:tc>
-          <w:tcPr>
-            <w:tcW w:type="dxa" w:w="3133"/>
-            <w:tcMar>
-              <w:top w:type="dxa" w:w="60"/>
-              <w:left w:type="dxa" w:w="100"/>
-              <w:bottom w:type="dxa" w:w="60"/>
-              <w:right w:type="dxa" w:w="100"/>
-            </w:tcMar>
-          </w:tcPr>
-          <w:p>
-            <w:pPr>
-              <w:spacing w:after="0"/>
-            </w:pPr>
-            <w:r>
-              <w:rPr>
-                <w:rFonts w:ascii="Calibri" w:cs="Calibri" w:eastAsia="Calibri" w:hAnsi="Calibri"/>
-                <w:b w:val="false"/>
-                <w:bCs w:val="false"/>
-                <w:color w:val="1F2937"/>
-                <w:sz w:val="19"/>
-                <w:szCs w:val="19"/>
-              </w:rPr>
-              <w:t xml:space="preserve">A required question had no answer</w:t>
-            </w:r>
-          </w:p>
-        </w:tc>
-        <w:tc>
-          <w:tcPr>
-            <w:tcW w:type="dxa" w:w="3133"/>
-            <w:tcMar>
-              <w:top w:type="dxa" w:w="60"/>
-              <w:left w:type="dxa" w:w="100"/>
-              <w:bottom w:type="dxa" w:w="60"/>
-              <w:right w:type="dxa" w:w="100"/>
-            </w:tcMar>
-          </w:tcPr>
-          <w:p>
-            <w:pPr>
-              <w:spacing w:after="0"/>
-            </w:pPr>
-            <w:r>
-              <w:rPr>
-                <w:rFonts w:ascii="Calibri" w:cs="Calibri" w:eastAsia="Calibri" w:hAnsi="Calibri"/>
-                <w:b w:val="false"/>
-                <w:bCs w:val="false"/>
-                <w:color w:val="1F2937"/>
-                <w:sz w:val="19"/>
-                <w:szCs w:val="19"/>
-              </w:rPr>
-              <w:t xml:space="preserve">Answer on Profile, then approve again</w:t>
-            </w:r>
-          </w:p>
-        </w:tc>
-      </w:tr>
-      <w:tr>
-        <w:trPr>
-          <w:cantSplit/>
-          <w:tblHeader w:val="off"/>
-        </w:trPr>
-        <w:tc>
-          <w:tcPr>
-            <w:tcW w:type="dxa" w:w="3133"/>
-            <w:tcMar>
-              <w:top w:type="dxa" w:w="60"/>
-              <w:left w:type="dxa" w:w="100"/>
-              <w:bottom w:type="dxa" w:w="60"/>
-              <w:right w:type="dxa" w:w="100"/>
-            </w:tcMar>
-          </w:tcPr>
-          <w:p>
-            <w:pPr>
-              <w:spacing w:after="0"/>
-            </w:pPr>
-            <w:r>
-              <w:rPr>
-                <w:rFonts w:ascii="Calibri" w:cs="Calibri" w:eastAsia="Calibri" w:hAnsi="Calibri"/>
-                <w:b w:val="false"/>
-                <w:bCs w:val="false"/>
-                <w:color w:val="1F2937"/>
-                <w:sz w:val="19"/>
-                <w:szCs w:val="19"/>
-              </w:rPr>
-              <w:t xml:space="preserve">Applied</w:t>
-            </w:r>
-          </w:p>
-        </w:tc>
-        <w:tc>
-          <w:tcPr>
-            <w:tcW w:type="dxa" w:w="3133"/>
-            <w:tcMar>
-              <w:top w:type="dxa" w:w="60"/>
-              <w:left w:type="dxa" w:w="100"/>
-              <w:bottom w:type="dxa" w:w="60"/>
-              <w:right w:type="dxa" w:w="100"/>
-            </w:tcMar>
-          </w:tcPr>
-          <w:p>
-            <w:pPr>
-              <w:spacing w:after="0"/>
-            </w:pPr>
-            <w:r>
-              <w:rPr>
-                <w:rFonts w:ascii="Calibri" w:cs="Calibri" w:eastAsia="Calibri" w:hAnsi="Calibri"/>
-                <w:b w:val="false"/>
-                <w:bCs w:val="false"/>
-                <w:color w:val="1F2937"/>
-                <w:sz w:val="19"/>
-                <w:szCs w:val="19"/>
-              </w:rPr>
-              <w:t xml:space="preserve">Sent and recorded</w:t>
-            </w:r>
-          </w:p>
-        </w:tc>
-        <w:tc>
-          <w:tcPr>
-            <w:tcW w:type="dxa" w:w="3133"/>
-            <w:tcMar>
-              <w:top w:type="dxa" w:w="60"/>
-              <w:left w:type="dxa" w:w="100"/>
-              <w:bottom w:type="dxa" w:w="60"/>
-              <w:right w:type="dxa" w:w="100"/>
-            </w:tcMar>
-          </w:tcPr>
-          <w:p>
-            <w:pPr>
-              <w:spacing w:after="0"/>
-            </w:pPr>
-            <w:r>
-              <w:rPr>
-                <w:rFonts w:ascii="Calibri" w:cs="Calibri" w:eastAsia="Calibri" w:hAnsi="Calibri"/>
-                <w:b w:val="false"/>
-                <w:bCs w:val="false"/>
-                <w:color w:val="1F2937"/>
-                <w:sz w:val="19"/>
-                <w:szCs w:val="19"/>
-              </w:rPr>
-              <w:t xml:space="preserve">Track the outcome</w:t>
-            </w:r>
-          </w:p>
-        </w:tc>
-      </w:tr>
-      <w:tr>
-        <w:trPr>
-          <w:cantSplit/>
-          <w:tblHeader w:val="off"/>
-        </w:trPr>
-        <w:tc>
-          <w:tcPr>
-            <w:tcW w:type="dxa" w:w="3133"/>
-            <w:tcMar>
-              <w:top w:type="dxa" w:w="60"/>
-              <w:left w:type="dxa" w:w="100"/>
-              <w:bottom w:type="dxa" w:w="60"/>
-              <w:right w:type="dxa" w:w="100"/>
-            </w:tcMar>
-          </w:tcPr>
-          <w:p>
-            <w:pPr>
-              <w:spacing w:after="0"/>
-            </w:pPr>
-            <w:r>
-              <w:rPr>
-                <w:rFonts w:ascii="Calibri" w:cs="Calibri" w:eastAsia="Calibri" w:hAnsi="Calibri"/>
-                <w:b w:val="false"/>
-                <w:bCs w:val="false"/>
-                <w:color w:val="1F2937"/>
-                <w:sz w:val="19"/>
-                <w:szCs w:val="19"/>
-              </w:rPr>
-              <w:t xml:space="preserve">Failed</w:t>
-            </w:r>
-          </w:p>
-        </w:tc>
-        <w:tc>
-          <w:tcPr>
-            <w:tcW w:type="dxa" w:w="3133"/>
-            <w:tcMar>
-              <w:top w:type="dxa" w:w="60"/>
-              <w:left w:type="dxa" w:w="100"/>
-              <w:bottom w:type="dxa" w:w="60"/>
-              <w:right w:type="dxa" w:w="100"/>
-            </w:tcMar>
-          </w:tcPr>
-          <w:p>
-            <w:pPr>
-              <w:spacing w:after="0"/>
-            </w:pPr>
-            <w:r>
-              <w:rPr>
-                <w:rFonts w:ascii="Calibri" w:cs="Calibri" w:eastAsia="Calibri" w:hAnsi="Calibri"/>
-                <w:b w:val="false"/>
-                <w:bCs w:val="false"/>
-                <w:color w:val="1F2937"/>
-                <w:sz w:val="19"/>
-                <w:szCs w:val="19"/>
-              </w:rPr>
-              <w:t xml:space="preserve">Sending failed</w:t>
-            </w:r>
-          </w:p>
-        </w:tc>
-        <w:tc>
-          <w:tcPr>
-            <w:tcW w:type="dxa" w:w="3133"/>
-            <w:tcMar>
-              <w:top w:type="dxa" w:w="60"/>
-              <w:left w:type="dxa" w:w="100"/>
-              <w:bottom w:type="dxa" w:w="60"/>
-              <w:right w:type="dxa" w:w="100"/>
-            </w:tcMar>
-          </w:tcPr>
-          <w:p>
-            <w:pPr>
-              <w:spacing w:after="0"/>
-            </w:pPr>
-            <w:r>
-              <w:rPr>
-                <w:rFonts w:ascii="Calibri" w:cs="Calibri" w:eastAsia="Calibri" w:hAnsi="Calibri"/>
-                <w:b w:val="false"/>
-                <w:bCs w:val="false"/>
-                <w:color w:val="1F2937"/>
-                <w:sz w:val="19"/>
-                <w:szCs w:val="19"/>
-              </w:rPr>
-              <w:t xml:space="preserve">Open it for the reason; retry or write a new resume</w:t>
-            </w:r>
-          </w:p>
-        </w:tc>
-      </w:tr>
-      <w:tr>
-        <w:trPr>
-          <w:cantSplit/>
-          <w:tblHeader w:val="off"/>
-        </w:trPr>
-        <w:tc>
-          <w:tcPr>
-            <w:tcW w:type="dxa" w:w="3133"/>
-            <w:tcMar>
-              <w:top w:type="dxa" w:w="60"/>
-              <w:left w:type="dxa" w:w="100"/>
-              <w:bottom w:type="dxa" w:w="60"/>
-              <w:right w:type="dxa" w:w="100"/>
-            </w:tcMar>
-          </w:tcPr>
-          <w:p>
-            <w:pPr>
-              <w:spacing w:after="0"/>
-            </w:pPr>
-            <w:r>
-              <w:rPr>
-                <w:rFonts w:ascii="Calibri" w:cs="Calibri" w:eastAsia="Calibri" w:hAnsi="Calibri"/>
-                <w:b w:val="false"/>
-                <w:bCs w:val="false"/>
-                <w:color w:val="1F2937"/>
-                <w:sz w:val="19"/>
-                <w:szCs w:val="19"/>
-              </w:rPr>
-              <w:t xml:space="preserve">rules only</w:t>
-            </w:r>
-          </w:p>
-        </w:tc>
-        <w:tc>
-          <w:tcPr>
-            <w:tcW w:type="dxa" w:w="3133"/>
-            <w:tcMar>
-              <w:top w:type="dxa" w:w="60"/>
-              <w:left w:type="dxa" w:w="100"/>
-              <w:bottom w:type="dxa" w:w="60"/>
-              <w:right w:type="dxa" w:w="100"/>
-            </w:tcMar>
-          </w:tcPr>
-          <w:p>
-            <w:pPr>
-              <w:spacing w:after="0"/>
-            </w:pPr>
-            <w:r>
-              <w:rPr>
-                <w:rFonts w:ascii="Calibri" w:cs="Calibri" w:eastAsia="Calibri" w:hAnsi="Calibri"/>
-                <w:b w:val="false"/>
-                <w:bCs w:val="false"/>
-                <w:color w:val="1F2937"/>
-                <w:sz w:val="19"/>
-                <w:szCs w:val="19"/>
-              </w:rPr>
-              <w:t xml:space="preserve">Scored by free rules because no AI model worked</w:t>
-            </w:r>
-          </w:p>
-        </w:tc>
-        <w:tc>
-          <w:tcPr>
-            <w:tcW w:type="dxa" w:w="3133"/>
-            <w:tcMar>
-              <w:top w:type="dxa" w:w="60"/>
-              <w:left w:type="dxa" w:w="100"/>
-              <w:bottom w:type="dxa" w:w="60"/>
-              <w:right w:type="dxa" w:w="100"/>
-            </w:tcMar>
-          </w:tcPr>
-          <w:p>
-            <w:pPr>
-              <w:spacing w:after="0"/>
-            </w:pPr>
-            <w:r>
-              <w:rPr>
-                <w:rFonts w:ascii="Calibri" w:cs="Calibri" w:eastAsia="Calibri" w:hAnsi="Calibri"/>
-                <w:b w:val="false"/>
-                <w:bCs w:val="false"/>
-                <w:color w:val="1F2937"/>
-                <w:sz w:val="19"/>
-                <w:szCs w:val="19"/>
-              </w:rPr>
-              <w:t xml:space="preserve">A model will re-check it automatically</w:t>
+              <w:t xml:space="preserve">Any other site</w:t>
+            </w:r>
+          </w:p>
+        </w:tc>
+        <w:tc>
+          <w:tcPr>
+            <w:tcW w:type="dxa" w:w="3133"/>
+            <w:tcMar>
+              <w:top w:type="dxa" w:w="60"/>
+              <w:left w:type="dxa" w:w="100"/>
+              <w:bottom w:type="dxa" w:w="60"/>
+              <w:right w:type="dxa" w:w="100"/>
+            </w:tcMar>
+          </w:tcPr>
+          <w:p>
+            <w:pPr>
+              <w:spacing w:after="0"/>
+            </w:pPr>
+            <w:r>
+              <w:rPr>
+                <w:rFonts w:ascii="Calibri" w:cs="Calibri" w:eastAsia="Calibri" w:hAnsi="Calibri"/>
+                <w:b w:val="false"/>
+                <w:bCs w:val="false"/>
+                <w:color w:val="1F2937"/>
+                <w:sz w:val="19"/>
+                <w:szCs w:val="19"/>
+              </w:rPr>
+              <w:t xml:space="preserve">You, using the prepared resume and answers. If the posting lists an email address, the app emails the application for you</w:t>
+            </w:r>
+          </w:p>
+        </w:tc>
+        <w:tc>
+          <w:tcPr>
+            <w:tcW w:type="dxa" w:w="3133"/>
+            <w:tcMar>
+              <w:top w:type="dxa" w:w="60"/>
+              <w:left w:type="dxa" w:w="100"/>
+              <w:bottom w:type="dxa" w:w="60"/>
+              <w:right w:type="dxa" w:w="100"/>
+            </w:tcMar>
+          </w:tcPr>
+          <w:p>
+            <w:pPr>
+              <w:spacing w:after="0"/>
+            </w:pPr>
+            <w:r>
+              <w:rPr>
+                <w:rFonts w:ascii="Calibri" w:cs="Calibri" w:eastAsia="Calibri" w:hAnsi="Calibri"/>
+                <w:b w:val="false"/>
+                <w:bCs w:val="false"/>
+                <w:color w:val="1F2937"/>
+                <w:sz w:val="19"/>
+                <w:szCs w:val="19"/>
+              </w:rPr>
+              <w:t xml:space="preserve">n/a</w:t>
             </w:r>
           </w:p>
         </w:tc>
@@ -8490,6 +7752,680 @@
       <w:pPr>
         <w:spacing w:after="140"/>
       </w:pPr>
+    </w:p>
+    <w:p>
+      <w:pPr>
+        <w:spacing w:after="100" w:line="276"/>
+      </w:pPr>
+      <w:r>
+        <w:rPr>
+          <w:rFonts w:ascii="Calibri" w:cs="Calibri" w:eastAsia="Calibri" w:hAnsi="Calibri"/>
+          <w:color w:val="1F2937"/>
+        </w:rPr>
+        <w:t xml:space="preserve">The Applications list shows which of the three applies to each row.</w:t>
+      </w:r>
+    </w:p>
+    <w:p>
+      <w:pPr>
+        <w:pStyle w:val="Heading2"/>
+        <w:keepNext/>
+        <w:spacing w:after="120" w:before="240"/>
+      </w:pPr>
+      <w:r>
+        <w:rPr>
+          <w:rFonts w:ascii="Calibri" w:cs="Calibri" w:eastAsia="Calibri" w:hAnsi="Calibri"/>
+          <w:b/>
+          <w:bCs/>
+          <w:color w:val="1F2937"/>
+          <w:sz w:val="27"/>
+          <w:szCs w:val="27"/>
+        </w:rPr>
+        <w:t xml:space="preserve">The Apply Assistant (your computer)</w:t>
+      </w:r>
+    </w:p>
+    <w:p>
+      <w:pPr>
+        <w:spacing w:after="100" w:line="276"/>
+      </w:pPr>
+      <w:r>
+        <w:rPr>
+          <w:rFonts w:ascii="Calibri" w:cs="Calibri" w:eastAsia="Calibri" w:hAnsi="Calibri"/>
+          <w:color w:val="1F2937"/>
+        </w:rPr>
+        <w:t xml:space="preserve">It opens a real browser window with your signed-in sessions, opens the posting, fills the form from the prepared resume, cover letter and answers, and then </w:t>
+      </w:r>
+      <w:r>
+        <w:rPr>
+          <w:rFonts w:ascii="Calibri" w:cs="Calibri" w:eastAsia="Calibri" w:hAnsi="Calibri"/>
+          <w:b/>
+          <w:bCs/>
+          <w:color w:val="1F2937"/>
+        </w:rPr>
+        <w:t xml:space="preserve">stops</w:t>
+      </w:r>
+      <w:r>
+        <w:rPr>
+          <w:rFonts w:ascii="Calibri" w:cs="Calibri" w:eastAsia="Calibri" w:hAnsi="Calibri"/>
+          <w:color w:val="1F2937"/>
+        </w:rPr>
+        <w:t xml:space="preserve"> so you review and press the site's own Submit. In </w:t>
+      </w:r>
+      <w:r>
+        <w:rPr>
+          <w:rFonts w:ascii="Calibri" w:cs="Calibri" w:eastAsia="Calibri" w:hAnsi="Calibri"/>
+          <w:i/>
+          <w:iCs/>
+          <w:color w:val="1F2937"/>
+        </w:rPr>
+        <w:t xml:space="preserve">hands-free</w:t>
+      </w:r>
+      <w:r>
+        <w:rPr>
+          <w:rFonts w:ascii="Calibri" w:cs="Calibri" w:eastAsia="Calibri" w:hAnsi="Calibri"/>
+          <w:color w:val="1F2937"/>
+        </w:rPr>
+        <w:t xml:space="preserve"> mode (Settings → Auto-Apply and Application limits) it also presses Submit, within your daily limits, with human-like pauses, and stops at the first security check.</w:t>
+      </w:r>
+    </w:p>
+    <w:p>
+      <w:pPr>
+        <w:spacing w:after="100" w:line="276"/>
+      </w:pPr>
+      <w:r>
+        <w:rPr>
+          <w:rFonts w:ascii="Calibri" w:cs="Calibri" w:eastAsia="Calibri" w:hAnsi="Calibri"/>
+          <w:b/>
+          <w:bCs/>
+          <w:color w:val="1F2937"/>
+        </w:rPr>
+        <w:t xml:space="preserve">One-time setup on your computer</w:t>
+      </w:r>
+    </w:p>
+    <w:p>
+      <w:pPr>
+        <w:pStyle w:val="ListParagraph"/>
+        <w:numPr>
+          <w:ilvl w:val="0"/>
+          <w:numId w:val="2"/>
+        </w:numPr>
+        <w:spacing w:after="60" w:line="264"/>
+      </w:pPr>
+      <w:r>
+        <w:rPr>
+          <w:rFonts w:ascii="Calibri" w:cs="Calibri" w:eastAsia="Calibri" w:hAnsi="Calibri"/>
+          <w:color w:val="1F2937"/>
+        </w:rPr>
+        <w:t xml:space="preserve">Install Node 22. In the project folder run </w:t>
+      </w:r>
+      <w:r>
+        <w:rPr>
+          <w:rFonts w:ascii="Consolas" w:cs="Consolas" w:eastAsia="Consolas" w:hAnsi="Consolas"/>
+          <w:color w:val="9A3412"/>
+          <w:sz w:val="20"/>
+          <w:szCs w:val="20"/>
+        </w:rPr>
+        <w:t xml:space="preserve">npm ci</w:t>
+      </w:r>
+      <w:r>
+        <w:rPr>
+          <w:rFonts w:ascii="Calibri" w:cs="Calibri" w:eastAsia="Calibri" w:hAnsi="Calibri"/>
+          <w:color w:val="1F2937"/>
+        </w:rPr>
+        <w:t xml:space="preserve"> and </w:t>
+      </w:r>
+      <w:r>
+        <w:rPr>
+          <w:rFonts w:ascii="Consolas" w:cs="Consolas" w:eastAsia="Consolas" w:hAnsi="Consolas"/>
+          <w:color w:val="9A3412"/>
+          <w:sz w:val="20"/>
+          <w:szCs w:val="20"/>
+        </w:rPr>
+        <w:t xml:space="preserve">npx playwright install chromium</w:t>
+      </w:r>
+      <w:r>
+        <w:rPr>
+          <w:rFonts w:ascii="Calibri" w:cs="Calibri" w:eastAsia="Calibri" w:hAnsi="Calibri"/>
+          <w:color w:val="1F2937"/>
+        </w:rPr>
+        <w:t xml:space="preserve">.</w:t>
+      </w:r>
+    </w:p>
+    <w:p>
+      <w:pPr>
+        <w:pStyle w:val="ListParagraph"/>
+        <w:numPr>
+          <w:ilvl w:val="0"/>
+          <w:numId w:val="2"/>
+        </w:numPr>
+        <w:spacing w:after="60" w:line="264"/>
+      </w:pPr>
+      <w:r>
+        <w:rPr>
+          <w:rFonts w:ascii="Calibri" w:cs="Calibri" w:eastAsia="Calibri" w:hAnsi="Calibri"/>
+          <w:color w:val="1F2937"/>
+        </w:rPr>
+        <w:t xml:space="preserve">Create </w:t>
+      </w:r>
+      <w:r>
+        <w:rPr>
+          <w:rFonts w:ascii="Consolas" w:cs="Consolas" w:eastAsia="Consolas" w:hAnsi="Consolas"/>
+          <w:color w:val="9A3412"/>
+          <w:sz w:val="20"/>
+          <w:szCs w:val="20"/>
+        </w:rPr>
+        <w:t xml:space="preserve">.env.local</w:t>
+      </w:r>
+      <w:r>
+        <w:rPr>
+          <w:rFonts w:ascii="Calibri" w:cs="Calibri" w:eastAsia="Calibri" w:hAnsi="Calibri"/>
+          <w:color w:val="1F2937"/>
+        </w:rPr>
+        <w:t xml:space="preserve"> with </w:t>
+      </w:r>
+      <w:r>
+        <w:rPr>
+          <w:rFonts w:ascii="Consolas" w:cs="Consolas" w:eastAsia="Consolas" w:hAnsi="Consolas"/>
+          <w:color w:val="9A3412"/>
+          <w:sz w:val="20"/>
+          <w:szCs w:val="20"/>
+        </w:rPr>
+        <w:t xml:space="preserve">SUPABASE_URL</w:t>
+      </w:r>
+      <w:r>
+        <w:rPr>
+          <w:rFonts w:ascii="Calibri" w:cs="Calibri" w:eastAsia="Calibri" w:hAnsi="Calibri"/>
+          <w:color w:val="1F2937"/>
+        </w:rPr>
+        <w:t xml:space="preserve"> and </w:t>
+      </w:r>
+      <w:r>
+        <w:rPr>
+          <w:rFonts w:ascii="Consolas" w:cs="Consolas" w:eastAsia="Consolas" w:hAnsi="Consolas"/>
+          <w:color w:val="9A3412"/>
+          <w:sz w:val="20"/>
+          <w:szCs w:val="20"/>
+        </w:rPr>
+        <w:t xml:space="preserve">SUPABASE_SERVICE_ROLE_KEY</w:t>
+      </w:r>
+      <w:r>
+        <w:rPr>
+          <w:rFonts w:ascii="Calibri" w:cs="Calibri" w:eastAsia="Calibri" w:hAnsi="Calibri"/>
+          <w:color w:val="1F2937"/>
+        </w:rPr>
+        <w:t xml:space="preserve">.</w:t>
+      </w:r>
+    </w:p>
+    <w:p>
+      <w:pPr>
+        <w:pStyle w:val="ListParagraph"/>
+        <w:numPr>
+          <w:ilvl w:val="0"/>
+          <w:numId w:val="2"/>
+        </w:numPr>
+        <w:spacing w:after="60" w:line="264"/>
+      </w:pPr>
+      <w:r>
+        <w:rPr>
+          <w:rFonts w:ascii="Calibri" w:cs="Calibri" w:eastAsia="Calibri" w:hAnsi="Calibri"/>
+          <w:color w:val="1F2937"/>
+        </w:rPr>
+        <w:t xml:space="preserve">Run </w:t>
+      </w:r>
+      <w:r>
+        <w:rPr>
+          <w:rFonts w:ascii="Consolas" w:cs="Consolas" w:eastAsia="Consolas" w:hAnsi="Consolas"/>
+          <w:color w:val="9A3412"/>
+          <w:sz w:val="20"/>
+          <w:szCs w:val="20"/>
+        </w:rPr>
+        <w:t xml:space="preserve">npm run assist</w:t>
+      </w:r>
+      <w:r>
+        <w:rPr>
+          <w:rFonts w:ascii="Calibri" w:cs="Calibri" w:eastAsia="Calibri" w:hAnsi="Calibri"/>
+          <w:color w:val="1F2937"/>
+        </w:rPr>
+        <w:t xml:space="preserve"> once, and sign in to LinkedIn, Naukri and Indeed in the window that opens.</w:t>
+      </w:r>
+    </w:p>
+    <w:p>
+      <w:pPr>
+        <w:pStyle w:val="ListParagraph"/>
+        <w:numPr>
+          <w:ilvl w:val="0"/>
+          <w:numId w:val="2"/>
+        </w:numPr>
+        <w:spacing w:after="60" w:line="264"/>
+      </w:pPr>
+      <w:r>
+        <w:rPr>
+          <w:rFonts w:ascii="Calibri" w:cs="Calibri" w:eastAsia="Calibri" w:hAnsi="Calibri"/>
+          <w:color w:val="1F2937"/>
+        </w:rPr>
+        <w:t xml:space="preserve">Run </w:t>
+      </w:r>
+      <w:r>
+        <w:rPr>
+          <w:rFonts w:ascii="Consolas" w:cs="Consolas" w:eastAsia="Consolas" w:hAnsi="Consolas"/>
+          <w:color w:val="9A3412"/>
+          <w:sz w:val="20"/>
+          <w:szCs w:val="20"/>
+        </w:rPr>
+        <w:t xml:space="preserve">npm run assist:check</w:t>
+      </w:r>
+      <w:r>
+        <w:rPr>
+          <w:rFonts w:ascii="Calibri" w:cs="Calibri" w:eastAsia="Calibri" w:hAnsi="Calibri"/>
+          <w:color w:val="1F2937"/>
+        </w:rPr>
+        <w:t xml:space="preserve">. It lists exactly what is missing and how to fix it.</w:t>
+      </w:r>
+    </w:p>
+    <w:p>
+      <w:pPr>
+        <w:pStyle w:val="ListParagraph"/>
+        <w:numPr>
+          <w:ilvl w:val="0"/>
+          <w:numId w:val="2"/>
+        </w:numPr>
+        <w:spacing w:after="60" w:line="264"/>
+      </w:pPr>
+      <w:r>
+        <w:rPr>
+          <w:rFonts w:ascii="Calibri" w:cs="Calibri" w:eastAsia="Calibri" w:hAnsi="Calibri"/>
+          <w:color w:val="1F2937"/>
+        </w:rPr>
+        <w:t xml:space="preserve">For hands-free use: switch on Auto-Apply and hands-free mode in Settings, then run </w:t>
+      </w:r>
+      <w:r>
+        <w:rPr>
+          <w:rFonts w:ascii="Consolas" w:cs="Consolas" w:eastAsia="Consolas" w:hAnsi="Consolas"/>
+          <w:color w:val="9A3412"/>
+          <w:sz w:val="20"/>
+          <w:szCs w:val="20"/>
+        </w:rPr>
+        <w:t xml:space="preserve">npm run assist:watch</w:t>
+      </w:r>
+      <w:r>
+        <w:rPr>
+          <w:rFonts w:ascii="Calibri" w:cs="Calibri" w:eastAsia="Calibri" w:hAnsi="Calibri"/>
+          <w:color w:val="1F2937"/>
+        </w:rPr>
+        <w:t xml:space="preserve">, and install the autostart (</w:t>
+      </w:r>
+      <w:r>
+        <w:rPr>
+          <w:rFonts w:ascii="Consolas" w:cs="Consolas" w:eastAsia="Consolas" w:hAnsi="Consolas"/>
+          <w:color w:val="9A3412"/>
+          <w:sz w:val="20"/>
+          <w:szCs w:val="20"/>
+        </w:rPr>
+        <w:t xml:space="preserve">docs/ASSISTANT_AUTOSTART.md</w:t>
+      </w:r>
+      <w:r>
+        <w:rPr>
+          <w:rFonts w:ascii="Calibri" w:cs="Calibri" w:eastAsia="Calibri" w:hAnsi="Calibri"/>
+          <w:color w:val="1F2937"/>
+        </w:rPr>
+        <w:t xml:space="preserve">) so it starts when you sign in.</w:t>
+      </w:r>
+    </w:p>
+    <w:p>
+      <w:pPr>
+        <w:spacing w:after="100" w:line="276"/>
+      </w:pPr>
+      <w:r>
+        <w:rPr>
+          <w:rFonts w:ascii="Calibri" w:cs="Calibri" w:eastAsia="Calibri" w:hAnsi="Calibri"/>
+          <w:b/>
+          <w:bCs/>
+          <w:color w:val="1F2937"/>
+        </w:rPr>
+        <w:t xml:space="preserve">Daily use</w:t>
+      </w:r>
+    </w:p>
+    <w:p>
+      <w:pPr>
+        <w:pStyle w:val="ListParagraph"/>
+        <w:numPr>
+          <w:ilvl w:val="0"/>
+          <w:numId w:val="1"/>
+        </w:numPr>
+        <w:spacing w:after="60" w:line="264"/>
+      </w:pPr>
+      <w:r>
+        <w:rPr>
+          <w:rFonts w:ascii="Calibri" w:cs="Calibri" w:eastAsia="Calibri" w:hAnsi="Calibri"/>
+          <w:color w:val="1F2937"/>
+        </w:rPr>
+        <w:t xml:space="preserve">Approving an application that needs the assistant automatically asks a running assistant to start (within about 30 seconds). </w:t>
+      </w:r>
+      <w:r>
+        <w:rPr>
+          <w:rFonts w:ascii="Calibri" w:cs="Calibri" w:eastAsia="Calibri" w:hAnsi="Calibri"/>
+          <w:b/>
+          <w:bCs/>
+          <w:color w:val="1F2937"/>
+        </w:rPr>
+        <w:t xml:space="preserve">Apply with assistant</w:t>
+      </w:r>
+      <w:r>
+        <w:rPr>
+          <w:rFonts w:ascii="Calibri" w:cs="Calibri" w:eastAsia="Calibri" w:hAnsi="Calibri"/>
+          <w:color w:val="1F2937"/>
+        </w:rPr>
+        <w:t xml:space="preserve"> on Applications or on the application page does the same.</w:t>
+      </w:r>
+    </w:p>
+    <w:p>
+      <w:pPr>
+        <w:pStyle w:val="ListParagraph"/>
+        <w:numPr>
+          <w:ilvl w:val="0"/>
+          <w:numId w:val="1"/>
+        </w:numPr>
+        <w:spacing w:after="60" w:line="264"/>
+      </w:pPr>
+      <w:r>
+        <w:rPr>
+          <w:rFonts w:ascii="Calibri" w:cs="Calibri" w:eastAsia="Calibri" w:hAnsi="Calibri"/>
+          <w:color w:val="1F2937"/>
+        </w:rPr>
+        <w:t xml:space="preserve">If your computer is off, the application stays queued and is done when the assistant next runs. You are alerted on Telegram if work has waited for hours.</w:t>
+      </w:r>
+    </w:p>
+    <w:p>
+      <w:pPr>
+        <w:pStyle w:val="ListParagraph"/>
+        <w:numPr>
+          <w:ilvl w:val="0"/>
+          <w:numId w:val="1"/>
+        </w:numPr>
+        <w:spacing w:after="60" w:line="264"/>
+      </w:pPr>
+      <w:r>
+        <w:rPr>
+          <w:rFonts w:ascii="Calibri" w:cs="Calibri" w:eastAsia="Calibri" w:hAnsi="Calibri"/>
+          <w:color w:val="1F2937"/>
+        </w:rPr>
+        <w:t xml:space="preserve">A web page cannot start a program on your computer. That is why the assistant must be running there.</w:t>
+      </w:r>
+    </w:p>
+    <w:p>
+      <w:pPr>
+        <w:pStyle w:val="Heading2"/>
+        <w:keepNext/>
+        <w:spacing w:after="120" w:before="240"/>
+      </w:pPr>
+      <w:r>
+        <w:rPr>
+          <w:rFonts w:ascii="Calibri" w:cs="Calibri" w:eastAsia="Calibri" w:hAnsi="Calibri"/>
+          <w:b/>
+          <w:bCs/>
+          <w:color w:val="1F2937"/>
+          <w:sz w:val="27"/>
+          <w:szCs w:val="27"/>
+        </w:rPr>
+        <w:t xml:space="preserve">Applying by email</w:t>
+      </w:r>
+    </w:p>
+    <w:p>
+      <w:pPr>
+        <w:spacing w:after="100" w:line="276"/>
+      </w:pPr>
+      <w:r>
+        <w:rPr>
+          <w:rFonts w:ascii="Calibri" w:cs="Calibri" w:eastAsia="Calibri" w:hAnsi="Calibri"/>
+          <w:color w:val="1F2937"/>
+        </w:rPr>
+        <w:t xml:space="preserve">Two situations send an email with your resume and cover letter attached:</w:t>
+      </w:r>
+    </w:p>
+    <w:p>
+      <w:pPr>
+        <w:pStyle w:val="ListParagraph"/>
+        <w:numPr>
+          <w:ilvl w:val="0"/>
+          <w:numId w:val="2"/>
+        </w:numPr>
+        <w:spacing w:after="60" w:line="264"/>
+      </w:pPr>
+      <w:r>
+        <w:rPr>
+          <w:rFonts w:ascii="Calibri" w:cs="Calibri" w:eastAsia="Calibri" w:hAnsi="Calibri"/>
+          <w:b/>
+          <w:bCs/>
+          <w:color w:val="1F2937"/>
+        </w:rPr>
+        <w:t xml:space="preserve">The posting asks for applications by email</w:t>
+      </w:r>
+      <w:r>
+        <w:rPr>
+          <w:rFonts w:ascii="Calibri" w:cs="Calibri" w:eastAsia="Calibri" w:hAnsi="Calibri"/>
+          <w:color w:val="1F2937"/>
+        </w:rPr>
+        <w:t xml:space="preserve"> ("send your CV to ..."). The email </w:t>
+      </w:r>
+      <w:r>
+        <w:rPr>
+          <w:rFonts w:ascii="Calibri" w:cs="Calibri" w:eastAsia="Calibri" w:hAnsi="Calibri"/>
+          <w:i/>
+          <w:iCs/>
+          <w:color w:val="1F2937"/>
+        </w:rPr>
+        <w:t xml:space="preserve">is</w:t>
+      </w:r>
+      <w:r>
+        <w:rPr>
+          <w:rFonts w:ascii="Calibri" w:cs="Calibri" w:eastAsia="Calibri" w:hAnsi="Calibri"/>
+          <w:color w:val="1F2937"/>
+        </w:rPr>
+        <w:t xml:space="preserve"> the application. After you approve, the app sends it from your own mailbox and marks the application </w:t>
+      </w:r>
+      <w:r>
+        <w:rPr>
+          <w:rFonts w:ascii="Calibri" w:cs="Calibri" w:eastAsia="Calibri" w:hAnsi="Calibri"/>
+          <w:b/>
+          <w:bCs/>
+          <w:color w:val="1F2937"/>
+        </w:rPr>
+        <w:t xml:space="preserve">Applied</w:t>
+      </w:r>
+      <w:r>
+        <w:rPr>
+          <w:rFonts w:ascii="Calibri" w:cs="Calibri" w:eastAsia="Calibri" w:hAnsi="Calibri"/>
+          <w:color w:val="1F2937"/>
+        </w:rPr>
+        <w:t xml:space="preserve">, recorded as an email.</w:t>
+      </w:r>
+    </w:p>
+    <w:p>
+      <w:pPr>
+        <w:pStyle w:val="ListParagraph"/>
+        <w:numPr>
+          <w:ilvl w:val="0"/>
+          <w:numId w:val="2"/>
+        </w:numPr>
+        <w:spacing w:after="60" w:line="264"/>
+      </w:pPr>
+      <w:r>
+        <w:rPr>
+          <w:rFonts w:ascii="Calibri" w:cs="Calibri" w:eastAsia="Calibri" w:hAnsi="Calibri"/>
+          <w:b/>
+          <w:bCs/>
+          <w:color w:val="1F2937"/>
+        </w:rPr>
+        <w:t xml:space="preserve">The posting lists an email address</w:t>
+      </w:r>
+      <w:r>
+        <w:rPr>
+          <w:rFonts w:ascii="Calibri" w:cs="Calibri" w:eastAsia="Calibri" w:hAnsi="Calibri"/>
+          <w:color w:val="1F2937"/>
+        </w:rPr>
+        <w:t xml:space="preserve"> next to a normal application route (Greenhouse, Lever, LinkedIn, a portal). The app applies the normal way </w:t>
+      </w:r>
+      <w:r>
+        <w:rPr>
+          <w:rFonts w:ascii="Calibri" w:cs="Calibri" w:eastAsia="Calibri" w:hAnsi="Calibri"/>
+          <w:b/>
+          <w:bCs/>
+          <w:color w:val="1F2937"/>
+        </w:rPr>
+        <w:t xml:space="preserve">and</w:t>
+      </w:r>
+      <w:r>
+        <w:rPr>
+          <w:rFonts w:ascii="Calibri" w:cs="Calibri" w:eastAsia="Calibri" w:hAnsi="Calibri"/>
+          <w:color w:val="1F2937"/>
+        </w:rPr>
+        <w:t xml:space="preserve"> emails that address, which gives a second chance of being seen. You can switch this off in Settings.</w:t>
+      </w:r>
+    </w:p>
+    <w:p>
+      <w:pPr>
+        <w:spacing w:after="100" w:line="276"/>
+      </w:pPr>
+      <w:r>
+        <w:rPr>
+          <w:rFonts w:ascii="Calibri" w:cs="Calibri" w:eastAsia="Calibri" w:hAnsi="Calibri"/>
+          <w:color w:val="1F2937"/>
+        </w:rPr>
+        <w:t xml:space="preserve">The email is written for each job: a clear subject, and a short message that explains </w:t>
+      </w:r>
+      <w:r>
+        <w:rPr>
+          <w:rFonts w:ascii="Calibri" w:cs="Calibri" w:eastAsia="Calibri" w:hAnsi="Calibri"/>
+          <w:b/>
+          <w:bCs/>
+          <w:color w:val="1F2937"/>
+        </w:rPr>
+        <w:t xml:space="preserve">why you fit this job</w:t>
+      </w:r>
+      <w:r>
+        <w:rPr>
+          <w:rFonts w:ascii="Calibri" w:cs="Calibri" w:eastAsia="Calibri" w:hAnsi="Calibri"/>
+          <w:color w:val="1F2937"/>
+        </w:rPr>
+        <w:t xml:space="preserve">, tying the job's main requirements to your real results, mentions that the resume and cover letter are attached, and invites a conversation. It is checked against your profile like the resume, so nothing can be invented.</w:t>
+      </w:r>
+    </w:p>
+    <w:p>
+      <w:pPr>
+        <w:spacing w:after="100" w:line="276"/>
+      </w:pPr>
+      <w:r>
+        <w:rPr>
+          <w:rFonts w:ascii="Calibri" w:cs="Calibri" w:eastAsia="Calibri" w:hAnsi="Calibri"/>
+          <w:color w:val="1F2937"/>
+        </w:rPr>
+        <w:t xml:space="preserve">On the application page, the card </w:t>
+      </w:r>
+      <w:r>
+        <w:rPr>
+          <w:rFonts w:ascii="Calibri" w:cs="Calibri" w:eastAsia="Calibri" w:hAnsi="Calibri"/>
+          <w:b/>
+          <w:bCs/>
+          <w:color w:val="1F2937"/>
+        </w:rPr>
+        <w:t xml:space="preserve">Email to the employer</w:t>
+      </w:r>
+      <w:r>
+        <w:rPr>
+          <w:rFonts w:ascii="Calibri" w:cs="Calibri" w:eastAsia="Calibri" w:hAnsi="Calibri"/>
+          <w:color w:val="1F2937"/>
+        </w:rPr>
+        <w:t xml:space="preserve"> shows the recipient, subject and message. You can edit all of it, pick another address found in the posting, type an address yourself (for a posting that lists none), write it again, and press </w:t>
+      </w:r>
+      <w:r>
+        <w:rPr>
+          <w:rFonts w:ascii="Calibri" w:cs="Calibri" w:eastAsia="Calibri" w:hAnsi="Calibri"/>
+          <w:b/>
+          <w:bCs/>
+          <w:color w:val="1F2937"/>
+        </w:rPr>
+        <w:t xml:space="preserve">Send now</w:t>
+      </w:r>
+      <w:r>
+        <w:rPr>
+          <w:rFonts w:ascii="Calibri" w:cs="Calibri" w:eastAsia="Calibri" w:hAnsi="Calibri"/>
+          <w:color w:val="1F2937"/>
+        </w:rPr>
+        <w:t xml:space="preserve">. It is sent automatically when you approve the application unless you switch that off for the email. It never sends twice, and there is a daily limit (Settings → Applying by email).</w:t>
+      </w:r>
+    </w:p>
+    <w:p>
+      <w:pPr>
+        <w:spacing w:after="100" w:line="276"/>
+      </w:pPr>
+      <w:r>
+        <w:rPr>
+          <w:rFonts w:ascii="Calibri" w:cs="Calibri" w:eastAsia="Calibri" w:hAnsi="Calibri"/>
+          <w:color w:val="1F2937"/>
+        </w:rPr>
+        <w:t xml:space="preserve">Emails are sent only to an address that appears in the posting or one you type. Sending uses the mailbox connected on the Job sources page (a Gmail app password). If sending fails, the reason is shown on the card, and an email-only application is returned to </w:t>
+      </w:r>
+      <w:r>
+        <w:rPr>
+          <w:rFonts w:ascii="Calibri" w:cs="Calibri" w:eastAsia="Calibri" w:hAnsi="Calibri"/>
+          <w:b/>
+          <w:bCs/>
+          <w:color w:val="1F2937"/>
+        </w:rPr>
+        <w:t xml:space="preserve">Needs your input</w:t>
+      </w:r>
+      <w:r>
+        <w:rPr>
+          <w:rFonts w:ascii="Calibri" w:cs="Calibri" w:eastAsia="Calibri" w:hAnsi="Calibri"/>
+          <w:color w:val="1F2937"/>
+        </w:rPr>
+        <w:t xml:space="preserve"> so nothing is silently lost.</w:t>
+      </w:r>
+    </w:p>
+    <w:p>
+      <w:pPr>
+        <w:pStyle w:val="Heading2"/>
+        <w:keepNext/>
+        <w:spacing w:after="120" w:before="240"/>
+      </w:pPr>
+      <w:r>
+        <w:rPr>
+          <w:rFonts w:ascii="Calibri" w:cs="Calibri" w:eastAsia="Calibri" w:hAnsi="Calibri"/>
+          <w:b/>
+          <w:bCs/>
+          <w:color w:val="1F2937"/>
+          <w:sz w:val="27"/>
+          <w:szCs w:val="27"/>
+        </w:rPr>
+        <w:t xml:space="preserve">The cover letter</w:t>
+      </w:r>
+    </w:p>
+    <w:p>
+      <w:pPr>
+        <w:spacing w:after="100" w:line="276"/>
+      </w:pPr>
+      <w:r>
+        <w:rPr>
+          <w:rFonts w:ascii="Calibri" w:cs="Calibri" w:eastAsia="Calibri" w:hAnsi="Calibri"/>
+          <w:color w:val="1F2937"/>
+        </w:rPr>
+        <w:t xml:space="preserve">Every cover letter is written to show </w:t>
+      </w:r>
+      <w:r>
+        <w:rPr>
+          <w:rFonts w:ascii="Calibri" w:cs="Calibri" w:eastAsia="Calibri" w:hAnsi="Calibri"/>
+          <w:b/>
+          <w:bCs/>
+          <w:color w:val="1F2937"/>
+        </w:rPr>
+        <w:t xml:space="preserve">why you are a strong fit for that specific job</w:t>
+      </w:r>
+      <w:r>
+        <w:rPr>
+          <w:rFonts w:ascii="Calibri" w:cs="Calibri" w:eastAsia="Calibri" w:hAnsi="Calibri"/>
+          <w:color w:val="1F2937"/>
+        </w:rPr>
+        <w:t xml:space="preserve">: it names the role and company, connects two or three of the job's main requirements to what you have actually done (with the exact figures from your profile), and says what you would bring to the team. It is measured the same way as the resume and rewritten if it comes out vague.</w:t>
+      </w:r>
     </w:p>
     <w:p>
       <w:pPr>
@@ -8506,7 +8442,7 @@
           <w:sz w:val="34"/>
           <w:szCs w:val="34"/>
         </w:rPr>
-        <w:t xml:space="preserve">12. Troubleshooting</w:t>
+        <w:t xml:space="preserve">11. Status words, explained</w:t>
       </w:r>
     </w:p>
     <w:tbl>
@@ -8555,7 +8491,7 @@
                 <w:sz w:val="19"/>
                 <w:szCs w:val="19"/>
               </w:rPr>
-              <w:t xml:space="preserve">Problem</w:t>
+              <w:t xml:space="preserve">You see</w:t>
             </w:r>
           </w:p>
         </w:tc>
@@ -8583,7 +8519,7 @@
                 <w:sz w:val="19"/>
                 <w:szCs w:val="19"/>
               </w:rPr>
-              <w:t xml:space="preserve">Likely cause</w:t>
+              <w:t xml:space="preserve">Meaning</w:t>
             </w:r>
           </w:p>
         </w:tc>
@@ -8611,7 +8547,7 @@
                 <w:sz w:val="19"/>
                 <w:szCs w:val="19"/>
               </w:rPr>
-              <w:t xml:space="preserve">Fix</w:t>
+              <w:t xml:space="preserve">What to do</w:t>
             </w:r>
           </w:p>
         </w:tc>
@@ -8644,85 +8580,61 @@
                 <w:sz w:val="19"/>
                 <w:szCs w:val="19"/>
               </w:rPr>
-              <w:t xml:space="preserve">Search finds jobs from only one source</w:t>
-            </w:r>
-          </w:p>
-        </w:tc>
-        <w:tc>
-          <w:tcPr>
-            <w:tcW w:type="dxa" w:w="3133"/>
-            <w:tcMar>
-              <w:top w:type="dxa" w:w="60"/>
-              <w:left w:type="dxa" w:w="100"/>
-              <w:bottom w:type="dxa" w:w="60"/>
-              <w:right w:type="dxa" w:w="100"/>
-            </w:tcMar>
-          </w:tcPr>
-          <w:p>
-            <w:pPr>
-              <w:spacing w:after="0"/>
-            </w:pPr>
-            <w:r>
-              <w:rPr>
-                <w:rFonts w:ascii="Calibri" w:cs="Calibri" w:eastAsia="Calibri" w:hAnsi="Calibri"/>
-                <w:b w:val="false"/>
-                <w:bCs w:val="false"/>
-                <w:color w:val="1F2937"/>
-                <w:sz w:val="19"/>
-                <w:szCs w:val="19"/>
-              </w:rPr>
-              <w:t xml:space="preserve">Other sources not connected or off</w:t>
-            </w:r>
-          </w:p>
-        </w:tc>
-        <w:tc>
-          <w:tcPr>
-            <w:tcW w:type="dxa" w:w="3133"/>
-            <w:tcMar>
-              <w:top w:type="dxa" w:w="60"/>
-              <w:left w:type="dxa" w:w="100"/>
-              <w:bottom w:type="dxa" w:w="60"/>
-              <w:right w:type="dxa" w:w="100"/>
-            </w:tcMar>
-          </w:tcPr>
-          <w:p>
-            <w:pPr>
-              <w:spacing w:after="0"/>
-            </w:pPr>
-            <w:r>
-              <w:rPr>
-                <w:rFonts w:ascii="Calibri" w:cs="Calibri" w:eastAsia="Calibri" w:hAnsi="Calibri"/>
-                <w:b w:val="false"/>
-                <w:bCs w:val="false"/>
-                <w:color w:val="1F2937"/>
-                <w:sz w:val="19"/>
-                <w:szCs w:val="19"/>
-              </w:rPr>
-              <w:t xml:space="preserve">Job sources page, and </w:t>
-            </w:r>
-            <w:r>
-              <w:rPr>
-                <w:rFonts w:ascii="Calibri" w:cs="Calibri" w:eastAsia="Calibri" w:hAnsi="Calibri"/>
-                <w:b w:val="false"/>
-                <w:bCs w:val="false"/>
-                <w:i/>
-                <w:iCs/>
-                <w:color w:val="1F2937"/>
-                <w:sz w:val="19"/>
-                <w:szCs w:val="19"/>
-              </w:rPr>
-              <w:t xml:space="preserve">What the last search did</w:t>
-            </w:r>
-            <w:r>
-              <w:rPr>
-                <w:rFonts w:ascii="Calibri" w:cs="Calibri" w:eastAsia="Calibri" w:hAnsi="Calibri"/>
-                <w:b w:val="false"/>
-                <w:bCs w:val="false"/>
-                <w:color w:val="1F2937"/>
-                <w:sz w:val="19"/>
-                <w:szCs w:val="19"/>
-              </w:rPr>
-              <w:t xml:space="preserve"> on Jobs</w:t>
+              <w:t xml:space="preserve">Not scored yet</w:t>
+            </w:r>
+          </w:p>
+        </w:tc>
+        <w:tc>
+          <w:tcPr>
+            <w:tcW w:type="dxa" w:w="3133"/>
+            <w:tcMar>
+              <w:top w:type="dxa" w:w="60"/>
+              <w:left w:type="dxa" w:w="100"/>
+              <w:bottom w:type="dxa" w:w="60"/>
+              <w:right w:type="dxa" w:w="100"/>
+            </w:tcMar>
+          </w:tcPr>
+          <w:p>
+            <w:pPr>
+              <w:spacing w:after="0"/>
+            </w:pPr>
+            <w:r>
+              <w:rPr>
+                <w:rFonts w:ascii="Calibri" w:cs="Calibri" w:eastAsia="Calibri" w:hAnsi="Calibri"/>
+                <w:b w:val="false"/>
+                <w:bCs w:val="false"/>
+                <w:color w:val="1F2937"/>
+                <w:sz w:val="19"/>
+                <w:szCs w:val="19"/>
+              </w:rPr>
+              <w:t xml:space="preserve">Found, waiting to be scored</w:t>
+            </w:r>
+          </w:p>
+        </w:tc>
+        <w:tc>
+          <w:tcPr>
+            <w:tcW w:type="dxa" w:w="3133"/>
+            <w:tcMar>
+              <w:top w:type="dxa" w:w="60"/>
+              <w:left w:type="dxa" w:w="100"/>
+              <w:bottom w:type="dxa" w:w="60"/>
+              <w:right w:type="dxa" w:w="100"/>
+            </w:tcMar>
+          </w:tcPr>
+          <w:p>
+            <w:pPr>
+              <w:spacing w:after="0"/>
+            </w:pPr>
+            <w:r>
+              <w:rPr>
+                <w:rFonts w:ascii="Calibri" w:cs="Calibri" w:eastAsia="Calibri" w:hAnsi="Calibri"/>
+                <w:b w:val="false"/>
+                <w:bCs w:val="false"/>
+                <w:color w:val="1F2937"/>
+                <w:sz w:val="19"/>
+                <w:szCs w:val="19"/>
+              </w:rPr>
+              <w:t xml:space="preserve">Run Score, or wait for the schedule</w:t>
             </w:r>
           </w:p>
         </w:tc>
@@ -8755,61 +8667,61 @@
                 <w:sz w:val="19"/>
                 <w:szCs w:val="19"/>
               </w:rPr>
-              <w:t xml:space="preserve">Jobs found but nothing matched</w:t>
-            </w:r>
-          </w:p>
-        </w:tc>
-        <w:tc>
-          <w:tcPr>
-            <w:tcW w:type="dxa" w:w="3133"/>
-            <w:tcMar>
-              <w:top w:type="dxa" w:w="60"/>
-              <w:left w:type="dxa" w:w="100"/>
-              <w:bottom w:type="dxa" w:w="60"/>
-              <w:right w:type="dxa" w:w="100"/>
-            </w:tcMar>
-          </w:tcPr>
-          <w:p>
-            <w:pPr>
-              <w:spacing w:after="0"/>
-            </w:pPr>
-            <w:r>
-              <w:rPr>
-                <w:rFonts w:ascii="Calibri" w:cs="Calibri" w:eastAsia="Calibri" w:hAnsi="Calibri"/>
-                <w:b w:val="false"/>
-                <w:bCs w:val="false"/>
-                <w:color w:val="1F2937"/>
-                <w:sz w:val="19"/>
-                <w:szCs w:val="19"/>
-              </w:rPr>
-              <w:t xml:space="preserve">Jobs are not scored yet, or the threshold is high</w:t>
-            </w:r>
-          </w:p>
-        </w:tc>
-        <w:tc>
-          <w:tcPr>
-            <w:tcW w:type="dxa" w:w="3133"/>
-            <w:tcMar>
-              <w:top w:type="dxa" w:w="60"/>
-              <w:left w:type="dxa" w:w="100"/>
-              <w:bottom w:type="dxa" w:w="60"/>
-              <w:right w:type="dxa" w:w="100"/>
-            </w:tcMar>
-          </w:tcPr>
-          <w:p>
-            <w:pPr>
-              <w:spacing w:after="0"/>
-            </w:pPr>
-            <w:r>
-              <w:rPr>
-                <w:rFonts w:ascii="Calibri" w:cs="Calibri" w:eastAsia="Calibri" w:hAnsi="Calibri"/>
-                <w:b w:val="false"/>
-                <w:bCs w:val="false"/>
-                <w:color w:val="1F2937"/>
-                <w:sz w:val="19"/>
-                <w:szCs w:val="19"/>
-              </w:rPr>
-              <w:t xml:space="preserve">Press Score; check Settings → Fit threshold</w:t>
+              <w:t xml:space="preserve">Matched / Review queue</w:t>
+            </w:r>
+          </w:p>
+        </w:tc>
+        <w:tc>
+          <w:tcPr>
+            <w:tcW w:type="dxa" w:w="3133"/>
+            <w:tcMar>
+              <w:top w:type="dxa" w:w="60"/>
+              <w:left w:type="dxa" w:w="100"/>
+              <w:bottom w:type="dxa" w:w="60"/>
+              <w:right w:type="dxa" w:w="100"/>
+            </w:tcMar>
+          </w:tcPr>
+          <w:p>
+            <w:pPr>
+              <w:spacing w:after="0"/>
+            </w:pPr>
+            <w:r>
+              <w:rPr>
+                <w:rFonts w:ascii="Calibri" w:cs="Calibri" w:eastAsia="Calibri" w:hAnsi="Calibri"/>
+                <w:b w:val="false"/>
+                <w:bCs w:val="false"/>
+                <w:color w:val="1F2937"/>
+                <w:sz w:val="19"/>
+                <w:szCs w:val="19"/>
+              </w:rPr>
+              <w:t xml:space="preserve">Score above your threshold</w:t>
+            </w:r>
+          </w:p>
+        </w:tc>
+        <w:tc>
+          <w:tcPr>
+            <w:tcW w:type="dxa" w:w="3133"/>
+            <w:tcMar>
+              <w:top w:type="dxa" w:w="60"/>
+              <w:left w:type="dxa" w:w="100"/>
+              <w:bottom w:type="dxa" w:w="60"/>
+              <w:right w:type="dxa" w:w="100"/>
+            </w:tcMar>
+          </w:tcPr>
+          <w:p>
+            <w:pPr>
+              <w:spacing w:after="0"/>
+            </w:pPr>
+            <w:r>
+              <w:rPr>
+                <w:rFonts w:ascii="Calibri" w:cs="Calibri" w:eastAsia="Calibri" w:hAnsi="Calibri"/>
+                <w:b w:val="false"/>
+                <w:bCs w:val="false"/>
+                <w:color w:val="1F2937"/>
+                <w:sz w:val="19"/>
+                <w:szCs w:val="19"/>
+              </w:rPr>
+              <w:t xml:space="preserve">Prepare the application</w:t>
             </w:r>
           </w:p>
         </w:tc>
@@ -8842,61 +8754,61 @@
                 <w:sz w:val="19"/>
                 <w:szCs w:val="19"/>
               </w:rPr>
-              <w:t xml:space="preserve">Buttons say "short version here"</w:t>
-            </w:r>
-          </w:p>
-        </w:tc>
-        <w:tc>
-          <w:tcPr>
-            <w:tcW w:type="dxa" w:w="3133"/>
-            <w:tcMar>
-              <w:top w:type="dxa" w:w="60"/>
-              <w:left w:type="dxa" w:w="100"/>
-              <w:bottom w:type="dxa" w:w="60"/>
-              <w:right w:type="dxa" w:w="100"/>
-            </w:tcMar>
-          </w:tcPr>
-          <w:p>
-            <w:pPr>
-              <w:spacing w:after="0"/>
-            </w:pPr>
-            <w:r>
-              <w:rPr>
-                <w:rFonts w:ascii="Calibri" w:cs="Calibri" w:eastAsia="Calibri" w:hAnsi="Calibri"/>
-                <w:b w:val="false"/>
-                <w:bCs w:val="false"/>
-                <w:color w:val="1F2937"/>
-                <w:sz w:val="19"/>
-                <w:szCs w:val="19"/>
-              </w:rPr>
-              <w:t xml:space="preserve">GitHub is not connected</w:t>
-            </w:r>
-          </w:p>
-        </w:tc>
-        <w:tc>
-          <w:tcPr>
-            <w:tcW w:type="dxa" w:w="3133"/>
-            <w:tcMar>
-              <w:top w:type="dxa" w:w="60"/>
-              <w:left w:type="dxa" w:w="100"/>
-              <w:bottom w:type="dxa" w:w="60"/>
-              <w:right w:type="dxa" w:w="100"/>
-            </w:tcMar>
-          </w:tcPr>
-          <w:p>
-            <w:pPr>
-              <w:spacing w:after="0"/>
-            </w:pPr>
-            <w:r>
-              <w:rPr>
-                <w:rFonts w:ascii="Calibri" w:cs="Calibri" w:eastAsia="Calibri" w:hAnsi="Calibri"/>
-                <w:b w:val="false"/>
-                <w:bCs w:val="false"/>
-                <w:color w:val="1F2937"/>
-                <w:sz w:val="19"/>
-                <w:szCs w:val="19"/>
-              </w:rPr>
-              <w:t xml:space="preserve">System health → Test GitHub connection</w:t>
+              <w:t xml:space="preserve">Rejected (with reason)</w:t>
+            </w:r>
+          </w:p>
+        </w:tc>
+        <w:tc>
+          <w:tcPr>
+            <w:tcW w:type="dxa" w:w="3133"/>
+            <w:tcMar>
+              <w:top w:type="dxa" w:w="60"/>
+              <w:left w:type="dxa" w:w="100"/>
+              <w:bottom w:type="dxa" w:w="60"/>
+              <w:right w:type="dxa" w:w="100"/>
+            </w:tcMar>
+          </w:tcPr>
+          <w:p>
+            <w:pPr>
+              <w:spacing w:after="0"/>
+            </w:pPr>
+            <w:r>
+              <w:rPr>
+                <w:rFonts w:ascii="Calibri" w:cs="Calibri" w:eastAsia="Calibri" w:hAnsi="Calibri"/>
+                <w:b w:val="false"/>
+                <w:bCs w:val="false"/>
+                <w:color w:val="1F2937"/>
+                <w:sz w:val="19"/>
+                <w:szCs w:val="19"/>
+              </w:rPr>
+              <w:t xml:space="preserve">Below threshold or filtered</w:t>
+            </w:r>
+          </w:p>
+        </w:tc>
+        <w:tc>
+          <w:tcPr>
+            <w:tcW w:type="dxa" w:w="3133"/>
+            <w:tcMar>
+              <w:top w:type="dxa" w:w="60"/>
+              <w:left w:type="dxa" w:w="100"/>
+              <w:bottom w:type="dxa" w:w="60"/>
+              <w:right w:type="dxa" w:w="100"/>
+            </w:tcMar>
+          </w:tcPr>
+          <w:p>
+            <w:pPr>
+              <w:spacing w:after="0"/>
+            </w:pPr>
+            <w:r>
+              <w:rPr>
+                <w:rFonts w:ascii="Calibri" w:cs="Calibri" w:eastAsia="Calibri" w:hAnsi="Calibri"/>
+                <w:b w:val="false"/>
+                <w:bCs w:val="false"/>
+                <w:color w:val="1F2937"/>
+                <w:sz w:val="19"/>
+                <w:szCs w:val="19"/>
+              </w:rPr>
+              <w:t xml:space="preserve">Open it to see why; change thresholds if wrong</w:t>
             </w:r>
           </w:p>
         </w:tc>
@@ -8929,61 +8841,61 @@
                 <w:sz w:val="19"/>
                 <w:szCs w:val="19"/>
               </w:rPr>
-              <w:t xml:space="preserve">"No usable model"</w:t>
-            </w:r>
-          </w:p>
-        </w:tc>
-        <w:tc>
-          <w:tcPr>
-            <w:tcW w:type="dxa" w:w="3133"/>
-            <w:tcMar>
-              <w:top w:type="dxa" w:w="60"/>
-              <w:left w:type="dxa" w:w="100"/>
-              <w:bottom w:type="dxa" w:w="60"/>
-              <w:right w:type="dxa" w:w="100"/>
-            </w:tcMar>
-          </w:tcPr>
-          <w:p>
-            <w:pPr>
-              <w:spacing w:after="0"/>
-            </w:pPr>
-            <w:r>
-              <w:rPr>
-                <w:rFonts w:ascii="Calibri" w:cs="Calibri" w:eastAsia="Calibri" w:hAnsi="Calibri"/>
-                <w:b w:val="false"/>
-                <w:bCs w:val="false"/>
-                <w:color w:val="1F2937"/>
-                <w:sz w:val="19"/>
-                <w:szCs w:val="19"/>
-              </w:rPr>
-              <w:t xml:space="preserve">No AI key, or keys unreadable</w:t>
-            </w:r>
-          </w:p>
-        </w:tc>
-        <w:tc>
-          <w:tcPr>
-            <w:tcW w:type="dxa" w:w="3133"/>
-            <w:tcMar>
-              <w:top w:type="dxa" w:w="60"/>
-              <w:left w:type="dxa" w:w="100"/>
-              <w:bottom w:type="dxa" w:w="60"/>
-              <w:right w:type="dxa" w:w="100"/>
-            </w:tcMar>
-          </w:tcPr>
-          <w:p>
-            <w:pPr>
-              <w:spacing w:after="0"/>
-            </w:pPr>
-            <w:r>
-              <w:rPr>
-                <w:rFonts w:ascii="Calibri" w:cs="Calibri" w:eastAsia="Calibri" w:hAnsi="Calibri"/>
-                <w:b w:val="false"/>
-                <w:bCs w:val="false"/>
-                <w:color w:val="1F2937"/>
-                <w:sz w:val="19"/>
-                <w:szCs w:val="19"/>
-              </w:rPr>
-              <w:t xml:space="preserve">AI models: add a key and Test</w:t>
+              <w:t xml:space="preserve">Pending approval</w:t>
+            </w:r>
+          </w:p>
+        </w:tc>
+        <w:tc>
+          <w:tcPr>
+            <w:tcW w:type="dxa" w:w="3133"/>
+            <w:tcMar>
+              <w:top w:type="dxa" w:w="60"/>
+              <w:left w:type="dxa" w:w="100"/>
+              <w:bottom w:type="dxa" w:w="60"/>
+              <w:right w:type="dxa" w:w="100"/>
+            </w:tcMar>
+          </w:tcPr>
+          <w:p>
+            <w:pPr>
+              <w:spacing w:after="0"/>
+            </w:pPr>
+            <w:r>
+              <w:rPr>
+                <w:rFonts w:ascii="Calibri" w:cs="Calibri" w:eastAsia="Calibri" w:hAnsi="Calibri"/>
+                <w:b w:val="false"/>
+                <w:bCs w:val="false"/>
+                <w:color w:val="1F2937"/>
+                <w:sz w:val="19"/>
+                <w:szCs w:val="19"/>
+              </w:rPr>
+              <w:t xml:space="preserve">Resume and cover letter ready</w:t>
+            </w:r>
+          </w:p>
+        </w:tc>
+        <w:tc>
+          <w:tcPr>
+            <w:tcW w:type="dxa" w:w="3133"/>
+            <w:tcMar>
+              <w:top w:type="dxa" w:w="60"/>
+              <w:left w:type="dxa" w:w="100"/>
+              <w:bottom w:type="dxa" w:w="60"/>
+              <w:right w:type="dxa" w:w="100"/>
+            </w:tcMar>
+          </w:tcPr>
+          <w:p>
+            <w:pPr>
+              <w:spacing w:after="0"/>
+            </w:pPr>
+            <w:r>
+              <w:rPr>
+                <w:rFonts w:ascii="Calibri" w:cs="Calibri" w:eastAsia="Calibri" w:hAnsi="Calibri"/>
+                <w:b w:val="false"/>
+                <w:bCs w:val="false"/>
+                <w:color w:val="1F2937"/>
+                <w:sz w:val="19"/>
+                <w:szCs w:val="19"/>
+              </w:rPr>
+              <w:t xml:space="preserve">Review, then Approve or Skip</w:t>
             </w:r>
           </w:p>
         </w:tc>
@@ -9016,61 +8928,61 @@
                 <w:sz w:val="19"/>
                 <w:szCs w:val="19"/>
               </w:rPr>
-              <w:t xml:space="preserve">The schedule never runs</w:t>
-            </w:r>
-          </w:p>
-        </w:tc>
-        <w:tc>
-          <w:tcPr>
-            <w:tcW w:type="dxa" w:w="3133"/>
-            <w:tcMar>
-              <w:top w:type="dxa" w:w="60"/>
-              <w:left w:type="dxa" w:w="100"/>
-              <w:bottom w:type="dxa" w:w="60"/>
-              <w:right w:type="dxa" w:w="100"/>
-            </w:tcMar>
-          </w:tcPr>
-          <w:p>
-            <w:pPr>
-              <w:spacing w:after="0"/>
-            </w:pPr>
-            <w:r>
-              <w:rPr>
-                <w:rFonts w:ascii="Calibri" w:cs="Calibri" w:eastAsia="Calibri" w:hAnsi="Calibri"/>
-                <w:b w:val="false"/>
-                <w:bCs w:val="false"/>
-                <w:color w:val="1F2937"/>
-                <w:sz w:val="19"/>
-                <w:szCs w:val="19"/>
-              </w:rPr>
-              <w:t xml:space="preserve">No active schedule, or GitHub clock late</w:t>
-            </w:r>
-          </w:p>
-        </w:tc>
-        <w:tc>
-          <w:tcPr>
-            <w:tcW w:type="dxa" w:w="3133"/>
-            <w:tcMar>
-              <w:top w:type="dxa" w:w="60"/>
-              <w:left w:type="dxa" w:w="100"/>
-              <w:bottom w:type="dxa" w:w="60"/>
-              <w:right w:type="dxa" w:w="100"/>
-            </w:tcMar>
-          </w:tcPr>
-          <w:p>
-            <w:pPr>
-              <w:spacing w:after="0"/>
-            </w:pPr>
-            <w:r>
-              <w:rPr>
-                <w:rFonts w:ascii="Calibri" w:cs="Calibri" w:eastAsia="Calibri" w:hAnsi="Calibri"/>
-                <w:b w:val="false"/>
-                <w:bCs w:val="false"/>
-                <w:color w:val="1F2937"/>
-                <w:sz w:val="19"/>
-                <w:szCs w:val="19"/>
-              </w:rPr>
-              <w:t xml:space="preserve">System health shows the cause; daily backup check starts a late run</w:t>
+              <w:t xml:space="preserve">Approved, sending soon / Sending now</w:t>
+            </w:r>
+          </w:p>
+        </w:tc>
+        <w:tc>
+          <w:tcPr>
+            <w:tcW w:type="dxa" w:w="3133"/>
+            <w:tcMar>
+              <w:top w:type="dxa" w:w="60"/>
+              <w:left w:type="dxa" w:w="100"/>
+              <w:bottom w:type="dxa" w:w="60"/>
+              <w:right w:type="dxa" w:w="100"/>
+            </w:tcMar>
+          </w:tcPr>
+          <w:p>
+            <w:pPr>
+              <w:spacing w:after="0"/>
+            </w:pPr>
+            <w:r>
+              <w:rPr>
+                <w:rFonts w:ascii="Calibri" w:cs="Calibri" w:eastAsia="Calibri" w:hAnsi="Calibri"/>
+                <w:b w:val="false"/>
+                <w:bCs w:val="false"/>
+                <w:color w:val="1F2937"/>
+                <w:sz w:val="19"/>
+                <w:szCs w:val="19"/>
+              </w:rPr>
+              <w:t xml:space="preserve">The cloud worker is sending</w:t>
+            </w:r>
+          </w:p>
+        </w:tc>
+        <w:tc>
+          <w:tcPr>
+            <w:tcW w:type="dxa" w:w="3133"/>
+            <w:tcMar>
+              <w:top w:type="dxa" w:w="60"/>
+              <w:left w:type="dxa" w:w="100"/>
+              <w:bottom w:type="dxa" w:w="60"/>
+              <w:right w:type="dxa" w:w="100"/>
+            </w:tcMar>
+          </w:tcPr>
+          <w:p>
+            <w:pPr>
+              <w:spacing w:after="0"/>
+            </w:pPr>
+            <w:r>
+              <w:rPr>
+                <w:rFonts w:ascii="Calibri" w:cs="Calibri" w:eastAsia="Calibri" w:hAnsi="Calibri"/>
+                <w:b w:val="false"/>
+                <w:bCs w:val="false"/>
+                <w:color w:val="1F2937"/>
+                <w:sz w:val="19"/>
+                <w:szCs w:val="19"/>
+              </w:rPr>
+              <w:t xml:space="preserve">Nothing</w:t>
             </w:r>
           </w:p>
         </w:tc>
@@ -9103,61 +9015,61 @@
                 <w:sz w:val="19"/>
                 <w:szCs w:val="19"/>
               </w:rPr>
-              <w:t xml:space="preserve">Resume looks unchanged</w:t>
-            </w:r>
-          </w:p>
-        </w:tc>
-        <w:tc>
-          <w:tcPr>
-            <w:tcW w:type="dxa" w:w="3133"/>
-            <w:tcMar>
-              <w:top w:type="dxa" w:w="60"/>
-              <w:left w:type="dxa" w:w="100"/>
-              <w:bottom w:type="dxa" w:w="60"/>
-              <w:right w:type="dxa" w:w="100"/>
-            </w:tcMar>
-          </w:tcPr>
-          <w:p>
-            <w:pPr>
-              <w:spacing w:after="0"/>
-            </w:pPr>
-            <w:r>
-              <w:rPr>
-                <w:rFonts w:ascii="Calibri" w:cs="Calibri" w:eastAsia="Calibri" w:hAnsi="Calibri"/>
-                <w:b w:val="false"/>
-                <w:bCs w:val="false"/>
-                <w:color w:val="1F2937"/>
-                <w:sz w:val="19"/>
-                <w:szCs w:val="19"/>
-              </w:rPr>
-              <w:t xml:space="preserve">Master resume used as fallback (no model), or a section is locked</w:t>
-            </w:r>
-          </w:p>
-        </w:tc>
-        <w:tc>
-          <w:tcPr>
-            <w:tcW w:type="dxa" w:w="3133"/>
-            <w:tcMar>
-              <w:top w:type="dxa" w:w="60"/>
-              <w:left w:type="dxa" w:w="100"/>
-              <w:bottom w:type="dxa" w:w="60"/>
-              <w:right w:type="dxa" w:w="100"/>
-            </w:tcMar>
-          </w:tcPr>
-          <w:p>
-            <w:pPr>
-              <w:spacing w:after="0"/>
-            </w:pPr>
-            <w:r>
-              <w:rPr>
-                <w:rFonts w:ascii="Calibri" w:cs="Calibri" w:eastAsia="Calibri" w:hAnsi="Calibri"/>
-                <w:b w:val="false"/>
-                <w:bCs w:val="false"/>
-                <w:color w:val="1F2937"/>
-                <w:sz w:val="19"/>
-                <w:szCs w:val="19"/>
-              </w:rPr>
-              <w:t xml:space="preserve">Look for the warning box on the application; Resumes → switches; write a new resume</w:t>
+              <w:t xml:space="preserve">Waiting for assistant / you</w:t>
+            </w:r>
+          </w:p>
+        </w:tc>
+        <w:tc>
+          <w:tcPr>
+            <w:tcW w:type="dxa" w:w="3133"/>
+            <w:tcMar>
+              <w:top w:type="dxa" w:w="60"/>
+              <w:left w:type="dxa" w:w="100"/>
+              <w:bottom w:type="dxa" w:w="60"/>
+              <w:right w:type="dxa" w:w="100"/>
+            </w:tcMar>
+          </w:tcPr>
+          <w:p>
+            <w:pPr>
+              <w:spacing w:after="0"/>
+            </w:pPr>
+            <w:r>
+              <w:rPr>
+                <w:rFonts w:ascii="Calibri" w:cs="Calibri" w:eastAsia="Calibri" w:hAnsi="Calibri"/>
+                <w:b w:val="false"/>
+                <w:bCs w:val="false"/>
+                <w:color w:val="1F2937"/>
+                <w:sz w:val="19"/>
+                <w:szCs w:val="19"/>
+              </w:rPr>
+              <w:t xml:space="preserve">Needs your computer's assistant, or your own submission</w:t>
+            </w:r>
+          </w:p>
+        </w:tc>
+        <w:tc>
+          <w:tcPr>
+            <w:tcW w:type="dxa" w:w="3133"/>
+            <w:tcMar>
+              <w:top w:type="dxa" w:w="60"/>
+              <w:left w:type="dxa" w:w="100"/>
+              <w:bottom w:type="dxa" w:w="60"/>
+              <w:right w:type="dxa" w:w="100"/>
+            </w:tcMar>
+          </w:tcPr>
+          <w:p>
+            <w:pPr>
+              <w:spacing w:after="0"/>
+            </w:pPr>
+            <w:r>
+              <w:rPr>
+                <w:rFonts w:ascii="Calibri" w:cs="Calibri" w:eastAsia="Calibri" w:hAnsi="Calibri"/>
+                <w:b w:val="false"/>
+                <w:bCs w:val="false"/>
+                <w:color w:val="1F2937"/>
+                <w:sz w:val="19"/>
+                <w:szCs w:val="19"/>
+              </w:rPr>
+              <w:t xml:space="preserve">Apply with assistant, or submit by hand</w:t>
             </w:r>
           </w:p>
         </w:tc>
@@ -9190,90 +9102,61 @@
                 <w:sz w:val="19"/>
                 <w:szCs w:val="19"/>
               </w:rPr>
-              <w:t xml:space="preserve">Application stuck at "Waiting for assistant"</w:t>
-            </w:r>
-          </w:p>
-        </w:tc>
-        <w:tc>
-          <w:tcPr>
-            <w:tcW w:type="dxa" w:w="3133"/>
-            <w:tcMar>
-              <w:top w:type="dxa" w:w="60"/>
-              <w:left w:type="dxa" w:w="100"/>
-              <w:bottom w:type="dxa" w:w="60"/>
-              <w:right w:type="dxa" w:w="100"/>
-            </w:tcMar>
-          </w:tcPr>
-          <w:p>
-            <w:pPr>
-              <w:spacing w:after="0"/>
-            </w:pPr>
-            <w:r>
-              <w:rPr>
-                <w:rFonts w:ascii="Calibri" w:cs="Calibri" w:eastAsia="Calibri" w:hAnsi="Calibri"/>
-                <w:b w:val="false"/>
-                <w:bCs w:val="false"/>
-                <w:color w:val="1F2937"/>
-                <w:sz w:val="19"/>
-                <w:szCs w:val="19"/>
-              </w:rPr>
-              <w:t xml:space="preserve">Assistant not running on your computer</w:t>
-            </w:r>
-          </w:p>
-        </w:tc>
-        <w:tc>
-          <w:tcPr>
-            <w:tcW w:type="dxa" w:w="3133"/>
-            <w:tcMar>
-              <w:top w:type="dxa" w:w="60"/>
-              <w:left w:type="dxa" w:w="100"/>
-              <w:bottom w:type="dxa" w:w="60"/>
-              <w:right w:type="dxa" w:w="100"/>
-            </w:tcMar>
-          </w:tcPr>
-          <w:p>
-            <w:pPr>
-              <w:spacing w:after="0"/>
-            </w:pPr>
-            <w:r>
-              <w:rPr>
-                <w:rFonts w:ascii="Calibri" w:cs="Calibri" w:eastAsia="Calibri" w:hAnsi="Calibri"/>
-                <w:b w:val="false"/>
-                <w:bCs w:val="false"/>
-                <w:color w:val="1F2937"/>
-                <w:sz w:val="19"/>
-                <w:szCs w:val="19"/>
-              </w:rPr>
-              <w:t xml:space="preserve">Run </w:t>
-            </w:r>
-            <w:r>
-              <w:rPr>
-                <w:rFonts w:ascii="Consolas" w:cs="Consolas" w:eastAsia="Consolas" w:hAnsi="Consolas"/>
-                <w:color w:val="9A3412"/>
-                <w:sz w:val="17"/>
-                <w:szCs w:val="17"/>
-              </w:rPr>
-              <w:t xml:space="preserve">npm run assist:check</w:t>
-            </w:r>
-            <w:r>
-              <w:rPr>
-                <w:rFonts w:ascii="Calibri" w:cs="Calibri" w:eastAsia="Calibri" w:hAnsi="Calibri"/>
-                <w:b w:val="false"/>
-                <w:bCs w:val="false"/>
-                <w:color w:val="1F2937"/>
-                <w:sz w:val="19"/>
-                <w:szCs w:val="19"/>
-              </w:rPr>
-              <w:t xml:space="preserve">, then </w:t>
-            </w:r>
-            <w:r>
-              <w:rPr>
-                <w:rFonts w:ascii="Consolas" w:cs="Consolas" w:eastAsia="Consolas" w:hAnsi="Consolas"/>
-                <w:color w:val="9A3412"/>
-                <w:sz w:val="17"/>
-                <w:szCs w:val="17"/>
-              </w:rPr>
-              <w:t xml:space="preserve">npm run assist:watch</w:t>
+              <w:t xml:space="preserve">Needs your input</w:t>
+            </w:r>
+          </w:p>
+        </w:tc>
+        <w:tc>
+          <w:tcPr>
+            <w:tcW w:type="dxa" w:w="3133"/>
+            <w:tcMar>
+              <w:top w:type="dxa" w:w="60"/>
+              <w:left w:type="dxa" w:w="100"/>
+              <w:bottom w:type="dxa" w:w="60"/>
+              <w:right w:type="dxa" w:w="100"/>
+            </w:tcMar>
+          </w:tcPr>
+          <w:p>
+            <w:pPr>
+              <w:spacing w:after="0"/>
+            </w:pPr>
+            <w:r>
+              <w:rPr>
+                <w:rFonts w:ascii="Calibri" w:cs="Calibri" w:eastAsia="Calibri" w:hAnsi="Calibri"/>
+                <w:b w:val="false"/>
+                <w:bCs w:val="false"/>
+                <w:color w:val="1F2937"/>
+                <w:sz w:val="19"/>
+                <w:szCs w:val="19"/>
+              </w:rPr>
+              <w:t xml:space="preserve">A required question had no answer</w:t>
+            </w:r>
+          </w:p>
+        </w:tc>
+        <w:tc>
+          <w:tcPr>
+            <w:tcW w:type="dxa" w:w="3133"/>
+            <w:tcMar>
+              <w:top w:type="dxa" w:w="60"/>
+              <w:left w:type="dxa" w:w="100"/>
+              <w:bottom w:type="dxa" w:w="60"/>
+              <w:right w:type="dxa" w:w="100"/>
+            </w:tcMar>
+          </w:tcPr>
+          <w:p>
+            <w:pPr>
+              <w:spacing w:after="0"/>
+            </w:pPr>
+            <w:r>
+              <w:rPr>
+                <w:rFonts w:ascii="Calibri" w:cs="Calibri" w:eastAsia="Calibri" w:hAnsi="Calibri"/>
+                <w:b w:val="false"/>
+                <w:bCs w:val="false"/>
+                <w:color w:val="1F2937"/>
+                <w:sz w:val="19"/>
+                <w:szCs w:val="19"/>
+              </w:rPr>
+              <w:t xml:space="preserve">Answer on Profile, then approve again</w:t>
             </w:r>
           </w:p>
         </w:tc>
@@ -9306,61 +9189,61 @@
                 <w:sz w:val="19"/>
                 <w:szCs w:val="19"/>
               </w:rPr>
-              <w:t xml:space="preserve">Application "Needs your input"</w:t>
-            </w:r>
-          </w:p>
-        </w:tc>
-        <w:tc>
-          <w:tcPr>
-            <w:tcW w:type="dxa" w:w="3133"/>
-            <w:tcMar>
-              <w:top w:type="dxa" w:w="60"/>
-              <w:left w:type="dxa" w:w="100"/>
-              <w:bottom w:type="dxa" w:w="60"/>
-              <w:right w:type="dxa" w:w="100"/>
-            </w:tcMar>
-          </w:tcPr>
-          <w:p>
-            <w:pPr>
-              <w:spacing w:after="0"/>
-            </w:pPr>
-            <w:r>
-              <w:rPr>
-                <w:rFonts w:ascii="Calibri" w:cs="Calibri" w:eastAsia="Calibri" w:hAnsi="Calibri"/>
-                <w:b w:val="false"/>
-                <w:bCs w:val="false"/>
-                <w:color w:val="1F2937"/>
-                <w:sz w:val="19"/>
-                <w:szCs w:val="19"/>
-              </w:rPr>
-              <w:t xml:space="preserve">A required question has no answer</w:t>
-            </w:r>
-          </w:p>
-        </w:tc>
-        <w:tc>
-          <w:tcPr>
-            <w:tcW w:type="dxa" w:w="3133"/>
-            <w:tcMar>
-              <w:top w:type="dxa" w:w="60"/>
-              <w:left w:type="dxa" w:w="100"/>
-              <w:bottom w:type="dxa" w:w="60"/>
-              <w:right w:type="dxa" w:w="100"/>
-            </w:tcMar>
-          </w:tcPr>
-          <w:p>
-            <w:pPr>
-              <w:spacing w:after="0"/>
-            </w:pPr>
-            <w:r>
-              <w:rPr>
-                <w:rFonts w:ascii="Calibri" w:cs="Calibri" w:eastAsia="Calibri" w:hAnsi="Calibri"/>
-                <w:b w:val="false"/>
-                <w:bCs w:val="false"/>
-                <w:color w:val="1F2937"/>
-                <w:sz w:val="19"/>
-                <w:szCs w:val="19"/>
-              </w:rPr>
-              <w:t xml:space="preserve">Answer it on Profile</w:t>
+              <w:t xml:space="preserve">Applied</w:t>
+            </w:r>
+          </w:p>
+        </w:tc>
+        <w:tc>
+          <w:tcPr>
+            <w:tcW w:type="dxa" w:w="3133"/>
+            <w:tcMar>
+              <w:top w:type="dxa" w:w="60"/>
+              <w:left w:type="dxa" w:w="100"/>
+              <w:bottom w:type="dxa" w:w="60"/>
+              <w:right w:type="dxa" w:w="100"/>
+            </w:tcMar>
+          </w:tcPr>
+          <w:p>
+            <w:pPr>
+              <w:spacing w:after="0"/>
+            </w:pPr>
+            <w:r>
+              <w:rPr>
+                <w:rFonts w:ascii="Calibri" w:cs="Calibri" w:eastAsia="Calibri" w:hAnsi="Calibri"/>
+                <w:b w:val="false"/>
+                <w:bCs w:val="false"/>
+                <w:color w:val="1F2937"/>
+                <w:sz w:val="19"/>
+                <w:szCs w:val="19"/>
+              </w:rPr>
+              <w:t xml:space="preserve">Sent and recorded</w:t>
+            </w:r>
+          </w:p>
+        </w:tc>
+        <w:tc>
+          <w:tcPr>
+            <w:tcW w:type="dxa" w:w="3133"/>
+            <w:tcMar>
+              <w:top w:type="dxa" w:w="60"/>
+              <w:left w:type="dxa" w:w="100"/>
+              <w:bottom w:type="dxa" w:w="60"/>
+              <w:right w:type="dxa" w:w="100"/>
+            </w:tcMar>
+          </w:tcPr>
+          <w:p>
+            <w:pPr>
+              <w:spacing w:after="0"/>
+            </w:pPr>
+            <w:r>
+              <w:rPr>
+                <w:rFonts w:ascii="Calibri" w:cs="Calibri" w:eastAsia="Calibri" w:hAnsi="Calibri"/>
+                <w:b w:val="false"/>
+                <w:bCs w:val="false"/>
+                <w:color w:val="1F2937"/>
+                <w:sz w:val="19"/>
+                <w:szCs w:val="19"/>
+              </w:rPr>
+              <w:t xml:space="preserve">Track the outcome</w:t>
             </w:r>
           </w:p>
         </w:tc>
@@ -9393,6 +9276,1060 @@
                 <w:sz w:val="19"/>
                 <w:szCs w:val="19"/>
               </w:rPr>
+              <w:t xml:space="preserve">Failed</w:t>
+            </w:r>
+          </w:p>
+        </w:tc>
+        <w:tc>
+          <w:tcPr>
+            <w:tcW w:type="dxa" w:w="3133"/>
+            <w:tcMar>
+              <w:top w:type="dxa" w:w="60"/>
+              <w:left w:type="dxa" w:w="100"/>
+              <w:bottom w:type="dxa" w:w="60"/>
+              <w:right w:type="dxa" w:w="100"/>
+            </w:tcMar>
+          </w:tcPr>
+          <w:p>
+            <w:pPr>
+              <w:spacing w:after="0"/>
+            </w:pPr>
+            <w:r>
+              <w:rPr>
+                <w:rFonts w:ascii="Calibri" w:cs="Calibri" w:eastAsia="Calibri" w:hAnsi="Calibri"/>
+                <w:b w:val="false"/>
+                <w:bCs w:val="false"/>
+                <w:color w:val="1F2937"/>
+                <w:sz w:val="19"/>
+                <w:szCs w:val="19"/>
+              </w:rPr>
+              <w:t xml:space="preserve">Sending failed</w:t>
+            </w:r>
+          </w:p>
+        </w:tc>
+        <w:tc>
+          <w:tcPr>
+            <w:tcW w:type="dxa" w:w="3133"/>
+            <w:tcMar>
+              <w:top w:type="dxa" w:w="60"/>
+              <w:left w:type="dxa" w:w="100"/>
+              <w:bottom w:type="dxa" w:w="60"/>
+              <w:right w:type="dxa" w:w="100"/>
+            </w:tcMar>
+          </w:tcPr>
+          <w:p>
+            <w:pPr>
+              <w:spacing w:after="0"/>
+            </w:pPr>
+            <w:r>
+              <w:rPr>
+                <w:rFonts w:ascii="Calibri" w:cs="Calibri" w:eastAsia="Calibri" w:hAnsi="Calibri"/>
+                <w:b w:val="false"/>
+                <w:bCs w:val="false"/>
+                <w:color w:val="1F2937"/>
+                <w:sz w:val="19"/>
+                <w:szCs w:val="19"/>
+              </w:rPr>
+              <w:t xml:space="preserve">Open it for the reason; retry or write a new resume</w:t>
+            </w:r>
+          </w:p>
+        </w:tc>
+      </w:tr>
+      <w:tr>
+        <w:trPr>
+          <w:cantSplit/>
+          <w:tblHeader w:val="off"/>
+        </w:trPr>
+        <w:tc>
+          <w:tcPr>
+            <w:tcW w:type="dxa" w:w="3133"/>
+            <w:tcMar>
+              <w:top w:type="dxa" w:w="60"/>
+              <w:left w:type="dxa" w:w="100"/>
+              <w:bottom w:type="dxa" w:w="60"/>
+              <w:right w:type="dxa" w:w="100"/>
+            </w:tcMar>
+          </w:tcPr>
+          <w:p>
+            <w:pPr>
+              <w:spacing w:after="0"/>
+            </w:pPr>
+            <w:r>
+              <w:rPr>
+                <w:rFonts w:ascii="Calibri" w:cs="Calibri" w:eastAsia="Calibri" w:hAnsi="Calibri"/>
+                <w:b w:val="false"/>
+                <w:bCs w:val="false"/>
+                <w:color w:val="1F2937"/>
+                <w:sz w:val="19"/>
+                <w:szCs w:val="19"/>
+              </w:rPr>
+              <w:t xml:space="preserve">rules only</w:t>
+            </w:r>
+          </w:p>
+        </w:tc>
+        <w:tc>
+          <w:tcPr>
+            <w:tcW w:type="dxa" w:w="3133"/>
+            <w:tcMar>
+              <w:top w:type="dxa" w:w="60"/>
+              <w:left w:type="dxa" w:w="100"/>
+              <w:bottom w:type="dxa" w:w="60"/>
+              <w:right w:type="dxa" w:w="100"/>
+            </w:tcMar>
+          </w:tcPr>
+          <w:p>
+            <w:pPr>
+              <w:spacing w:after="0"/>
+            </w:pPr>
+            <w:r>
+              <w:rPr>
+                <w:rFonts w:ascii="Calibri" w:cs="Calibri" w:eastAsia="Calibri" w:hAnsi="Calibri"/>
+                <w:b w:val="false"/>
+                <w:bCs w:val="false"/>
+                <w:color w:val="1F2937"/>
+                <w:sz w:val="19"/>
+                <w:szCs w:val="19"/>
+              </w:rPr>
+              <w:t xml:space="preserve">Scored by free rules because no AI model worked</w:t>
+            </w:r>
+          </w:p>
+        </w:tc>
+        <w:tc>
+          <w:tcPr>
+            <w:tcW w:type="dxa" w:w="3133"/>
+            <w:tcMar>
+              <w:top w:type="dxa" w:w="60"/>
+              <w:left w:type="dxa" w:w="100"/>
+              <w:bottom w:type="dxa" w:w="60"/>
+              <w:right w:type="dxa" w:w="100"/>
+            </w:tcMar>
+          </w:tcPr>
+          <w:p>
+            <w:pPr>
+              <w:spacing w:after="0"/>
+            </w:pPr>
+            <w:r>
+              <w:rPr>
+                <w:rFonts w:ascii="Calibri" w:cs="Calibri" w:eastAsia="Calibri" w:hAnsi="Calibri"/>
+                <w:b w:val="false"/>
+                <w:bCs w:val="false"/>
+                <w:color w:val="1F2937"/>
+                <w:sz w:val="19"/>
+                <w:szCs w:val="19"/>
+              </w:rPr>
+              <w:t xml:space="preserve">A model will re-check it automatically</w:t>
+            </w:r>
+          </w:p>
+        </w:tc>
+      </w:tr>
+    </w:tbl>
+    <w:p>
+      <w:pPr>
+        <w:spacing w:after="140"/>
+      </w:pPr>
+    </w:p>
+    <w:p>
+      <w:pPr>
+        <w:pStyle w:val="Heading1"/>
+        <w:keepNext/>
+        <w:spacing w:after="120" w:before="0"/>
+      </w:pPr>
+      <w:r>
+        <w:rPr>
+          <w:rFonts w:ascii="Calibri" w:cs="Calibri" w:eastAsia="Calibri" w:hAnsi="Calibri"/>
+          <w:b/>
+          <w:bCs/>
+          <w:color w:val="1D4ED8"/>
+          <w:sz w:val="34"/>
+          <w:szCs w:val="34"/>
+        </w:rPr>
+        <w:t xml:space="preserve">12. Troubleshooting</w:t>
+      </w:r>
+    </w:p>
+    <w:tbl>
+      <w:tblPr>
+        <w:tblW w:type="dxa" w:w="9400"/>
+        <w:tblBorders>
+          <w:top w:val="single" w:color="D1D5DB" w:sz="4"/>
+          <w:left w:val="single" w:color="D1D5DB" w:sz="4"/>
+          <w:bottom w:val="single" w:color="D1D5DB" w:sz="4"/>
+          <w:right w:val="single" w:color="D1D5DB" w:sz="4"/>
+          <w:insideH w:val="single" w:color="D1D5DB" w:sz="4"/>
+          <w:insideV w:val="single" w:color="D1D5DB" w:sz="4"/>
+        </w:tblBorders>
+      </w:tblPr>
+      <w:tblGrid>
+        <w:gridCol w:w="3133"/>
+        <w:gridCol w:w="3133"/>
+        <w:gridCol w:w="3133"/>
+      </w:tblGrid>
+      <w:tr>
+        <w:trPr>
+          <w:cantSplit/>
+          <w:tblHeader/>
+        </w:trPr>
+        <w:tc>
+          <w:tcPr>
+            <w:tcW w:type="dxa" w:w="3133"/>
+            <w:shd w:fill="E5E7EB" w:val="clear"/>
+            <w:tcMar>
+              <w:top w:type="dxa" w:w="60"/>
+              <w:left w:type="dxa" w:w="100"/>
+              <w:bottom w:type="dxa" w:w="60"/>
+              <w:right w:type="dxa" w:w="100"/>
+            </w:tcMar>
+          </w:tcPr>
+          <w:p>
+            <w:pPr>
+              <w:spacing w:after="0"/>
+            </w:pPr>
+            <w:r>
+              <w:rPr>
+                <w:rFonts w:ascii="Calibri" w:cs="Calibri" w:eastAsia="Calibri" w:hAnsi="Calibri"/>
+                <w:b/>
+                <w:bCs/>
+                <w:color w:val="1F2937"/>
+                <w:sz w:val="19"/>
+                <w:szCs w:val="19"/>
+              </w:rPr>
+              <w:t xml:space="preserve">Problem</w:t>
+            </w:r>
+          </w:p>
+        </w:tc>
+        <w:tc>
+          <w:tcPr>
+            <w:tcW w:type="dxa" w:w="3133"/>
+            <w:shd w:fill="E5E7EB" w:val="clear"/>
+            <w:tcMar>
+              <w:top w:type="dxa" w:w="60"/>
+              <w:left w:type="dxa" w:w="100"/>
+              <w:bottom w:type="dxa" w:w="60"/>
+              <w:right w:type="dxa" w:w="100"/>
+            </w:tcMar>
+          </w:tcPr>
+          <w:p>
+            <w:pPr>
+              <w:spacing w:after="0"/>
+            </w:pPr>
+            <w:r>
+              <w:rPr>
+                <w:rFonts w:ascii="Calibri" w:cs="Calibri" w:eastAsia="Calibri" w:hAnsi="Calibri"/>
+                <w:b/>
+                <w:bCs/>
+                <w:color w:val="1F2937"/>
+                <w:sz w:val="19"/>
+                <w:szCs w:val="19"/>
+              </w:rPr>
+              <w:t xml:space="preserve">Likely cause</w:t>
+            </w:r>
+          </w:p>
+        </w:tc>
+        <w:tc>
+          <w:tcPr>
+            <w:tcW w:type="dxa" w:w="3133"/>
+            <w:shd w:fill="E5E7EB" w:val="clear"/>
+            <w:tcMar>
+              <w:top w:type="dxa" w:w="60"/>
+              <w:left w:type="dxa" w:w="100"/>
+              <w:bottom w:type="dxa" w:w="60"/>
+              <w:right w:type="dxa" w:w="100"/>
+            </w:tcMar>
+          </w:tcPr>
+          <w:p>
+            <w:pPr>
+              <w:spacing w:after="0"/>
+            </w:pPr>
+            <w:r>
+              <w:rPr>
+                <w:rFonts w:ascii="Calibri" w:cs="Calibri" w:eastAsia="Calibri" w:hAnsi="Calibri"/>
+                <w:b/>
+                <w:bCs/>
+                <w:color w:val="1F2937"/>
+                <w:sz w:val="19"/>
+                <w:szCs w:val="19"/>
+              </w:rPr>
+              <w:t xml:space="preserve">Fix</w:t>
+            </w:r>
+          </w:p>
+        </w:tc>
+      </w:tr>
+      <w:tr>
+        <w:trPr>
+          <w:cantSplit/>
+          <w:tblHeader w:val="off"/>
+        </w:trPr>
+        <w:tc>
+          <w:tcPr>
+            <w:tcW w:type="dxa" w:w="3133"/>
+            <w:tcMar>
+              <w:top w:type="dxa" w:w="60"/>
+              <w:left w:type="dxa" w:w="100"/>
+              <w:bottom w:type="dxa" w:w="60"/>
+              <w:right w:type="dxa" w:w="100"/>
+            </w:tcMar>
+          </w:tcPr>
+          <w:p>
+            <w:pPr>
+              <w:spacing w:after="0"/>
+            </w:pPr>
+            <w:r>
+              <w:rPr>
+                <w:rFonts w:ascii="Calibri" w:cs="Calibri" w:eastAsia="Calibri" w:hAnsi="Calibri"/>
+                <w:b w:val="false"/>
+                <w:bCs w:val="false"/>
+                <w:color w:val="1F2937"/>
+                <w:sz w:val="19"/>
+                <w:szCs w:val="19"/>
+              </w:rPr>
+              <w:t xml:space="preserve">Search finds jobs from only one source</w:t>
+            </w:r>
+          </w:p>
+        </w:tc>
+        <w:tc>
+          <w:tcPr>
+            <w:tcW w:type="dxa" w:w="3133"/>
+            <w:tcMar>
+              <w:top w:type="dxa" w:w="60"/>
+              <w:left w:type="dxa" w:w="100"/>
+              <w:bottom w:type="dxa" w:w="60"/>
+              <w:right w:type="dxa" w:w="100"/>
+            </w:tcMar>
+          </w:tcPr>
+          <w:p>
+            <w:pPr>
+              <w:spacing w:after="0"/>
+            </w:pPr>
+            <w:r>
+              <w:rPr>
+                <w:rFonts w:ascii="Calibri" w:cs="Calibri" w:eastAsia="Calibri" w:hAnsi="Calibri"/>
+                <w:b w:val="false"/>
+                <w:bCs w:val="false"/>
+                <w:color w:val="1F2937"/>
+                <w:sz w:val="19"/>
+                <w:szCs w:val="19"/>
+              </w:rPr>
+              <w:t xml:space="preserve">Other sources not connected or off</w:t>
+            </w:r>
+          </w:p>
+        </w:tc>
+        <w:tc>
+          <w:tcPr>
+            <w:tcW w:type="dxa" w:w="3133"/>
+            <w:tcMar>
+              <w:top w:type="dxa" w:w="60"/>
+              <w:left w:type="dxa" w:w="100"/>
+              <w:bottom w:type="dxa" w:w="60"/>
+              <w:right w:type="dxa" w:w="100"/>
+            </w:tcMar>
+          </w:tcPr>
+          <w:p>
+            <w:pPr>
+              <w:spacing w:after="0"/>
+            </w:pPr>
+            <w:r>
+              <w:rPr>
+                <w:rFonts w:ascii="Calibri" w:cs="Calibri" w:eastAsia="Calibri" w:hAnsi="Calibri"/>
+                <w:b w:val="false"/>
+                <w:bCs w:val="false"/>
+                <w:color w:val="1F2937"/>
+                <w:sz w:val="19"/>
+                <w:szCs w:val="19"/>
+              </w:rPr>
+              <w:t xml:space="preserve">Job sources page, and </w:t>
+            </w:r>
+            <w:r>
+              <w:rPr>
+                <w:rFonts w:ascii="Calibri" w:cs="Calibri" w:eastAsia="Calibri" w:hAnsi="Calibri"/>
+                <w:b w:val="false"/>
+                <w:bCs w:val="false"/>
+                <w:i/>
+                <w:iCs/>
+                <w:color w:val="1F2937"/>
+                <w:sz w:val="19"/>
+                <w:szCs w:val="19"/>
+              </w:rPr>
+              <w:t xml:space="preserve">What the last search did</w:t>
+            </w:r>
+            <w:r>
+              <w:rPr>
+                <w:rFonts w:ascii="Calibri" w:cs="Calibri" w:eastAsia="Calibri" w:hAnsi="Calibri"/>
+                <w:b w:val="false"/>
+                <w:bCs w:val="false"/>
+                <w:color w:val="1F2937"/>
+                <w:sz w:val="19"/>
+                <w:szCs w:val="19"/>
+              </w:rPr>
+              <w:t xml:space="preserve"> on Jobs</w:t>
+            </w:r>
+          </w:p>
+        </w:tc>
+      </w:tr>
+      <w:tr>
+        <w:trPr>
+          <w:cantSplit/>
+          <w:tblHeader w:val="off"/>
+        </w:trPr>
+        <w:tc>
+          <w:tcPr>
+            <w:tcW w:type="dxa" w:w="3133"/>
+            <w:tcMar>
+              <w:top w:type="dxa" w:w="60"/>
+              <w:left w:type="dxa" w:w="100"/>
+              <w:bottom w:type="dxa" w:w="60"/>
+              <w:right w:type="dxa" w:w="100"/>
+            </w:tcMar>
+          </w:tcPr>
+          <w:p>
+            <w:pPr>
+              <w:spacing w:after="0"/>
+            </w:pPr>
+            <w:r>
+              <w:rPr>
+                <w:rFonts w:ascii="Calibri" w:cs="Calibri" w:eastAsia="Calibri" w:hAnsi="Calibri"/>
+                <w:b w:val="false"/>
+                <w:bCs w:val="false"/>
+                <w:color w:val="1F2937"/>
+                <w:sz w:val="19"/>
+                <w:szCs w:val="19"/>
+              </w:rPr>
+              <w:t xml:space="preserve">Jobs found but nothing matched</w:t>
+            </w:r>
+          </w:p>
+        </w:tc>
+        <w:tc>
+          <w:tcPr>
+            <w:tcW w:type="dxa" w:w="3133"/>
+            <w:tcMar>
+              <w:top w:type="dxa" w:w="60"/>
+              <w:left w:type="dxa" w:w="100"/>
+              <w:bottom w:type="dxa" w:w="60"/>
+              <w:right w:type="dxa" w:w="100"/>
+            </w:tcMar>
+          </w:tcPr>
+          <w:p>
+            <w:pPr>
+              <w:spacing w:after="0"/>
+            </w:pPr>
+            <w:r>
+              <w:rPr>
+                <w:rFonts w:ascii="Calibri" w:cs="Calibri" w:eastAsia="Calibri" w:hAnsi="Calibri"/>
+                <w:b w:val="false"/>
+                <w:bCs w:val="false"/>
+                <w:color w:val="1F2937"/>
+                <w:sz w:val="19"/>
+                <w:szCs w:val="19"/>
+              </w:rPr>
+              <w:t xml:space="preserve">Jobs are not scored yet, or the threshold is high</w:t>
+            </w:r>
+          </w:p>
+        </w:tc>
+        <w:tc>
+          <w:tcPr>
+            <w:tcW w:type="dxa" w:w="3133"/>
+            <w:tcMar>
+              <w:top w:type="dxa" w:w="60"/>
+              <w:left w:type="dxa" w:w="100"/>
+              <w:bottom w:type="dxa" w:w="60"/>
+              <w:right w:type="dxa" w:w="100"/>
+            </w:tcMar>
+          </w:tcPr>
+          <w:p>
+            <w:pPr>
+              <w:spacing w:after="0"/>
+            </w:pPr>
+            <w:r>
+              <w:rPr>
+                <w:rFonts w:ascii="Calibri" w:cs="Calibri" w:eastAsia="Calibri" w:hAnsi="Calibri"/>
+                <w:b w:val="false"/>
+                <w:bCs w:val="false"/>
+                <w:color w:val="1F2937"/>
+                <w:sz w:val="19"/>
+                <w:szCs w:val="19"/>
+              </w:rPr>
+              <w:t xml:space="preserve">Press Score; check Settings → Fit threshold</w:t>
+            </w:r>
+          </w:p>
+        </w:tc>
+      </w:tr>
+      <w:tr>
+        <w:trPr>
+          <w:cantSplit/>
+          <w:tblHeader w:val="off"/>
+        </w:trPr>
+        <w:tc>
+          <w:tcPr>
+            <w:tcW w:type="dxa" w:w="3133"/>
+            <w:tcMar>
+              <w:top w:type="dxa" w:w="60"/>
+              <w:left w:type="dxa" w:w="100"/>
+              <w:bottom w:type="dxa" w:w="60"/>
+              <w:right w:type="dxa" w:w="100"/>
+            </w:tcMar>
+          </w:tcPr>
+          <w:p>
+            <w:pPr>
+              <w:spacing w:after="0"/>
+            </w:pPr>
+            <w:r>
+              <w:rPr>
+                <w:rFonts w:ascii="Calibri" w:cs="Calibri" w:eastAsia="Calibri" w:hAnsi="Calibri"/>
+                <w:b w:val="false"/>
+                <w:bCs w:val="false"/>
+                <w:color w:val="1F2937"/>
+                <w:sz w:val="19"/>
+                <w:szCs w:val="19"/>
+              </w:rPr>
+              <w:t xml:space="preserve">Buttons say "short version here"</w:t>
+            </w:r>
+          </w:p>
+        </w:tc>
+        <w:tc>
+          <w:tcPr>
+            <w:tcW w:type="dxa" w:w="3133"/>
+            <w:tcMar>
+              <w:top w:type="dxa" w:w="60"/>
+              <w:left w:type="dxa" w:w="100"/>
+              <w:bottom w:type="dxa" w:w="60"/>
+              <w:right w:type="dxa" w:w="100"/>
+            </w:tcMar>
+          </w:tcPr>
+          <w:p>
+            <w:pPr>
+              <w:spacing w:after="0"/>
+            </w:pPr>
+            <w:r>
+              <w:rPr>
+                <w:rFonts w:ascii="Calibri" w:cs="Calibri" w:eastAsia="Calibri" w:hAnsi="Calibri"/>
+                <w:b w:val="false"/>
+                <w:bCs w:val="false"/>
+                <w:color w:val="1F2937"/>
+                <w:sz w:val="19"/>
+                <w:szCs w:val="19"/>
+              </w:rPr>
+              <w:t xml:space="preserve">GitHub is not connected</w:t>
+            </w:r>
+          </w:p>
+        </w:tc>
+        <w:tc>
+          <w:tcPr>
+            <w:tcW w:type="dxa" w:w="3133"/>
+            <w:tcMar>
+              <w:top w:type="dxa" w:w="60"/>
+              <w:left w:type="dxa" w:w="100"/>
+              <w:bottom w:type="dxa" w:w="60"/>
+              <w:right w:type="dxa" w:w="100"/>
+            </w:tcMar>
+          </w:tcPr>
+          <w:p>
+            <w:pPr>
+              <w:spacing w:after="0"/>
+            </w:pPr>
+            <w:r>
+              <w:rPr>
+                <w:rFonts w:ascii="Calibri" w:cs="Calibri" w:eastAsia="Calibri" w:hAnsi="Calibri"/>
+                <w:b w:val="false"/>
+                <w:bCs w:val="false"/>
+                <w:color w:val="1F2937"/>
+                <w:sz w:val="19"/>
+                <w:szCs w:val="19"/>
+              </w:rPr>
+              <w:t xml:space="preserve">System health → Test GitHub connection</w:t>
+            </w:r>
+          </w:p>
+        </w:tc>
+      </w:tr>
+      <w:tr>
+        <w:trPr>
+          <w:cantSplit/>
+          <w:tblHeader w:val="off"/>
+        </w:trPr>
+        <w:tc>
+          <w:tcPr>
+            <w:tcW w:type="dxa" w:w="3133"/>
+            <w:tcMar>
+              <w:top w:type="dxa" w:w="60"/>
+              <w:left w:type="dxa" w:w="100"/>
+              <w:bottom w:type="dxa" w:w="60"/>
+              <w:right w:type="dxa" w:w="100"/>
+            </w:tcMar>
+          </w:tcPr>
+          <w:p>
+            <w:pPr>
+              <w:spacing w:after="0"/>
+            </w:pPr>
+            <w:r>
+              <w:rPr>
+                <w:rFonts w:ascii="Calibri" w:cs="Calibri" w:eastAsia="Calibri" w:hAnsi="Calibri"/>
+                <w:b w:val="false"/>
+                <w:bCs w:val="false"/>
+                <w:color w:val="1F2937"/>
+                <w:sz w:val="19"/>
+                <w:szCs w:val="19"/>
+              </w:rPr>
+              <w:t xml:space="preserve">"No usable model"</w:t>
+            </w:r>
+          </w:p>
+        </w:tc>
+        <w:tc>
+          <w:tcPr>
+            <w:tcW w:type="dxa" w:w="3133"/>
+            <w:tcMar>
+              <w:top w:type="dxa" w:w="60"/>
+              <w:left w:type="dxa" w:w="100"/>
+              <w:bottom w:type="dxa" w:w="60"/>
+              <w:right w:type="dxa" w:w="100"/>
+            </w:tcMar>
+          </w:tcPr>
+          <w:p>
+            <w:pPr>
+              <w:spacing w:after="0"/>
+            </w:pPr>
+            <w:r>
+              <w:rPr>
+                <w:rFonts w:ascii="Calibri" w:cs="Calibri" w:eastAsia="Calibri" w:hAnsi="Calibri"/>
+                <w:b w:val="false"/>
+                <w:bCs w:val="false"/>
+                <w:color w:val="1F2937"/>
+                <w:sz w:val="19"/>
+                <w:szCs w:val="19"/>
+              </w:rPr>
+              <w:t xml:space="preserve">No AI key, or keys unreadable</w:t>
+            </w:r>
+          </w:p>
+        </w:tc>
+        <w:tc>
+          <w:tcPr>
+            <w:tcW w:type="dxa" w:w="3133"/>
+            <w:tcMar>
+              <w:top w:type="dxa" w:w="60"/>
+              <w:left w:type="dxa" w:w="100"/>
+              <w:bottom w:type="dxa" w:w="60"/>
+              <w:right w:type="dxa" w:w="100"/>
+            </w:tcMar>
+          </w:tcPr>
+          <w:p>
+            <w:pPr>
+              <w:spacing w:after="0"/>
+            </w:pPr>
+            <w:r>
+              <w:rPr>
+                <w:rFonts w:ascii="Calibri" w:cs="Calibri" w:eastAsia="Calibri" w:hAnsi="Calibri"/>
+                <w:b w:val="false"/>
+                <w:bCs w:val="false"/>
+                <w:color w:val="1F2937"/>
+                <w:sz w:val="19"/>
+                <w:szCs w:val="19"/>
+              </w:rPr>
+              <w:t xml:space="preserve">AI models: add a key and Test</w:t>
+            </w:r>
+          </w:p>
+        </w:tc>
+      </w:tr>
+      <w:tr>
+        <w:trPr>
+          <w:cantSplit/>
+          <w:tblHeader w:val="off"/>
+        </w:trPr>
+        <w:tc>
+          <w:tcPr>
+            <w:tcW w:type="dxa" w:w="3133"/>
+            <w:tcMar>
+              <w:top w:type="dxa" w:w="60"/>
+              <w:left w:type="dxa" w:w="100"/>
+              <w:bottom w:type="dxa" w:w="60"/>
+              <w:right w:type="dxa" w:w="100"/>
+            </w:tcMar>
+          </w:tcPr>
+          <w:p>
+            <w:pPr>
+              <w:spacing w:after="0"/>
+            </w:pPr>
+            <w:r>
+              <w:rPr>
+                <w:rFonts w:ascii="Calibri" w:cs="Calibri" w:eastAsia="Calibri" w:hAnsi="Calibri"/>
+                <w:b w:val="false"/>
+                <w:bCs w:val="false"/>
+                <w:color w:val="1F2937"/>
+                <w:sz w:val="19"/>
+                <w:szCs w:val="19"/>
+              </w:rPr>
+              <w:t xml:space="preserve">The schedule never runs</w:t>
+            </w:r>
+          </w:p>
+        </w:tc>
+        <w:tc>
+          <w:tcPr>
+            <w:tcW w:type="dxa" w:w="3133"/>
+            <w:tcMar>
+              <w:top w:type="dxa" w:w="60"/>
+              <w:left w:type="dxa" w:w="100"/>
+              <w:bottom w:type="dxa" w:w="60"/>
+              <w:right w:type="dxa" w:w="100"/>
+            </w:tcMar>
+          </w:tcPr>
+          <w:p>
+            <w:pPr>
+              <w:spacing w:after="0"/>
+            </w:pPr>
+            <w:r>
+              <w:rPr>
+                <w:rFonts w:ascii="Calibri" w:cs="Calibri" w:eastAsia="Calibri" w:hAnsi="Calibri"/>
+                <w:b w:val="false"/>
+                <w:bCs w:val="false"/>
+                <w:color w:val="1F2937"/>
+                <w:sz w:val="19"/>
+                <w:szCs w:val="19"/>
+              </w:rPr>
+              <w:t xml:space="preserve">No active schedule, or GitHub clock late</w:t>
+            </w:r>
+          </w:p>
+        </w:tc>
+        <w:tc>
+          <w:tcPr>
+            <w:tcW w:type="dxa" w:w="3133"/>
+            <w:tcMar>
+              <w:top w:type="dxa" w:w="60"/>
+              <w:left w:type="dxa" w:w="100"/>
+              <w:bottom w:type="dxa" w:w="60"/>
+              <w:right w:type="dxa" w:w="100"/>
+            </w:tcMar>
+          </w:tcPr>
+          <w:p>
+            <w:pPr>
+              <w:spacing w:after="0"/>
+            </w:pPr>
+            <w:r>
+              <w:rPr>
+                <w:rFonts w:ascii="Calibri" w:cs="Calibri" w:eastAsia="Calibri" w:hAnsi="Calibri"/>
+                <w:b w:val="false"/>
+                <w:bCs w:val="false"/>
+                <w:color w:val="1F2937"/>
+                <w:sz w:val="19"/>
+                <w:szCs w:val="19"/>
+              </w:rPr>
+              <w:t xml:space="preserve">System health shows the cause; daily backup check starts a late run</w:t>
+            </w:r>
+          </w:p>
+        </w:tc>
+      </w:tr>
+      <w:tr>
+        <w:trPr>
+          <w:cantSplit/>
+          <w:tblHeader w:val="off"/>
+        </w:trPr>
+        <w:tc>
+          <w:tcPr>
+            <w:tcW w:type="dxa" w:w="3133"/>
+            <w:tcMar>
+              <w:top w:type="dxa" w:w="60"/>
+              <w:left w:type="dxa" w:w="100"/>
+              <w:bottom w:type="dxa" w:w="60"/>
+              <w:right w:type="dxa" w:w="100"/>
+            </w:tcMar>
+          </w:tcPr>
+          <w:p>
+            <w:pPr>
+              <w:spacing w:after="0"/>
+            </w:pPr>
+            <w:r>
+              <w:rPr>
+                <w:rFonts w:ascii="Calibri" w:cs="Calibri" w:eastAsia="Calibri" w:hAnsi="Calibri"/>
+                <w:b w:val="false"/>
+                <w:bCs w:val="false"/>
+                <w:color w:val="1F2937"/>
+                <w:sz w:val="19"/>
+                <w:szCs w:val="19"/>
+              </w:rPr>
+              <w:t xml:space="preserve">Resume looks unchanged</w:t>
+            </w:r>
+          </w:p>
+        </w:tc>
+        <w:tc>
+          <w:tcPr>
+            <w:tcW w:type="dxa" w:w="3133"/>
+            <w:tcMar>
+              <w:top w:type="dxa" w:w="60"/>
+              <w:left w:type="dxa" w:w="100"/>
+              <w:bottom w:type="dxa" w:w="60"/>
+              <w:right w:type="dxa" w:w="100"/>
+            </w:tcMar>
+          </w:tcPr>
+          <w:p>
+            <w:pPr>
+              <w:spacing w:after="0"/>
+            </w:pPr>
+            <w:r>
+              <w:rPr>
+                <w:rFonts w:ascii="Calibri" w:cs="Calibri" w:eastAsia="Calibri" w:hAnsi="Calibri"/>
+                <w:b w:val="false"/>
+                <w:bCs w:val="false"/>
+                <w:color w:val="1F2937"/>
+                <w:sz w:val="19"/>
+                <w:szCs w:val="19"/>
+              </w:rPr>
+              <w:t xml:space="preserve">Master resume used as fallback (no model), or a section is locked</w:t>
+            </w:r>
+          </w:p>
+        </w:tc>
+        <w:tc>
+          <w:tcPr>
+            <w:tcW w:type="dxa" w:w="3133"/>
+            <w:tcMar>
+              <w:top w:type="dxa" w:w="60"/>
+              <w:left w:type="dxa" w:w="100"/>
+              <w:bottom w:type="dxa" w:w="60"/>
+              <w:right w:type="dxa" w:w="100"/>
+            </w:tcMar>
+          </w:tcPr>
+          <w:p>
+            <w:pPr>
+              <w:spacing w:after="0"/>
+            </w:pPr>
+            <w:r>
+              <w:rPr>
+                <w:rFonts w:ascii="Calibri" w:cs="Calibri" w:eastAsia="Calibri" w:hAnsi="Calibri"/>
+                <w:b w:val="false"/>
+                <w:bCs w:val="false"/>
+                <w:color w:val="1F2937"/>
+                <w:sz w:val="19"/>
+                <w:szCs w:val="19"/>
+              </w:rPr>
+              <w:t xml:space="preserve">Look for the warning box on the application; Resumes → switches; write a new resume</w:t>
+            </w:r>
+          </w:p>
+        </w:tc>
+      </w:tr>
+      <w:tr>
+        <w:trPr>
+          <w:cantSplit/>
+          <w:tblHeader w:val="off"/>
+        </w:trPr>
+        <w:tc>
+          <w:tcPr>
+            <w:tcW w:type="dxa" w:w="3133"/>
+            <w:tcMar>
+              <w:top w:type="dxa" w:w="60"/>
+              <w:left w:type="dxa" w:w="100"/>
+              <w:bottom w:type="dxa" w:w="60"/>
+              <w:right w:type="dxa" w:w="100"/>
+            </w:tcMar>
+          </w:tcPr>
+          <w:p>
+            <w:pPr>
+              <w:spacing w:after="0"/>
+            </w:pPr>
+            <w:r>
+              <w:rPr>
+                <w:rFonts w:ascii="Calibri" w:cs="Calibri" w:eastAsia="Calibri" w:hAnsi="Calibri"/>
+                <w:b w:val="false"/>
+                <w:bCs w:val="false"/>
+                <w:color w:val="1F2937"/>
+                <w:sz w:val="19"/>
+                <w:szCs w:val="19"/>
+              </w:rPr>
+              <w:t xml:space="preserve">Application stuck at "Waiting for assistant"</w:t>
+            </w:r>
+          </w:p>
+        </w:tc>
+        <w:tc>
+          <w:tcPr>
+            <w:tcW w:type="dxa" w:w="3133"/>
+            <w:tcMar>
+              <w:top w:type="dxa" w:w="60"/>
+              <w:left w:type="dxa" w:w="100"/>
+              <w:bottom w:type="dxa" w:w="60"/>
+              <w:right w:type="dxa" w:w="100"/>
+            </w:tcMar>
+          </w:tcPr>
+          <w:p>
+            <w:pPr>
+              <w:spacing w:after="0"/>
+            </w:pPr>
+            <w:r>
+              <w:rPr>
+                <w:rFonts w:ascii="Calibri" w:cs="Calibri" w:eastAsia="Calibri" w:hAnsi="Calibri"/>
+                <w:b w:val="false"/>
+                <w:bCs w:val="false"/>
+                <w:color w:val="1F2937"/>
+                <w:sz w:val="19"/>
+                <w:szCs w:val="19"/>
+              </w:rPr>
+              <w:t xml:space="preserve">Assistant not running on your computer</w:t>
+            </w:r>
+          </w:p>
+        </w:tc>
+        <w:tc>
+          <w:tcPr>
+            <w:tcW w:type="dxa" w:w="3133"/>
+            <w:tcMar>
+              <w:top w:type="dxa" w:w="60"/>
+              <w:left w:type="dxa" w:w="100"/>
+              <w:bottom w:type="dxa" w:w="60"/>
+              <w:right w:type="dxa" w:w="100"/>
+            </w:tcMar>
+          </w:tcPr>
+          <w:p>
+            <w:pPr>
+              <w:spacing w:after="0"/>
+            </w:pPr>
+            <w:r>
+              <w:rPr>
+                <w:rFonts w:ascii="Calibri" w:cs="Calibri" w:eastAsia="Calibri" w:hAnsi="Calibri"/>
+                <w:b w:val="false"/>
+                <w:bCs w:val="false"/>
+                <w:color w:val="1F2937"/>
+                <w:sz w:val="19"/>
+                <w:szCs w:val="19"/>
+              </w:rPr>
+              <w:t xml:space="preserve">Run </w:t>
+            </w:r>
+            <w:r>
+              <w:rPr>
+                <w:rFonts w:ascii="Consolas" w:cs="Consolas" w:eastAsia="Consolas" w:hAnsi="Consolas"/>
+                <w:color w:val="9A3412"/>
+                <w:sz w:val="17"/>
+                <w:szCs w:val="17"/>
+              </w:rPr>
+              <w:t xml:space="preserve">npm run assist:check</w:t>
+            </w:r>
+            <w:r>
+              <w:rPr>
+                <w:rFonts w:ascii="Calibri" w:cs="Calibri" w:eastAsia="Calibri" w:hAnsi="Calibri"/>
+                <w:b w:val="false"/>
+                <w:bCs w:val="false"/>
+                <w:color w:val="1F2937"/>
+                <w:sz w:val="19"/>
+                <w:szCs w:val="19"/>
+              </w:rPr>
+              <w:t xml:space="preserve">, then </w:t>
+            </w:r>
+            <w:r>
+              <w:rPr>
+                <w:rFonts w:ascii="Consolas" w:cs="Consolas" w:eastAsia="Consolas" w:hAnsi="Consolas"/>
+                <w:color w:val="9A3412"/>
+                <w:sz w:val="17"/>
+                <w:szCs w:val="17"/>
+              </w:rPr>
+              <w:t xml:space="preserve">npm run assist:watch</w:t>
+            </w:r>
+          </w:p>
+        </w:tc>
+      </w:tr>
+      <w:tr>
+        <w:trPr>
+          <w:cantSplit/>
+          <w:tblHeader w:val="off"/>
+        </w:trPr>
+        <w:tc>
+          <w:tcPr>
+            <w:tcW w:type="dxa" w:w="3133"/>
+            <w:tcMar>
+              <w:top w:type="dxa" w:w="60"/>
+              <w:left w:type="dxa" w:w="100"/>
+              <w:bottom w:type="dxa" w:w="60"/>
+              <w:right w:type="dxa" w:w="100"/>
+            </w:tcMar>
+          </w:tcPr>
+          <w:p>
+            <w:pPr>
+              <w:spacing w:after="0"/>
+            </w:pPr>
+            <w:r>
+              <w:rPr>
+                <w:rFonts w:ascii="Calibri" w:cs="Calibri" w:eastAsia="Calibri" w:hAnsi="Calibri"/>
+                <w:b w:val="false"/>
+                <w:bCs w:val="false"/>
+                <w:color w:val="1F2937"/>
+                <w:sz w:val="19"/>
+                <w:szCs w:val="19"/>
+              </w:rPr>
+              <w:t xml:space="preserve">Application "Needs your input"</w:t>
+            </w:r>
+          </w:p>
+        </w:tc>
+        <w:tc>
+          <w:tcPr>
+            <w:tcW w:type="dxa" w:w="3133"/>
+            <w:tcMar>
+              <w:top w:type="dxa" w:w="60"/>
+              <w:left w:type="dxa" w:w="100"/>
+              <w:bottom w:type="dxa" w:w="60"/>
+              <w:right w:type="dxa" w:w="100"/>
+            </w:tcMar>
+          </w:tcPr>
+          <w:p>
+            <w:pPr>
+              <w:spacing w:after="0"/>
+            </w:pPr>
+            <w:r>
+              <w:rPr>
+                <w:rFonts w:ascii="Calibri" w:cs="Calibri" w:eastAsia="Calibri" w:hAnsi="Calibri"/>
+                <w:b w:val="false"/>
+                <w:bCs w:val="false"/>
+                <w:color w:val="1F2937"/>
+                <w:sz w:val="19"/>
+                <w:szCs w:val="19"/>
+              </w:rPr>
+              <w:t xml:space="preserve">A required question has no answer</w:t>
+            </w:r>
+          </w:p>
+        </w:tc>
+        <w:tc>
+          <w:tcPr>
+            <w:tcW w:type="dxa" w:w="3133"/>
+            <w:tcMar>
+              <w:top w:type="dxa" w:w="60"/>
+              <w:left w:type="dxa" w:w="100"/>
+              <w:bottom w:type="dxa" w:w="60"/>
+              <w:right w:type="dxa" w:w="100"/>
+            </w:tcMar>
+          </w:tcPr>
+          <w:p>
+            <w:pPr>
+              <w:spacing w:after="0"/>
+            </w:pPr>
+            <w:r>
+              <w:rPr>
+                <w:rFonts w:ascii="Calibri" w:cs="Calibri" w:eastAsia="Calibri" w:hAnsi="Calibri"/>
+                <w:b w:val="false"/>
+                <w:bCs w:val="false"/>
+                <w:color w:val="1F2937"/>
+                <w:sz w:val="19"/>
+                <w:szCs w:val="19"/>
+              </w:rPr>
+              <w:t xml:space="preserve">Answer it on Profile</w:t>
+            </w:r>
+          </w:p>
+        </w:tc>
+      </w:tr>
+      <w:tr>
+        <w:trPr>
+          <w:cantSplit/>
+          <w:tblHeader w:val="off"/>
+        </w:trPr>
+        <w:tc>
+          <w:tcPr>
+            <w:tcW w:type="dxa" w:w="3133"/>
+            <w:tcMar>
+              <w:top w:type="dxa" w:w="60"/>
+              <w:left w:type="dxa" w:w="100"/>
+              <w:bottom w:type="dxa" w:w="60"/>
+              <w:right w:type="dxa" w:w="100"/>
+            </w:tcMar>
+          </w:tcPr>
+          <w:p>
+            <w:pPr>
+              <w:spacing w:after="0"/>
+            </w:pPr>
+            <w:r>
+              <w:rPr>
+                <w:rFonts w:ascii="Calibri" w:cs="Calibri" w:eastAsia="Calibri" w:hAnsi="Calibri"/>
+                <w:b w:val="false"/>
+                <w:bCs w:val="false"/>
+                <w:color w:val="1F2937"/>
+                <w:sz w:val="19"/>
+                <w:szCs w:val="19"/>
+              </w:rPr>
               <w:t xml:space="preserve">No daily email</w:t>
             </w:r>
           </w:p>
@@ -9735,6 +10672,108 @@
           <w:color w:val="1F2937"/>
         </w:rPr>
         <w:t xml:space="preserve"> (diagnose).</w:t>
+      </w:r>
+    </w:p>
+    <w:p>
+      <w:pPr>
+        <w:pStyle w:val="Heading1"/>
+        <w:keepNext/>
+        <w:spacing w:after="120" w:before="0"/>
+      </w:pPr>
+      <w:r>
+        <w:rPr>
+          <w:rFonts w:ascii="Calibri" w:cs="Calibri" w:eastAsia="Calibri" w:hAnsi="Calibri"/>
+          <w:b/>
+          <w:bCs/>
+          <w:color w:val="1D4ED8"/>
+          <w:sz w:val="34"/>
+          <w:szCs w:val="34"/>
+        </w:rPr>
+        <w:t xml:space="preserve">15. Backups and the laptop</w:t>
+      </w:r>
+    </w:p>
+    <w:p>
+      <w:pPr>
+        <w:pStyle w:val="ListParagraph"/>
+        <w:numPr>
+          <w:ilvl w:val="0"/>
+          <w:numId w:val="1"/>
+        </w:numPr>
+        <w:spacing w:after="60" w:line="264"/>
+      </w:pPr>
+      <w:r>
+        <w:rPr>
+          <w:rFonts w:ascii="Calibri" w:cs="Calibri" w:eastAsia="Calibri" w:hAnsi="Calibri"/>
+          <w:b/>
+          <w:bCs/>
+          <w:color w:val="1F2937"/>
+        </w:rPr>
+        <w:t xml:space="preserve">Backups:</w:t>
+      </w:r>
+      <w:r>
+        <w:rPr>
+          <w:rFonts w:ascii="Calibri" w:cs="Calibri" w:eastAsia="Calibri" w:hAnsi="Calibri"/>
+          <w:color w:val="1F2937"/>
+        </w:rPr>
+        <w:t xml:space="preserve"> </w:t>
+      </w:r>
+      <w:r>
+        <w:rPr>
+          <w:rFonts w:ascii="Consolas" w:cs="Consolas" w:eastAsia="Consolas" w:hAnsi="Consolas"/>
+          <w:color w:val="9A3412"/>
+          <w:sz w:val="20"/>
+          <w:szCs w:val="20"/>
+        </w:rPr>
+        <w:t xml:space="preserve">docs/BACKUP.md</w:t>
+      </w:r>
+      <w:r>
+        <w:rPr>
+          <w:rFonts w:ascii="Calibri" w:cs="Calibri" w:eastAsia="Calibri" w:hAnsi="Calibri"/>
+          <w:color w:val="1F2937"/>
+        </w:rPr>
+        <w:t xml:space="preserve"> explains the nightly encrypted backup of the database and master resume to a private GitHub repository (newest 60 days kept), and how to restore.</w:t>
+      </w:r>
+    </w:p>
+    <w:p>
+      <w:pPr>
+        <w:pStyle w:val="ListParagraph"/>
+        <w:numPr>
+          <w:ilvl w:val="0"/>
+          <w:numId w:val="1"/>
+        </w:numPr>
+        <w:spacing w:after="60" w:line="264"/>
+      </w:pPr>
+      <w:r>
+        <w:rPr>
+          <w:rFonts w:ascii="Calibri" w:cs="Calibri" w:eastAsia="Calibri" w:hAnsi="Calibri"/>
+          <w:b/>
+          <w:bCs/>
+          <w:color w:val="1F2937"/>
+        </w:rPr>
+        <w:t xml:space="preserve">Laptop assistant, step by step with commands:</w:t>
+      </w:r>
+      <w:r>
+        <w:rPr>
+          <w:rFonts w:ascii="Calibri" w:cs="Calibri" w:eastAsia="Calibri" w:hAnsi="Calibri"/>
+          <w:color w:val="1F2937"/>
+        </w:rPr>
+        <w:t xml:space="preserve"> </w:t>
+      </w:r>
+      <w:r>
+        <w:rPr>
+          <w:rFonts w:ascii="Consolas" w:cs="Consolas" w:eastAsia="Consolas" w:hAnsi="Consolas"/>
+          <w:color w:val="9A3412"/>
+          <w:sz w:val="20"/>
+          <w:szCs w:val="20"/>
+        </w:rPr>
+        <w:t xml:space="preserve">docs/LAPTOP_SETUP.md</w:t>
+      </w:r>
+      <w:r>
+        <w:rPr>
+          <w:rFonts w:ascii="Calibri" w:cs="Calibri" w:eastAsia="Calibri" w:hAnsi="Calibri"/>
+          <w:color w:val="1F2937"/>
+        </w:rPr>
+        <w:t xml:space="preserve">.</w:t>
       </w:r>
     </w:p>
     <w:sectPr>

--- a/docs/Career-Agent-User-Guide.docx
+++ b/docs/Career-Agent-User-Guide.docx
@@ -10774,6 +10774,160 @@
           <w:color w:val="1F2937"/>
         </w:rPr>
         <w:t xml:space="preserve">.</w:t>
+      </w:r>
+    </w:p>
+    <w:p>
+      <w:pPr>
+        <w:pStyle w:val="Heading1"/>
+        <w:keepNext/>
+        <w:spacing w:after="120" w:before="0"/>
+      </w:pPr>
+      <w:r>
+        <w:rPr>
+          <w:rFonts w:ascii="Calibri" w:cs="Calibri" w:eastAsia="Calibri" w:hAnsi="Calibri"/>
+          <w:b/>
+          <w:bCs/>
+          <w:color w:val="1D4ED8"/>
+          <w:sz w:val="34"/>
+          <w:szCs w:val="34"/>
+        </w:rPr>
+        <w:t xml:space="preserve">16. Pausing, and which job sources are worth it</w:t>
+      </w:r>
+    </w:p>
+    <w:p>
+      <w:pPr>
+        <w:pStyle w:val="ListParagraph"/>
+        <w:numPr>
+          <w:ilvl w:val="0"/>
+          <w:numId w:val="1"/>
+        </w:numPr>
+        <w:spacing w:after="60" w:line="264"/>
+      </w:pPr>
+      <w:r>
+        <w:rPr>
+          <w:rFonts w:ascii="Calibri" w:cs="Calibri" w:eastAsia="Calibri" w:hAnsi="Calibri"/>
+          <w:b/>
+          <w:bCs/>
+          <w:color w:val="1F2937"/>
+        </w:rPr>
+        <w:t xml:space="preserve">Pause everything</w:t>
+      </w:r>
+      <w:r>
+        <w:rPr>
+          <w:rFonts w:ascii="Calibri" w:cs="Calibri" w:eastAsia="Calibri" w:hAnsi="Calibri"/>
+          <w:color w:val="1F2937"/>
+        </w:rPr>
+        <w:t xml:space="preserve"> (Settings, top card): found a job, or need a break? One switch stops everything that runs by itself (scheduled runs, searching, background scoring and preparing, automatic approving and applying from the cloud and from the assistant, and automatic employer emails). Your data stays; buttons you press yourself still work. The Dashboard shows a banner while paused. Switch it off to continue.</w:t>
+      </w:r>
+    </w:p>
+    <w:p>
+      <w:pPr>
+        <w:pStyle w:val="ListParagraph"/>
+        <w:numPr>
+          <w:ilvl w:val="0"/>
+          <w:numId w:val="1"/>
+        </w:numPr>
+        <w:spacing w:after="60" w:line="264"/>
+      </w:pPr>
+      <w:r>
+        <w:rPr>
+          <w:rFonts w:ascii="Calibri" w:cs="Calibri" w:eastAsia="Calibri" w:hAnsi="Calibri"/>
+          <w:b/>
+          <w:bCs/>
+          <w:color w:val="1F2937"/>
+        </w:rPr>
+        <w:t xml:space="preserve">Why not every source on every run?</w:t>
+      </w:r>
+      <w:r>
+        <w:rPr>
+          <w:rFonts w:ascii="Calibri" w:cs="Calibri" w:eastAsia="Calibri" w:hAnsi="Calibri"/>
+          <w:color w:val="1F2937"/>
+        </w:rPr>
+        <w:t xml:space="preserve"> A search that already ran within the last few hours is skipped (it would only find the same jobs; the number of hours is under Settings → Job discovery), hosted scrapers (Apify) run only in scheduled runs, and a service that refuses its key is tried once, not once per search. </w:t>
+      </w:r>
+      <w:r>
+        <w:rPr>
+          <w:rFonts w:ascii="Calibri" w:cs="Calibri" w:eastAsia="Calibri" w:hAnsi="Calibri"/>
+          <w:i/>
+          <w:iCs/>
+          <w:color w:val="1F2937"/>
+        </w:rPr>
+        <w:t xml:space="preserve">What the last search did, source by source</w:t>
+      </w:r>
+      <w:r>
+        <w:rPr>
+          <w:rFonts w:ascii="Calibri" w:cs="Calibri" w:eastAsia="Calibri" w:hAnsi="Calibri"/>
+          <w:color w:val="1F2937"/>
+        </w:rPr>
+        <w:t xml:space="preserve"> (Jobs page) lists every source with its reason, and says how many searches were skipped and why.</w:t>
+      </w:r>
+    </w:p>
+    <w:p>
+      <w:pPr>
+        <w:pStyle w:val="ListParagraph"/>
+        <w:numPr>
+          <w:ilvl w:val="0"/>
+          <w:numId w:val="1"/>
+        </w:numPr>
+        <w:spacing w:after="60" w:line="264"/>
+      </w:pPr>
+      <w:r>
+        <w:rPr>
+          <w:rFonts w:ascii="Calibri" w:cs="Calibri" w:eastAsia="Calibri" w:hAnsi="Calibri"/>
+          <w:b/>
+          <w:bCs/>
+          <w:color w:val="1F2937"/>
+        </w:rPr>
+        <w:t xml:space="preserve">Which sources are worth it:</w:t>
+      </w:r>
+      <w:r>
+        <w:rPr>
+          <w:rFonts w:ascii="Calibri" w:cs="Calibri" w:eastAsia="Calibri" w:hAnsi="Calibri"/>
+          <w:color w:val="1F2937"/>
+        </w:rPr>
+        <w:t xml:space="preserve"> the Job sources page has a table for the last 30 days: searches, failures, postings read, new jobs, good matches, and a verdict per source (Productive, Some yield, Many jobs few fits, Nothing new, Returns nothing, Mostly failing) with advice to keep, fix or switch off. Numbers are labelled early until about a month of runs.</w:t>
+      </w:r>
+    </w:p>
+    <w:p>
+      <w:pPr>
+        <w:pStyle w:val="ListParagraph"/>
+        <w:numPr>
+          <w:ilvl w:val="0"/>
+          <w:numId w:val="1"/>
+        </w:numPr>
+        <w:spacing w:after="60" w:line="264"/>
+      </w:pPr>
+      <w:r>
+        <w:rPr>
+          <w:rFonts w:ascii="Calibri" w:cs="Calibri" w:eastAsia="Calibri" w:hAnsi="Calibri"/>
+          <w:b/>
+          <w:bCs/>
+          <w:color w:val="1F2937"/>
+        </w:rPr>
+        <w:t xml:space="preserve">Apply assistant "not running":</w:t>
+      </w:r>
+      <w:r>
+        <w:rPr>
+          <w:rFonts w:ascii="Calibri" w:cs="Calibri" w:eastAsia="Calibri" w:hAnsi="Calibri"/>
+          <w:color w:val="1F2937"/>
+        </w:rPr>
+        <w:t xml:space="preserve"> having the computer on is not enough. The assistant is a program you start once on the computer (</w:t>
+      </w:r>
+      <w:r>
+        <w:rPr>
+          <w:rFonts w:ascii="Consolas" w:cs="Consolas" w:eastAsia="Consolas" w:hAnsi="Consolas"/>
+          <w:color w:val="9A3412"/>
+          <w:sz w:val="20"/>
+          <w:szCs w:val="20"/>
+        </w:rPr>
+        <w:t xml:space="preserve">docs/LAPTOP_SETUP.md</w:t>
+      </w:r>
+      <w:r>
+        <w:rPr>
+          <w:rFonts w:ascii="Calibri" w:cs="Calibri" w:eastAsia="Calibri" w:hAnsi="Calibri"/>
+          <w:color w:val="1F2937"/>
+        </w:rPr>
+        <w:t xml:space="preserve">); the card turns green when it reports in.</w:t>
       </w:r>
     </w:p>
     <w:sectPr>

--- a/docs/Career-Agent-User-Guide.docx
+++ b/docs/Career-Agent-User-Guide.docx
@@ -4521,7 +4521,119 @@
           <w:rFonts w:ascii="Calibri" w:cs="Calibri" w:eastAsia="Calibri" w:hAnsi="Calibri"/>
           <w:color w:val="1F2937"/>
         </w:rPr>
-        <w:t xml:space="preserve"> is last.</w:t>
+        <w:t xml:space="preserve"> is last. Each model shows a </w:t>
+      </w:r>
+      <w:r>
+        <w:rPr>
+          <w:rFonts w:ascii="Calibri" w:cs="Calibri" w:eastAsia="Calibri" w:hAnsi="Calibri"/>
+          <w:b/>
+          <w:bCs/>
+          <w:color w:val="1F2937"/>
+        </w:rPr>
+        <w:t xml:space="preserve">Status</w:t>
+      </w:r>
+      <w:r>
+        <w:rPr>
+          <w:rFonts w:ascii="Calibri" w:cs="Calibri" w:eastAsia="Calibri" w:hAnsi="Calibri"/>
+          <w:color w:val="1F2937"/>
+        </w:rPr>
+        <w:t xml:space="preserve">: </w:t>
+      </w:r>
+      <w:r>
+        <w:rPr>
+          <w:rFonts w:ascii="Calibri" w:cs="Calibri" w:eastAsia="Calibri" w:hAnsi="Calibri"/>
+          <w:i/>
+          <w:iCs/>
+          <w:color w:val="1F2937"/>
+        </w:rPr>
+        <w:t xml:space="preserve">Working</w:t>
+      </w:r>
+      <w:r>
+        <w:rPr>
+          <w:rFonts w:ascii="Calibri" w:cs="Calibri" w:eastAsia="Calibri" w:hAnsi="Calibri"/>
+          <w:color w:val="1F2937"/>
+        </w:rPr>
+        <w:t xml:space="preserve"> (its latest call succeeded), </w:t>
+      </w:r>
+      <w:r>
+        <w:rPr>
+          <w:rFonts w:ascii="Calibri" w:cs="Calibri" w:eastAsia="Calibri" w:hAnsi="Calibri"/>
+          <w:i/>
+          <w:iCs/>
+          <w:color w:val="1F2937"/>
+        </w:rPr>
+        <w:t xml:space="preserve">Unstable</w:t>
+      </w:r>
+      <w:r>
+        <w:rPr>
+          <w:rFonts w:ascii="Calibri" w:cs="Calibri" w:eastAsia="Calibri" w:hAnsi="Calibri"/>
+          <w:color w:val="1F2937"/>
+        </w:rPr>
+        <w:t xml:space="preserve"> (some recent calls failed), </w:t>
+      </w:r>
+      <w:r>
+        <w:rPr>
+          <w:rFonts w:ascii="Calibri" w:cs="Calibri" w:eastAsia="Calibri" w:hAnsi="Calibri"/>
+          <w:i/>
+          <w:iCs/>
+          <w:color w:val="1F2937"/>
+        </w:rPr>
+        <w:t xml:space="preserve">Not working</w:t>
+      </w:r>
+      <w:r>
+        <w:rPr>
+          <w:rFonts w:ascii="Calibri" w:cs="Calibri" w:eastAsia="Calibri" w:hAnsi="Calibri"/>
+          <w:color w:val="1F2937"/>
+        </w:rPr>
+        <w:t xml:space="preserve"> (all recent calls failed; the last error is shown with what it usually means: quota used up, key rejected, model name retired), </w:t>
+      </w:r>
+      <w:r>
+        <w:rPr>
+          <w:rFonts w:ascii="Calibri" w:cs="Calibri" w:eastAsia="Calibri" w:hAnsi="Calibri"/>
+          <w:i/>
+          <w:iCs/>
+          <w:color w:val="1F2937"/>
+        </w:rPr>
+        <w:t xml:space="preserve">Daily limit reached</w:t>
+      </w:r>
+      <w:r>
+        <w:rPr>
+          <w:rFonts w:ascii="Calibri" w:cs="Calibri" w:eastAsia="Calibri" w:hAnsi="Calibri"/>
+          <w:color w:val="1F2937"/>
+        </w:rPr>
+        <w:t xml:space="preserve">, </w:t>
+      </w:r>
+      <w:r>
+        <w:rPr>
+          <w:rFonts w:ascii="Calibri" w:cs="Calibri" w:eastAsia="Calibri" w:hAnsi="Calibri"/>
+          <w:i/>
+          <w:iCs/>
+          <w:color w:val="1F2937"/>
+        </w:rPr>
+        <w:t xml:space="preserve">No key</w:t>
+      </w:r>
+      <w:r>
+        <w:rPr>
+          <w:rFonts w:ascii="Calibri" w:cs="Calibri" w:eastAsia="Calibri" w:hAnsi="Calibri"/>
+          <w:color w:val="1F2937"/>
+        </w:rPr>
+        <w:t xml:space="preserve"> or </w:t>
+      </w:r>
+      <w:r>
+        <w:rPr>
+          <w:rFonts w:ascii="Calibri" w:cs="Calibri" w:eastAsia="Calibri" w:hAnsi="Calibri"/>
+          <w:i/>
+          <w:iCs/>
+          <w:color w:val="1F2937"/>
+        </w:rPr>
+        <w:t xml:space="preserve">Not used yet</w:t>
+      </w:r>
+      <w:r>
+        <w:rPr>
+          <w:rFonts w:ascii="Calibri" w:cs="Calibri" w:eastAsia="Calibri" w:hAnsi="Calibri"/>
+          <w:color w:val="1F2937"/>
+        </w:rPr>
+        <w:t xml:space="preserve">. "Calls today" counts successes and failures against the daily allowance.</w:t>
       </w:r>
     </w:p>
     <w:p>
@@ -4968,23 +5080,39 @@
           <w:rFonts w:ascii="Calibri" w:cs="Calibri" w:eastAsia="Calibri" w:hAnsi="Calibri"/>
           <w:color w:val="1F2937"/>
         </w:rPr>
-        <w:t xml:space="preserve">, </w:t>
-      </w:r>
-      <w:r>
-        <w:rPr>
-          <w:rFonts w:ascii="Calibri" w:cs="Calibri" w:eastAsia="Calibri" w:hAnsi="Calibri"/>
-          <w:b/>
-          <w:bCs/>
-          <w:color w:val="1F2937"/>
-        </w:rPr>
-        <w:t xml:space="preserve">Run full cycle now</w:t>
-      </w:r>
-      <w:r>
-        <w:rPr>
-          <w:rFonts w:ascii="Calibri" w:cs="Calibri" w:eastAsia="Calibri" w:hAnsi="Calibri"/>
-          <w:color w:val="1F2937"/>
-        </w:rPr>
-        <w:t xml:space="preserve"> (search, score and prepare in one background run, the same as a schedule).</w:t>
+        <w:t xml:space="preserve">. Tick rows to </w:t>
+      </w:r>
+      <w:r>
+        <w:rPr>
+          <w:rFonts w:ascii="Calibri" w:cs="Calibri" w:eastAsia="Calibri" w:hAnsi="Calibri"/>
+          <w:b/>
+          <w:bCs/>
+          <w:color w:val="1F2937"/>
+        </w:rPr>
+        <w:t xml:space="preserve">Prepare resumes for selected</w:t>
+      </w:r>
+      <w:r>
+        <w:rPr>
+          <w:rFonts w:ascii="Calibri" w:cs="Calibri" w:eastAsia="Calibri" w:hAnsi="Calibri"/>
+          <w:color w:val="1F2937"/>
+        </w:rPr>
+        <w:t xml:space="preserve">. To run the whole schedule, use Schedules → </w:t>
+      </w:r>
+      <w:r>
+        <w:rPr>
+          <w:rFonts w:ascii="Calibri" w:cs="Calibri" w:eastAsia="Calibri" w:hAnsi="Calibri"/>
+          <w:b/>
+          <w:bCs/>
+          <w:color w:val="1F2937"/>
+        </w:rPr>
+        <w:t xml:space="preserve">Run this schedule now</w:t>
+      </w:r>
+      <w:r>
+        <w:rPr>
+          <w:rFonts w:ascii="Calibri" w:cs="Calibri" w:eastAsia="Calibri" w:hAnsi="Calibri"/>
+          <w:color w:val="1F2937"/>
+        </w:rPr>
+        <w:t xml:space="preserve">.</w:t>
       </w:r>
     </w:p>
     <w:p>
@@ -6059,24 +6187,6 @@
     </w:p>
     <w:p>
       <w:pPr>
-        <w:pStyle w:val="Heading1"/>
-        <w:keepNext/>
-        <w:spacing w:after="120" w:before="0"/>
-      </w:pPr>
-      <w:r>
-        <w:rPr>
-          <w:rFonts w:ascii="Calibri" w:cs="Calibri" w:eastAsia="Calibri" w:hAnsi="Calibri"/>
-          <w:b/>
-          <w:bCs/>
-          <w:color w:val="1D4ED8"/>
-          <w:sz w:val="34"/>
-          <w:szCs w:val="34"/>
-        </w:rPr>
-        <w:t xml:space="preserve">8. Resume quality, and writing a new resume</w:t>
-      </w:r>
-    </w:p>
-    <w:p>
-      <w:pPr>
         <w:pStyle w:val="Heading2"/>
         <w:keepNext/>
         <w:spacing w:after="120" w:before="240"/>
@@ -6090,7 +6200,7 @@
           <w:sz w:val="27"/>
           <w:szCs w:val="27"/>
         </w:rPr>
-        <w:t xml:space="preserve">How each resume is written</w:t>
+        <w:t xml:space="preserve">The backlog clears by itself</w:t>
       </w:r>
     </w:p>
     <w:p>
@@ -6102,7 +6212,23 @@
           <w:rFonts w:ascii="Calibri" w:cs="Calibri" w:eastAsia="Calibri" w:hAnsi="Calibri"/>
           <w:color w:val="1F2937"/>
         </w:rPr>
-        <w:t xml:space="preserve">For every job the AI is told to write for that job: a headline naming the role, a summary built around what the job asks for, each bullet reworded (strong verb, the job's own terms where your profile supports them, the result with its exact figure), and the most relevant highlights, case studies and skills first. A checker then verifies every sentence against your profile.</w:t>
+        <w:t xml:space="preserve">Searching finds more jobs than can be scored at once, so some wait to be scored. You do not need to press anything: every hour the app scores a batch of about 60, then writes the resume, cover letter and employer email for good matches (a few per hour, set in Settings → Automatic preparing and backlog clearing), following the rules of your active schedule. The </w:t>
+      </w:r>
+      <w:r>
+        <w:rPr>
+          <w:rFonts w:ascii="Calibri" w:cs="Calibri" w:eastAsia="Calibri" w:hAnsi="Calibri"/>
+          <w:b/>
+          <w:bCs/>
+          <w:color w:val="1F2937"/>
+        </w:rPr>
+        <w:t xml:space="preserve">Waiting to be processed</w:t>
+      </w:r>
+      <w:r>
+        <w:rPr>
+          <w:rFonts w:ascii="Calibri" w:cs="Calibri" w:eastAsia="Calibri" w:hAnsi="Calibri"/>
+          <w:color w:val="1F2937"/>
+        </w:rPr>
+        <w:t xml:space="preserve"> card on Schedules and Jobs shows what is waiting and how long it will take. While a run is active, a banner shows what it has done so far (jobs found, scored, prepared). If no AI model works, the backlog waits and the app pauses for a few hours instead of retrying uselessly.</w:t>
       </w:r>
     </w:p>
     <w:p>
@@ -6120,304 +6246,7 @@
           <w:sz w:val="27"/>
           <w:szCs w:val="27"/>
         </w:rPr>
-        <w:t xml:space="preserve">The score on each application</w:t>
-      </w:r>
-    </w:p>
-    <w:p>
-      <w:pPr>
-        <w:spacing w:after="100" w:line="276"/>
-      </w:pPr>
-      <w:r>
-        <w:rPr>
-          <w:rFonts w:ascii="Calibri" w:cs="Calibri" w:eastAsia="Calibri" w:hAnsi="Calibri"/>
-          <w:color w:val="1F2937"/>
-        </w:rPr>
-        <w:t xml:space="preserve">The application page shows </w:t>
-      </w:r>
-      <w:r>
-        <w:rPr>
-          <w:rFonts w:ascii="Calibri" w:cs="Calibri" w:eastAsia="Calibri" w:hAnsi="Calibri"/>
-          <w:b/>
-          <w:bCs/>
-          <w:color w:val="1F2937"/>
-        </w:rPr>
-        <w:t xml:space="preserve">Aimed at this job: N/100</w:t>
-      </w:r>
-      <w:r>
-        <w:rPr>
-          <w:rFonts w:ascii="Calibri" w:cs="Calibri" w:eastAsia="Calibri" w:hAnsi="Calibri"/>
-          <w:color w:val="1F2937"/>
-        </w:rPr>
-        <w:t xml:space="preserve">, the share of the job's key terms you can honestly claim that the resume uses, how many bullets were reworded, and whether the headline and summary were written for the job. Below 75 the AI gets up to two more attempts. It also lists what the job asks for that your profile does </w:t>
-      </w:r>
-      <w:r>
-        <w:rPr>
-          <w:rFonts w:ascii="Calibri" w:cs="Calibri" w:eastAsia="Calibri" w:hAnsi="Calibri"/>
-          <w:i/>
-          <w:iCs/>
-          <w:color w:val="1F2937"/>
-        </w:rPr>
-        <w:t xml:space="preserve">not</w:t>
-      </w:r>
-      <w:r>
-        <w:rPr>
-          <w:rFonts w:ascii="Calibri" w:cs="Calibri" w:eastAsia="Calibri" w:hAnsi="Calibri"/>
-          <w:color w:val="1F2937"/>
-        </w:rPr>
-        <w:t xml:space="preserve"> contain. Those are never added.</w:t>
-      </w:r>
-    </w:p>
-    <w:p>
-      <w:pPr>
-        <w:pStyle w:val="Heading2"/>
-        <w:keepNext/>
-        <w:spacing w:after="120" w:before="240"/>
-      </w:pPr>
-      <w:r>
-        <w:rPr>
-          <w:rFonts w:ascii="Calibri" w:cs="Calibri" w:eastAsia="Calibri" w:hAnsi="Calibri"/>
-          <w:b/>
-          <w:bCs/>
-          <w:color w:val="1F2937"/>
-          <w:sz w:val="27"/>
-          <w:szCs w:val="27"/>
-        </w:rPr>
-        <w:t xml:space="preserve">Not happy with a resume? Write a new one</w:t>
-      </w:r>
-    </w:p>
-    <w:p>
-      <w:pPr>
-        <w:spacing w:after="100" w:line="276"/>
-      </w:pPr>
-      <w:r>
-        <w:rPr>
-          <w:rFonts w:ascii="Calibri" w:cs="Calibri" w:eastAsia="Calibri" w:hAnsi="Calibri"/>
-          <w:color w:val="1F2937"/>
-        </w:rPr>
-        <w:t xml:space="preserve">Open the application → </w:t>
-      </w:r>
-      <w:r>
-        <w:rPr>
-          <w:rFonts w:ascii="Calibri" w:cs="Calibri" w:eastAsia="Calibri" w:hAnsi="Calibri"/>
-          <w:b/>
-          <w:bCs/>
-          <w:color w:val="1F2937"/>
-        </w:rPr>
-        <w:t xml:space="preserve">Write a new resume for this application</w:t>
-      </w:r>
-      <w:r>
-        <w:rPr>
-          <w:rFonts w:ascii="Calibri" w:cs="Calibri" w:eastAsia="Calibri" w:hAnsi="Calibri"/>
-          <w:color w:val="1F2937"/>
-        </w:rPr>
-        <w:t xml:space="preserve">.</w:t>
-      </w:r>
-    </w:p>
-    <w:p>
-      <w:pPr>
-        <w:pStyle w:val="ListParagraph"/>
-        <w:numPr>
-          <w:ilvl w:val="0"/>
-          <w:numId w:val="2"/>
-        </w:numPr>
-        <w:spacing w:after="60" w:line="264"/>
-      </w:pPr>
-      <w:r>
-        <w:rPr>
-          <w:rFonts w:ascii="Calibri" w:cs="Calibri" w:eastAsia="Calibri" w:hAnsi="Calibri"/>
-          <w:color w:val="1F2937"/>
-        </w:rPr>
-        <w:t xml:space="preserve">Optionally type instructions, for example "stress my payments and SQL experience; keep the summary to three sentences". Instructions steer emphasis and tone only; the checker still applies.</w:t>
-      </w:r>
-    </w:p>
-    <w:p>
-      <w:pPr>
-        <w:pStyle w:val="ListParagraph"/>
-        <w:numPr>
-          <w:ilvl w:val="0"/>
-          <w:numId w:val="2"/>
-        </w:numPr>
-        <w:spacing w:after="60" w:line="264"/>
-      </w:pPr>
-      <w:r>
-        <w:rPr>
-          <w:rFonts w:ascii="Calibri" w:cs="Calibri" w:eastAsia="Calibri" w:hAnsi="Calibri"/>
-          <w:color w:val="1F2937"/>
-        </w:rPr>
-        <w:t xml:space="preserve">Press </w:t>
-      </w:r>
-      <w:r>
-        <w:rPr>
-          <w:rFonts w:ascii="Calibri" w:cs="Calibri" w:eastAsia="Calibri" w:hAnsi="Calibri"/>
-          <w:b/>
-          <w:bCs/>
-          <w:color w:val="1F2937"/>
-        </w:rPr>
-        <w:t xml:space="preserve">Write a new resume</w:t>
-      </w:r>
-      <w:r>
-        <w:rPr>
-          <w:rFonts w:ascii="Calibri" w:cs="Calibri" w:eastAsia="Calibri" w:hAnsi="Calibri"/>
-          <w:color w:val="1F2937"/>
-        </w:rPr>
-        <w:t xml:space="preserve">. It runs in the background (1 to 3 minutes). The old versions stay in the history.</w:t>
-      </w:r>
-    </w:p>
-    <w:p>
-      <w:pPr>
-        <w:pStyle w:val="ListParagraph"/>
-        <w:numPr>
-          <w:ilvl w:val="0"/>
-          <w:numId w:val="2"/>
-        </w:numPr>
-        <w:spacing w:after="60" w:line="264"/>
-      </w:pPr>
-      <w:r>
-        <w:rPr>
-          <w:rFonts w:ascii="Calibri" w:cs="Calibri" w:eastAsia="Calibri" w:hAnsi="Calibri"/>
-          <w:color w:val="1F2937"/>
-        </w:rPr>
-        <w:t xml:space="preserve">The application returns to </w:t>
-      </w:r>
-      <w:r>
-        <w:rPr>
-          <w:rFonts w:ascii="Calibri" w:cs="Calibri" w:eastAsia="Calibri" w:hAnsi="Calibri"/>
-          <w:b/>
-          <w:bCs/>
-          <w:color w:val="1F2937"/>
-        </w:rPr>
-        <w:t xml:space="preserve">Pending approval</w:t>
-      </w:r>
-      <w:r>
-        <w:rPr>
-          <w:rFonts w:ascii="Calibri" w:cs="Calibri" w:eastAsia="Calibri" w:hAnsi="Calibri"/>
-          <w:color w:val="1F2937"/>
-        </w:rPr>
-        <w:t xml:space="preserve"> with the new resume and cover letter. Press </w:t>
-      </w:r>
-      <w:r>
-        <w:rPr>
-          <w:rFonts w:ascii="Calibri" w:cs="Calibri" w:eastAsia="Calibri" w:hAnsi="Calibri"/>
-          <w:b/>
-          <w:bCs/>
-          <w:color w:val="1F2937"/>
-        </w:rPr>
-        <w:t xml:space="preserve">Approve</w:t>
-      </w:r>
-      <w:r>
-        <w:rPr>
-          <w:rFonts w:ascii="Calibri" w:cs="Calibri" w:eastAsia="Calibri" w:hAnsi="Calibri"/>
-          <w:color w:val="1F2937"/>
-        </w:rPr>
-        <w:t xml:space="preserve"> to apply with it.</w:t>
-      </w:r>
-    </w:p>
-    <w:p>
-      <w:pPr>
-        <w:spacing w:after="100" w:line="276"/>
-      </w:pPr>
-      <w:r>
-        <w:rPr>
-          <w:rFonts w:ascii="Calibri" w:cs="Calibri" w:eastAsia="Calibri" w:hAnsi="Calibri"/>
-          <w:color w:val="1F2937"/>
-        </w:rPr>
-        <w:t xml:space="preserve">Rules: an application that is being sent right now cannot be regenerated. One that was </w:t>
-      </w:r>
-      <w:r>
-        <w:rPr>
-          <w:rFonts w:ascii="Calibri" w:cs="Calibri" w:eastAsia="Calibri" w:hAnsi="Calibri"/>
-          <w:b/>
-          <w:bCs/>
-          <w:color w:val="1F2937"/>
-        </w:rPr>
-        <w:t xml:space="preserve">already submitted</w:t>
-      </w:r>
-      <w:r>
-        <w:rPr>
-          <w:rFonts w:ascii="Calibri" w:cs="Calibri" w:eastAsia="Calibri" w:hAnsi="Calibri"/>
-          <w:color w:val="1F2937"/>
-        </w:rPr>
-        <w:t xml:space="preserve"> asks you to confirm, because applying to the same job twice may be rejected as a duplicate; the earlier submission stays recorded in the history. If no AI model is available, your existing resume is left untouched.</w:t>
-      </w:r>
-    </w:p>
-    <w:p>
-      <w:pPr>
-        <w:pStyle w:val="Heading1"/>
-        <w:keepNext/>
-        <w:spacing w:after="120" w:before="0"/>
-      </w:pPr>
-      <w:r>
-        <w:rPr>
-          <w:rFonts w:ascii="Calibri" w:cs="Calibri" w:eastAsia="Calibri" w:hAnsi="Calibri"/>
-          <w:b/>
-          <w:bCs/>
-          <w:color w:val="1D4ED8"/>
-          <w:sz w:val="34"/>
-          <w:szCs w:val="34"/>
-        </w:rPr>
-        <w:t xml:space="preserve">9. Daily report and health report</w:t>
-      </w:r>
-    </w:p>
-    <w:p>
-      <w:pPr>
-        <w:spacing w:after="100" w:line="276"/>
-      </w:pPr>
-      <w:r>
-        <w:rPr>
-          <w:rFonts w:ascii="Calibri" w:cs="Calibri" w:eastAsia="Calibri" w:hAnsi="Calibri"/>
-          <w:color w:val="1F2937"/>
-        </w:rPr>
-        <w:t xml:space="preserve">After the hour you choose (Settings → Daily report), once a day you receive on Telegram and email: yesterday's results, the runs that happened, and a </w:t>
-      </w:r>
-      <w:r>
-        <w:rPr>
-          <w:rFonts w:ascii="Calibri" w:cs="Calibri" w:eastAsia="Calibri" w:hAnsi="Calibri"/>
-          <w:b/>
-          <w:bCs/>
-          <w:color w:val="1F2937"/>
-        </w:rPr>
-        <w:t xml:space="preserve">health summary</w:t>
-      </w:r>
-      <w:r>
-        <w:rPr>
-          <w:rFonts w:ascii="Calibri" w:cs="Calibri" w:eastAsia="Calibri" w:hAnsi="Calibri"/>
-          <w:color w:val="1F2937"/>
-        </w:rPr>
-        <w:t xml:space="preserve"> that says what is healthy, what needs attention, and how to fix it. </w:t>
-      </w:r>
-      <w:r>
-        <w:rPr>
-          <w:rFonts w:ascii="Calibri" w:cs="Calibri" w:eastAsia="Calibri" w:hAnsi="Calibri"/>
-          <w:b/>
-          <w:bCs/>
-          <w:color w:val="1F2937"/>
-        </w:rPr>
-        <w:t xml:space="preserve">Send now</w:t>
-      </w:r>
-      <w:r>
-        <w:rPr>
-          <w:rFonts w:ascii="Calibri" w:cs="Calibri" w:eastAsia="Calibri" w:hAnsi="Calibri"/>
-          <w:color w:val="1F2937"/>
-        </w:rPr>
-        <w:t xml:space="preserve"> tests it. Email uses your connected Gmail mailbox with an app password.</w:t>
-      </w:r>
-    </w:p>
-    <w:p>
-      <w:pPr>
-        <w:pStyle w:val="Heading1"/>
-        <w:keepNext/>
-        <w:spacing w:after="120" w:before="0"/>
-      </w:pPr>
-      <w:r>
-        <w:rPr>
-          <w:rFonts w:ascii="Calibri" w:cs="Calibri" w:eastAsia="Calibri" w:hAnsi="Calibri"/>
-          <w:b/>
-          <w:bCs/>
-          <w:color w:val="1D4ED8"/>
-          <w:sz w:val="34"/>
-          <w:szCs w:val="34"/>
-        </w:rPr>
-        <w:t xml:space="preserve">10. How applying works, site by site</w:t>
+        <w:t xml:space="preserve">Which button does what</w:t>
       </w:r>
     </w:p>
     <w:tbl>
@@ -6466,7 +6295,7 @@
                 <w:sz w:val="19"/>
                 <w:szCs w:val="19"/>
               </w:rPr>
-              <w:t xml:space="preserve">Job is on</w:t>
+              <w:t xml:space="preserve">Button</w:t>
             </w:r>
           </w:p>
         </w:tc>
@@ -6494,7 +6323,7 @@
                 <w:sz w:val="19"/>
                 <w:szCs w:val="19"/>
               </w:rPr>
-              <w:t xml:space="preserve">Who sends it</w:t>
+              <w:t xml:space="preserve">Where</w:t>
             </w:r>
           </w:p>
         </w:tc>
@@ -6522,7 +6351,7 @@
                 <w:sz w:val="19"/>
                 <w:szCs w:val="19"/>
               </w:rPr>
-              <w:t xml:space="preserve">Login needed</w:t>
+              <w:t xml:space="preserve">What it does</w:t>
             </w:r>
           </w:p>
         </w:tc>
@@ -6555,61 +6384,61 @@
                 <w:sz w:val="19"/>
                 <w:szCs w:val="19"/>
               </w:rPr>
-              <w:t xml:space="preserve">Greenhouse, Lever, Ashby, Workable</w:t>
-            </w:r>
-          </w:p>
-        </w:tc>
-        <w:tc>
-          <w:tcPr>
-            <w:tcW w:type="dxa" w:w="3133"/>
-            <w:tcMar>
-              <w:top w:type="dxa" w:w="60"/>
-              <w:left w:type="dxa" w:w="100"/>
-              <w:bottom w:type="dxa" w:w="60"/>
-              <w:right w:type="dxa" w:w="100"/>
-            </w:tcMar>
-          </w:tcPr>
-          <w:p>
-            <w:pPr>
-              <w:spacing w:after="0"/>
-            </w:pPr>
-            <w:r>
-              <w:rPr>
-                <w:rFonts w:ascii="Calibri" w:cs="Calibri" w:eastAsia="Calibri" w:hAnsi="Calibri"/>
-                <w:b w:val="false"/>
-                <w:bCs w:val="false"/>
-                <w:color w:val="1F2937"/>
-                <w:sz w:val="19"/>
-                <w:szCs w:val="19"/>
-              </w:rPr>
-              <w:t xml:space="preserve">Cloud worker, automatically</w:t>
-            </w:r>
-          </w:p>
-        </w:tc>
-        <w:tc>
-          <w:tcPr>
-            <w:tcW w:type="dxa" w:w="3133"/>
-            <w:tcMar>
-              <w:top w:type="dxa" w:w="60"/>
-              <w:left w:type="dxa" w:w="100"/>
-              <w:bottom w:type="dxa" w:w="60"/>
-              <w:right w:type="dxa" w:w="100"/>
-            </w:tcMar>
-          </w:tcPr>
-          <w:p>
-            <w:pPr>
-              <w:spacing w:after="0"/>
-            </w:pPr>
-            <w:r>
-              <w:rPr>
-                <w:rFonts w:ascii="Calibri" w:cs="Calibri" w:eastAsia="Calibri" w:hAnsi="Calibri"/>
-                <w:b w:val="false"/>
-                <w:bCs w:val="false"/>
-                <w:color w:val="1F2937"/>
-                <w:sz w:val="19"/>
-                <w:szCs w:val="19"/>
-              </w:rPr>
-              <w:t xml:space="preserve">No. These forms are public. Your computer can be off.</w:t>
+              <w:t xml:space="preserve">Run this schedule now</w:t>
+            </w:r>
+          </w:p>
+        </w:tc>
+        <w:tc>
+          <w:tcPr>
+            <w:tcW w:type="dxa" w:w="3133"/>
+            <w:tcMar>
+              <w:top w:type="dxa" w:w="60"/>
+              <w:left w:type="dxa" w:w="100"/>
+              <w:bottom w:type="dxa" w:w="60"/>
+              <w:right w:type="dxa" w:w="100"/>
+            </w:tcMar>
+          </w:tcPr>
+          <w:p>
+            <w:pPr>
+              <w:spacing w:after="0"/>
+            </w:pPr>
+            <w:r>
+              <w:rPr>
+                <w:rFonts w:ascii="Calibri" w:cs="Calibri" w:eastAsia="Calibri" w:hAnsi="Calibri"/>
+                <w:b w:val="false"/>
+                <w:bCs w:val="false"/>
+                <w:color w:val="1F2937"/>
+                <w:sz w:val="19"/>
+                <w:szCs w:val="19"/>
+              </w:rPr>
+              <w:t xml:space="preserve">Schedules</w:t>
+            </w:r>
+          </w:p>
+        </w:tc>
+        <w:tc>
+          <w:tcPr>
+            <w:tcW w:type="dxa" w:w="3133"/>
+            <w:tcMar>
+              <w:top w:type="dxa" w:w="60"/>
+              <w:left w:type="dxa" w:w="100"/>
+              <w:bottom w:type="dxa" w:w="60"/>
+              <w:right w:type="dxa" w:w="100"/>
+            </w:tcMar>
+          </w:tcPr>
+          <w:p>
+            <w:pPr>
+              <w:spacing w:after="0"/>
+            </w:pPr>
+            <w:r>
+              <w:rPr>
+                <w:rFonts w:ascii="Calibri" w:cs="Calibri" w:eastAsia="Calibri" w:hAnsi="Calibri"/>
+                <w:b w:val="false"/>
+                <w:bCs w:val="false"/>
+                <w:color w:val="1F2937"/>
+                <w:sz w:val="19"/>
+                <w:szCs w:val="19"/>
+              </w:rPr>
+              <w:t xml:space="preserve">Runs that schedule immediately: search, score, prepare, and apply if the schedule is set to. The whole cycle.</w:t>
             </w:r>
           </w:p>
         </w:tc>
@@ -6642,83 +6471,61 @@
                 <w:sz w:val="19"/>
                 <w:szCs w:val="19"/>
               </w:rPr>
-              <w:t xml:space="preserve">LinkedIn, Naukri, Indeed and similar</w:t>
-            </w:r>
-          </w:p>
-        </w:tc>
-        <w:tc>
-          <w:tcPr>
-            <w:tcW w:type="dxa" w:w="3133"/>
-            <w:tcMar>
-              <w:top w:type="dxa" w:w="60"/>
-              <w:left w:type="dxa" w:w="100"/>
-              <w:bottom w:type="dxa" w:w="60"/>
-              <w:right w:type="dxa" w:w="100"/>
-            </w:tcMar>
-          </w:tcPr>
-          <w:p>
-            <w:pPr>
-              <w:spacing w:after="0"/>
-            </w:pPr>
-            <w:r>
-              <w:rPr>
-                <w:rFonts w:ascii="Calibri" w:cs="Calibri" w:eastAsia="Calibri" w:hAnsi="Calibri"/>
-                <w:b w:val="false"/>
-                <w:bCs w:val="false"/>
-                <w:color w:val="1F2937"/>
-                <w:sz w:val="19"/>
-                <w:szCs w:val="19"/>
-              </w:rPr>
-              <w:t xml:space="preserve">The </w:t>
-            </w:r>
-            <w:r>
-              <w:rPr>
-                <w:rFonts w:ascii="Calibri" w:cs="Calibri" w:eastAsia="Calibri" w:hAnsi="Calibri"/>
-                <w:b w:val="false"/>
-                <w:bCs w:val="false"/>
-                <w:color w:val="1F2937"/>
-                <w:sz w:val="19"/>
-                <w:szCs w:val="19"/>
-              </w:rPr>
-              <w:t xml:space="preserve">Apply Assistant</w:t>
-            </w:r>
-            <w:r>
-              <w:rPr>
-                <w:rFonts w:ascii="Calibri" w:cs="Calibri" w:eastAsia="Calibri" w:hAnsi="Calibri"/>
-                <w:b w:val="false"/>
-                <w:bCs w:val="false"/>
-                <w:color w:val="1F2937"/>
-                <w:sz w:val="19"/>
-                <w:szCs w:val="19"/>
-              </w:rPr>
-              <w:t xml:space="preserve"> on your computer</w:t>
-            </w:r>
-          </w:p>
-        </w:tc>
-        <w:tc>
-          <w:tcPr>
-            <w:tcW w:type="dxa" w:w="3133"/>
-            <w:tcMar>
-              <w:top w:type="dxa" w:w="60"/>
-              <w:left w:type="dxa" w:w="100"/>
-              <w:bottom w:type="dxa" w:w="60"/>
-              <w:right w:type="dxa" w:w="100"/>
-            </w:tcMar>
-          </w:tcPr>
-          <w:p>
-            <w:pPr>
-              <w:spacing w:after="0"/>
-            </w:pPr>
-            <w:r>
-              <w:rPr>
-                <w:rFonts w:ascii="Calibri" w:cs="Calibri" w:eastAsia="Calibri" w:hAnsi="Calibri"/>
-                <w:b w:val="false"/>
-                <w:bCs w:val="false"/>
-                <w:color w:val="1F2937"/>
-                <w:sz w:val="19"/>
-                <w:szCs w:val="19"/>
-              </w:rPr>
-              <w:t xml:space="preserve">Yes, once, inside the assistant's own browser. It never sees or stores your passwords.</w:t>
+              <w:t xml:space="preserve">Search job sites now</w:t>
+            </w:r>
+          </w:p>
+        </w:tc>
+        <w:tc>
+          <w:tcPr>
+            <w:tcW w:type="dxa" w:w="3133"/>
+            <w:tcMar>
+              <w:top w:type="dxa" w:w="60"/>
+              <w:left w:type="dxa" w:w="100"/>
+              <w:bottom w:type="dxa" w:w="60"/>
+              <w:right w:type="dxa" w:w="100"/>
+            </w:tcMar>
+          </w:tcPr>
+          <w:p>
+            <w:pPr>
+              <w:spacing w:after="0"/>
+            </w:pPr>
+            <w:r>
+              <w:rPr>
+                <w:rFonts w:ascii="Calibri" w:cs="Calibri" w:eastAsia="Calibri" w:hAnsi="Calibri"/>
+                <w:b w:val="false"/>
+                <w:bCs w:val="false"/>
+                <w:color w:val="1F2937"/>
+                <w:sz w:val="19"/>
+                <w:szCs w:val="19"/>
+              </w:rPr>
+              <w:t xml:space="preserve">Jobs found &amp; scored, Dashboard</w:t>
+            </w:r>
+          </w:p>
+        </w:tc>
+        <w:tc>
+          <w:tcPr>
+            <w:tcW w:type="dxa" w:w="3133"/>
+            <w:tcMar>
+              <w:top w:type="dxa" w:w="60"/>
+              <w:left w:type="dxa" w:w="100"/>
+              <w:bottom w:type="dxa" w:w="60"/>
+              <w:right w:type="dxa" w:w="100"/>
+            </w:tcMar>
+          </w:tcPr>
+          <w:p>
+            <w:pPr>
+              <w:spacing w:after="0"/>
+            </w:pPr>
+            <w:r>
+              <w:rPr>
+                <w:rFonts w:ascii="Calibri" w:cs="Calibri" w:eastAsia="Calibri" w:hAnsi="Calibri"/>
+                <w:b w:val="false"/>
+                <w:bCs w:val="false"/>
+                <w:color w:val="1F2937"/>
+                <w:sz w:val="19"/>
+                <w:szCs w:val="19"/>
+              </w:rPr>
+              <w:t xml:space="preserve">Searches the connected sites and scores what it finds</w:t>
             </w:r>
           </w:p>
         </w:tc>
@@ -6751,61 +6558,322 @@
                 <w:sz w:val="19"/>
                 <w:szCs w:val="19"/>
               </w:rPr>
-              <w:t xml:space="preserve">Any other site</w:t>
-            </w:r>
-          </w:p>
-        </w:tc>
-        <w:tc>
-          <w:tcPr>
-            <w:tcW w:type="dxa" w:w="3133"/>
-            <w:tcMar>
-              <w:top w:type="dxa" w:w="60"/>
-              <w:left w:type="dxa" w:w="100"/>
-              <w:bottom w:type="dxa" w:w="60"/>
-              <w:right w:type="dxa" w:w="100"/>
-            </w:tcMar>
-          </w:tcPr>
-          <w:p>
-            <w:pPr>
-              <w:spacing w:after="0"/>
-            </w:pPr>
-            <w:r>
-              <w:rPr>
-                <w:rFonts w:ascii="Calibri" w:cs="Calibri" w:eastAsia="Calibri" w:hAnsi="Calibri"/>
-                <w:b w:val="false"/>
-                <w:bCs w:val="false"/>
-                <w:color w:val="1F2937"/>
-                <w:sz w:val="19"/>
-                <w:szCs w:val="19"/>
-              </w:rPr>
-              <w:t xml:space="preserve">You, using the prepared resume and answers. If the posting lists an email address, the app emails the application for you</w:t>
-            </w:r>
-          </w:p>
-        </w:tc>
-        <w:tc>
-          <w:tcPr>
-            <w:tcW w:type="dxa" w:w="3133"/>
-            <w:tcMar>
-              <w:top w:type="dxa" w:w="60"/>
-              <w:left w:type="dxa" w:w="100"/>
-              <w:bottom w:type="dxa" w:w="60"/>
-              <w:right w:type="dxa" w:w="100"/>
-            </w:tcMar>
-          </w:tcPr>
-          <w:p>
-            <w:pPr>
-              <w:spacing w:after="0"/>
-            </w:pPr>
-            <w:r>
-              <w:rPr>
-                <w:rFonts w:ascii="Calibri" w:cs="Calibri" w:eastAsia="Calibri" w:hAnsi="Calibri"/>
-                <w:b w:val="false"/>
-                <w:bCs w:val="false"/>
-                <w:color w:val="1F2937"/>
-                <w:sz w:val="19"/>
-                <w:szCs w:val="19"/>
-              </w:rPr>
-              <w:t xml:space="preserve">n/a</w:t>
+              <w:t xml:space="preserve">Score unscored jobs</w:t>
+            </w:r>
+          </w:p>
+        </w:tc>
+        <w:tc>
+          <w:tcPr>
+            <w:tcW w:type="dxa" w:w="3133"/>
+            <w:tcMar>
+              <w:top w:type="dxa" w:w="60"/>
+              <w:left w:type="dxa" w:w="100"/>
+              <w:bottom w:type="dxa" w:w="60"/>
+              <w:right w:type="dxa" w:w="100"/>
+            </w:tcMar>
+          </w:tcPr>
+          <w:p>
+            <w:pPr>
+              <w:spacing w:after="0"/>
+            </w:pPr>
+            <w:r>
+              <w:rPr>
+                <w:rFonts w:ascii="Calibri" w:cs="Calibri" w:eastAsia="Calibri" w:hAnsi="Calibri"/>
+                <w:b w:val="false"/>
+                <w:bCs w:val="false"/>
+                <w:color w:val="1F2937"/>
+                <w:sz w:val="19"/>
+                <w:szCs w:val="19"/>
+              </w:rPr>
+              <w:t xml:space="preserve">Jobs found &amp; scored, Dashboard</w:t>
+            </w:r>
+          </w:p>
+        </w:tc>
+        <w:tc>
+          <w:tcPr>
+            <w:tcW w:type="dxa" w:w="3133"/>
+            <w:tcMar>
+              <w:top w:type="dxa" w:w="60"/>
+              <w:left w:type="dxa" w:w="100"/>
+              <w:bottom w:type="dxa" w:w="60"/>
+              <w:right w:type="dxa" w:w="100"/>
+            </w:tcMar>
+          </w:tcPr>
+          <w:p>
+            <w:pPr>
+              <w:spacing w:after="0"/>
+            </w:pPr>
+            <w:r>
+              <w:rPr>
+                <w:rFonts w:ascii="Calibri" w:cs="Calibri" w:eastAsia="Calibri" w:hAnsi="Calibri"/>
+                <w:b w:val="false"/>
+                <w:bCs w:val="false"/>
+                <w:color w:val="1F2937"/>
+                <w:sz w:val="19"/>
+                <w:szCs w:val="19"/>
+              </w:rPr>
+              <w:t xml:space="preserve">Scores jobs already found</w:t>
+            </w:r>
+          </w:p>
+        </w:tc>
+      </w:tr>
+      <w:tr>
+        <w:trPr>
+          <w:cantSplit/>
+          <w:tblHeader w:val="off"/>
+        </w:trPr>
+        <w:tc>
+          <w:tcPr>
+            <w:tcW w:type="dxa" w:w="3133"/>
+            <w:tcMar>
+              <w:top w:type="dxa" w:w="60"/>
+              <w:left w:type="dxa" w:w="100"/>
+              <w:bottom w:type="dxa" w:w="60"/>
+              <w:right w:type="dxa" w:w="100"/>
+            </w:tcMar>
+          </w:tcPr>
+          <w:p>
+            <w:pPr>
+              <w:spacing w:after="0"/>
+            </w:pPr>
+            <w:r>
+              <w:rPr>
+                <w:rFonts w:ascii="Calibri" w:cs="Calibri" w:eastAsia="Calibri" w:hAnsi="Calibri"/>
+                <w:b w:val="false"/>
+                <w:bCs w:val="false"/>
+                <w:color w:val="1F2937"/>
+                <w:sz w:val="19"/>
+                <w:szCs w:val="19"/>
+              </w:rPr>
+              <w:t xml:space="preserve">Prepare resumes for selected</w:t>
+            </w:r>
+          </w:p>
+        </w:tc>
+        <w:tc>
+          <w:tcPr>
+            <w:tcW w:type="dxa" w:w="3133"/>
+            <w:tcMar>
+              <w:top w:type="dxa" w:w="60"/>
+              <w:left w:type="dxa" w:w="100"/>
+              <w:bottom w:type="dxa" w:w="60"/>
+              <w:right w:type="dxa" w:w="100"/>
+            </w:tcMar>
+          </w:tcPr>
+          <w:p>
+            <w:pPr>
+              <w:spacing w:after="0"/>
+            </w:pPr>
+            <w:r>
+              <w:rPr>
+                <w:rFonts w:ascii="Calibri" w:cs="Calibri" w:eastAsia="Calibri" w:hAnsi="Calibri"/>
+                <w:b w:val="false"/>
+                <w:bCs w:val="false"/>
+                <w:color w:val="1F2937"/>
+                <w:sz w:val="19"/>
+                <w:szCs w:val="19"/>
+              </w:rPr>
+              <w:t xml:space="preserve">Jobs found &amp; scored (tick rows first)</w:t>
+            </w:r>
+          </w:p>
+        </w:tc>
+        <w:tc>
+          <w:tcPr>
+            <w:tcW w:type="dxa" w:w="3133"/>
+            <w:tcMar>
+              <w:top w:type="dxa" w:w="60"/>
+              <w:left w:type="dxa" w:w="100"/>
+              <w:bottom w:type="dxa" w:w="60"/>
+              <w:right w:type="dxa" w:w="100"/>
+            </w:tcMar>
+          </w:tcPr>
+          <w:p>
+            <w:pPr>
+              <w:spacing w:after="0"/>
+            </w:pPr>
+            <w:r>
+              <w:rPr>
+                <w:rFonts w:ascii="Calibri" w:cs="Calibri" w:eastAsia="Calibri" w:hAnsi="Calibri"/>
+                <w:b w:val="false"/>
+                <w:bCs w:val="false"/>
+                <w:color w:val="1F2937"/>
+                <w:sz w:val="19"/>
+                <w:szCs w:val="19"/>
+              </w:rPr>
+              <w:t xml:space="preserve">Writes the resume and cover letter for the ticked matched jobs</w:t>
+            </w:r>
+          </w:p>
+        </w:tc>
+      </w:tr>
+      <w:tr>
+        <w:trPr>
+          <w:cantSplit/>
+          <w:tblHeader w:val="off"/>
+        </w:trPr>
+        <w:tc>
+          <w:tcPr>
+            <w:tcW w:type="dxa" w:w="3133"/>
+            <w:tcMar>
+              <w:top w:type="dxa" w:w="60"/>
+              <w:left w:type="dxa" w:w="100"/>
+              <w:bottom w:type="dxa" w:w="60"/>
+              <w:right w:type="dxa" w:w="100"/>
+            </w:tcMar>
+          </w:tcPr>
+          <w:p>
+            <w:pPr>
+              <w:spacing w:after="0"/>
+            </w:pPr>
+            <w:r>
+              <w:rPr>
+                <w:rFonts w:ascii="Calibri" w:cs="Calibri" w:eastAsia="Calibri" w:hAnsi="Calibri"/>
+                <w:b w:val="false"/>
+                <w:bCs w:val="false"/>
+                <w:color w:val="1F2937"/>
+                <w:sz w:val="19"/>
+                <w:szCs w:val="19"/>
+              </w:rPr>
+              <w:t xml:space="preserve">Approve and apply selected / Skip selected</w:t>
+            </w:r>
+          </w:p>
+        </w:tc>
+        <w:tc>
+          <w:tcPr>
+            <w:tcW w:type="dxa" w:w="3133"/>
+            <w:tcMar>
+              <w:top w:type="dxa" w:w="60"/>
+              <w:left w:type="dxa" w:w="100"/>
+              <w:bottom w:type="dxa" w:w="60"/>
+              <w:right w:type="dxa" w:w="100"/>
+            </w:tcMar>
+          </w:tcPr>
+          <w:p>
+            <w:pPr>
+              <w:spacing w:after="0"/>
+            </w:pPr>
+            <w:r>
+              <w:rPr>
+                <w:rFonts w:ascii="Calibri" w:cs="Calibri" w:eastAsia="Calibri" w:hAnsi="Calibri"/>
+                <w:b w:val="false"/>
+                <w:bCs w:val="false"/>
+                <w:color w:val="1F2937"/>
+                <w:sz w:val="19"/>
+                <w:szCs w:val="19"/>
+              </w:rPr>
+              <w:t xml:space="preserve">Applications (tick rows first)</w:t>
+            </w:r>
+          </w:p>
+        </w:tc>
+        <w:tc>
+          <w:tcPr>
+            <w:tcW w:type="dxa" w:w="3133"/>
+            <w:tcMar>
+              <w:top w:type="dxa" w:w="60"/>
+              <w:left w:type="dxa" w:w="100"/>
+              <w:bottom w:type="dxa" w:w="60"/>
+              <w:right w:type="dxa" w:w="100"/>
+            </w:tcMar>
+          </w:tcPr>
+          <w:p>
+            <w:pPr>
+              <w:spacing w:after="0"/>
+            </w:pPr>
+            <w:r>
+              <w:rPr>
+                <w:rFonts w:ascii="Calibri" w:cs="Calibri" w:eastAsia="Calibri" w:hAnsi="Calibri"/>
+                <w:b w:val="false"/>
+                <w:bCs w:val="false"/>
+                <w:color w:val="1F2937"/>
+                <w:sz w:val="19"/>
+                <w:szCs w:val="19"/>
+              </w:rPr>
+              <w:t xml:space="preserve">Approves or skips many applications in one go</w:t>
+            </w:r>
+          </w:p>
+        </w:tc>
+      </w:tr>
+      <w:tr>
+        <w:trPr>
+          <w:cantSplit/>
+          <w:tblHeader w:val="off"/>
+        </w:trPr>
+        <w:tc>
+          <w:tcPr>
+            <w:tcW w:type="dxa" w:w="3133"/>
+            <w:tcMar>
+              <w:top w:type="dxa" w:w="60"/>
+              <w:left w:type="dxa" w:w="100"/>
+              <w:bottom w:type="dxa" w:w="60"/>
+              <w:right w:type="dxa" w:w="100"/>
+            </w:tcMar>
+          </w:tcPr>
+          <w:p>
+            <w:pPr>
+              <w:spacing w:after="0"/>
+            </w:pPr>
+            <w:r>
+              <w:rPr>
+                <w:rFonts w:ascii="Calibri" w:cs="Calibri" w:eastAsia="Calibri" w:hAnsi="Calibri"/>
+                <w:b w:val="false"/>
+                <w:bCs w:val="false"/>
+                <w:color w:val="1F2937"/>
+                <w:sz w:val="19"/>
+                <w:szCs w:val="19"/>
+              </w:rPr>
+              <w:t xml:space="preserve">Run history</w:t>
+            </w:r>
+          </w:p>
+        </w:tc>
+        <w:tc>
+          <w:tcPr>
+            <w:tcW w:type="dxa" w:w="3133"/>
+            <w:tcMar>
+              <w:top w:type="dxa" w:w="60"/>
+              <w:left w:type="dxa" w:w="100"/>
+              <w:bottom w:type="dxa" w:w="60"/>
+              <w:right w:type="dxa" w:w="100"/>
+            </w:tcMar>
+          </w:tcPr>
+          <w:p>
+            <w:pPr>
+              <w:spacing w:after="0"/>
+            </w:pPr>
+            <w:r>
+              <w:rPr>
+                <w:rFonts w:ascii="Calibri" w:cs="Calibri" w:eastAsia="Calibri" w:hAnsi="Calibri"/>
+                <w:b w:val="false"/>
+                <w:bCs w:val="false"/>
+                <w:color w:val="1F2937"/>
+                <w:sz w:val="19"/>
+                <w:szCs w:val="19"/>
+              </w:rPr>
+              <w:t xml:space="preserve">Logs &amp; history</w:t>
+            </w:r>
+          </w:p>
+        </w:tc>
+        <w:tc>
+          <w:tcPr>
+            <w:tcW w:type="dxa" w:w="3133"/>
+            <w:tcMar>
+              <w:top w:type="dxa" w:w="60"/>
+              <w:left w:type="dxa" w:w="100"/>
+              <w:bottom w:type="dxa" w:w="60"/>
+              <w:right w:type="dxa" w:w="100"/>
+            </w:tcMar>
+          </w:tcPr>
+          <w:p>
+            <w:pPr>
+              <w:spacing w:after="0"/>
+            </w:pPr>
+            <w:r>
+              <w:rPr>
+                <w:rFonts w:ascii="Calibri" w:cs="Calibri" w:eastAsia="Calibri" w:hAnsi="Calibri"/>
+                <w:b w:val="false"/>
+                <w:bCs w:val="false"/>
+                <w:color w:val="1F2937"/>
+                <w:sz w:val="19"/>
+                <w:szCs w:val="19"/>
+              </w:rPr>
+              <w:t xml:space="preserve">Not a button that runs anything: it opens the list of past runs</w:t>
             </w:r>
           </w:p>
         </w:tc>
@@ -6815,18 +6883,6 @@
       <w:pPr>
         <w:spacing w:after="140"/>
       </w:pPr>
-    </w:p>
-    <w:p>
-      <w:pPr>
-        <w:spacing w:after="100" w:line="276"/>
-      </w:pPr>
-      <w:r>
-        <w:rPr>
-          <w:rFonts w:ascii="Calibri" w:cs="Calibri" w:eastAsia="Calibri" w:hAnsi="Calibri"/>
-          <w:color w:val="1F2937"/>
-        </w:rPr>
-        <w:t xml:space="preserve">The Applications list shows which of the three applies to each row.</w:t>
-      </w:r>
     </w:p>
     <w:p>
       <w:pPr>
@@ -6843,7 +6899,7 @@
           <w:sz w:val="27"/>
           <w:szCs w:val="27"/>
         </w:rPr>
-        <w:t xml:space="preserve">The Apply Assistant (your computer)</w:t>
+        <w:t xml:space="preserve">Selecting many rows at once</w:t>
       </w:r>
     </w:p>
     <w:p>
@@ -6855,23 +6911,181 @@
           <w:rFonts w:ascii="Calibri" w:cs="Calibri" w:eastAsia="Calibri" w:hAnsi="Calibri"/>
           <w:color w:val="1F2937"/>
         </w:rPr>
-        <w:t xml:space="preserve">It opens a real browser window with your signed-in sessions, opens the posting, fills the form from the prepared resume, cover letter and answers, and then </w:t>
-      </w:r>
-      <w:r>
-        <w:rPr>
-          <w:rFonts w:ascii="Calibri" w:cs="Calibri" w:eastAsia="Calibri" w:hAnsi="Calibri"/>
-          <w:b/>
-          <w:bCs/>
-          <w:color w:val="1F2937"/>
-        </w:rPr>
-        <w:t xml:space="preserve">stops</w:t>
-      </w:r>
-      <w:r>
-        <w:rPr>
-          <w:rFonts w:ascii="Calibri" w:cs="Calibri" w:eastAsia="Calibri" w:hAnsi="Calibri"/>
-          <w:color w:val="1F2937"/>
-        </w:rPr>
-        <w:t xml:space="preserve"> so you review and press the site's own Submit. In </w:t>
+        <w:t xml:space="preserve">On </w:t>
+      </w:r>
+      <w:r>
+        <w:rPr>
+          <w:rFonts w:ascii="Calibri" w:cs="Calibri" w:eastAsia="Calibri" w:hAnsi="Calibri"/>
+          <w:b/>
+          <w:bCs/>
+          <w:color w:val="1F2937"/>
+        </w:rPr>
+        <w:t xml:space="preserve">Jobs found &amp; scored</w:t>
+      </w:r>
+      <w:r>
+        <w:rPr>
+          <w:rFonts w:ascii="Calibri" w:cs="Calibri" w:eastAsia="Calibri" w:hAnsi="Calibri"/>
+          <w:color w:val="1F2937"/>
+        </w:rPr>
+        <w:t xml:space="preserve"> and </w:t>
+      </w:r>
+      <w:r>
+        <w:rPr>
+          <w:rFonts w:ascii="Calibri" w:cs="Calibri" w:eastAsia="Calibri" w:hAnsi="Calibri"/>
+          <w:b/>
+          <w:bCs/>
+          <w:color w:val="1F2937"/>
+        </w:rPr>
+        <w:t xml:space="preserve">Applications</w:t>
+      </w:r>
+      <w:r>
+        <w:rPr>
+          <w:rFonts w:ascii="Calibri" w:cs="Calibri" w:eastAsia="Calibri" w:hAnsi="Calibri"/>
+          <w:color w:val="1F2937"/>
+        </w:rPr>
+        <w:t xml:space="preserve">, tick the boxes (or </w:t>
+      </w:r>
+      <w:r>
+        <w:rPr>
+          <w:rFonts w:ascii="Calibri" w:cs="Calibri" w:eastAsia="Calibri" w:hAnsi="Calibri"/>
+          <w:b/>
+          <w:bCs/>
+          <w:color w:val="1F2937"/>
+        </w:rPr>
+        <w:t xml:space="preserve">Select all on this page</w:t>
+      </w:r>
+      <w:r>
+        <w:rPr>
+          <w:rFonts w:ascii="Calibri" w:cs="Calibri" w:eastAsia="Calibri" w:hAnsi="Calibri"/>
+          <w:color w:val="1F2937"/>
+        </w:rPr>
+        <w:t xml:space="preserve">, then set the page size to 100 at the top) and use the buttons above the table. Each row also has </w:t>
+      </w:r>
+      <w:r>
+        <w:rPr>
+          <w:rFonts w:ascii="Calibri" w:cs="Calibri" w:eastAsia="Calibri" w:hAnsi="Calibri"/>
+          <w:b/>
+          <w:bCs/>
+          <w:color w:val="1F2937"/>
+        </w:rPr>
+        <w:t xml:space="preserve">View resume</w:t>
+      </w:r>
+      <w:r>
+        <w:rPr>
+          <w:rFonts w:ascii="Calibri" w:cs="Calibri" w:eastAsia="Calibri" w:hAnsi="Calibri"/>
+          <w:color w:val="1F2937"/>
+        </w:rPr>
+        <w:t xml:space="preserve"> (opens in a new tab) and, where it applies, </w:t>
+      </w:r>
+      <w:r>
+        <w:rPr>
+          <w:rFonts w:ascii="Calibri" w:cs="Calibri" w:eastAsia="Calibri" w:hAnsi="Calibri"/>
+          <w:b/>
+          <w:bCs/>
+          <w:color w:val="1F2937"/>
+        </w:rPr>
+        <w:t xml:space="preserve">Approve and apply</w:t>
+      </w:r>
+      <w:r>
+        <w:rPr>
+          <w:rFonts w:ascii="Calibri" w:cs="Calibri" w:eastAsia="Calibri" w:hAnsi="Calibri"/>
+          <w:color w:val="1F2937"/>
+        </w:rPr>
+        <w:t xml:space="preserve">. Approving sends automatic applications from the cloud, emails the employer where an address is listed, and queues the rest for your assistant.</w:t>
+      </w:r>
+    </w:p>
+    <w:p>
+      <w:pPr>
+        <w:pStyle w:val="Heading1"/>
+        <w:keepNext/>
+        <w:spacing w:after="120" w:before="0"/>
+      </w:pPr>
+      <w:r>
+        <w:rPr>
+          <w:rFonts w:ascii="Calibri" w:cs="Calibri" w:eastAsia="Calibri" w:hAnsi="Calibri"/>
+          <w:b/>
+          <w:bCs/>
+          <w:color w:val="1D4ED8"/>
+          <w:sz w:val="34"/>
+          <w:szCs w:val="34"/>
+        </w:rPr>
+        <w:t xml:space="preserve">8. Resume quality, and writing a new resume</w:t>
+      </w:r>
+    </w:p>
+    <w:p>
+      <w:pPr>
+        <w:pStyle w:val="Heading2"/>
+        <w:keepNext/>
+        <w:spacing w:after="120" w:before="240"/>
+      </w:pPr>
+      <w:r>
+        <w:rPr>
+          <w:rFonts w:ascii="Calibri" w:cs="Calibri" w:eastAsia="Calibri" w:hAnsi="Calibri"/>
+          <w:b/>
+          <w:bCs/>
+          <w:color w:val="1F2937"/>
+          <w:sz w:val="27"/>
+          <w:szCs w:val="27"/>
+        </w:rPr>
+        <w:t xml:space="preserve">How each resume is written</w:t>
+      </w:r>
+    </w:p>
+    <w:p>
+      <w:pPr>
+        <w:spacing w:after="100" w:line="276"/>
+      </w:pPr>
+      <w:r>
+        <w:rPr>
+          <w:rFonts w:ascii="Calibri" w:cs="Calibri" w:eastAsia="Calibri" w:hAnsi="Calibri"/>
+          <w:color w:val="1F2937"/>
+        </w:rPr>
+        <w:t xml:space="preserve">For every job the AI is told to write for that job: a headline naming the role, a summary built around what the job asks for, each bullet reworded (strong verb, the job's own terms where your profile supports them, the result with its exact figure), and the most relevant highlights, case studies and skills first. A checker then verifies every sentence against your profile.</w:t>
+      </w:r>
+    </w:p>
+    <w:p>
+      <w:pPr>
+        <w:pStyle w:val="Heading2"/>
+        <w:keepNext/>
+        <w:spacing w:after="120" w:before="240"/>
+      </w:pPr>
+      <w:r>
+        <w:rPr>
+          <w:rFonts w:ascii="Calibri" w:cs="Calibri" w:eastAsia="Calibri" w:hAnsi="Calibri"/>
+          <w:b/>
+          <w:bCs/>
+          <w:color w:val="1F2937"/>
+          <w:sz w:val="27"/>
+          <w:szCs w:val="27"/>
+        </w:rPr>
+        <w:t xml:space="preserve">The score on each application</w:t>
+      </w:r>
+    </w:p>
+    <w:p>
+      <w:pPr>
+        <w:spacing w:after="100" w:line="276"/>
+      </w:pPr>
+      <w:r>
+        <w:rPr>
+          <w:rFonts w:ascii="Calibri" w:cs="Calibri" w:eastAsia="Calibri" w:hAnsi="Calibri"/>
+          <w:color w:val="1F2937"/>
+        </w:rPr>
+        <w:t xml:space="preserve">The application page shows </w:t>
+      </w:r>
+      <w:r>
+        <w:rPr>
+          <w:rFonts w:ascii="Calibri" w:cs="Calibri" w:eastAsia="Calibri" w:hAnsi="Calibri"/>
+          <w:b/>
+          <w:bCs/>
+          <w:color w:val="1F2937"/>
+        </w:rPr>
+        <w:t xml:space="preserve">Aimed at this job: N/100</w:t>
+      </w:r>
+      <w:r>
+        <w:rPr>
+          <w:rFonts w:ascii="Calibri" w:cs="Calibri" w:eastAsia="Calibri" w:hAnsi="Calibri"/>
+          <w:color w:val="1F2937"/>
+        </w:rPr>
+        <w:t xml:space="preserve">, the share of the job's key terms you can honestly claim that the resume uses, how many bullets were reworded, and whether the headline and summary were written for the job. Below 75 the AI gets up to two more attempts. It also lists what the job asks for that your profile does </w:t>
       </w:r>
       <w:r>
         <w:rPr>
@@ -6880,14 +7094,32 @@
           <w:iCs/>
           <w:color w:val="1F2937"/>
         </w:rPr>
-        <w:t xml:space="preserve">hands-free</w:t>
-      </w:r>
-      <w:r>
-        <w:rPr>
-          <w:rFonts w:ascii="Calibri" w:cs="Calibri" w:eastAsia="Calibri" w:hAnsi="Calibri"/>
-          <w:color w:val="1F2937"/>
-        </w:rPr>
-        <w:t xml:space="preserve"> mode (Settings → Auto-Apply and Application limits) it also presses Submit, within your daily limits, with human-like pauses, and stops at the first security check.</w:t>
+        <w:t xml:space="preserve">not</w:t>
+      </w:r>
+      <w:r>
+        <w:rPr>
+          <w:rFonts w:ascii="Calibri" w:cs="Calibri" w:eastAsia="Calibri" w:hAnsi="Calibri"/>
+          <w:color w:val="1F2937"/>
+        </w:rPr>
+        <w:t xml:space="preserve"> contain. Those are never added.</w:t>
+      </w:r>
+    </w:p>
+    <w:p>
+      <w:pPr>
+        <w:pStyle w:val="Heading2"/>
+        <w:keepNext/>
+        <w:spacing w:after="120" w:before="240"/>
+      </w:pPr>
+      <w:r>
+        <w:rPr>
+          <w:rFonts w:ascii="Calibri" w:cs="Calibri" w:eastAsia="Calibri" w:hAnsi="Calibri"/>
+          <w:b/>
+          <w:bCs/>
+          <w:color w:val="1F2937"/>
+          <w:sz w:val="27"/>
+          <w:szCs w:val="27"/>
+        </w:rPr>
+        <w:t xml:space="preserve">Not happy with a resume? Write a new one</w:t>
       </w:r>
     </w:p>
     <w:p>
@@ -6897,11 +7129,25 @@
       <w:r>
         <w:rPr>
           <w:rFonts w:ascii="Calibri" w:cs="Calibri" w:eastAsia="Calibri" w:hAnsi="Calibri"/>
-          <w:b/>
-          <w:bCs/>
-          <w:color w:val="1F2937"/>
-        </w:rPr>
-        <w:t xml:space="preserve">One-time setup on your computer</w:t>
+          <w:color w:val="1F2937"/>
+        </w:rPr>
+        <w:t xml:space="preserve">Open the application → </w:t>
+      </w:r>
+      <w:r>
+        <w:rPr>
+          <w:rFonts w:ascii="Calibri" w:cs="Calibri" w:eastAsia="Calibri" w:hAnsi="Calibri"/>
+          <w:b/>
+          <w:bCs/>
+          <w:color w:val="1F2937"/>
+        </w:rPr>
+        <w:t xml:space="preserve">Write a new resume for this application</w:t>
+      </w:r>
+      <w:r>
+        <w:rPr>
+          <w:rFonts w:ascii="Calibri" w:cs="Calibri" w:eastAsia="Calibri" w:hAnsi="Calibri"/>
+          <w:color w:val="1F2937"/>
+        </w:rPr>
+        <w:t xml:space="preserve">.</w:t>
       </w:r>
     </w:p>
     <w:p>
@@ -6918,39 +7164,7 @@
           <w:rFonts w:ascii="Calibri" w:cs="Calibri" w:eastAsia="Calibri" w:hAnsi="Calibri"/>
           <w:color w:val="1F2937"/>
         </w:rPr>
-        <w:t xml:space="preserve">Install Node 22. In the project folder run </w:t>
-      </w:r>
-      <w:r>
-        <w:rPr>
-          <w:rFonts w:ascii="Consolas" w:cs="Consolas" w:eastAsia="Consolas" w:hAnsi="Consolas"/>
-          <w:color w:val="9A3412"/>
-          <w:sz w:val="20"/>
-          <w:szCs w:val="20"/>
-        </w:rPr>
-        <w:t xml:space="preserve">npm ci</w:t>
-      </w:r>
-      <w:r>
-        <w:rPr>
-          <w:rFonts w:ascii="Calibri" w:cs="Calibri" w:eastAsia="Calibri" w:hAnsi="Calibri"/>
-          <w:color w:val="1F2937"/>
-        </w:rPr>
-        <w:t xml:space="preserve"> and </w:t>
-      </w:r>
-      <w:r>
-        <w:rPr>
-          <w:rFonts w:ascii="Consolas" w:cs="Consolas" w:eastAsia="Consolas" w:hAnsi="Consolas"/>
-          <w:color w:val="9A3412"/>
-          <w:sz w:val="20"/>
-          <w:szCs w:val="20"/>
-        </w:rPr>
-        <w:t xml:space="preserve">npx playwright install chromium</w:t>
-      </w:r>
-      <w:r>
-        <w:rPr>
-          <w:rFonts w:ascii="Calibri" w:cs="Calibri" w:eastAsia="Calibri" w:hAnsi="Calibri"/>
-          <w:color w:val="1F2937"/>
-        </w:rPr>
-        <w:t xml:space="preserve">.</w:t>
+        <w:t xml:space="preserve">Optionally type instructions, for example "stress my payments and SQL experience; keep the summary to three sentences". Instructions steer emphasis and tone only; the checker still applies.</w:t>
       </w:r>
     </w:p>
     <w:p>
@@ -6967,55 +7181,23 @@
           <w:rFonts w:ascii="Calibri" w:cs="Calibri" w:eastAsia="Calibri" w:hAnsi="Calibri"/>
           <w:color w:val="1F2937"/>
         </w:rPr>
-        <w:t xml:space="preserve">Create </w:t>
-      </w:r>
-      <w:r>
-        <w:rPr>
-          <w:rFonts w:ascii="Consolas" w:cs="Consolas" w:eastAsia="Consolas" w:hAnsi="Consolas"/>
-          <w:color w:val="9A3412"/>
-          <w:sz w:val="20"/>
-          <w:szCs w:val="20"/>
-        </w:rPr>
-        <w:t xml:space="preserve">.env.local</w:t>
-      </w:r>
-      <w:r>
-        <w:rPr>
-          <w:rFonts w:ascii="Calibri" w:cs="Calibri" w:eastAsia="Calibri" w:hAnsi="Calibri"/>
-          <w:color w:val="1F2937"/>
-        </w:rPr>
-        <w:t xml:space="preserve"> with </w:t>
-      </w:r>
-      <w:r>
-        <w:rPr>
-          <w:rFonts w:ascii="Consolas" w:cs="Consolas" w:eastAsia="Consolas" w:hAnsi="Consolas"/>
-          <w:color w:val="9A3412"/>
-          <w:sz w:val="20"/>
-          <w:szCs w:val="20"/>
-        </w:rPr>
-        <w:t xml:space="preserve">SUPABASE_URL</w:t>
-      </w:r>
-      <w:r>
-        <w:rPr>
-          <w:rFonts w:ascii="Calibri" w:cs="Calibri" w:eastAsia="Calibri" w:hAnsi="Calibri"/>
-          <w:color w:val="1F2937"/>
-        </w:rPr>
-        <w:t xml:space="preserve"> and </w:t>
-      </w:r>
-      <w:r>
-        <w:rPr>
-          <w:rFonts w:ascii="Consolas" w:cs="Consolas" w:eastAsia="Consolas" w:hAnsi="Consolas"/>
-          <w:color w:val="9A3412"/>
-          <w:sz w:val="20"/>
-          <w:szCs w:val="20"/>
-        </w:rPr>
-        <w:t xml:space="preserve">SUPABASE_SERVICE_ROLE_KEY</w:t>
-      </w:r>
-      <w:r>
-        <w:rPr>
-          <w:rFonts w:ascii="Calibri" w:cs="Calibri" w:eastAsia="Calibri" w:hAnsi="Calibri"/>
-          <w:color w:val="1F2937"/>
-        </w:rPr>
-        <w:t xml:space="preserve">.</w:t>
+        <w:t xml:space="preserve">Press </w:t>
+      </w:r>
+      <w:r>
+        <w:rPr>
+          <w:rFonts w:ascii="Calibri" w:cs="Calibri" w:eastAsia="Calibri" w:hAnsi="Calibri"/>
+          <w:b/>
+          <w:bCs/>
+          <w:color w:val="1F2937"/>
+        </w:rPr>
+        <w:t xml:space="preserve">Write a new resume</w:t>
+      </w:r>
+      <w:r>
+        <w:rPr>
+          <w:rFonts w:ascii="Calibri" w:cs="Calibri" w:eastAsia="Calibri" w:hAnsi="Calibri"/>
+          <w:color w:val="1F2937"/>
+        </w:rPr>
+        <w:t xml:space="preserve">. It runs in the background (1 to 3 minutes). The old versions stay in the history.</w:t>
       </w:r>
     </w:p>
     <w:p>
@@ -7032,105 +7214,39 @@
           <w:rFonts w:ascii="Calibri" w:cs="Calibri" w:eastAsia="Calibri" w:hAnsi="Calibri"/>
           <w:color w:val="1F2937"/>
         </w:rPr>
-        <w:t xml:space="preserve">Run </w:t>
-      </w:r>
-      <w:r>
-        <w:rPr>
-          <w:rFonts w:ascii="Consolas" w:cs="Consolas" w:eastAsia="Consolas" w:hAnsi="Consolas"/>
-          <w:color w:val="9A3412"/>
-          <w:sz w:val="20"/>
-          <w:szCs w:val="20"/>
-        </w:rPr>
-        <w:t xml:space="preserve">npm run assist</w:t>
-      </w:r>
-      <w:r>
-        <w:rPr>
-          <w:rFonts w:ascii="Calibri" w:cs="Calibri" w:eastAsia="Calibri" w:hAnsi="Calibri"/>
-          <w:color w:val="1F2937"/>
-        </w:rPr>
-        <w:t xml:space="preserve"> once, and sign in to LinkedIn, Naukri and Indeed in the window that opens.</w:t>
-      </w:r>
-    </w:p>
-    <w:p>
-      <w:pPr>
-        <w:pStyle w:val="ListParagraph"/>
-        <w:numPr>
-          <w:ilvl w:val="0"/>
-          <w:numId w:val="2"/>
-        </w:numPr>
-        <w:spacing w:after="60" w:line="264"/>
-      </w:pPr>
-      <w:r>
-        <w:rPr>
-          <w:rFonts w:ascii="Calibri" w:cs="Calibri" w:eastAsia="Calibri" w:hAnsi="Calibri"/>
-          <w:color w:val="1F2937"/>
-        </w:rPr>
-        <w:t xml:space="preserve">Run </w:t>
-      </w:r>
-      <w:r>
-        <w:rPr>
-          <w:rFonts w:ascii="Consolas" w:cs="Consolas" w:eastAsia="Consolas" w:hAnsi="Consolas"/>
-          <w:color w:val="9A3412"/>
-          <w:sz w:val="20"/>
-          <w:szCs w:val="20"/>
-        </w:rPr>
-        <w:t xml:space="preserve">npm run assist:check</w:t>
-      </w:r>
-      <w:r>
-        <w:rPr>
-          <w:rFonts w:ascii="Calibri" w:cs="Calibri" w:eastAsia="Calibri" w:hAnsi="Calibri"/>
-          <w:color w:val="1F2937"/>
-        </w:rPr>
-        <w:t xml:space="preserve">. It lists exactly what is missing and how to fix it.</w:t>
-      </w:r>
-    </w:p>
-    <w:p>
-      <w:pPr>
-        <w:pStyle w:val="ListParagraph"/>
-        <w:numPr>
-          <w:ilvl w:val="0"/>
-          <w:numId w:val="2"/>
-        </w:numPr>
-        <w:spacing w:after="60" w:line="264"/>
-      </w:pPr>
-      <w:r>
-        <w:rPr>
-          <w:rFonts w:ascii="Calibri" w:cs="Calibri" w:eastAsia="Calibri" w:hAnsi="Calibri"/>
-          <w:color w:val="1F2937"/>
-        </w:rPr>
-        <w:t xml:space="preserve">For hands-free use: switch on Auto-Apply and hands-free mode in Settings, then run </w:t>
-      </w:r>
-      <w:r>
-        <w:rPr>
-          <w:rFonts w:ascii="Consolas" w:cs="Consolas" w:eastAsia="Consolas" w:hAnsi="Consolas"/>
-          <w:color w:val="9A3412"/>
-          <w:sz w:val="20"/>
-          <w:szCs w:val="20"/>
-        </w:rPr>
-        <w:t xml:space="preserve">npm run assist:watch</w:t>
-      </w:r>
-      <w:r>
-        <w:rPr>
-          <w:rFonts w:ascii="Calibri" w:cs="Calibri" w:eastAsia="Calibri" w:hAnsi="Calibri"/>
-          <w:color w:val="1F2937"/>
-        </w:rPr>
-        <w:t xml:space="preserve">, and install the autostart (</w:t>
-      </w:r>
-      <w:r>
-        <w:rPr>
-          <w:rFonts w:ascii="Consolas" w:cs="Consolas" w:eastAsia="Consolas" w:hAnsi="Consolas"/>
-          <w:color w:val="9A3412"/>
-          <w:sz w:val="20"/>
-          <w:szCs w:val="20"/>
-        </w:rPr>
-        <w:t xml:space="preserve">docs/ASSISTANT_AUTOSTART.md</w:t>
-      </w:r>
-      <w:r>
-        <w:rPr>
-          <w:rFonts w:ascii="Calibri" w:cs="Calibri" w:eastAsia="Calibri" w:hAnsi="Calibri"/>
-          <w:color w:val="1F2937"/>
-        </w:rPr>
-        <w:t xml:space="preserve">) so it starts when you sign in.</w:t>
+        <w:t xml:space="preserve">The application returns to </w:t>
+      </w:r>
+      <w:r>
+        <w:rPr>
+          <w:rFonts w:ascii="Calibri" w:cs="Calibri" w:eastAsia="Calibri" w:hAnsi="Calibri"/>
+          <w:b/>
+          <w:bCs/>
+          <w:color w:val="1F2937"/>
+        </w:rPr>
+        <w:t xml:space="preserve">Pending approval</w:t>
+      </w:r>
+      <w:r>
+        <w:rPr>
+          <w:rFonts w:ascii="Calibri" w:cs="Calibri" w:eastAsia="Calibri" w:hAnsi="Calibri"/>
+          <w:color w:val="1F2937"/>
+        </w:rPr>
+        <w:t xml:space="preserve"> with the new resume and cover letter. Press </w:t>
+      </w:r>
+      <w:r>
+        <w:rPr>
+          <w:rFonts w:ascii="Calibri" w:cs="Calibri" w:eastAsia="Calibri" w:hAnsi="Calibri"/>
+          <w:b/>
+          <w:bCs/>
+          <w:color w:val="1F2937"/>
+        </w:rPr>
+        <w:t xml:space="preserve">Approve</w:t>
+      </w:r>
+      <w:r>
+        <w:rPr>
+          <w:rFonts w:ascii="Calibri" w:cs="Calibri" w:eastAsia="Calibri" w:hAnsi="Calibri"/>
+          <w:color w:val="1F2937"/>
+        </w:rPr>
+        <w:t xml:space="preserve"> to apply with it.</w:t>
       </w:r>
     </w:p>
     <w:p>
@@ -7140,354 +7256,25 @@
       <w:r>
         <w:rPr>
           <w:rFonts w:ascii="Calibri" w:cs="Calibri" w:eastAsia="Calibri" w:hAnsi="Calibri"/>
-          <w:b/>
-          <w:bCs/>
-          <w:color w:val="1F2937"/>
-        </w:rPr>
-        <w:t xml:space="preserve">Daily use</w:t>
-      </w:r>
-    </w:p>
-    <w:p>
-      <w:pPr>
-        <w:pStyle w:val="ListParagraph"/>
-        <w:numPr>
-          <w:ilvl w:val="0"/>
-          <w:numId w:val="1"/>
-        </w:numPr>
-        <w:spacing w:after="60" w:line="264"/>
-      </w:pPr>
-      <w:r>
-        <w:rPr>
-          <w:rFonts w:ascii="Calibri" w:cs="Calibri" w:eastAsia="Calibri" w:hAnsi="Calibri"/>
-          <w:color w:val="1F2937"/>
-        </w:rPr>
-        <w:t xml:space="preserve">Approving an application that needs the assistant automatically asks a running assistant to start (within about 30 seconds). </w:t>
-      </w:r>
-      <w:r>
-        <w:rPr>
-          <w:rFonts w:ascii="Calibri" w:cs="Calibri" w:eastAsia="Calibri" w:hAnsi="Calibri"/>
-          <w:b/>
-          <w:bCs/>
-          <w:color w:val="1F2937"/>
-        </w:rPr>
-        <w:t xml:space="preserve">Apply with assistant</w:t>
-      </w:r>
-      <w:r>
-        <w:rPr>
-          <w:rFonts w:ascii="Calibri" w:cs="Calibri" w:eastAsia="Calibri" w:hAnsi="Calibri"/>
-          <w:color w:val="1F2937"/>
-        </w:rPr>
-        <w:t xml:space="preserve"> on Applications or on the application page does the same.</w:t>
-      </w:r>
-    </w:p>
-    <w:p>
-      <w:pPr>
-        <w:pStyle w:val="ListParagraph"/>
-        <w:numPr>
-          <w:ilvl w:val="0"/>
-          <w:numId w:val="1"/>
-        </w:numPr>
-        <w:spacing w:after="60" w:line="264"/>
-      </w:pPr>
-      <w:r>
-        <w:rPr>
-          <w:rFonts w:ascii="Calibri" w:cs="Calibri" w:eastAsia="Calibri" w:hAnsi="Calibri"/>
-          <w:color w:val="1F2937"/>
-        </w:rPr>
-        <w:t xml:space="preserve">If your computer is off, the application stays queued and is done when the assistant next runs. You are alerted on Telegram if work has waited for hours.</w:t>
-      </w:r>
-    </w:p>
-    <w:p>
-      <w:pPr>
-        <w:pStyle w:val="ListParagraph"/>
-        <w:numPr>
-          <w:ilvl w:val="0"/>
-          <w:numId w:val="1"/>
-        </w:numPr>
-        <w:spacing w:after="60" w:line="264"/>
-      </w:pPr>
-      <w:r>
-        <w:rPr>
-          <w:rFonts w:ascii="Calibri" w:cs="Calibri" w:eastAsia="Calibri" w:hAnsi="Calibri"/>
-          <w:color w:val="1F2937"/>
-        </w:rPr>
-        <w:t xml:space="preserve">A web page cannot start a program on your computer. That is why the assistant must be running there.</w:t>
-      </w:r>
-    </w:p>
-    <w:p>
-      <w:pPr>
-        <w:pStyle w:val="Heading2"/>
-        <w:keepNext/>
-        <w:spacing w:after="120" w:before="240"/>
-      </w:pPr>
-      <w:r>
-        <w:rPr>
-          <w:rFonts w:ascii="Calibri" w:cs="Calibri" w:eastAsia="Calibri" w:hAnsi="Calibri"/>
-          <w:b/>
-          <w:bCs/>
-          <w:color w:val="1F2937"/>
-          <w:sz w:val="27"/>
-          <w:szCs w:val="27"/>
-        </w:rPr>
-        <w:t xml:space="preserve">Applying by email</w:t>
-      </w:r>
-    </w:p>
-    <w:p>
-      <w:pPr>
-        <w:spacing w:after="100" w:line="276"/>
-      </w:pPr>
-      <w:r>
-        <w:rPr>
-          <w:rFonts w:ascii="Calibri" w:cs="Calibri" w:eastAsia="Calibri" w:hAnsi="Calibri"/>
-          <w:color w:val="1F2937"/>
-        </w:rPr>
-        <w:t xml:space="preserve">Two situations send an email with your resume and cover letter attached:</w:t>
-      </w:r>
-    </w:p>
-    <w:p>
-      <w:pPr>
-        <w:pStyle w:val="ListParagraph"/>
-        <w:numPr>
-          <w:ilvl w:val="0"/>
-          <w:numId w:val="2"/>
-        </w:numPr>
-        <w:spacing w:after="60" w:line="264"/>
-      </w:pPr>
-      <w:r>
-        <w:rPr>
-          <w:rFonts w:ascii="Calibri" w:cs="Calibri" w:eastAsia="Calibri" w:hAnsi="Calibri"/>
-          <w:b/>
-          <w:bCs/>
-          <w:color w:val="1F2937"/>
-        </w:rPr>
-        <w:t xml:space="preserve">The posting asks for applications by email</w:t>
-      </w:r>
-      <w:r>
-        <w:rPr>
-          <w:rFonts w:ascii="Calibri" w:cs="Calibri" w:eastAsia="Calibri" w:hAnsi="Calibri"/>
-          <w:color w:val="1F2937"/>
-        </w:rPr>
-        <w:t xml:space="preserve"> ("send your CV to ..."). The email </w:t>
-      </w:r>
-      <w:r>
-        <w:rPr>
-          <w:rFonts w:ascii="Calibri" w:cs="Calibri" w:eastAsia="Calibri" w:hAnsi="Calibri"/>
-          <w:i/>
-          <w:iCs/>
-          <w:color w:val="1F2937"/>
-        </w:rPr>
-        <w:t xml:space="preserve">is</w:t>
-      </w:r>
-      <w:r>
-        <w:rPr>
-          <w:rFonts w:ascii="Calibri" w:cs="Calibri" w:eastAsia="Calibri" w:hAnsi="Calibri"/>
-          <w:color w:val="1F2937"/>
-        </w:rPr>
-        <w:t xml:space="preserve"> the application. After you approve, the app sends it from your own mailbox and marks the application </w:t>
-      </w:r>
-      <w:r>
-        <w:rPr>
-          <w:rFonts w:ascii="Calibri" w:cs="Calibri" w:eastAsia="Calibri" w:hAnsi="Calibri"/>
-          <w:b/>
-          <w:bCs/>
-          <w:color w:val="1F2937"/>
-        </w:rPr>
-        <w:t xml:space="preserve">Applied</w:t>
-      </w:r>
-      <w:r>
-        <w:rPr>
-          <w:rFonts w:ascii="Calibri" w:cs="Calibri" w:eastAsia="Calibri" w:hAnsi="Calibri"/>
-          <w:color w:val="1F2937"/>
-        </w:rPr>
-        <w:t xml:space="preserve">, recorded as an email.</w:t>
-      </w:r>
-    </w:p>
-    <w:p>
-      <w:pPr>
-        <w:pStyle w:val="ListParagraph"/>
-        <w:numPr>
-          <w:ilvl w:val="0"/>
-          <w:numId w:val="2"/>
-        </w:numPr>
-        <w:spacing w:after="60" w:line="264"/>
-      </w:pPr>
-      <w:r>
-        <w:rPr>
-          <w:rFonts w:ascii="Calibri" w:cs="Calibri" w:eastAsia="Calibri" w:hAnsi="Calibri"/>
-          <w:b/>
-          <w:bCs/>
-          <w:color w:val="1F2937"/>
-        </w:rPr>
-        <w:t xml:space="preserve">The posting lists an email address</w:t>
-      </w:r>
-      <w:r>
-        <w:rPr>
-          <w:rFonts w:ascii="Calibri" w:cs="Calibri" w:eastAsia="Calibri" w:hAnsi="Calibri"/>
-          <w:color w:val="1F2937"/>
-        </w:rPr>
-        <w:t xml:space="preserve"> next to a normal application route (Greenhouse, Lever, LinkedIn, a portal). The app applies the normal way </w:t>
-      </w:r>
-      <w:r>
-        <w:rPr>
-          <w:rFonts w:ascii="Calibri" w:cs="Calibri" w:eastAsia="Calibri" w:hAnsi="Calibri"/>
-          <w:b/>
-          <w:bCs/>
-          <w:color w:val="1F2937"/>
-        </w:rPr>
-        <w:t xml:space="preserve">and</w:t>
-      </w:r>
-      <w:r>
-        <w:rPr>
-          <w:rFonts w:ascii="Calibri" w:cs="Calibri" w:eastAsia="Calibri" w:hAnsi="Calibri"/>
-          <w:color w:val="1F2937"/>
-        </w:rPr>
-        <w:t xml:space="preserve"> emails that address, which gives a second chance of being seen. You can switch this off in Settings.</w:t>
-      </w:r>
-    </w:p>
-    <w:p>
-      <w:pPr>
-        <w:spacing w:after="100" w:line="276"/>
-      </w:pPr>
-      <w:r>
-        <w:rPr>
-          <w:rFonts w:ascii="Calibri" w:cs="Calibri" w:eastAsia="Calibri" w:hAnsi="Calibri"/>
-          <w:color w:val="1F2937"/>
-        </w:rPr>
-        <w:t xml:space="preserve">The email is written for each job: a clear subject, and a short message that explains </w:t>
-      </w:r>
-      <w:r>
-        <w:rPr>
-          <w:rFonts w:ascii="Calibri" w:cs="Calibri" w:eastAsia="Calibri" w:hAnsi="Calibri"/>
-          <w:b/>
-          <w:bCs/>
-          <w:color w:val="1F2937"/>
-        </w:rPr>
-        <w:t xml:space="preserve">why you fit this job</w:t>
-      </w:r>
-      <w:r>
-        <w:rPr>
-          <w:rFonts w:ascii="Calibri" w:cs="Calibri" w:eastAsia="Calibri" w:hAnsi="Calibri"/>
-          <w:color w:val="1F2937"/>
-        </w:rPr>
-        <w:t xml:space="preserve">, tying the job's main requirements to your real results, mentions that the resume and cover letter are attached, and invites a conversation. It is checked against your profile like the resume, so nothing can be invented.</w:t>
-      </w:r>
-    </w:p>
-    <w:p>
-      <w:pPr>
-        <w:spacing w:after="100" w:line="276"/>
-      </w:pPr>
-      <w:r>
-        <w:rPr>
-          <w:rFonts w:ascii="Calibri" w:cs="Calibri" w:eastAsia="Calibri" w:hAnsi="Calibri"/>
-          <w:color w:val="1F2937"/>
-        </w:rPr>
-        <w:t xml:space="preserve">On the application page, the card </w:t>
-      </w:r>
-      <w:r>
-        <w:rPr>
-          <w:rFonts w:ascii="Calibri" w:cs="Calibri" w:eastAsia="Calibri" w:hAnsi="Calibri"/>
-          <w:b/>
-          <w:bCs/>
-          <w:color w:val="1F2937"/>
-        </w:rPr>
-        <w:t xml:space="preserve">Email to the employer</w:t>
-      </w:r>
-      <w:r>
-        <w:rPr>
-          <w:rFonts w:ascii="Calibri" w:cs="Calibri" w:eastAsia="Calibri" w:hAnsi="Calibri"/>
-          <w:color w:val="1F2937"/>
-        </w:rPr>
-        <w:t xml:space="preserve"> shows the recipient, subject and message. You can edit all of it, pick another address found in the posting, type an address yourself (for a posting that lists none), write it again, and press </w:t>
-      </w:r>
-      <w:r>
-        <w:rPr>
-          <w:rFonts w:ascii="Calibri" w:cs="Calibri" w:eastAsia="Calibri" w:hAnsi="Calibri"/>
-          <w:b/>
-          <w:bCs/>
-          <w:color w:val="1F2937"/>
-        </w:rPr>
-        <w:t xml:space="preserve">Send now</w:t>
-      </w:r>
-      <w:r>
-        <w:rPr>
-          <w:rFonts w:ascii="Calibri" w:cs="Calibri" w:eastAsia="Calibri" w:hAnsi="Calibri"/>
-          <w:color w:val="1F2937"/>
-        </w:rPr>
-        <w:t xml:space="preserve">. It is sent automatically when you approve the application unless you switch that off for the email. It never sends twice, and there is a daily limit (Settings → Applying by email).</w:t>
-      </w:r>
-    </w:p>
-    <w:p>
-      <w:pPr>
-        <w:spacing w:after="100" w:line="276"/>
-      </w:pPr>
-      <w:r>
-        <w:rPr>
-          <w:rFonts w:ascii="Calibri" w:cs="Calibri" w:eastAsia="Calibri" w:hAnsi="Calibri"/>
-          <w:color w:val="1F2937"/>
-        </w:rPr>
-        <w:t xml:space="preserve">Emails are sent only to an address that appears in the posting or one you type. Sending uses the mailbox connected on the Job sources page (a Gmail app password). If sending fails, the reason is shown on the card, and an email-only application is returned to </w:t>
-      </w:r>
-      <w:r>
-        <w:rPr>
-          <w:rFonts w:ascii="Calibri" w:cs="Calibri" w:eastAsia="Calibri" w:hAnsi="Calibri"/>
-          <w:b/>
-          <w:bCs/>
-          <w:color w:val="1F2937"/>
-        </w:rPr>
-        <w:t xml:space="preserve">Needs your input</w:t>
-      </w:r>
-      <w:r>
-        <w:rPr>
-          <w:rFonts w:ascii="Calibri" w:cs="Calibri" w:eastAsia="Calibri" w:hAnsi="Calibri"/>
-          <w:color w:val="1F2937"/>
-        </w:rPr>
-        <w:t xml:space="preserve"> so nothing is silently lost.</w:t>
-      </w:r>
-    </w:p>
-    <w:p>
-      <w:pPr>
-        <w:pStyle w:val="Heading2"/>
-        <w:keepNext/>
-        <w:spacing w:after="120" w:before="240"/>
-      </w:pPr>
-      <w:r>
-        <w:rPr>
-          <w:rFonts w:ascii="Calibri" w:cs="Calibri" w:eastAsia="Calibri" w:hAnsi="Calibri"/>
-          <w:b/>
-          <w:bCs/>
-          <w:color w:val="1F2937"/>
-          <w:sz w:val="27"/>
-          <w:szCs w:val="27"/>
-        </w:rPr>
-        <w:t xml:space="preserve">The cover letter</w:t>
-      </w:r>
-    </w:p>
-    <w:p>
-      <w:pPr>
-        <w:spacing w:after="100" w:line="276"/>
-      </w:pPr>
-      <w:r>
-        <w:rPr>
-          <w:rFonts w:ascii="Calibri" w:cs="Calibri" w:eastAsia="Calibri" w:hAnsi="Calibri"/>
-          <w:color w:val="1F2937"/>
-        </w:rPr>
-        <w:t xml:space="preserve">Every cover letter is written to show </w:t>
-      </w:r>
-      <w:r>
-        <w:rPr>
-          <w:rFonts w:ascii="Calibri" w:cs="Calibri" w:eastAsia="Calibri" w:hAnsi="Calibri"/>
-          <w:b/>
-          <w:bCs/>
-          <w:color w:val="1F2937"/>
-        </w:rPr>
-        <w:t xml:space="preserve">why you are a strong fit for that specific job</w:t>
-      </w:r>
-      <w:r>
-        <w:rPr>
-          <w:rFonts w:ascii="Calibri" w:cs="Calibri" w:eastAsia="Calibri" w:hAnsi="Calibri"/>
-          <w:color w:val="1F2937"/>
-        </w:rPr>
-        <w:t xml:space="preserve">: it names the role and company, connects two or three of the job's main requirements to what you have actually done (with the exact figures from your profile), and says what you would bring to the team. It is measured the same way as the resume and rewritten if it comes out vague.</w:t>
+          <w:color w:val="1F2937"/>
+        </w:rPr>
+        <w:t xml:space="preserve">Rules: an application that is being sent right now cannot be regenerated. One that was </w:t>
+      </w:r>
+      <w:r>
+        <w:rPr>
+          <w:rFonts w:ascii="Calibri" w:cs="Calibri" w:eastAsia="Calibri" w:hAnsi="Calibri"/>
+          <w:b/>
+          <w:bCs/>
+          <w:color w:val="1F2937"/>
+        </w:rPr>
+        <w:t xml:space="preserve">already submitted</w:t>
+      </w:r>
+      <w:r>
+        <w:rPr>
+          <w:rFonts w:ascii="Calibri" w:cs="Calibri" w:eastAsia="Calibri" w:hAnsi="Calibri"/>
+          <w:color w:val="1F2937"/>
+        </w:rPr>
+        <w:t xml:space="preserve"> asks you to confirm, because applying to the same job twice may be rejected as a duplicate; the earlier submission stays recorded in the history. If no AI model is available, your existing resume is left untouched.</w:t>
       </w:r>
     </w:p>
     <w:p>
@@ -7505,7 +7292,69 @@
           <w:sz w:val="34"/>
           <w:szCs w:val="34"/>
         </w:rPr>
-        <w:t xml:space="preserve">11. Status words, explained</w:t>
+        <w:t xml:space="preserve">9. Daily report and health report</w:t>
+      </w:r>
+    </w:p>
+    <w:p>
+      <w:pPr>
+        <w:spacing w:after="100" w:line="276"/>
+      </w:pPr>
+      <w:r>
+        <w:rPr>
+          <w:rFonts w:ascii="Calibri" w:cs="Calibri" w:eastAsia="Calibri" w:hAnsi="Calibri"/>
+          <w:color w:val="1F2937"/>
+        </w:rPr>
+        <w:t xml:space="preserve">After the hour you choose (Settings → Daily report), once a day you receive on Telegram and email: yesterday's results, the runs that happened, and a </w:t>
+      </w:r>
+      <w:r>
+        <w:rPr>
+          <w:rFonts w:ascii="Calibri" w:cs="Calibri" w:eastAsia="Calibri" w:hAnsi="Calibri"/>
+          <w:b/>
+          <w:bCs/>
+          <w:color w:val="1F2937"/>
+        </w:rPr>
+        <w:t xml:space="preserve">health summary</w:t>
+      </w:r>
+      <w:r>
+        <w:rPr>
+          <w:rFonts w:ascii="Calibri" w:cs="Calibri" w:eastAsia="Calibri" w:hAnsi="Calibri"/>
+          <w:color w:val="1F2937"/>
+        </w:rPr>
+        <w:t xml:space="preserve"> that says what is healthy, what needs attention, and how to fix it. </w:t>
+      </w:r>
+      <w:r>
+        <w:rPr>
+          <w:rFonts w:ascii="Calibri" w:cs="Calibri" w:eastAsia="Calibri" w:hAnsi="Calibri"/>
+          <w:b/>
+          <w:bCs/>
+          <w:color w:val="1F2937"/>
+        </w:rPr>
+        <w:t xml:space="preserve">Send now</w:t>
+      </w:r>
+      <w:r>
+        <w:rPr>
+          <w:rFonts w:ascii="Calibri" w:cs="Calibri" w:eastAsia="Calibri" w:hAnsi="Calibri"/>
+          <w:color w:val="1F2937"/>
+        </w:rPr>
+        <w:t xml:space="preserve"> tests it. Email uses your connected Gmail mailbox with an app password.</w:t>
+      </w:r>
+    </w:p>
+    <w:p>
+      <w:pPr>
+        <w:pStyle w:val="Heading1"/>
+        <w:keepNext/>
+        <w:spacing w:after="120" w:before="0"/>
+      </w:pPr>
+      <w:r>
+        <w:rPr>
+          <w:rFonts w:ascii="Calibri" w:cs="Calibri" w:eastAsia="Calibri" w:hAnsi="Calibri"/>
+          <w:b/>
+          <w:bCs/>
+          <w:color w:val="1D4ED8"/>
+          <w:sz w:val="34"/>
+          <w:szCs w:val="34"/>
+        </w:rPr>
+        <w:t xml:space="preserve">10. How applying works, site by site</w:t>
       </w:r>
     </w:p>
     <w:tbl>
@@ -7554,7 +7403,7 @@
                 <w:sz w:val="19"/>
                 <w:szCs w:val="19"/>
               </w:rPr>
-              <w:t xml:space="preserve">You see</w:t>
+              <w:t xml:space="preserve">Job is on</w:t>
             </w:r>
           </w:p>
         </w:tc>
@@ -7582,7 +7431,7 @@
                 <w:sz w:val="19"/>
                 <w:szCs w:val="19"/>
               </w:rPr>
-              <w:t xml:space="preserve">Meaning</w:t>
+              <w:t xml:space="preserve">Who sends it</w:t>
             </w:r>
           </w:p>
         </w:tc>
@@ -7610,7 +7459,7 @@
                 <w:sz w:val="19"/>
                 <w:szCs w:val="19"/>
               </w:rPr>
-              <w:t xml:space="preserve">What to do</w:t>
+              <w:t xml:space="preserve">Login needed</w:t>
             </w:r>
           </w:p>
         </w:tc>
@@ -7643,61 +7492,61 @@
                 <w:sz w:val="19"/>
                 <w:szCs w:val="19"/>
               </w:rPr>
-              <w:t xml:space="preserve">Not scored yet</w:t>
-            </w:r>
-          </w:p>
-        </w:tc>
-        <w:tc>
-          <w:tcPr>
-            <w:tcW w:type="dxa" w:w="3133"/>
-            <w:tcMar>
-              <w:top w:type="dxa" w:w="60"/>
-              <w:left w:type="dxa" w:w="100"/>
-              <w:bottom w:type="dxa" w:w="60"/>
-              <w:right w:type="dxa" w:w="100"/>
-            </w:tcMar>
-          </w:tcPr>
-          <w:p>
-            <w:pPr>
-              <w:spacing w:after="0"/>
-            </w:pPr>
-            <w:r>
-              <w:rPr>
-                <w:rFonts w:ascii="Calibri" w:cs="Calibri" w:eastAsia="Calibri" w:hAnsi="Calibri"/>
-                <w:b w:val="false"/>
-                <w:bCs w:val="false"/>
-                <w:color w:val="1F2937"/>
-                <w:sz w:val="19"/>
-                <w:szCs w:val="19"/>
-              </w:rPr>
-              <w:t xml:space="preserve">Found, waiting to be scored</w:t>
-            </w:r>
-          </w:p>
-        </w:tc>
-        <w:tc>
-          <w:tcPr>
-            <w:tcW w:type="dxa" w:w="3133"/>
-            <w:tcMar>
-              <w:top w:type="dxa" w:w="60"/>
-              <w:left w:type="dxa" w:w="100"/>
-              <w:bottom w:type="dxa" w:w="60"/>
-              <w:right w:type="dxa" w:w="100"/>
-            </w:tcMar>
-          </w:tcPr>
-          <w:p>
-            <w:pPr>
-              <w:spacing w:after="0"/>
-            </w:pPr>
-            <w:r>
-              <w:rPr>
-                <w:rFonts w:ascii="Calibri" w:cs="Calibri" w:eastAsia="Calibri" w:hAnsi="Calibri"/>
-                <w:b w:val="false"/>
-                <w:bCs w:val="false"/>
-                <w:color w:val="1F2937"/>
-                <w:sz w:val="19"/>
-                <w:szCs w:val="19"/>
-              </w:rPr>
-              <w:t xml:space="preserve">Run Score, or wait for the schedule</w:t>
+              <w:t xml:space="preserve">Greenhouse, Lever, Ashby, Workable</w:t>
+            </w:r>
+          </w:p>
+        </w:tc>
+        <w:tc>
+          <w:tcPr>
+            <w:tcW w:type="dxa" w:w="3133"/>
+            <w:tcMar>
+              <w:top w:type="dxa" w:w="60"/>
+              <w:left w:type="dxa" w:w="100"/>
+              <w:bottom w:type="dxa" w:w="60"/>
+              <w:right w:type="dxa" w:w="100"/>
+            </w:tcMar>
+          </w:tcPr>
+          <w:p>
+            <w:pPr>
+              <w:spacing w:after="0"/>
+            </w:pPr>
+            <w:r>
+              <w:rPr>
+                <w:rFonts w:ascii="Calibri" w:cs="Calibri" w:eastAsia="Calibri" w:hAnsi="Calibri"/>
+                <w:b w:val="false"/>
+                <w:bCs w:val="false"/>
+                <w:color w:val="1F2937"/>
+                <w:sz w:val="19"/>
+                <w:szCs w:val="19"/>
+              </w:rPr>
+              <w:t xml:space="preserve">Cloud worker, automatically</w:t>
+            </w:r>
+          </w:p>
+        </w:tc>
+        <w:tc>
+          <w:tcPr>
+            <w:tcW w:type="dxa" w:w="3133"/>
+            <w:tcMar>
+              <w:top w:type="dxa" w:w="60"/>
+              <w:left w:type="dxa" w:w="100"/>
+              <w:bottom w:type="dxa" w:w="60"/>
+              <w:right w:type="dxa" w:w="100"/>
+            </w:tcMar>
+          </w:tcPr>
+          <w:p>
+            <w:pPr>
+              <w:spacing w:after="0"/>
+            </w:pPr>
+            <w:r>
+              <w:rPr>
+                <w:rFonts w:ascii="Calibri" w:cs="Calibri" w:eastAsia="Calibri" w:hAnsi="Calibri"/>
+                <w:b w:val="false"/>
+                <w:bCs w:val="false"/>
+                <w:color w:val="1F2937"/>
+                <w:sz w:val="19"/>
+                <w:szCs w:val="19"/>
+              </w:rPr>
+              <w:t xml:space="preserve">No. These forms are public. Your computer can be off.</w:t>
             </w:r>
           </w:p>
         </w:tc>
@@ -7730,61 +7579,83 @@
                 <w:sz w:val="19"/>
                 <w:szCs w:val="19"/>
               </w:rPr>
-              <w:t xml:space="preserve">Matched / Review queue</w:t>
-            </w:r>
-          </w:p>
-        </w:tc>
-        <w:tc>
-          <w:tcPr>
-            <w:tcW w:type="dxa" w:w="3133"/>
-            <w:tcMar>
-              <w:top w:type="dxa" w:w="60"/>
-              <w:left w:type="dxa" w:w="100"/>
-              <w:bottom w:type="dxa" w:w="60"/>
-              <w:right w:type="dxa" w:w="100"/>
-            </w:tcMar>
-          </w:tcPr>
-          <w:p>
-            <w:pPr>
-              <w:spacing w:after="0"/>
-            </w:pPr>
-            <w:r>
-              <w:rPr>
-                <w:rFonts w:ascii="Calibri" w:cs="Calibri" w:eastAsia="Calibri" w:hAnsi="Calibri"/>
-                <w:b w:val="false"/>
-                <w:bCs w:val="false"/>
-                <w:color w:val="1F2937"/>
-                <w:sz w:val="19"/>
-                <w:szCs w:val="19"/>
-              </w:rPr>
-              <w:t xml:space="preserve">Score above your threshold</w:t>
-            </w:r>
-          </w:p>
-        </w:tc>
-        <w:tc>
-          <w:tcPr>
-            <w:tcW w:type="dxa" w:w="3133"/>
-            <w:tcMar>
-              <w:top w:type="dxa" w:w="60"/>
-              <w:left w:type="dxa" w:w="100"/>
-              <w:bottom w:type="dxa" w:w="60"/>
-              <w:right w:type="dxa" w:w="100"/>
-            </w:tcMar>
-          </w:tcPr>
-          <w:p>
-            <w:pPr>
-              <w:spacing w:after="0"/>
-            </w:pPr>
-            <w:r>
-              <w:rPr>
-                <w:rFonts w:ascii="Calibri" w:cs="Calibri" w:eastAsia="Calibri" w:hAnsi="Calibri"/>
-                <w:b w:val="false"/>
-                <w:bCs w:val="false"/>
-                <w:color w:val="1F2937"/>
-                <w:sz w:val="19"/>
-                <w:szCs w:val="19"/>
-              </w:rPr>
-              <w:t xml:space="preserve">Prepare the application</w:t>
+              <w:t xml:space="preserve">LinkedIn, Naukri, Indeed and similar</w:t>
+            </w:r>
+          </w:p>
+        </w:tc>
+        <w:tc>
+          <w:tcPr>
+            <w:tcW w:type="dxa" w:w="3133"/>
+            <w:tcMar>
+              <w:top w:type="dxa" w:w="60"/>
+              <w:left w:type="dxa" w:w="100"/>
+              <w:bottom w:type="dxa" w:w="60"/>
+              <w:right w:type="dxa" w:w="100"/>
+            </w:tcMar>
+          </w:tcPr>
+          <w:p>
+            <w:pPr>
+              <w:spacing w:after="0"/>
+            </w:pPr>
+            <w:r>
+              <w:rPr>
+                <w:rFonts w:ascii="Calibri" w:cs="Calibri" w:eastAsia="Calibri" w:hAnsi="Calibri"/>
+                <w:b w:val="false"/>
+                <w:bCs w:val="false"/>
+                <w:color w:val="1F2937"/>
+                <w:sz w:val="19"/>
+                <w:szCs w:val="19"/>
+              </w:rPr>
+              <w:t xml:space="preserve">The </w:t>
+            </w:r>
+            <w:r>
+              <w:rPr>
+                <w:rFonts w:ascii="Calibri" w:cs="Calibri" w:eastAsia="Calibri" w:hAnsi="Calibri"/>
+                <w:b w:val="false"/>
+                <w:bCs w:val="false"/>
+                <w:color w:val="1F2937"/>
+                <w:sz w:val="19"/>
+                <w:szCs w:val="19"/>
+              </w:rPr>
+              <w:t xml:space="preserve">Apply Assistant</w:t>
+            </w:r>
+            <w:r>
+              <w:rPr>
+                <w:rFonts w:ascii="Calibri" w:cs="Calibri" w:eastAsia="Calibri" w:hAnsi="Calibri"/>
+                <w:b w:val="false"/>
+                <w:bCs w:val="false"/>
+                <w:color w:val="1F2937"/>
+                <w:sz w:val="19"/>
+                <w:szCs w:val="19"/>
+              </w:rPr>
+              <w:t xml:space="preserve"> on your computer</w:t>
+            </w:r>
+          </w:p>
+        </w:tc>
+        <w:tc>
+          <w:tcPr>
+            <w:tcW w:type="dxa" w:w="3133"/>
+            <w:tcMar>
+              <w:top w:type="dxa" w:w="60"/>
+              <w:left w:type="dxa" w:w="100"/>
+              <w:bottom w:type="dxa" w:w="60"/>
+              <w:right w:type="dxa" w:w="100"/>
+            </w:tcMar>
+          </w:tcPr>
+          <w:p>
+            <w:pPr>
+              <w:spacing w:after="0"/>
+            </w:pPr>
+            <w:r>
+              <w:rPr>
+                <w:rFonts w:ascii="Calibri" w:cs="Calibri" w:eastAsia="Calibri" w:hAnsi="Calibri"/>
+                <w:b w:val="false"/>
+                <w:bCs w:val="false"/>
+                <w:color w:val="1F2937"/>
+                <w:sz w:val="19"/>
+                <w:szCs w:val="19"/>
+              </w:rPr>
+              <w:t xml:space="preserve">Yes, once, inside the assistant's own browser. It never sees or stores your passwords.</w:t>
             </w:r>
           </w:p>
         </w:tc>
@@ -7817,670 +7688,61 @@
                 <w:sz w:val="19"/>
                 <w:szCs w:val="19"/>
               </w:rPr>
-              <w:t xml:space="preserve">Rejected (with reason)</w:t>
-            </w:r>
-          </w:p>
-        </w:tc>
-        <w:tc>
-          <w:tcPr>
-            <w:tcW w:type="dxa" w:w="3133"/>
-            <w:tcMar>
-              <w:top w:type="dxa" w:w="60"/>
-              <w:left w:type="dxa" w:w="100"/>
-              <w:bottom w:type="dxa" w:w="60"/>
-              <w:right w:type="dxa" w:w="100"/>
-            </w:tcMar>
-          </w:tcPr>
-          <w:p>
-            <w:pPr>
-              <w:spacing w:after="0"/>
-            </w:pPr>
-            <w:r>
-              <w:rPr>
-                <w:rFonts w:ascii="Calibri" w:cs="Calibri" w:eastAsia="Calibri" w:hAnsi="Calibri"/>
-                <w:b w:val="false"/>
-                <w:bCs w:val="false"/>
-                <w:color w:val="1F2937"/>
-                <w:sz w:val="19"/>
-                <w:szCs w:val="19"/>
-              </w:rPr>
-              <w:t xml:space="preserve">Below threshold or filtered</w:t>
-            </w:r>
-          </w:p>
-        </w:tc>
-        <w:tc>
-          <w:tcPr>
-            <w:tcW w:type="dxa" w:w="3133"/>
-            <w:tcMar>
-              <w:top w:type="dxa" w:w="60"/>
-              <w:left w:type="dxa" w:w="100"/>
-              <w:bottom w:type="dxa" w:w="60"/>
-              <w:right w:type="dxa" w:w="100"/>
-            </w:tcMar>
-          </w:tcPr>
-          <w:p>
-            <w:pPr>
-              <w:spacing w:after="0"/>
-            </w:pPr>
-            <w:r>
-              <w:rPr>
-                <w:rFonts w:ascii="Calibri" w:cs="Calibri" w:eastAsia="Calibri" w:hAnsi="Calibri"/>
-                <w:b w:val="false"/>
-                <w:bCs w:val="false"/>
-                <w:color w:val="1F2937"/>
-                <w:sz w:val="19"/>
-                <w:szCs w:val="19"/>
-              </w:rPr>
-              <w:t xml:space="preserve">Open it to see why; change thresholds if wrong</w:t>
-            </w:r>
-          </w:p>
-        </w:tc>
-      </w:tr>
-      <w:tr>
-        <w:trPr>
-          <w:cantSplit/>
-          <w:tblHeader w:val="off"/>
-        </w:trPr>
-        <w:tc>
-          <w:tcPr>
-            <w:tcW w:type="dxa" w:w="3133"/>
-            <w:tcMar>
-              <w:top w:type="dxa" w:w="60"/>
-              <w:left w:type="dxa" w:w="100"/>
-              <w:bottom w:type="dxa" w:w="60"/>
-              <w:right w:type="dxa" w:w="100"/>
-            </w:tcMar>
-          </w:tcPr>
-          <w:p>
-            <w:pPr>
-              <w:spacing w:after="0"/>
-            </w:pPr>
-            <w:r>
-              <w:rPr>
-                <w:rFonts w:ascii="Calibri" w:cs="Calibri" w:eastAsia="Calibri" w:hAnsi="Calibri"/>
-                <w:b w:val="false"/>
-                <w:bCs w:val="false"/>
-                <w:color w:val="1F2937"/>
-                <w:sz w:val="19"/>
-                <w:szCs w:val="19"/>
-              </w:rPr>
-              <w:t xml:space="preserve">Pending approval</w:t>
-            </w:r>
-          </w:p>
-        </w:tc>
-        <w:tc>
-          <w:tcPr>
-            <w:tcW w:type="dxa" w:w="3133"/>
-            <w:tcMar>
-              <w:top w:type="dxa" w:w="60"/>
-              <w:left w:type="dxa" w:w="100"/>
-              <w:bottom w:type="dxa" w:w="60"/>
-              <w:right w:type="dxa" w:w="100"/>
-            </w:tcMar>
-          </w:tcPr>
-          <w:p>
-            <w:pPr>
-              <w:spacing w:after="0"/>
-            </w:pPr>
-            <w:r>
-              <w:rPr>
-                <w:rFonts w:ascii="Calibri" w:cs="Calibri" w:eastAsia="Calibri" w:hAnsi="Calibri"/>
-                <w:b w:val="false"/>
-                <w:bCs w:val="false"/>
-                <w:color w:val="1F2937"/>
-                <w:sz w:val="19"/>
-                <w:szCs w:val="19"/>
-              </w:rPr>
-              <w:t xml:space="preserve">Resume and cover letter ready</w:t>
-            </w:r>
-          </w:p>
-        </w:tc>
-        <w:tc>
-          <w:tcPr>
-            <w:tcW w:type="dxa" w:w="3133"/>
-            <w:tcMar>
-              <w:top w:type="dxa" w:w="60"/>
-              <w:left w:type="dxa" w:w="100"/>
-              <w:bottom w:type="dxa" w:w="60"/>
-              <w:right w:type="dxa" w:w="100"/>
-            </w:tcMar>
-          </w:tcPr>
-          <w:p>
-            <w:pPr>
-              <w:spacing w:after="0"/>
-            </w:pPr>
-            <w:r>
-              <w:rPr>
-                <w:rFonts w:ascii="Calibri" w:cs="Calibri" w:eastAsia="Calibri" w:hAnsi="Calibri"/>
-                <w:b w:val="false"/>
-                <w:bCs w:val="false"/>
-                <w:color w:val="1F2937"/>
-                <w:sz w:val="19"/>
-                <w:szCs w:val="19"/>
-              </w:rPr>
-              <w:t xml:space="preserve">Review, then Approve or Skip</w:t>
-            </w:r>
-          </w:p>
-        </w:tc>
-      </w:tr>
-      <w:tr>
-        <w:trPr>
-          <w:cantSplit/>
-          <w:tblHeader w:val="off"/>
-        </w:trPr>
-        <w:tc>
-          <w:tcPr>
-            <w:tcW w:type="dxa" w:w="3133"/>
-            <w:tcMar>
-              <w:top w:type="dxa" w:w="60"/>
-              <w:left w:type="dxa" w:w="100"/>
-              <w:bottom w:type="dxa" w:w="60"/>
-              <w:right w:type="dxa" w:w="100"/>
-            </w:tcMar>
-          </w:tcPr>
-          <w:p>
-            <w:pPr>
-              <w:spacing w:after="0"/>
-            </w:pPr>
-            <w:r>
-              <w:rPr>
-                <w:rFonts w:ascii="Calibri" w:cs="Calibri" w:eastAsia="Calibri" w:hAnsi="Calibri"/>
-                <w:b w:val="false"/>
-                <w:bCs w:val="false"/>
-                <w:color w:val="1F2937"/>
-                <w:sz w:val="19"/>
-                <w:szCs w:val="19"/>
-              </w:rPr>
-              <w:t xml:space="preserve">Approved, sending soon / Sending now</w:t>
-            </w:r>
-          </w:p>
-        </w:tc>
-        <w:tc>
-          <w:tcPr>
-            <w:tcW w:type="dxa" w:w="3133"/>
-            <w:tcMar>
-              <w:top w:type="dxa" w:w="60"/>
-              <w:left w:type="dxa" w:w="100"/>
-              <w:bottom w:type="dxa" w:w="60"/>
-              <w:right w:type="dxa" w:w="100"/>
-            </w:tcMar>
-          </w:tcPr>
-          <w:p>
-            <w:pPr>
-              <w:spacing w:after="0"/>
-            </w:pPr>
-            <w:r>
-              <w:rPr>
-                <w:rFonts w:ascii="Calibri" w:cs="Calibri" w:eastAsia="Calibri" w:hAnsi="Calibri"/>
-                <w:b w:val="false"/>
-                <w:bCs w:val="false"/>
-                <w:color w:val="1F2937"/>
-                <w:sz w:val="19"/>
-                <w:szCs w:val="19"/>
-              </w:rPr>
-              <w:t xml:space="preserve">The cloud worker is sending</w:t>
-            </w:r>
-          </w:p>
-        </w:tc>
-        <w:tc>
-          <w:tcPr>
-            <w:tcW w:type="dxa" w:w="3133"/>
-            <w:tcMar>
-              <w:top w:type="dxa" w:w="60"/>
-              <w:left w:type="dxa" w:w="100"/>
-              <w:bottom w:type="dxa" w:w="60"/>
-              <w:right w:type="dxa" w:w="100"/>
-            </w:tcMar>
-          </w:tcPr>
-          <w:p>
-            <w:pPr>
-              <w:spacing w:after="0"/>
-            </w:pPr>
-            <w:r>
-              <w:rPr>
-                <w:rFonts w:ascii="Calibri" w:cs="Calibri" w:eastAsia="Calibri" w:hAnsi="Calibri"/>
-                <w:b w:val="false"/>
-                <w:bCs w:val="false"/>
-                <w:color w:val="1F2937"/>
-                <w:sz w:val="19"/>
-                <w:szCs w:val="19"/>
-              </w:rPr>
-              <w:t xml:space="preserve">Nothing</w:t>
-            </w:r>
-          </w:p>
-        </w:tc>
-      </w:tr>
-      <w:tr>
-        <w:trPr>
-          <w:cantSplit/>
-          <w:tblHeader w:val="off"/>
-        </w:trPr>
-        <w:tc>
-          <w:tcPr>
-            <w:tcW w:type="dxa" w:w="3133"/>
-            <w:tcMar>
-              <w:top w:type="dxa" w:w="60"/>
-              <w:left w:type="dxa" w:w="100"/>
-              <w:bottom w:type="dxa" w:w="60"/>
-              <w:right w:type="dxa" w:w="100"/>
-            </w:tcMar>
-          </w:tcPr>
-          <w:p>
-            <w:pPr>
-              <w:spacing w:after="0"/>
-            </w:pPr>
-            <w:r>
-              <w:rPr>
-                <w:rFonts w:ascii="Calibri" w:cs="Calibri" w:eastAsia="Calibri" w:hAnsi="Calibri"/>
-                <w:b w:val="false"/>
-                <w:bCs w:val="false"/>
-                <w:color w:val="1F2937"/>
-                <w:sz w:val="19"/>
-                <w:szCs w:val="19"/>
-              </w:rPr>
-              <w:t xml:space="preserve">Waiting for assistant / you</w:t>
-            </w:r>
-          </w:p>
-        </w:tc>
-        <w:tc>
-          <w:tcPr>
-            <w:tcW w:type="dxa" w:w="3133"/>
-            <w:tcMar>
-              <w:top w:type="dxa" w:w="60"/>
-              <w:left w:type="dxa" w:w="100"/>
-              <w:bottom w:type="dxa" w:w="60"/>
-              <w:right w:type="dxa" w:w="100"/>
-            </w:tcMar>
-          </w:tcPr>
-          <w:p>
-            <w:pPr>
-              <w:spacing w:after="0"/>
-            </w:pPr>
-            <w:r>
-              <w:rPr>
-                <w:rFonts w:ascii="Calibri" w:cs="Calibri" w:eastAsia="Calibri" w:hAnsi="Calibri"/>
-                <w:b w:val="false"/>
-                <w:bCs w:val="false"/>
-                <w:color w:val="1F2937"/>
-                <w:sz w:val="19"/>
-                <w:szCs w:val="19"/>
-              </w:rPr>
-              <w:t xml:space="preserve">Needs your computer's assistant, or your own submission</w:t>
-            </w:r>
-          </w:p>
-        </w:tc>
-        <w:tc>
-          <w:tcPr>
-            <w:tcW w:type="dxa" w:w="3133"/>
-            <w:tcMar>
-              <w:top w:type="dxa" w:w="60"/>
-              <w:left w:type="dxa" w:w="100"/>
-              <w:bottom w:type="dxa" w:w="60"/>
-              <w:right w:type="dxa" w:w="100"/>
-            </w:tcMar>
-          </w:tcPr>
-          <w:p>
-            <w:pPr>
-              <w:spacing w:after="0"/>
-            </w:pPr>
-            <w:r>
-              <w:rPr>
-                <w:rFonts w:ascii="Calibri" w:cs="Calibri" w:eastAsia="Calibri" w:hAnsi="Calibri"/>
-                <w:b w:val="false"/>
-                <w:bCs w:val="false"/>
-                <w:color w:val="1F2937"/>
-                <w:sz w:val="19"/>
-                <w:szCs w:val="19"/>
-              </w:rPr>
-              <w:t xml:space="preserve">Apply with assistant, or submit by hand</w:t>
-            </w:r>
-          </w:p>
-        </w:tc>
-      </w:tr>
-      <w:tr>
-        <w:trPr>
-          <w:cantSplit/>
-          <w:tblHeader w:val="off"/>
-        </w:trPr>
-        <w:tc>
-          <w:tcPr>
-            <w:tcW w:type="dxa" w:w="3133"/>
-            <w:tcMar>
-              <w:top w:type="dxa" w:w="60"/>
-              <w:left w:type="dxa" w:w="100"/>
-              <w:bottom w:type="dxa" w:w="60"/>
-              <w:right w:type="dxa" w:w="100"/>
-            </w:tcMar>
-          </w:tcPr>
-          <w:p>
-            <w:pPr>
-              <w:spacing w:after="0"/>
-            </w:pPr>
-            <w:r>
-              <w:rPr>
-                <w:rFonts w:ascii="Calibri" w:cs="Calibri" w:eastAsia="Calibri" w:hAnsi="Calibri"/>
-                <w:b w:val="false"/>
-                <w:bCs w:val="false"/>
-                <w:color w:val="1F2937"/>
-                <w:sz w:val="19"/>
-                <w:szCs w:val="19"/>
-              </w:rPr>
-              <w:t xml:space="preserve">Needs your input</w:t>
-            </w:r>
-          </w:p>
-        </w:tc>
-        <w:tc>
-          <w:tcPr>
-            <w:tcW w:type="dxa" w:w="3133"/>
-            <w:tcMar>
-              <w:top w:type="dxa" w:w="60"/>
-              <w:left w:type="dxa" w:w="100"/>
-              <w:bottom w:type="dxa" w:w="60"/>
-              <w:right w:type="dxa" w:w="100"/>
-            </w:tcMar>
-          </w:tcPr>
-          <w:p>
-            <w:pPr>
-              <w:spacing w:after="0"/>
-            </w:pPr>
-            <w:r>
-              <w:rPr>
-                <w:rFonts w:ascii="Calibri" w:cs="Calibri" w:eastAsia="Calibri" w:hAnsi="Calibri"/>
-                <w:b w:val="false"/>
-                <w:bCs w:val="false"/>
-                <w:color w:val="1F2937"/>
-                <w:sz w:val="19"/>
-                <w:szCs w:val="19"/>
-              </w:rPr>
-              <w:t xml:space="preserve">A required question had no answer</w:t>
-            </w:r>
-          </w:p>
-        </w:tc>
-        <w:tc>
-          <w:tcPr>
-            <w:tcW w:type="dxa" w:w="3133"/>
-            <w:tcMar>
-              <w:top w:type="dxa" w:w="60"/>
-              <w:left w:type="dxa" w:w="100"/>
-              <w:bottom w:type="dxa" w:w="60"/>
-              <w:right w:type="dxa" w:w="100"/>
-            </w:tcMar>
-          </w:tcPr>
-          <w:p>
-            <w:pPr>
-              <w:spacing w:after="0"/>
-            </w:pPr>
-            <w:r>
-              <w:rPr>
-                <w:rFonts w:ascii="Calibri" w:cs="Calibri" w:eastAsia="Calibri" w:hAnsi="Calibri"/>
-                <w:b w:val="false"/>
-                <w:bCs w:val="false"/>
-                <w:color w:val="1F2937"/>
-                <w:sz w:val="19"/>
-                <w:szCs w:val="19"/>
-              </w:rPr>
-              <w:t xml:space="preserve">Answer on Profile, then approve again</w:t>
-            </w:r>
-          </w:p>
-        </w:tc>
-      </w:tr>
-      <w:tr>
-        <w:trPr>
-          <w:cantSplit/>
-          <w:tblHeader w:val="off"/>
-        </w:trPr>
-        <w:tc>
-          <w:tcPr>
-            <w:tcW w:type="dxa" w:w="3133"/>
-            <w:tcMar>
-              <w:top w:type="dxa" w:w="60"/>
-              <w:left w:type="dxa" w:w="100"/>
-              <w:bottom w:type="dxa" w:w="60"/>
-              <w:right w:type="dxa" w:w="100"/>
-            </w:tcMar>
-          </w:tcPr>
-          <w:p>
-            <w:pPr>
-              <w:spacing w:after="0"/>
-            </w:pPr>
-            <w:r>
-              <w:rPr>
-                <w:rFonts w:ascii="Calibri" w:cs="Calibri" w:eastAsia="Calibri" w:hAnsi="Calibri"/>
-                <w:b w:val="false"/>
-                <w:bCs w:val="false"/>
-                <w:color w:val="1F2937"/>
-                <w:sz w:val="19"/>
-                <w:szCs w:val="19"/>
-              </w:rPr>
-              <w:t xml:space="preserve">Applied</w:t>
-            </w:r>
-          </w:p>
-        </w:tc>
-        <w:tc>
-          <w:tcPr>
-            <w:tcW w:type="dxa" w:w="3133"/>
-            <w:tcMar>
-              <w:top w:type="dxa" w:w="60"/>
-              <w:left w:type="dxa" w:w="100"/>
-              <w:bottom w:type="dxa" w:w="60"/>
-              <w:right w:type="dxa" w:w="100"/>
-            </w:tcMar>
-          </w:tcPr>
-          <w:p>
-            <w:pPr>
-              <w:spacing w:after="0"/>
-            </w:pPr>
-            <w:r>
-              <w:rPr>
-                <w:rFonts w:ascii="Calibri" w:cs="Calibri" w:eastAsia="Calibri" w:hAnsi="Calibri"/>
-                <w:b w:val="false"/>
-                <w:bCs w:val="false"/>
-                <w:color w:val="1F2937"/>
-                <w:sz w:val="19"/>
-                <w:szCs w:val="19"/>
-              </w:rPr>
-              <w:t xml:space="preserve">Sent and recorded</w:t>
-            </w:r>
-          </w:p>
-        </w:tc>
-        <w:tc>
-          <w:tcPr>
-            <w:tcW w:type="dxa" w:w="3133"/>
-            <w:tcMar>
-              <w:top w:type="dxa" w:w="60"/>
-              <w:left w:type="dxa" w:w="100"/>
-              <w:bottom w:type="dxa" w:w="60"/>
-              <w:right w:type="dxa" w:w="100"/>
-            </w:tcMar>
-          </w:tcPr>
-          <w:p>
-            <w:pPr>
-              <w:spacing w:after="0"/>
-            </w:pPr>
-            <w:r>
-              <w:rPr>
-                <w:rFonts w:ascii="Calibri" w:cs="Calibri" w:eastAsia="Calibri" w:hAnsi="Calibri"/>
-                <w:b w:val="false"/>
-                <w:bCs w:val="false"/>
-                <w:color w:val="1F2937"/>
-                <w:sz w:val="19"/>
-                <w:szCs w:val="19"/>
-              </w:rPr>
-              <w:t xml:space="preserve">Track the outcome</w:t>
-            </w:r>
-          </w:p>
-        </w:tc>
-      </w:tr>
-      <w:tr>
-        <w:trPr>
-          <w:cantSplit/>
-          <w:tblHeader w:val="off"/>
-        </w:trPr>
-        <w:tc>
-          <w:tcPr>
-            <w:tcW w:type="dxa" w:w="3133"/>
-            <w:tcMar>
-              <w:top w:type="dxa" w:w="60"/>
-              <w:left w:type="dxa" w:w="100"/>
-              <w:bottom w:type="dxa" w:w="60"/>
-              <w:right w:type="dxa" w:w="100"/>
-            </w:tcMar>
-          </w:tcPr>
-          <w:p>
-            <w:pPr>
-              <w:spacing w:after="0"/>
-            </w:pPr>
-            <w:r>
-              <w:rPr>
-                <w:rFonts w:ascii="Calibri" w:cs="Calibri" w:eastAsia="Calibri" w:hAnsi="Calibri"/>
-                <w:b w:val="false"/>
-                <w:bCs w:val="false"/>
-                <w:color w:val="1F2937"/>
-                <w:sz w:val="19"/>
-                <w:szCs w:val="19"/>
-              </w:rPr>
-              <w:t xml:space="preserve">Failed</w:t>
-            </w:r>
-          </w:p>
-        </w:tc>
-        <w:tc>
-          <w:tcPr>
-            <w:tcW w:type="dxa" w:w="3133"/>
-            <w:tcMar>
-              <w:top w:type="dxa" w:w="60"/>
-              <w:left w:type="dxa" w:w="100"/>
-              <w:bottom w:type="dxa" w:w="60"/>
-              <w:right w:type="dxa" w:w="100"/>
-            </w:tcMar>
-          </w:tcPr>
-          <w:p>
-            <w:pPr>
-              <w:spacing w:after="0"/>
-            </w:pPr>
-            <w:r>
-              <w:rPr>
-                <w:rFonts w:ascii="Calibri" w:cs="Calibri" w:eastAsia="Calibri" w:hAnsi="Calibri"/>
-                <w:b w:val="false"/>
-                <w:bCs w:val="false"/>
-                <w:color w:val="1F2937"/>
-                <w:sz w:val="19"/>
-                <w:szCs w:val="19"/>
-              </w:rPr>
-              <w:t xml:space="preserve">Sending failed</w:t>
-            </w:r>
-          </w:p>
-        </w:tc>
-        <w:tc>
-          <w:tcPr>
-            <w:tcW w:type="dxa" w:w="3133"/>
-            <w:tcMar>
-              <w:top w:type="dxa" w:w="60"/>
-              <w:left w:type="dxa" w:w="100"/>
-              <w:bottom w:type="dxa" w:w="60"/>
-              <w:right w:type="dxa" w:w="100"/>
-            </w:tcMar>
-          </w:tcPr>
-          <w:p>
-            <w:pPr>
-              <w:spacing w:after="0"/>
-            </w:pPr>
-            <w:r>
-              <w:rPr>
-                <w:rFonts w:ascii="Calibri" w:cs="Calibri" w:eastAsia="Calibri" w:hAnsi="Calibri"/>
-                <w:b w:val="false"/>
-                <w:bCs w:val="false"/>
-                <w:color w:val="1F2937"/>
-                <w:sz w:val="19"/>
-                <w:szCs w:val="19"/>
-              </w:rPr>
-              <w:t xml:space="preserve">Open it for the reason; retry or write a new resume</w:t>
-            </w:r>
-          </w:p>
-        </w:tc>
-      </w:tr>
-      <w:tr>
-        <w:trPr>
-          <w:cantSplit/>
-          <w:tblHeader w:val="off"/>
-        </w:trPr>
-        <w:tc>
-          <w:tcPr>
-            <w:tcW w:type="dxa" w:w="3133"/>
-            <w:tcMar>
-              <w:top w:type="dxa" w:w="60"/>
-              <w:left w:type="dxa" w:w="100"/>
-              <w:bottom w:type="dxa" w:w="60"/>
-              <w:right w:type="dxa" w:w="100"/>
-            </w:tcMar>
-          </w:tcPr>
-          <w:p>
-            <w:pPr>
-              <w:spacing w:after="0"/>
-            </w:pPr>
-            <w:r>
-              <w:rPr>
-                <w:rFonts w:ascii="Calibri" w:cs="Calibri" w:eastAsia="Calibri" w:hAnsi="Calibri"/>
-                <w:b w:val="false"/>
-                <w:bCs w:val="false"/>
-                <w:color w:val="1F2937"/>
-                <w:sz w:val="19"/>
-                <w:szCs w:val="19"/>
-              </w:rPr>
-              <w:t xml:space="preserve">rules only</w:t>
-            </w:r>
-          </w:p>
-        </w:tc>
-        <w:tc>
-          <w:tcPr>
-            <w:tcW w:type="dxa" w:w="3133"/>
-            <w:tcMar>
-              <w:top w:type="dxa" w:w="60"/>
-              <w:left w:type="dxa" w:w="100"/>
-              <w:bottom w:type="dxa" w:w="60"/>
-              <w:right w:type="dxa" w:w="100"/>
-            </w:tcMar>
-          </w:tcPr>
-          <w:p>
-            <w:pPr>
-              <w:spacing w:after="0"/>
-            </w:pPr>
-            <w:r>
-              <w:rPr>
-                <w:rFonts w:ascii="Calibri" w:cs="Calibri" w:eastAsia="Calibri" w:hAnsi="Calibri"/>
-                <w:b w:val="false"/>
-                <w:bCs w:val="false"/>
-                <w:color w:val="1F2937"/>
-                <w:sz w:val="19"/>
-                <w:szCs w:val="19"/>
-              </w:rPr>
-              <w:t xml:space="preserve">Scored by free rules because no AI model worked</w:t>
-            </w:r>
-          </w:p>
-        </w:tc>
-        <w:tc>
-          <w:tcPr>
-            <w:tcW w:type="dxa" w:w="3133"/>
-            <w:tcMar>
-              <w:top w:type="dxa" w:w="60"/>
-              <w:left w:type="dxa" w:w="100"/>
-              <w:bottom w:type="dxa" w:w="60"/>
-              <w:right w:type="dxa" w:w="100"/>
-            </w:tcMar>
-          </w:tcPr>
-          <w:p>
-            <w:pPr>
-              <w:spacing w:after="0"/>
-            </w:pPr>
-            <w:r>
-              <w:rPr>
-                <w:rFonts w:ascii="Calibri" w:cs="Calibri" w:eastAsia="Calibri" w:hAnsi="Calibri"/>
-                <w:b w:val="false"/>
-                <w:bCs w:val="false"/>
-                <w:color w:val="1F2937"/>
-                <w:sz w:val="19"/>
-                <w:szCs w:val="19"/>
-              </w:rPr>
-              <w:t xml:space="preserve">A model will re-check it automatically</w:t>
+              <w:t xml:space="preserve">Any other site</w:t>
+            </w:r>
+          </w:p>
+        </w:tc>
+        <w:tc>
+          <w:tcPr>
+            <w:tcW w:type="dxa" w:w="3133"/>
+            <w:tcMar>
+              <w:top w:type="dxa" w:w="60"/>
+              <w:left w:type="dxa" w:w="100"/>
+              <w:bottom w:type="dxa" w:w="60"/>
+              <w:right w:type="dxa" w:w="100"/>
+            </w:tcMar>
+          </w:tcPr>
+          <w:p>
+            <w:pPr>
+              <w:spacing w:after="0"/>
+            </w:pPr>
+            <w:r>
+              <w:rPr>
+                <w:rFonts w:ascii="Calibri" w:cs="Calibri" w:eastAsia="Calibri" w:hAnsi="Calibri"/>
+                <w:b w:val="false"/>
+                <w:bCs w:val="false"/>
+                <w:color w:val="1F2937"/>
+                <w:sz w:val="19"/>
+                <w:szCs w:val="19"/>
+              </w:rPr>
+              <w:t xml:space="preserve">You, using the prepared resume and answers. If the posting lists an email address, the app emails the application for you</w:t>
+            </w:r>
+          </w:p>
+        </w:tc>
+        <w:tc>
+          <w:tcPr>
+            <w:tcW w:type="dxa" w:w="3133"/>
+            <w:tcMar>
+              <w:top w:type="dxa" w:w="60"/>
+              <w:left w:type="dxa" w:w="100"/>
+              <w:bottom w:type="dxa" w:w="60"/>
+              <w:right w:type="dxa" w:w="100"/>
+            </w:tcMar>
+          </w:tcPr>
+          <w:p>
+            <w:pPr>
+              <w:spacing w:after="0"/>
+            </w:pPr>
+            <w:r>
+              <w:rPr>
+                <w:rFonts w:ascii="Calibri" w:cs="Calibri" w:eastAsia="Calibri" w:hAnsi="Calibri"/>
+                <w:b w:val="false"/>
+                <w:bCs w:val="false"/>
+                <w:color w:val="1F2937"/>
+                <w:sz w:val="19"/>
+                <w:szCs w:val="19"/>
+              </w:rPr>
+              <w:t xml:space="preserve">n/a</w:t>
             </w:r>
           </w:p>
         </w:tc>
@@ -8490,6 +7752,680 @@
       <w:pPr>
         <w:spacing w:after="140"/>
       </w:pPr>
+    </w:p>
+    <w:p>
+      <w:pPr>
+        <w:spacing w:after="100" w:line="276"/>
+      </w:pPr>
+      <w:r>
+        <w:rPr>
+          <w:rFonts w:ascii="Calibri" w:cs="Calibri" w:eastAsia="Calibri" w:hAnsi="Calibri"/>
+          <w:color w:val="1F2937"/>
+        </w:rPr>
+        <w:t xml:space="preserve">The Applications list shows which of the three applies to each row.</w:t>
+      </w:r>
+    </w:p>
+    <w:p>
+      <w:pPr>
+        <w:pStyle w:val="Heading2"/>
+        <w:keepNext/>
+        <w:spacing w:after="120" w:before="240"/>
+      </w:pPr>
+      <w:r>
+        <w:rPr>
+          <w:rFonts w:ascii="Calibri" w:cs="Calibri" w:eastAsia="Calibri" w:hAnsi="Calibri"/>
+          <w:b/>
+          <w:bCs/>
+          <w:color w:val="1F2937"/>
+          <w:sz w:val="27"/>
+          <w:szCs w:val="27"/>
+        </w:rPr>
+        <w:t xml:space="preserve">The Apply Assistant (your computer)</w:t>
+      </w:r>
+    </w:p>
+    <w:p>
+      <w:pPr>
+        <w:spacing w:after="100" w:line="276"/>
+      </w:pPr>
+      <w:r>
+        <w:rPr>
+          <w:rFonts w:ascii="Calibri" w:cs="Calibri" w:eastAsia="Calibri" w:hAnsi="Calibri"/>
+          <w:color w:val="1F2937"/>
+        </w:rPr>
+        <w:t xml:space="preserve">It opens a real browser window with your signed-in sessions, opens the posting, fills the form from the prepared resume, cover letter and answers, and then </w:t>
+      </w:r>
+      <w:r>
+        <w:rPr>
+          <w:rFonts w:ascii="Calibri" w:cs="Calibri" w:eastAsia="Calibri" w:hAnsi="Calibri"/>
+          <w:b/>
+          <w:bCs/>
+          <w:color w:val="1F2937"/>
+        </w:rPr>
+        <w:t xml:space="preserve">stops</w:t>
+      </w:r>
+      <w:r>
+        <w:rPr>
+          <w:rFonts w:ascii="Calibri" w:cs="Calibri" w:eastAsia="Calibri" w:hAnsi="Calibri"/>
+          <w:color w:val="1F2937"/>
+        </w:rPr>
+        <w:t xml:space="preserve"> so you review and press the site's own Submit. In </w:t>
+      </w:r>
+      <w:r>
+        <w:rPr>
+          <w:rFonts w:ascii="Calibri" w:cs="Calibri" w:eastAsia="Calibri" w:hAnsi="Calibri"/>
+          <w:i/>
+          <w:iCs/>
+          <w:color w:val="1F2937"/>
+        </w:rPr>
+        <w:t xml:space="preserve">hands-free</w:t>
+      </w:r>
+      <w:r>
+        <w:rPr>
+          <w:rFonts w:ascii="Calibri" w:cs="Calibri" w:eastAsia="Calibri" w:hAnsi="Calibri"/>
+          <w:color w:val="1F2937"/>
+        </w:rPr>
+        <w:t xml:space="preserve"> mode (Settings → Auto-Apply and Application limits) it also presses Submit, within your daily limits, with human-like pauses, and stops at the first security check.</w:t>
+      </w:r>
+    </w:p>
+    <w:p>
+      <w:pPr>
+        <w:spacing w:after="100" w:line="276"/>
+      </w:pPr>
+      <w:r>
+        <w:rPr>
+          <w:rFonts w:ascii="Calibri" w:cs="Calibri" w:eastAsia="Calibri" w:hAnsi="Calibri"/>
+          <w:b/>
+          <w:bCs/>
+          <w:color w:val="1F2937"/>
+        </w:rPr>
+        <w:t xml:space="preserve">One-time setup on your computer</w:t>
+      </w:r>
+    </w:p>
+    <w:p>
+      <w:pPr>
+        <w:pStyle w:val="ListParagraph"/>
+        <w:numPr>
+          <w:ilvl w:val="0"/>
+          <w:numId w:val="2"/>
+        </w:numPr>
+        <w:spacing w:after="60" w:line="264"/>
+      </w:pPr>
+      <w:r>
+        <w:rPr>
+          <w:rFonts w:ascii="Calibri" w:cs="Calibri" w:eastAsia="Calibri" w:hAnsi="Calibri"/>
+          <w:color w:val="1F2937"/>
+        </w:rPr>
+        <w:t xml:space="preserve">Install Node 22. In the project folder run </w:t>
+      </w:r>
+      <w:r>
+        <w:rPr>
+          <w:rFonts w:ascii="Consolas" w:cs="Consolas" w:eastAsia="Consolas" w:hAnsi="Consolas"/>
+          <w:color w:val="9A3412"/>
+          <w:sz w:val="20"/>
+          <w:szCs w:val="20"/>
+        </w:rPr>
+        <w:t xml:space="preserve">npm ci</w:t>
+      </w:r>
+      <w:r>
+        <w:rPr>
+          <w:rFonts w:ascii="Calibri" w:cs="Calibri" w:eastAsia="Calibri" w:hAnsi="Calibri"/>
+          <w:color w:val="1F2937"/>
+        </w:rPr>
+        <w:t xml:space="preserve"> and </w:t>
+      </w:r>
+      <w:r>
+        <w:rPr>
+          <w:rFonts w:ascii="Consolas" w:cs="Consolas" w:eastAsia="Consolas" w:hAnsi="Consolas"/>
+          <w:color w:val="9A3412"/>
+          <w:sz w:val="20"/>
+          <w:szCs w:val="20"/>
+        </w:rPr>
+        <w:t xml:space="preserve">npx playwright install chromium</w:t>
+      </w:r>
+      <w:r>
+        <w:rPr>
+          <w:rFonts w:ascii="Calibri" w:cs="Calibri" w:eastAsia="Calibri" w:hAnsi="Calibri"/>
+          <w:color w:val="1F2937"/>
+        </w:rPr>
+        <w:t xml:space="preserve">.</w:t>
+      </w:r>
+    </w:p>
+    <w:p>
+      <w:pPr>
+        <w:pStyle w:val="ListParagraph"/>
+        <w:numPr>
+          <w:ilvl w:val="0"/>
+          <w:numId w:val="2"/>
+        </w:numPr>
+        <w:spacing w:after="60" w:line="264"/>
+      </w:pPr>
+      <w:r>
+        <w:rPr>
+          <w:rFonts w:ascii="Calibri" w:cs="Calibri" w:eastAsia="Calibri" w:hAnsi="Calibri"/>
+          <w:color w:val="1F2937"/>
+        </w:rPr>
+        <w:t xml:space="preserve">Create </w:t>
+      </w:r>
+      <w:r>
+        <w:rPr>
+          <w:rFonts w:ascii="Consolas" w:cs="Consolas" w:eastAsia="Consolas" w:hAnsi="Consolas"/>
+          <w:color w:val="9A3412"/>
+          <w:sz w:val="20"/>
+          <w:szCs w:val="20"/>
+        </w:rPr>
+        <w:t xml:space="preserve">.env.local</w:t>
+      </w:r>
+      <w:r>
+        <w:rPr>
+          <w:rFonts w:ascii="Calibri" w:cs="Calibri" w:eastAsia="Calibri" w:hAnsi="Calibri"/>
+          <w:color w:val="1F2937"/>
+        </w:rPr>
+        <w:t xml:space="preserve"> with </w:t>
+      </w:r>
+      <w:r>
+        <w:rPr>
+          <w:rFonts w:ascii="Consolas" w:cs="Consolas" w:eastAsia="Consolas" w:hAnsi="Consolas"/>
+          <w:color w:val="9A3412"/>
+          <w:sz w:val="20"/>
+          <w:szCs w:val="20"/>
+        </w:rPr>
+        <w:t xml:space="preserve">SUPABASE_URL</w:t>
+      </w:r>
+      <w:r>
+        <w:rPr>
+          <w:rFonts w:ascii="Calibri" w:cs="Calibri" w:eastAsia="Calibri" w:hAnsi="Calibri"/>
+          <w:color w:val="1F2937"/>
+        </w:rPr>
+        <w:t xml:space="preserve"> and </w:t>
+      </w:r>
+      <w:r>
+        <w:rPr>
+          <w:rFonts w:ascii="Consolas" w:cs="Consolas" w:eastAsia="Consolas" w:hAnsi="Consolas"/>
+          <w:color w:val="9A3412"/>
+          <w:sz w:val="20"/>
+          <w:szCs w:val="20"/>
+        </w:rPr>
+        <w:t xml:space="preserve">SUPABASE_SERVICE_ROLE_KEY</w:t>
+      </w:r>
+      <w:r>
+        <w:rPr>
+          <w:rFonts w:ascii="Calibri" w:cs="Calibri" w:eastAsia="Calibri" w:hAnsi="Calibri"/>
+          <w:color w:val="1F2937"/>
+        </w:rPr>
+        <w:t xml:space="preserve">.</w:t>
+      </w:r>
+    </w:p>
+    <w:p>
+      <w:pPr>
+        <w:pStyle w:val="ListParagraph"/>
+        <w:numPr>
+          <w:ilvl w:val="0"/>
+          <w:numId w:val="2"/>
+        </w:numPr>
+        <w:spacing w:after="60" w:line="264"/>
+      </w:pPr>
+      <w:r>
+        <w:rPr>
+          <w:rFonts w:ascii="Calibri" w:cs="Calibri" w:eastAsia="Calibri" w:hAnsi="Calibri"/>
+          <w:color w:val="1F2937"/>
+        </w:rPr>
+        <w:t xml:space="preserve">Run </w:t>
+      </w:r>
+      <w:r>
+        <w:rPr>
+          <w:rFonts w:ascii="Consolas" w:cs="Consolas" w:eastAsia="Consolas" w:hAnsi="Consolas"/>
+          <w:color w:val="9A3412"/>
+          <w:sz w:val="20"/>
+          <w:szCs w:val="20"/>
+        </w:rPr>
+        <w:t xml:space="preserve">npm run assist</w:t>
+      </w:r>
+      <w:r>
+        <w:rPr>
+          <w:rFonts w:ascii="Calibri" w:cs="Calibri" w:eastAsia="Calibri" w:hAnsi="Calibri"/>
+          <w:color w:val="1F2937"/>
+        </w:rPr>
+        <w:t xml:space="preserve"> once, and sign in to LinkedIn, Naukri and Indeed in the window that opens.</w:t>
+      </w:r>
+    </w:p>
+    <w:p>
+      <w:pPr>
+        <w:pStyle w:val="ListParagraph"/>
+        <w:numPr>
+          <w:ilvl w:val="0"/>
+          <w:numId w:val="2"/>
+        </w:numPr>
+        <w:spacing w:after="60" w:line="264"/>
+      </w:pPr>
+      <w:r>
+        <w:rPr>
+          <w:rFonts w:ascii="Calibri" w:cs="Calibri" w:eastAsia="Calibri" w:hAnsi="Calibri"/>
+          <w:color w:val="1F2937"/>
+        </w:rPr>
+        <w:t xml:space="preserve">Run </w:t>
+      </w:r>
+      <w:r>
+        <w:rPr>
+          <w:rFonts w:ascii="Consolas" w:cs="Consolas" w:eastAsia="Consolas" w:hAnsi="Consolas"/>
+          <w:color w:val="9A3412"/>
+          <w:sz w:val="20"/>
+          <w:szCs w:val="20"/>
+        </w:rPr>
+        <w:t xml:space="preserve">npm run assist:check</w:t>
+      </w:r>
+      <w:r>
+        <w:rPr>
+          <w:rFonts w:ascii="Calibri" w:cs="Calibri" w:eastAsia="Calibri" w:hAnsi="Calibri"/>
+          <w:color w:val="1F2937"/>
+        </w:rPr>
+        <w:t xml:space="preserve">. It lists exactly what is missing and how to fix it.</w:t>
+      </w:r>
+    </w:p>
+    <w:p>
+      <w:pPr>
+        <w:pStyle w:val="ListParagraph"/>
+        <w:numPr>
+          <w:ilvl w:val="0"/>
+          <w:numId w:val="2"/>
+        </w:numPr>
+        <w:spacing w:after="60" w:line="264"/>
+      </w:pPr>
+      <w:r>
+        <w:rPr>
+          <w:rFonts w:ascii="Calibri" w:cs="Calibri" w:eastAsia="Calibri" w:hAnsi="Calibri"/>
+          <w:color w:val="1F2937"/>
+        </w:rPr>
+        <w:t xml:space="preserve">For hands-free use: switch on Auto-Apply and hands-free mode in Settings, then run </w:t>
+      </w:r>
+      <w:r>
+        <w:rPr>
+          <w:rFonts w:ascii="Consolas" w:cs="Consolas" w:eastAsia="Consolas" w:hAnsi="Consolas"/>
+          <w:color w:val="9A3412"/>
+          <w:sz w:val="20"/>
+          <w:szCs w:val="20"/>
+        </w:rPr>
+        <w:t xml:space="preserve">npm run assist:watch</w:t>
+      </w:r>
+      <w:r>
+        <w:rPr>
+          <w:rFonts w:ascii="Calibri" w:cs="Calibri" w:eastAsia="Calibri" w:hAnsi="Calibri"/>
+          <w:color w:val="1F2937"/>
+        </w:rPr>
+        <w:t xml:space="preserve">, and install the autostart (</w:t>
+      </w:r>
+      <w:r>
+        <w:rPr>
+          <w:rFonts w:ascii="Consolas" w:cs="Consolas" w:eastAsia="Consolas" w:hAnsi="Consolas"/>
+          <w:color w:val="9A3412"/>
+          <w:sz w:val="20"/>
+          <w:szCs w:val="20"/>
+        </w:rPr>
+        <w:t xml:space="preserve">docs/ASSISTANT_AUTOSTART.md</w:t>
+      </w:r>
+      <w:r>
+        <w:rPr>
+          <w:rFonts w:ascii="Calibri" w:cs="Calibri" w:eastAsia="Calibri" w:hAnsi="Calibri"/>
+          <w:color w:val="1F2937"/>
+        </w:rPr>
+        <w:t xml:space="preserve">) so it starts when you sign in.</w:t>
+      </w:r>
+    </w:p>
+    <w:p>
+      <w:pPr>
+        <w:spacing w:after="100" w:line="276"/>
+      </w:pPr>
+      <w:r>
+        <w:rPr>
+          <w:rFonts w:ascii="Calibri" w:cs="Calibri" w:eastAsia="Calibri" w:hAnsi="Calibri"/>
+          <w:b/>
+          <w:bCs/>
+          <w:color w:val="1F2937"/>
+        </w:rPr>
+        <w:t xml:space="preserve">Daily use</w:t>
+      </w:r>
+    </w:p>
+    <w:p>
+      <w:pPr>
+        <w:pStyle w:val="ListParagraph"/>
+        <w:numPr>
+          <w:ilvl w:val="0"/>
+          <w:numId w:val="1"/>
+        </w:numPr>
+        <w:spacing w:after="60" w:line="264"/>
+      </w:pPr>
+      <w:r>
+        <w:rPr>
+          <w:rFonts w:ascii="Calibri" w:cs="Calibri" w:eastAsia="Calibri" w:hAnsi="Calibri"/>
+          <w:color w:val="1F2937"/>
+        </w:rPr>
+        <w:t xml:space="preserve">Approving an application that needs the assistant automatically asks a running assistant to start (within about 30 seconds). </w:t>
+      </w:r>
+      <w:r>
+        <w:rPr>
+          <w:rFonts w:ascii="Calibri" w:cs="Calibri" w:eastAsia="Calibri" w:hAnsi="Calibri"/>
+          <w:b/>
+          <w:bCs/>
+          <w:color w:val="1F2937"/>
+        </w:rPr>
+        <w:t xml:space="preserve">Apply with assistant</w:t>
+      </w:r>
+      <w:r>
+        <w:rPr>
+          <w:rFonts w:ascii="Calibri" w:cs="Calibri" w:eastAsia="Calibri" w:hAnsi="Calibri"/>
+          <w:color w:val="1F2937"/>
+        </w:rPr>
+        <w:t xml:space="preserve"> on Applications or on the application page does the same.</w:t>
+      </w:r>
+    </w:p>
+    <w:p>
+      <w:pPr>
+        <w:pStyle w:val="ListParagraph"/>
+        <w:numPr>
+          <w:ilvl w:val="0"/>
+          <w:numId w:val="1"/>
+        </w:numPr>
+        <w:spacing w:after="60" w:line="264"/>
+      </w:pPr>
+      <w:r>
+        <w:rPr>
+          <w:rFonts w:ascii="Calibri" w:cs="Calibri" w:eastAsia="Calibri" w:hAnsi="Calibri"/>
+          <w:color w:val="1F2937"/>
+        </w:rPr>
+        <w:t xml:space="preserve">If your computer is off, the application stays queued and is done when the assistant next runs. You are alerted on Telegram if work has waited for hours.</w:t>
+      </w:r>
+    </w:p>
+    <w:p>
+      <w:pPr>
+        <w:pStyle w:val="ListParagraph"/>
+        <w:numPr>
+          <w:ilvl w:val="0"/>
+          <w:numId w:val="1"/>
+        </w:numPr>
+        <w:spacing w:after="60" w:line="264"/>
+      </w:pPr>
+      <w:r>
+        <w:rPr>
+          <w:rFonts w:ascii="Calibri" w:cs="Calibri" w:eastAsia="Calibri" w:hAnsi="Calibri"/>
+          <w:color w:val="1F2937"/>
+        </w:rPr>
+        <w:t xml:space="preserve">A web page cannot start a program on your computer. That is why the assistant must be running there.</w:t>
+      </w:r>
+    </w:p>
+    <w:p>
+      <w:pPr>
+        <w:pStyle w:val="Heading2"/>
+        <w:keepNext/>
+        <w:spacing w:after="120" w:before="240"/>
+      </w:pPr>
+      <w:r>
+        <w:rPr>
+          <w:rFonts w:ascii="Calibri" w:cs="Calibri" w:eastAsia="Calibri" w:hAnsi="Calibri"/>
+          <w:b/>
+          <w:bCs/>
+          <w:color w:val="1F2937"/>
+          <w:sz w:val="27"/>
+          <w:szCs w:val="27"/>
+        </w:rPr>
+        <w:t xml:space="preserve">Applying by email</w:t>
+      </w:r>
+    </w:p>
+    <w:p>
+      <w:pPr>
+        <w:spacing w:after="100" w:line="276"/>
+      </w:pPr>
+      <w:r>
+        <w:rPr>
+          <w:rFonts w:ascii="Calibri" w:cs="Calibri" w:eastAsia="Calibri" w:hAnsi="Calibri"/>
+          <w:color w:val="1F2937"/>
+        </w:rPr>
+        <w:t xml:space="preserve">Two situations send an email with your resume and cover letter attached:</w:t>
+      </w:r>
+    </w:p>
+    <w:p>
+      <w:pPr>
+        <w:pStyle w:val="ListParagraph"/>
+        <w:numPr>
+          <w:ilvl w:val="0"/>
+          <w:numId w:val="2"/>
+        </w:numPr>
+        <w:spacing w:after="60" w:line="264"/>
+      </w:pPr>
+      <w:r>
+        <w:rPr>
+          <w:rFonts w:ascii="Calibri" w:cs="Calibri" w:eastAsia="Calibri" w:hAnsi="Calibri"/>
+          <w:b/>
+          <w:bCs/>
+          <w:color w:val="1F2937"/>
+        </w:rPr>
+        <w:t xml:space="preserve">The posting asks for applications by email</w:t>
+      </w:r>
+      <w:r>
+        <w:rPr>
+          <w:rFonts w:ascii="Calibri" w:cs="Calibri" w:eastAsia="Calibri" w:hAnsi="Calibri"/>
+          <w:color w:val="1F2937"/>
+        </w:rPr>
+        <w:t xml:space="preserve"> ("send your CV to ..."). The email </w:t>
+      </w:r>
+      <w:r>
+        <w:rPr>
+          <w:rFonts w:ascii="Calibri" w:cs="Calibri" w:eastAsia="Calibri" w:hAnsi="Calibri"/>
+          <w:i/>
+          <w:iCs/>
+          <w:color w:val="1F2937"/>
+        </w:rPr>
+        <w:t xml:space="preserve">is</w:t>
+      </w:r>
+      <w:r>
+        <w:rPr>
+          <w:rFonts w:ascii="Calibri" w:cs="Calibri" w:eastAsia="Calibri" w:hAnsi="Calibri"/>
+          <w:color w:val="1F2937"/>
+        </w:rPr>
+        <w:t xml:space="preserve"> the application. After you approve, the app sends it from your own mailbox and marks the application </w:t>
+      </w:r>
+      <w:r>
+        <w:rPr>
+          <w:rFonts w:ascii="Calibri" w:cs="Calibri" w:eastAsia="Calibri" w:hAnsi="Calibri"/>
+          <w:b/>
+          <w:bCs/>
+          <w:color w:val="1F2937"/>
+        </w:rPr>
+        <w:t xml:space="preserve">Applied</w:t>
+      </w:r>
+      <w:r>
+        <w:rPr>
+          <w:rFonts w:ascii="Calibri" w:cs="Calibri" w:eastAsia="Calibri" w:hAnsi="Calibri"/>
+          <w:color w:val="1F2937"/>
+        </w:rPr>
+        <w:t xml:space="preserve">, recorded as an email.</w:t>
+      </w:r>
+    </w:p>
+    <w:p>
+      <w:pPr>
+        <w:pStyle w:val="ListParagraph"/>
+        <w:numPr>
+          <w:ilvl w:val="0"/>
+          <w:numId w:val="2"/>
+        </w:numPr>
+        <w:spacing w:after="60" w:line="264"/>
+      </w:pPr>
+      <w:r>
+        <w:rPr>
+          <w:rFonts w:ascii="Calibri" w:cs="Calibri" w:eastAsia="Calibri" w:hAnsi="Calibri"/>
+          <w:b/>
+          <w:bCs/>
+          <w:color w:val="1F2937"/>
+        </w:rPr>
+        <w:t xml:space="preserve">The posting lists an email address</w:t>
+      </w:r>
+      <w:r>
+        <w:rPr>
+          <w:rFonts w:ascii="Calibri" w:cs="Calibri" w:eastAsia="Calibri" w:hAnsi="Calibri"/>
+          <w:color w:val="1F2937"/>
+        </w:rPr>
+        <w:t xml:space="preserve"> next to a normal application route (Greenhouse, Lever, LinkedIn, a portal). The app applies the normal way </w:t>
+      </w:r>
+      <w:r>
+        <w:rPr>
+          <w:rFonts w:ascii="Calibri" w:cs="Calibri" w:eastAsia="Calibri" w:hAnsi="Calibri"/>
+          <w:b/>
+          <w:bCs/>
+          <w:color w:val="1F2937"/>
+        </w:rPr>
+        <w:t xml:space="preserve">and</w:t>
+      </w:r>
+      <w:r>
+        <w:rPr>
+          <w:rFonts w:ascii="Calibri" w:cs="Calibri" w:eastAsia="Calibri" w:hAnsi="Calibri"/>
+          <w:color w:val="1F2937"/>
+        </w:rPr>
+        <w:t xml:space="preserve"> emails that address, which gives a second chance of being seen. You can switch this off in Settings.</w:t>
+      </w:r>
+    </w:p>
+    <w:p>
+      <w:pPr>
+        <w:spacing w:after="100" w:line="276"/>
+      </w:pPr>
+      <w:r>
+        <w:rPr>
+          <w:rFonts w:ascii="Calibri" w:cs="Calibri" w:eastAsia="Calibri" w:hAnsi="Calibri"/>
+          <w:color w:val="1F2937"/>
+        </w:rPr>
+        <w:t xml:space="preserve">The email is written for each job: a clear subject, and a short message that explains </w:t>
+      </w:r>
+      <w:r>
+        <w:rPr>
+          <w:rFonts w:ascii="Calibri" w:cs="Calibri" w:eastAsia="Calibri" w:hAnsi="Calibri"/>
+          <w:b/>
+          <w:bCs/>
+          <w:color w:val="1F2937"/>
+        </w:rPr>
+        <w:t xml:space="preserve">why you fit this job</w:t>
+      </w:r>
+      <w:r>
+        <w:rPr>
+          <w:rFonts w:ascii="Calibri" w:cs="Calibri" w:eastAsia="Calibri" w:hAnsi="Calibri"/>
+          <w:color w:val="1F2937"/>
+        </w:rPr>
+        <w:t xml:space="preserve">, tying the job's main requirements to your real results, mentions that the resume and cover letter are attached, and invites a conversation. It is checked against your profile like the resume, so nothing can be invented.</w:t>
+      </w:r>
+    </w:p>
+    <w:p>
+      <w:pPr>
+        <w:spacing w:after="100" w:line="276"/>
+      </w:pPr>
+      <w:r>
+        <w:rPr>
+          <w:rFonts w:ascii="Calibri" w:cs="Calibri" w:eastAsia="Calibri" w:hAnsi="Calibri"/>
+          <w:color w:val="1F2937"/>
+        </w:rPr>
+        <w:t xml:space="preserve">On the application page, the card </w:t>
+      </w:r>
+      <w:r>
+        <w:rPr>
+          <w:rFonts w:ascii="Calibri" w:cs="Calibri" w:eastAsia="Calibri" w:hAnsi="Calibri"/>
+          <w:b/>
+          <w:bCs/>
+          <w:color w:val="1F2937"/>
+        </w:rPr>
+        <w:t xml:space="preserve">Email to the employer</w:t>
+      </w:r>
+      <w:r>
+        <w:rPr>
+          <w:rFonts w:ascii="Calibri" w:cs="Calibri" w:eastAsia="Calibri" w:hAnsi="Calibri"/>
+          <w:color w:val="1F2937"/>
+        </w:rPr>
+        <w:t xml:space="preserve"> shows the recipient, subject and message. You can edit all of it, pick another address found in the posting, type an address yourself (for a posting that lists none), write it again, and press </w:t>
+      </w:r>
+      <w:r>
+        <w:rPr>
+          <w:rFonts w:ascii="Calibri" w:cs="Calibri" w:eastAsia="Calibri" w:hAnsi="Calibri"/>
+          <w:b/>
+          <w:bCs/>
+          <w:color w:val="1F2937"/>
+        </w:rPr>
+        <w:t xml:space="preserve">Send now</w:t>
+      </w:r>
+      <w:r>
+        <w:rPr>
+          <w:rFonts w:ascii="Calibri" w:cs="Calibri" w:eastAsia="Calibri" w:hAnsi="Calibri"/>
+          <w:color w:val="1F2937"/>
+        </w:rPr>
+        <w:t xml:space="preserve">. It is sent automatically when you approve the application unless you switch that off for the email. It never sends twice, and there is a daily limit (Settings → Applying by email).</w:t>
+      </w:r>
+    </w:p>
+    <w:p>
+      <w:pPr>
+        <w:spacing w:after="100" w:line="276"/>
+      </w:pPr>
+      <w:r>
+        <w:rPr>
+          <w:rFonts w:ascii="Calibri" w:cs="Calibri" w:eastAsia="Calibri" w:hAnsi="Calibri"/>
+          <w:color w:val="1F2937"/>
+        </w:rPr>
+        <w:t xml:space="preserve">Emails are sent only to an address that appears in the posting or one you type. Sending uses the mailbox connected on the Job sources page (a Gmail app password). If sending fails, the reason is shown on the card, and an email-only application is returned to </w:t>
+      </w:r>
+      <w:r>
+        <w:rPr>
+          <w:rFonts w:ascii="Calibri" w:cs="Calibri" w:eastAsia="Calibri" w:hAnsi="Calibri"/>
+          <w:b/>
+          <w:bCs/>
+          <w:color w:val="1F2937"/>
+        </w:rPr>
+        <w:t xml:space="preserve">Needs your input</w:t>
+      </w:r>
+      <w:r>
+        <w:rPr>
+          <w:rFonts w:ascii="Calibri" w:cs="Calibri" w:eastAsia="Calibri" w:hAnsi="Calibri"/>
+          <w:color w:val="1F2937"/>
+        </w:rPr>
+        <w:t xml:space="preserve"> so nothing is silently lost.</w:t>
+      </w:r>
+    </w:p>
+    <w:p>
+      <w:pPr>
+        <w:pStyle w:val="Heading2"/>
+        <w:keepNext/>
+        <w:spacing w:after="120" w:before="240"/>
+      </w:pPr>
+      <w:r>
+        <w:rPr>
+          <w:rFonts w:ascii="Calibri" w:cs="Calibri" w:eastAsia="Calibri" w:hAnsi="Calibri"/>
+          <w:b/>
+          <w:bCs/>
+          <w:color w:val="1F2937"/>
+          <w:sz w:val="27"/>
+          <w:szCs w:val="27"/>
+        </w:rPr>
+        <w:t xml:space="preserve">The cover letter</w:t>
+      </w:r>
+    </w:p>
+    <w:p>
+      <w:pPr>
+        <w:spacing w:after="100" w:line="276"/>
+      </w:pPr>
+      <w:r>
+        <w:rPr>
+          <w:rFonts w:ascii="Calibri" w:cs="Calibri" w:eastAsia="Calibri" w:hAnsi="Calibri"/>
+          <w:color w:val="1F2937"/>
+        </w:rPr>
+        <w:t xml:space="preserve">Every cover letter is written to show </w:t>
+      </w:r>
+      <w:r>
+        <w:rPr>
+          <w:rFonts w:ascii="Calibri" w:cs="Calibri" w:eastAsia="Calibri" w:hAnsi="Calibri"/>
+          <w:b/>
+          <w:bCs/>
+          <w:color w:val="1F2937"/>
+        </w:rPr>
+        <w:t xml:space="preserve">why you are a strong fit for that specific job</w:t>
+      </w:r>
+      <w:r>
+        <w:rPr>
+          <w:rFonts w:ascii="Calibri" w:cs="Calibri" w:eastAsia="Calibri" w:hAnsi="Calibri"/>
+          <w:color w:val="1F2937"/>
+        </w:rPr>
+        <w:t xml:space="preserve">: it names the role and company, connects two or three of the job's main requirements to what you have actually done (with the exact figures from your profile), and says what you would bring to the team. It is measured the same way as the resume and rewritten if it comes out vague.</w:t>
+      </w:r>
     </w:p>
     <w:p>
       <w:pPr>
@@ -8506,7 +8442,7 @@
           <w:sz w:val="34"/>
           <w:szCs w:val="34"/>
         </w:rPr>
-        <w:t xml:space="preserve">12. Troubleshooting</w:t>
+        <w:t xml:space="preserve">11. Status words, explained</w:t>
       </w:r>
     </w:p>
     <w:tbl>
@@ -8555,7 +8491,7 @@
                 <w:sz w:val="19"/>
                 <w:szCs w:val="19"/>
               </w:rPr>
-              <w:t xml:space="preserve">Problem</w:t>
+              <w:t xml:space="preserve">You see</w:t>
             </w:r>
           </w:p>
         </w:tc>
@@ -8583,7 +8519,7 @@
                 <w:sz w:val="19"/>
                 <w:szCs w:val="19"/>
               </w:rPr>
-              <w:t xml:space="preserve">Likely cause</w:t>
+              <w:t xml:space="preserve">Meaning</w:t>
             </w:r>
           </w:p>
         </w:tc>
@@ -8611,7 +8547,7 @@
                 <w:sz w:val="19"/>
                 <w:szCs w:val="19"/>
               </w:rPr>
-              <w:t xml:space="preserve">Fix</w:t>
+              <w:t xml:space="preserve">What to do</w:t>
             </w:r>
           </w:p>
         </w:tc>
@@ -8644,85 +8580,61 @@
                 <w:sz w:val="19"/>
                 <w:szCs w:val="19"/>
               </w:rPr>
-              <w:t xml:space="preserve">Search finds jobs from only one source</w:t>
-            </w:r>
-          </w:p>
-        </w:tc>
-        <w:tc>
-          <w:tcPr>
-            <w:tcW w:type="dxa" w:w="3133"/>
-            <w:tcMar>
-              <w:top w:type="dxa" w:w="60"/>
-              <w:left w:type="dxa" w:w="100"/>
-              <w:bottom w:type="dxa" w:w="60"/>
-              <w:right w:type="dxa" w:w="100"/>
-            </w:tcMar>
-          </w:tcPr>
-          <w:p>
-            <w:pPr>
-              <w:spacing w:after="0"/>
-            </w:pPr>
-            <w:r>
-              <w:rPr>
-                <w:rFonts w:ascii="Calibri" w:cs="Calibri" w:eastAsia="Calibri" w:hAnsi="Calibri"/>
-                <w:b w:val="false"/>
-                <w:bCs w:val="false"/>
-                <w:color w:val="1F2937"/>
-                <w:sz w:val="19"/>
-                <w:szCs w:val="19"/>
-              </w:rPr>
-              <w:t xml:space="preserve">Other sources not connected or off</w:t>
-            </w:r>
-          </w:p>
-        </w:tc>
-        <w:tc>
-          <w:tcPr>
-            <w:tcW w:type="dxa" w:w="3133"/>
-            <w:tcMar>
-              <w:top w:type="dxa" w:w="60"/>
-              <w:left w:type="dxa" w:w="100"/>
-              <w:bottom w:type="dxa" w:w="60"/>
-              <w:right w:type="dxa" w:w="100"/>
-            </w:tcMar>
-          </w:tcPr>
-          <w:p>
-            <w:pPr>
-              <w:spacing w:after="0"/>
-            </w:pPr>
-            <w:r>
-              <w:rPr>
-                <w:rFonts w:ascii="Calibri" w:cs="Calibri" w:eastAsia="Calibri" w:hAnsi="Calibri"/>
-                <w:b w:val="false"/>
-                <w:bCs w:val="false"/>
-                <w:color w:val="1F2937"/>
-                <w:sz w:val="19"/>
-                <w:szCs w:val="19"/>
-              </w:rPr>
-              <w:t xml:space="preserve">Job sources page, and </w:t>
-            </w:r>
-            <w:r>
-              <w:rPr>
-                <w:rFonts w:ascii="Calibri" w:cs="Calibri" w:eastAsia="Calibri" w:hAnsi="Calibri"/>
-                <w:b w:val="false"/>
-                <w:bCs w:val="false"/>
-                <w:i/>
-                <w:iCs/>
-                <w:color w:val="1F2937"/>
-                <w:sz w:val="19"/>
-                <w:szCs w:val="19"/>
-              </w:rPr>
-              <w:t xml:space="preserve">What the last search did</w:t>
-            </w:r>
-            <w:r>
-              <w:rPr>
-                <w:rFonts w:ascii="Calibri" w:cs="Calibri" w:eastAsia="Calibri" w:hAnsi="Calibri"/>
-                <w:b w:val="false"/>
-                <w:bCs w:val="false"/>
-                <w:color w:val="1F2937"/>
-                <w:sz w:val="19"/>
-                <w:szCs w:val="19"/>
-              </w:rPr>
-              <w:t xml:space="preserve"> on Jobs</w:t>
+              <w:t xml:space="preserve">Not scored yet</w:t>
+            </w:r>
+          </w:p>
+        </w:tc>
+        <w:tc>
+          <w:tcPr>
+            <w:tcW w:type="dxa" w:w="3133"/>
+            <w:tcMar>
+              <w:top w:type="dxa" w:w="60"/>
+              <w:left w:type="dxa" w:w="100"/>
+              <w:bottom w:type="dxa" w:w="60"/>
+              <w:right w:type="dxa" w:w="100"/>
+            </w:tcMar>
+          </w:tcPr>
+          <w:p>
+            <w:pPr>
+              <w:spacing w:after="0"/>
+            </w:pPr>
+            <w:r>
+              <w:rPr>
+                <w:rFonts w:ascii="Calibri" w:cs="Calibri" w:eastAsia="Calibri" w:hAnsi="Calibri"/>
+                <w:b w:val="false"/>
+                <w:bCs w:val="false"/>
+                <w:color w:val="1F2937"/>
+                <w:sz w:val="19"/>
+                <w:szCs w:val="19"/>
+              </w:rPr>
+              <w:t xml:space="preserve">Found, waiting to be scored</w:t>
+            </w:r>
+          </w:p>
+        </w:tc>
+        <w:tc>
+          <w:tcPr>
+            <w:tcW w:type="dxa" w:w="3133"/>
+            <w:tcMar>
+              <w:top w:type="dxa" w:w="60"/>
+              <w:left w:type="dxa" w:w="100"/>
+              <w:bottom w:type="dxa" w:w="60"/>
+              <w:right w:type="dxa" w:w="100"/>
+            </w:tcMar>
+          </w:tcPr>
+          <w:p>
+            <w:pPr>
+              <w:spacing w:after="0"/>
+            </w:pPr>
+            <w:r>
+              <w:rPr>
+                <w:rFonts w:ascii="Calibri" w:cs="Calibri" w:eastAsia="Calibri" w:hAnsi="Calibri"/>
+                <w:b w:val="false"/>
+                <w:bCs w:val="false"/>
+                <w:color w:val="1F2937"/>
+                <w:sz w:val="19"/>
+                <w:szCs w:val="19"/>
+              </w:rPr>
+              <w:t xml:space="preserve">Run Score, or wait for the schedule</w:t>
             </w:r>
           </w:p>
         </w:tc>
@@ -8755,61 +8667,61 @@
                 <w:sz w:val="19"/>
                 <w:szCs w:val="19"/>
               </w:rPr>
-              <w:t xml:space="preserve">Jobs found but nothing matched</w:t>
-            </w:r>
-          </w:p>
-        </w:tc>
-        <w:tc>
-          <w:tcPr>
-            <w:tcW w:type="dxa" w:w="3133"/>
-            <w:tcMar>
-              <w:top w:type="dxa" w:w="60"/>
-              <w:left w:type="dxa" w:w="100"/>
-              <w:bottom w:type="dxa" w:w="60"/>
-              <w:right w:type="dxa" w:w="100"/>
-            </w:tcMar>
-          </w:tcPr>
-          <w:p>
-            <w:pPr>
-              <w:spacing w:after="0"/>
-            </w:pPr>
-            <w:r>
-              <w:rPr>
-                <w:rFonts w:ascii="Calibri" w:cs="Calibri" w:eastAsia="Calibri" w:hAnsi="Calibri"/>
-                <w:b w:val="false"/>
-                <w:bCs w:val="false"/>
-                <w:color w:val="1F2937"/>
-                <w:sz w:val="19"/>
-                <w:szCs w:val="19"/>
-              </w:rPr>
-              <w:t xml:space="preserve">Jobs are not scored yet, or the threshold is high</w:t>
-            </w:r>
-          </w:p>
-        </w:tc>
-        <w:tc>
-          <w:tcPr>
-            <w:tcW w:type="dxa" w:w="3133"/>
-            <w:tcMar>
-              <w:top w:type="dxa" w:w="60"/>
-              <w:left w:type="dxa" w:w="100"/>
-              <w:bottom w:type="dxa" w:w="60"/>
-              <w:right w:type="dxa" w:w="100"/>
-            </w:tcMar>
-          </w:tcPr>
-          <w:p>
-            <w:pPr>
-              <w:spacing w:after="0"/>
-            </w:pPr>
-            <w:r>
-              <w:rPr>
-                <w:rFonts w:ascii="Calibri" w:cs="Calibri" w:eastAsia="Calibri" w:hAnsi="Calibri"/>
-                <w:b w:val="false"/>
-                <w:bCs w:val="false"/>
-                <w:color w:val="1F2937"/>
-                <w:sz w:val="19"/>
-                <w:szCs w:val="19"/>
-              </w:rPr>
-              <w:t xml:space="preserve">Press Score; check Settings → Fit threshold</w:t>
+              <w:t xml:space="preserve">Matched / Review queue</w:t>
+            </w:r>
+          </w:p>
+        </w:tc>
+        <w:tc>
+          <w:tcPr>
+            <w:tcW w:type="dxa" w:w="3133"/>
+            <w:tcMar>
+              <w:top w:type="dxa" w:w="60"/>
+              <w:left w:type="dxa" w:w="100"/>
+              <w:bottom w:type="dxa" w:w="60"/>
+              <w:right w:type="dxa" w:w="100"/>
+            </w:tcMar>
+          </w:tcPr>
+          <w:p>
+            <w:pPr>
+              <w:spacing w:after="0"/>
+            </w:pPr>
+            <w:r>
+              <w:rPr>
+                <w:rFonts w:ascii="Calibri" w:cs="Calibri" w:eastAsia="Calibri" w:hAnsi="Calibri"/>
+                <w:b w:val="false"/>
+                <w:bCs w:val="false"/>
+                <w:color w:val="1F2937"/>
+                <w:sz w:val="19"/>
+                <w:szCs w:val="19"/>
+              </w:rPr>
+              <w:t xml:space="preserve">Score above your threshold</w:t>
+            </w:r>
+          </w:p>
+        </w:tc>
+        <w:tc>
+          <w:tcPr>
+            <w:tcW w:type="dxa" w:w="3133"/>
+            <w:tcMar>
+              <w:top w:type="dxa" w:w="60"/>
+              <w:left w:type="dxa" w:w="100"/>
+              <w:bottom w:type="dxa" w:w="60"/>
+              <w:right w:type="dxa" w:w="100"/>
+            </w:tcMar>
+          </w:tcPr>
+          <w:p>
+            <w:pPr>
+              <w:spacing w:after="0"/>
+            </w:pPr>
+            <w:r>
+              <w:rPr>
+                <w:rFonts w:ascii="Calibri" w:cs="Calibri" w:eastAsia="Calibri" w:hAnsi="Calibri"/>
+                <w:b w:val="false"/>
+                <w:bCs w:val="false"/>
+                <w:color w:val="1F2937"/>
+                <w:sz w:val="19"/>
+                <w:szCs w:val="19"/>
+              </w:rPr>
+              <w:t xml:space="preserve">Prepare the application</w:t>
             </w:r>
           </w:p>
         </w:tc>
@@ -8842,61 +8754,61 @@
                 <w:sz w:val="19"/>
                 <w:szCs w:val="19"/>
               </w:rPr>
-              <w:t xml:space="preserve">Buttons say "short version here"</w:t>
-            </w:r>
-          </w:p>
-        </w:tc>
-        <w:tc>
-          <w:tcPr>
-            <w:tcW w:type="dxa" w:w="3133"/>
-            <w:tcMar>
-              <w:top w:type="dxa" w:w="60"/>
-              <w:left w:type="dxa" w:w="100"/>
-              <w:bottom w:type="dxa" w:w="60"/>
-              <w:right w:type="dxa" w:w="100"/>
-            </w:tcMar>
-          </w:tcPr>
-          <w:p>
-            <w:pPr>
-              <w:spacing w:after="0"/>
-            </w:pPr>
-            <w:r>
-              <w:rPr>
-                <w:rFonts w:ascii="Calibri" w:cs="Calibri" w:eastAsia="Calibri" w:hAnsi="Calibri"/>
-                <w:b w:val="false"/>
-                <w:bCs w:val="false"/>
-                <w:color w:val="1F2937"/>
-                <w:sz w:val="19"/>
-                <w:szCs w:val="19"/>
-              </w:rPr>
-              <w:t xml:space="preserve">GitHub is not connected</w:t>
-            </w:r>
-          </w:p>
-        </w:tc>
-        <w:tc>
-          <w:tcPr>
-            <w:tcW w:type="dxa" w:w="3133"/>
-            <w:tcMar>
-              <w:top w:type="dxa" w:w="60"/>
-              <w:left w:type="dxa" w:w="100"/>
-              <w:bottom w:type="dxa" w:w="60"/>
-              <w:right w:type="dxa" w:w="100"/>
-            </w:tcMar>
-          </w:tcPr>
-          <w:p>
-            <w:pPr>
-              <w:spacing w:after="0"/>
-            </w:pPr>
-            <w:r>
-              <w:rPr>
-                <w:rFonts w:ascii="Calibri" w:cs="Calibri" w:eastAsia="Calibri" w:hAnsi="Calibri"/>
-                <w:b w:val="false"/>
-                <w:bCs w:val="false"/>
-                <w:color w:val="1F2937"/>
-                <w:sz w:val="19"/>
-                <w:szCs w:val="19"/>
-              </w:rPr>
-              <w:t xml:space="preserve">System health → Test GitHub connection</w:t>
+              <w:t xml:space="preserve">Rejected (with reason)</w:t>
+            </w:r>
+          </w:p>
+        </w:tc>
+        <w:tc>
+          <w:tcPr>
+            <w:tcW w:type="dxa" w:w="3133"/>
+            <w:tcMar>
+              <w:top w:type="dxa" w:w="60"/>
+              <w:left w:type="dxa" w:w="100"/>
+              <w:bottom w:type="dxa" w:w="60"/>
+              <w:right w:type="dxa" w:w="100"/>
+            </w:tcMar>
+          </w:tcPr>
+          <w:p>
+            <w:pPr>
+              <w:spacing w:after="0"/>
+            </w:pPr>
+            <w:r>
+              <w:rPr>
+                <w:rFonts w:ascii="Calibri" w:cs="Calibri" w:eastAsia="Calibri" w:hAnsi="Calibri"/>
+                <w:b w:val="false"/>
+                <w:bCs w:val="false"/>
+                <w:color w:val="1F2937"/>
+                <w:sz w:val="19"/>
+                <w:szCs w:val="19"/>
+              </w:rPr>
+              <w:t xml:space="preserve">Below threshold or filtered</w:t>
+            </w:r>
+          </w:p>
+        </w:tc>
+        <w:tc>
+          <w:tcPr>
+            <w:tcW w:type="dxa" w:w="3133"/>
+            <w:tcMar>
+              <w:top w:type="dxa" w:w="60"/>
+              <w:left w:type="dxa" w:w="100"/>
+              <w:bottom w:type="dxa" w:w="60"/>
+              <w:right w:type="dxa" w:w="100"/>
+            </w:tcMar>
+          </w:tcPr>
+          <w:p>
+            <w:pPr>
+              <w:spacing w:after="0"/>
+            </w:pPr>
+            <w:r>
+              <w:rPr>
+                <w:rFonts w:ascii="Calibri" w:cs="Calibri" w:eastAsia="Calibri" w:hAnsi="Calibri"/>
+                <w:b w:val="false"/>
+                <w:bCs w:val="false"/>
+                <w:color w:val="1F2937"/>
+                <w:sz w:val="19"/>
+                <w:szCs w:val="19"/>
+              </w:rPr>
+              <w:t xml:space="preserve">Open it to see why; change thresholds if wrong</w:t>
             </w:r>
           </w:p>
         </w:tc>
@@ -8929,61 +8841,61 @@
                 <w:sz w:val="19"/>
                 <w:szCs w:val="19"/>
               </w:rPr>
-              <w:t xml:space="preserve">"No usable model"</w:t>
-            </w:r>
-          </w:p>
-        </w:tc>
-        <w:tc>
-          <w:tcPr>
-            <w:tcW w:type="dxa" w:w="3133"/>
-            <w:tcMar>
-              <w:top w:type="dxa" w:w="60"/>
-              <w:left w:type="dxa" w:w="100"/>
-              <w:bottom w:type="dxa" w:w="60"/>
-              <w:right w:type="dxa" w:w="100"/>
-            </w:tcMar>
-          </w:tcPr>
-          <w:p>
-            <w:pPr>
-              <w:spacing w:after="0"/>
-            </w:pPr>
-            <w:r>
-              <w:rPr>
-                <w:rFonts w:ascii="Calibri" w:cs="Calibri" w:eastAsia="Calibri" w:hAnsi="Calibri"/>
-                <w:b w:val="false"/>
-                <w:bCs w:val="false"/>
-                <w:color w:val="1F2937"/>
-                <w:sz w:val="19"/>
-                <w:szCs w:val="19"/>
-              </w:rPr>
-              <w:t xml:space="preserve">No AI key, or keys unreadable</w:t>
-            </w:r>
-          </w:p>
-        </w:tc>
-        <w:tc>
-          <w:tcPr>
-            <w:tcW w:type="dxa" w:w="3133"/>
-            <w:tcMar>
-              <w:top w:type="dxa" w:w="60"/>
-              <w:left w:type="dxa" w:w="100"/>
-              <w:bottom w:type="dxa" w:w="60"/>
-              <w:right w:type="dxa" w:w="100"/>
-            </w:tcMar>
-          </w:tcPr>
-          <w:p>
-            <w:pPr>
-              <w:spacing w:after="0"/>
-            </w:pPr>
-            <w:r>
-              <w:rPr>
-                <w:rFonts w:ascii="Calibri" w:cs="Calibri" w:eastAsia="Calibri" w:hAnsi="Calibri"/>
-                <w:b w:val="false"/>
-                <w:bCs w:val="false"/>
-                <w:color w:val="1F2937"/>
-                <w:sz w:val="19"/>
-                <w:szCs w:val="19"/>
-              </w:rPr>
-              <w:t xml:space="preserve">AI models: add a key and Test</w:t>
+              <w:t xml:space="preserve">Pending approval</w:t>
+            </w:r>
+          </w:p>
+        </w:tc>
+        <w:tc>
+          <w:tcPr>
+            <w:tcW w:type="dxa" w:w="3133"/>
+            <w:tcMar>
+              <w:top w:type="dxa" w:w="60"/>
+              <w:left w:type="dxa" w:w="100"/>
+              <w:bottom w:type="dxa" w:w="60"/>
+              <w:right w:type="dxa" w:w="100"/>
+            </w:tcMar>
+          </w:tcPr>
+          <w:p>
+            <w:pPr>
+              <w:spacing w:after="0"/>
+            </w:pPr>
+            <w:r>
+              <w:rPr>
+                <w:rFonts w:ascii="Calibri" w:cs="Calibri" w:eastAsia="Calibri" w:hAnsi="Calibri"/>
+                <w:b w:val="false"/>
+                <w:bCs w:val="false"/>
+                <w:color w:val="1F2937"/>
+                <w:sz w:val="19"/>
+                <w:szCs w:val="19"/>
+              </w:rPr>
+              <w:t xml:space="preserve">Resume and cover letter ready</w:t>
+            </w:r>
+          </w:p>
+        </w:tc>
+        <w:tc>
+          <w:tcPr>
+            <w:tcW w:type="dxa" w:w="3133"/>
+            <w:tcMar>
+              <w:top w:type="dxa" w:w="60"/>
+              <w:left w:type="dxa" w:w="100"/>
+              <w:bottom w:type="dxa" w:w="60"/>
+              <w:right w:type="dxa" w:w="100"/>
+            </w:tcMar>
+          </w:tcPr>
+          <w:p>
+            <w:pPr>
+              <w:spacing w:after="0"/>
+            </w:pPr>
+            <w:r>
+              <w:rPr>
+                <w:rFonts w:ascii="Calibri" w:cs="Calibri" w:eastAsia="Calibri" w:hAnsi="Calibri"/>
+                <w:b w:val="false"/>
+                <w:bCs w:val="false"/>
+                <w:color w:val="1F2937"/>
+                <w:sz w:val="19"/>
+                <w:szCs w:val="19"/>
+              </w:rPr>
+              <w:t xml:space="preserve">Review, then Approve or Skip</w:t>
             </w:r>
           </w:p>
         </w:tc>
@@ -9016,61 +8928,61 @@
                 <w:sz w:val="19"/>
                 <w:szCs w:val="19"/>
               </w:rPr>
-              <w:t xml:space="preserve">The schedule never runs</w:t>
-            </w:r>
-          </w:p>
-        </w:tc>
-        <w:tc>
-          <w:tcPr>
-            <w:tcW w:type="dxa" w:w="3133"/>
-            <w:tcMar>
-              <w:top w:type="dxa" w:w="60"/>
-              <w:left w:type="dxa" w:w="100"/>
-              <w:bottom w:type="dxa" w:w="60"/>
-              <w:right w:type="dxa" w:w="100"/>
-            </w:tcMar>
-          </w:tcPr>
-          <w:p>
-            <w:pPr>
-              <w:spacing w:after="0"/>
-            </w:pPr>
-            <w:r>
-              <w:rPr>
-                <w:rFonts w:ascii="Calibri" w:cs="Calibri" w:eastAsia="Calibri" w:hAnsi="Calibri"/>
-                <w:b w:val="false"/>
-                <w:bCs w:val="false"/>
-                <w:color w:val="1F2937"/>
-                <w:sz w:val="19"/>
-                <w:szCs w:val="19"/>
-              </w:rPr>
-              <w:t xml:space="preserve">No active schedule, or GitHub clock late</w:t>
-            </w:r>
-          </w:p>
-        </w:tc>
-        <w:tc>
-          <w:tcPr>
-            <w:tcW w:type="dxa" w:w="3133"/>
-            <w:tcMar>
-              <w:top w:type="dxa" w:w="60"/>
-              <w:left w:type="dxa" w:w="100"/>
-              <w:bottom w:type="dxa" w:w="60"/>
-              <w:right w:type="dxa" w:w="100"/>
-            </w:tcMar>
-          </w:tcPr>
-          <w:p>
-            <w:pPr>
-              <w:spacing w:after="0"/>
-            </w:pPr>
-            <w:r>
-              <w:rPr>
-                <w:rFonts w:ascii="Calibri" w:cs="Calibri" w:eastAsia="Calibri" w:hAnsi="Calibri"/>
-                <w:b w:val="false"/>
-                <w:bCs w:val="false"/>
-                <w:color w:val="1F2937"/>
-                <w:sz w:val="19"/>
-                <w:szCs w:val="19"/>
-              </w:rPr>
-              <w:t xml:space="preserve">System health shows the cause; daily backup check starts a late run</w:t>
+              <w:t xml:space="preserve">Approved, sending soon / Sending now</w:t>
+            </w:r>
+          </w:p>
+        </w:tc>
+        <w:tc>
+          <w:tcPr>
+            <w:tcW w:type="dxa" w:w="3133"/>
+            <w:tcMar>
+              <w:top w:type="dxa" w:w="60"/>
+              <w:left w:type="dxa" w:w="100"/>
+              <w:bottom w:type="dxa" w:w="60"/>
+              <w:right w:type="dxa" w:w="100"/>
+            </w:tcMar>
+          </w:tcPr>
+          <w:p>
+            <w:pPr>
+              <w:spacing w:after="0"/>
+            </w:pPr>
+            <w:r>
+              <w:rPr>
+                <w:rFonts w:ascii="Calibri" w:cs="Calibri" w:eastAsia="Calibri" w:hAnsi="Calibri"/>
+                <w:b w:val="false"/>
+                <w:bCs w:val="false"/>
+                <w:color w:val="1F2937"/>
+                <w:sz w:val="19"/>
+                <w:szCs w:val="19"/>
+              </w:rPr>
+              <w:t xml:space="preserve">The cloud worker is sending</w:t>
+            </w:r>
+          </w:p>
+        </w:tc>
+        <w:tc>
+          <w:tcPr>
+            <w:tcW w:type="dxa" w:w="3133"/>
+            <w:tcMar>
+              <w:top w:type="dxa" w:w="60"/>
+              <w:left w:type="dxa" w:w="100"/>
+              <w:bottom w:type="dxa" w:w="60"/>
+              <w:right w:type="dxa" w:w="100"/>
+            </w:tcMar>
+          </w:tcPr>
+          <w:p>
+            <w:pPr>
+              <w:spacing w:after="0"/>
+            </w:pPr>
+            <w:r>
+              <w:rPr>
+                <w:rFonts w:ascii="Calibri" w:cs="Calibri" w:eastAsia="Calibri" w:hAnsi="Calibri"/>
+                <w:b w:val="false"/>
+                <w:bCs w:val="false"/>
+                <w:color w:val="1F2937"/>
+                <w:sz w:val="19"/>
+                <w:szCs w:val="19"/>
+              </w:rPr>
+              <w:t xml:space="preserve">Nothing</w:t>
             </w:r>
           </w:p>
         </w:tc>
@@ -9103,61 +9015,61 @@
                 <w:sz w:val="19"/>
                 <w:szCs w:val="19"/>
               </w:rPr>
-              <w:t xml:space="preserve">Resume looks unchanged</w:t>
-            </w:r>
-          </w:p>
-        </w:tc>
-        <w:tc>
-          <w:tcPr>
-            <w:tcW w:type="dxa" w:w="3133"/>
-            <w:tcMar>
-              <w:top w:type="dxa" w:w="60"/>
-              <w:left w:type="dxa" w:w="100"/>
-              <w:bottom w:type="dxa" w:w="60"/>
-              <w:right w:type="dxa" w:w="100"/>
-            </w:tcMar>
-          </w:tcPr>
-          <w:p>
-            <w:pPr>
-              <w:spacing w:after="0"/>
-            </w:pPr>
-            <w:r>
-              <w:rPr>
-                <w:rFonts w:ascii="Calibri" w:cs="Calibri" w:eastAsia="Calibri" w:hAnsi="Calibri"/>
-                <w:b w:val="false"/>
-                <w:bCs w:val="false"/>
-                <w:color w:val="1F2937"/>
-                <w:sz w:val="19"/>
-                <w:szCs w:val="19"/>
-              </w:rPr>
-              <w:t xml:space="preserve">Master resume used as fallback (no model), or a section is locked</w:t>
-            </w:r>
-          </w:p>
-        </w:tc>
-        <w:tc>
-          <w:tcPr>
-            <w:tcW w:type="dxa" w:w="3133"/>
-            <w:tcMar>
-              <w:top w:type="dxa" w:w="60"/>
-              <w:left w:type="dxa" w:w="100"/>
-              <w:bottom w:type="dxa" w:w="60"/>
-              <w:right w:type="dxa" w:w="100"/>
-            </w:tcMar>
-          </w:tcPr>
-          <w:p>
-            <w:pPr>
-              <w:spacing w:after="0"/>
-            </w:pPr>
-            <w:r>
-              <w:rPr>
-                <w:rFonts w:ascii="Calibri" w:cs="Calibri" w:eastAsia="Calibri" w:hAnsi="Calibri"/>
-                <w:b w:val="false"/>
-                <w:bCs w:val="false"/>
-                <w:color w:val="1F2937"/>
-                <w:sz w:val="19"/>
-                <w:szCs w:val="19"/>
-              </w:rPr>
-              <w:t xml:space="preserve">Look for the warning box on the application; Resumes → switches; write a new resume</w:t>
+              <w:t xml:space="preserve">Waiting for assistant / you</w:t>
+            </w:r>
+          </w:p>
+        </w:tc>
+        <w:tc>
+          <w:tcPr>
+            <w:tcW w:type="dxa" w:w="3133"/>
+            <w:tcMar>
+              <w:top w:type="dxa" w:w="60"/>
+              <w:left w:type="dxa" w:w="100"/>
+              <w:bottom w:type="dxa" w:w="60"/>
+              <w:right w:type="dxa" w:w="100"/>
+            </w:tcMar>
+          </w:tcPr>
+          <w:p>
+            <w:pPr>
+              <w:spacing w:after="0"/>
+            </w:pPr>
+            <w:r>
+              <w:rPr>
+                <w:rFonts w:ascii="Calibri" w:cs="Calibri" w:eastAsia="Calibri" w:hAnsi="Calibri"/>
+                <w:b w:val="false"/>
+                <w:bCs w:val="false"/>
+                <w:color w:val="1F2937"/>
+                <w:sz w:val="19"/>
+                <w:szCs w:val="19"/>
+              </w:rPr>
+              <w:t xml:space="preserve">Needs your computer's assistant, or your own submission</w:t>
+            </w:r>
+          </w:p>
+        </w:tc>
+        <w:tc>
+          <w:tcPr>
+            <w:tcW w:type="dxa" w:w="3133"/>
+            <w:tcMar>
+              <w:top w:type="dxa" w:w="60"/>
+              <w:left w:type="dxa" w:w="100"/>
+              <w:bottom w:type="dxa" w:w="60"/>
+              <w:right w:type="dxa" w:w="100"/>
+            </w:tcMar>
+          </w:tcPr>
+          <w:p>
+            <w:pPr>
+              <w:spacing w:after="0"/>
+            </w:pPr>
+            <w:r>
+              <w:rPr>
+                <w:rFonts w:ascii="Calibri" w:cs="Calibri" w:eastAsia="Calibri" w:hAnsi="Calibri"/>
+                <w:b w:val="false"/>
+                <w:bCs w:val="false"/>
+                <w:color w:val="1F2937"/>
+                <w:sz w:val="19"/>
+                <w:szCs w:val="19"/>
+              </w:rPr>
+              <w:t xml:space="preserve">Apply with assistant, or submit by hand</w:t>
             </w:r>
           </w:p>
         </w:tc>
@@ -9190,90 +9102,61 @@
                 <w:sz w:val="19"/>
                 <w:szCs w:val="19"/>
               </w:rPr>
-              <w:t xml:space="preserve">Application stuck at "Waiting for assistant"</w:t>
-            </w:r>
-          </w:p>
-        </w:tc>
-        <w:tc>
-          <w:tcPr>
-            <w:tcW w:type="dxa" w:w="3133"/>
-            <w:tcMar>
-              <w:top w:type="dxa" w:w="60"/>
-              <w:left w:type="dxa" w:w="100"/>
-              <w:bottom w:type="dxa" w:w="60"/>
-              <w:right w:type="dxa" w:w="100"/>
-            </w:tcMar>
-          </w:tcPr>
-          <w:p>
-            <w:pPr>
-              <w:spacing w:after="0"/>
-            </w:pPr>
-            <w:r>
-              <w:rPr>
-                <w:rFonts w:ascii="Calibri" w:cs="Calibri" w:eastAsia="Calibri" w:hAnsi="Calibri"/>
-                <w:b w:val="false"/>
-                <w:bCs w:val="false"/>
-                <w:color w:val="1F2937"/>
-                <w:sz w:val="19"/>
-                <w:szCs w:val="19"/>
-              </w:rPr>
-              <w:t xml:space="preserve">Assistant not running on your computer</w:t>
-            </w:r>
-          </w:p>
-        </w:tc>
-        <w:tc>
-          <w:tcPr>
-            <w:tcW w:type="dxa" w:w="3133"/>
-            <w:tcMar>
-              <w:top w:type="dxa" w:w="60"/>
-              <w:left w:type="dxa" w:w="100"/>
-              <w:bottom w:type="dxa" w:w="60"/>
-              <w:right w:type="dxa" w:w="100"/>
-            </w:tcMar>
-          </w:tcPr>
-          <w:p>
-            <w:pPr>
-              <w:spacing w:after="0"/>
-            </w:pPr>
-            <w:r>
-              <w:rPr>
-                <w:rFonts w:ascii="Calibri" w:cs="Calibri" w:eastAsia="Calibri" w:hAnsi="Calibri"/>
-                <w:b w:val="false"/>
-                <w:bCs w:val="false"/>
-                <w:color w:val="1F2937"/>
-                <w:sz w:val="19"/>
-                <w:szCs w:val="19"/>
-              </w:rPr>
-              <w:t xml:space="preserve">Run </w:t>
-            </w:r>
-            <w:r>
-              <w:rPr>
-                <w:rFonts w:ascii="Consolas" w:cs="Consolas" w:eastAsia="Consolas" w:hAnsi="Consolas"/>
-                <w:color w:val="9A3412"/>
-                <w:sz w:val="17"/>
-                <w:szCs w:val="17"/>
-              </w:rPr>
-              <w:t xml:space="preserve">npm run assist:check</w:t>
-            </w:r>
-            <w:r>
-              <w:rPr>
-                <w:rFonts w:ascii="Calibri" w:cs="Calibri" w:eastAsia="Calibri" w:hAnsi="Calibri"/>
-                <w:b w:val="false"/>
-                <w:bCs w:val="false"/>
-                <w:color w:val="1F2937"/>
-                <w:sz w:val="19"/>
-                <w:szCs w:val="19"/>
-              </w:rPr>
-              <w:t xml:space="preserve">, then </w:t>
-            </w:r>
-            <w:r>
-              <w:rPr>
-                <w:rFonts w:ascii="Consolas" w:cs="Consolas" w:eastAsia="Consolas" w:hAnsi="Consolas"/>
-                <w:color w:val="9A3412"/>
-                <w:sz w:val="17"/>
-                <w:szCs w:val="17"/>
-              </w:rPr>
-              <w:t xml:space="preserve">npm run assist:watch</w:t>
+              <w:t xml:space="preserve">Needs your input</w:t>
+            </w:r>
+          </w:p>
+        </w:tc>
+        <w:tc>
+          <w:tcPr>
+            <w:tcW w:type="dxa" w:w="3133"/>
+            <w:tcMar>
+              <w:top w:type="dxa" w:w="60"/>
+              <w:left w:type="dxa" w:w="100"/>
+              <w:bottom w:type="dxa" w:w="60"/>
+              <w:right w:type="dxa" w:w="100"/>
+            </w:tcMar>
+          </w:tcPr>
+          <w:p>
+            <w:pPr>
+              <w:spacing w:after="0"/>
+            </w:pPr>
+            <w:r>
+              <w:rPr>
+                <w:rFonts w:ascii="Calibri" w:cs="Calibri" w:eastAsia="Calibri" w:hAnsi="Calibri"/>
+                <w:b w:val="false"/>
+                <w:bCs w:val="false"/>
+                <w:color w:val="1F2937"/>
+                <w:sz w:val="19"/>
+                <w:szCs w:val="19"/>
+              </w:rPr>
+              <w:t xml:space="preserve">A required question had no answer</w:t>
+            </w:r>
+          </w:p>
+        </w:tc>
+        <w:tc>
+          <w:tcPr>
+            <w:tcW w:type="dxa" w:w="3133"/>
+            <w:tcMar>
+              <w:top w:type="dxa" w:w="60"/>
+              <w:left w:type="dxa" w:w="100"/>
+              <w:bottom w:type="dxa" w:w="60"/>
+              <w:right w:type="dxa" w:w="100"/>
+            </w:tcMar>
+          </w:tcPr>
+          <w:p>
+            <w:pPr>
+              <w:spacing w:after="0"/>
+            </w:pPr>
+            <w:r>
+              <w:rPr>
+                <w:rFonts w:ascii="Calibri" w:cs="Calibri" w:eastAsia="Calibri" w:hAnsi="Calibri"/>
+                <w:b w:val="false"/>
+                <w:bCs w:val="false"/>
+                <w:color w:val="1F2937"/>
+                <w:sz w:val="19"/>
+                <w:szCs w:val="19"/>
+              </w:rPr>
+              <w:t xml:space="preserve">Answer on Profile, then approve again</w:t>
             </w:r>
           </w:p>
         </w:tc>
@@ -9306,61 +9189,61 @@
                 <w:sz w:val="19"/>
                 <w:szCs w:val="19"/>
               </w:rPr>
-              <w:t xml:space="preserve">Application "Needs your input"</w:t>
-            </w:r>
-          </w:p>
-        </w:tc>
-        <w:tc>
-          <w:tcPr>
-            <w:tcW w:type="dxa" w:w="3133"/>
-            <w:tcMar>
-              <w:top w:type="dxa" w:w="60"/>
-              <w:left w:type="dxa" w:w="100"/>
-              <w:bottom w:type="dxa" w:w="60"/>
-              <w:right w:type="dxa" w:w="100"/>
-            </w:tcMar>
-          </w:tcPr>
-          <w:p>
-            <w:pPr>
-              <w:spacing w:after="0"/>
-            </w:pPr>
-            <w:r>
-              <w:rPr>
-                <w:rFonts w:ascii="Calibri" w:cs="Calibri" w:eastAsia="Calibri" w:hAnsi="Calibri"/>
-                <w:b w:val="false"/>
-                <w:bCs w:val="false"/>
-                <w:color w:val="1F2937"/>
-                <w:sz w:val="19"/>
-                <w:szCs w:val="19"/>
-              </w:rPr>
-              <w:t xml:space="preserve">A required question has no answer</w:t>
-            </w:r>
-          </w:p>
-        </w:tc>
-        <w:tc>
-          <w:tcPr>
-            <w:tcW w:type="dxa" w:w="3133"/>
-            <w:tcMar>
-              <w:top w:type="dxa" w:w="60"/>
-              <w:left w:type="dxa" w:w="100"/>
-              <w:bottom w:type="dxa" w:w="60"/>
-              <w:right w:type="dxa" w:w="100"/>
-            </w:tcMar>
-          </w:tcPr>
-          <w:p>
-            <w:pPr>
-              <w:spacing w:after="0"/>
-            </w:pPr>
-            <w:r>
-              <w:rPr>
-                <w:rFonts w:ascii="Calibri" w:cs="Calibri" w:eastAsia="Calibri" w:hAnsi="Calibri"/>
-                <w:b w:val="false"/>
-                <w:bCs w:val="false"/>
-                <w:color w:val="1F2937"/>
-                <w:sz w:val="19"/>
-                <w:szCs w:val="19"/>
-              </w:rPr>
-              <w:t xml:space="preserve">Answer it on Profile</w:t>
+              <w:t xml:space="preserve">Applied</w:t>
+            </w:r>
+          </w:p>
+        </w:tc>
+        <w:tc>
+          <w:tcPr>
+            <w:tcW w:type="dxa" w:w="3133"/>
+            <w:tcMar>
+              <w:top w:type="dxa" w:w="60"/>
+              <w:left w:type="dxa" w:w="100"/>
+              <w:bottom w:type="dxa" w:w="60"/>
+              <w:right w:type="dxa" w:w="100"/>
+            </w:tcMar>
+          </w:tcPr>
+          <w:p>
+            <w:pPr>
+              <w:spacing w:after="0"/>
+            </w:pPr>
+            <w:r>
+              <w:rPr>
+                <w:rFonts w:ascii="Calibri" w:cs="Calibri" w:eastAsia="Calibri" w:hAnsi="Calibri"/>
+                <w:b w:val="false"/>
+                <w:bCs w:val="false"/>
+                <w:color w:val="1F2937"/>
+                <w:sz w:val="19"/>
+                <w:szCs w:val="19"/>
+              </w:rPr>
+              <w:t xml:space="preserve">Sent and recorded</w:t>
+            </w:r>
+          </w:p>
+        </w:tc>
+        <w:tc>
+          <w:tcPr>
+            <w:tcW w:type="dxa" w:w="3133"/>
+            <w:tcMar>
+              <w:top w:type="dxa" w:w="60"/>
+              <w:left w:type="dxa" w:w="100"/>
+              <w:bottom w:type="dxa" w:w="60"/>
+              <w:right w:type="dxa" w:w="100"/>
+            </w:tcMar>
+          </w:tcPr>
+          <w:p>
+            <w:pPr>
+              <w:spacing w:after="0"/>
+            </w:pPr>
+            <w:r>
+              <w:rPr>
+                <w:rFonts w:ascii="Calibri" w:cs="Calibri" w:eastAsia="Calibri" w:hAnsi="Calibri"/>
+                <w:b w:val="false"/>
+                <w:bCs w:val="false"/>
+                <w:color w:val="1F2937"/>
+                <w:sz w:val="19"/>
+                <w:szCs w:val="19"/>
+              </w:rPr>
+              <w:t xml:space="preserve">Track the outcome</w:t>
             </w:r>
           </w:p>
         </w:tc>
@@ -9393,6 +9276,1060 @@
                 <w:sz w:val="19"/>
                 <w:szCs w:val="19"/>
               </w:rPr>
+              <w:t xml:space="preserve">Failed</w:t>
+            </w:r>
+          </w:p>
+        </w:tc>
+        <w:tc>
+          <w:tcPr>
+            <w:tcW w:type="dxa" w:w="3133"/>
+            <w:tcMar>
+              <w:top w:type="dxa" w:w="60"/>
+              <w:left w:type="dxa" w:w="100"/>
+              <w:bottom w:type="dxa" w:w="60"/>
+              <w:right w:type="dxa" w:w="100"/>
+            </w:tcMar>
+          </w:tcPr>
+          <w:p>
+            <w:pPr>
+              <w:spacing w:after="0"/>
+            </w:pPr>
+            <w:r>
+              <w:rPr>
+                <w:rFonts w:ascii="Calibri" w:cs="Calibri" w:eastAsia="Calibri" w:hAnsi="Calibri"/>
+                <w:b w:val="false"/>
+                <w:bCs w:val="false"/>
+                <w:color w:val="1F2937"/>
+                <w:sz w:val="19"/>
+                <w:szCs w:val="19"/>
+              </w:rPr>
+              <w:t xml:space="preserve">Sending failed</w:t>
+            </w:r>
+          </w:p>
+        </w:tc>
+        <w:tc>
+          <w:tcPr>
+            <w:tcW w:type="dxa" w:w="3133"/>
+            <w:tcMar>
+              <w:top w:type="dxa" w:w="60"/>
+              <w:left w:type="dxa" w:w="100"/>
+              <w:bottom w:type="dxa" w:w="60"/>
+              <w:right w:type="dxa" w:w="100"/>
+            </w:tcMar>
+          </w:tcPr>
+          <w:p>
+            <w:pPr>
+              <w:spacing w:after="0"/>
+            </w:pPr>
+            <w:r>
+              <w:rPr>
+                <w:rFonts w:ascii="Calibri" w:cs="Calibri" w:eastAsia="Calibri" w:hAnsi="Calibri"/>
+                <w:b w:val="false"/>
+                <w:bCs w:val="false"/>
+                <w:color w:val="1F2937"/>
+                <w:sz w:val="19"/>
+                <w:szCs w:val="19"/>
+              </w:rPr>
+              <w:t xml:space="preserve">Open it for the reason; retry or write a new resume</w:t>
+            </w:r>
+          </w:p>
+        </w:tc>
+      </w:tr>
+      <w:tr>
+        <w:trPr>
+          <w:cantSplit/>
+          <w:tblHeader w:val="off"/>
+        </w:trPr>
+        <w:tc>
+          <w:tcPr>
+            <w:tcW w:type="dxa" w:w="3133"/>
+            <w:tcMar>
+              <w:top w:type="dxa" w:w="60"/>
+              <w:left w:type="dxa" w:w="100"/>
+              <w:bottom w:type="dxa" w:w="60"/>
+              <w:right w:type="dxa" w:w="100"/>
+            </w:tcMar>
+          </w:tcPr>
+          <w:p>
+            <w:pPr>
+              <w:spacing w:after="0"/>
+            </w:pPr>
+            <w:r>
+              <w:rPr>
+                <w:rFonts w:ascii="Calibri" w:cs="Calibri" w:eastAsia="Calibri" w:hAnsi="Calibri"/>
+                <w:b w:val="false"/>
+                <w:bCs w:val="false"/>
+                <w:color w:val="1F2937"/>
+                <w:sz w:val="19"/>
+                <w:szCs w:val="19"/>
+              </w:rPr>
+              <w:t xml:space="preserve">rules only</w:t>
+            </w:r>
+          </w:p>
+        </w:tc>
+        <w:tc>
+          <w:tcPr>
+            <w:tcW w:type="dxa" w:w="3133"/>
+            <w:tcMar>
+              <w:top w:type="dxa" w:w="60"/>
+              <w:left w:type="dxa" w:w="100"/>
+              <w:bottom w:type="dxa" w:w="60"/>
+              <w:right w:type="dxa" w:w="100"/>
+            </w:tcMar>
+          </w:tcPr>
+          <w:p>
+            <w:pPr>
+              <w:spacing w:after="0"/>
+            </w:pPr>
+            <w:r>
+              <w:rPr>
+                <w:rFonts w:ascii="Calibri" w:cs="Calibri" w:eastAsia="Calibri" w:hAnsi="Calibri"/>
+                <w:b w:val="false"/>
+                <w:bCs w:val="false"/>
+                <w:color w:val="1F2937"/>
+                <w:sz w:val="19"/>
+                <w:szCs w:val="19"/>
+              </w:rPr>
+              <w:t xml:space="preserve">Scored by free rules because no AI model worked</w:t>
+            </w:r>
+          </w:p>
+        </w:tc>
+        <w:tc>
+          <w:tcPr>
+            <w:tcW w:type="dxa" w:w="3133"/>
+            <w:tcMar>
+              <w:top w:type="dxa" w:w="60"/>
+              <w:left w:type="dxa" w:w="100"/>
+              <w:bottom w:type="dxa" w:w="60"/>
+              <w:right w:type="dxa" w:w="100"/>
+            </w:tcMar>
+          </w:tcPr>
+          <w:p>
+            <w:pPr>
+              <w:spacing w:after="0"/>
+            </w:pPr>
+            <w:r>
+              <w:rPr>
+                <w:rFonts w:ascii="Calibri" w:cs="Calibri" w:eastAsia="Calibri" w:hAnsi="Calibri"/>
+                <w:b w:val="false"/>
+                <w:bCs w:val="false"/>
+                <w:color w:val="1F2937"/>
+                <w:sz w:val="19"/>
+                <w:szCs w:val="19"/>
+              </w:rPr>
+              <w:t xml:space="preserve">A model will re-check it automatically</w:t>
+            </w:r>
+          </w:p>
+        </w:tc>
+      </w:tr>
+    </w:tbl>
+    <w:p>
+      <w:pPr>
+        <w:spacing w:after="140"/>
+      </w:pPr>
+    </w:p>
+    <w:p>
+      <w:pPr>
+        <w:pStyle w:val="Heading1"/>
+        <w:keepNext/>
+        <w:spacing w:after="120" w:before="0"/>
+      </w:pPr>
+      <w:r>
+        <w:rPr>
+          <w:rFonts w:ascii="Calibri" w:cs="Calibri" w:eastAsia="Calibri" w:hAnsi="Calibri"/>
+          <w:b/>
+          <w:bCs/>
+          <w:color w:val="1D4ED8"/>
+          <w:sz w:val="34"/>
+          <w:szCs w:val="34"/>
+        </w:rPr>
+        <w:t xml:space="preserve">12. Troubleshooting</w:t>
+      </w:r>
+    </w:p>
+    <w:tbl>
+      <w:tblPr>
+        <w:tblW w:type="dxa" w:w="9400"/>
+        <w:tblBorders>
+          <w:top w:val="single" w:color="D1D5DB" w:sz="4"/>
+          <w:left w:val="single" w:color="D1D5DB" w:sz="4"/>
+          <w:bottom w:val="single" w:color="D1D5DB" w:sz="4"/>
+          <w:right w:val="single" w:color="D1D5DB" w:sz="4"/>
+          <w:insideH w:val="single" w:color="D1D5DB" w:sz="4"/>
+          <w:insideV w:val="single" w:color="D1D5DB" w:sz="4"/>
+        </w:tblBorders>
+      </w:tblPr>
+      <w:tblGrid>
+        <w:gridCol w:w="3133"/>
+        <w:gridCol w:w="3133"/>
+        <w:gridCol w:w="3133"/>
+      </w:tblGrid>
+      <w:tr>
+        <w:trPr>
+          <w:cantSplit/>
+          <w:tblHeader/>
+        </w:trPr>
+        <w:tc>
+          <w:tcPr>
+            <w:tcW w:type="dxa" w:w="3133"/>
+            <w:shd w:fill="E5E7EB" w:val="clear"/>
+            <w:tcMar>
+              <w:top w:type="dxa" w:w="60"/>
+              <w:left w:type="dxa" w:w="100"/>
+              <w:bottom w:type="dxa" w:w="60"/>
+              <w:right w:type="dxa" w:w="100"/>
+            </w:tcMar>
+          </w:tcPr>
+          <w:p>
+            <w:pPr>
+              <w:spacing w:after="0"/>
+            </w:pPr>
+            <w:r>
+              <w:rPr>
+                <w:rFonts w:ascii="Calibri" w:cs="Calibri" w:eastAsia="Calibri" w:hAnsi="Calibri"/>
+                <w:b/>
+                <w:bCs/>
+                <w:color w:val="1F2937"/>
+                <w:sz w:val="19"/>
+                <w:szCs w:val="19"/>
+              </w:rPr>
+              <w:t xml:space="preserve">Problem</w:t>
+            </w:r>
+          </w:p>
+        </w:tc>
+        <w:tc>
+          <w:tcPr>
+            <w:tcW w:type="dxa" w:w="3133"/>
+            <w:shd w:fill="E5E7EB" w:val="clear"/>
+            <w:tcMar>
+              <w:top w:type="dxa" w:w="60"/>
+              <w:left w:type="dxa" w:w="100"/>
+              <w:bottom w:type="dxa" w:w="60"/>
+              <w:right w:type="dxa" w:w="100"/>
+            </w:tcMar>
+          </w:tcPr>
+          <w:p>
+            <w:pPr>
+              <w:spacing w:after="0"/>
+            </w:pPr>
+            <w:r>
+              <w:rPr>
+                <w:rFonts w:ascii="Calibri" w:cs="Calibri" w:eastAsia="Calibri" w:hAnsi="Calibri"/>
+                <w:b/>
+                <w:bCs/>
+                <w:color w:val="1F2937"/>
+                <w:sz w:val="19"/>
+                <w:szCs w:val="19"/>
+              </w:rPr>
+              <w:t xml:space="preserve">Likely cause</w:t>
+            </w:r>
+          </w:p>
+        </w:tc>
+        <w:tc>
+          <w:tcPr>
+            <w:tcW w:type="dxa" w:w="3133"/>
+            <w:shd w:fill="E5E7EB" w:val="clear"/>
+            <w:tcMar>
+              <w:top w:type="dxa" w:w="60"/>
+              <w:left w:type="dxa" w:w="100"/>
+              <w:bottom w:type="dxa" w:w="60"/>
+              <w:right w:type="dxa" w:w="100"/>
+            </w:tcMar>
+          </w:tcPr>
+          <w:p>
+            <w:pPr>
+              <w:spacing w:after="0"/>
+            </w:pPr>
+            <w:r>
+              <w:rPr>
+                <w:rFonts w:ascii="Calibri" w:cs="Calibri" w:eastAsia="Calibri" w:hAnsi="Calibri"/>
+                <w:b/>
+                <w:bCs/>
+                <w:color w:val="1F2937"/>
+                <w:sz w:val="19"/>
+                <w:szCs w:val="19"/>
+              </w:rPr>
+              <w:t xml:space="preserve">Fix</w:t>
+            </w:r>
+          </w:p>
+        </w:tc>
+      </w:tr>
+      <w:tr>
+        <w:trPr>
+          <w:cantSplit/>
+          <w:tblHeader w:val="off"/>
+        </w:trPr>
+        <w:tc>
+          <w:tcPr>
+            <w:tcW w:type="dxa" w:w="3133"/>
+            <w:tcMar>
+              <w:top w:type="dxa" w:w="60"/>
+              <w:left w:type="dxa" w:w="100"/>
+              <w:bottom w:type="dxa" w:w="60"/>
+              <w:right w:type="dxa" w:w="100"/>
+            </w:tcMar>
+          </w:tcPr>
+          <w:p>
+            <w:pPr>
+              <w:spacing w:after="0"/>
+            </w:pPr>
+            <w:r>
+              <w:rPr>
+                <w:rFonts w:ascii="Calibri" w:cs="Calibri" w:eastAsia="Calibri" w:hAnsi="Calibri"/>
+                <w:b w:val="false"/>
+                <w:bCs w:val="false"/>
+                <w:color w:val="1F2937"/>
+                <w:sz w:val="19"/>
+                <w:szCs w:val="19"/>
+              </w:rPr>
+              <w:t xml:space="preserve">Search finds jobs from only one source</w:t>
+            </w:r>
+          </w:p>
+        </w:tc>
+        <w:tc>
+          <w:tcPr>
+            <w:tcW w:type="dxa" w:w="3133"/>
+            <w:tcMar>
+              <w:top w:type="dxa" w:w="60"/>
+              <w:left w:type="dxa" w:w="100"/>
+              <w:bottom w:type="dxa" w:w="60"/>
+              <w:right w:type="dxa" w:w="100"/>
+            </w:tcMar>
+          </w:tcPr>
+          <w:p>
+            <w:pPr>
+              <w:spacing w:after="0"/>
+            </w:pPr>
+            <w:r>
+              <w:rPr>
+                <w:rFonts w:ascii="Calibri" w:cs="Calibri" w:eastAsia="Calibri" w:hAnsi="Calibri"/>
+                <w:b w:val="false"/>
+                <w:bCs w:val="false"/>
+                <w:color w:val="1F2937"/>
+                <w:sz w:val="19"/>
+                <w:szCs w:val="19"/>
+              </w:rPr>
+              <w:t xml:space="preserve">Other sources not connected or off</w:t>
+            </w:r>
+          </w:p>
+        </w:tc>
+        <w:tc>
+          <w:tcPr>
+            <w:tcW w:type="dxa" w:w="3133"/>
+            <w:tcMar>
+              <w:top w:type="dxa" w:w="60"/>
+              <w:left w:type="dxa" w:w="100"/>
+              <w:bottom w:type="dxa" w:w="60"/>
+              <w:right w:type="dxa" w:w="100"/>
+            </w:tcMar>
+          </w:tcPr>
+          <w:p>
+            <w:pPr>
+              <w:spacing w:after="0"/>
+            </w:pPr>
+            <w:r>
+              <w:rPr>
+                <w:rFonts w:ascii="Calibri" w:cs="Calibri" w:eastAsia="Calibri" w:hAnsi="Calibri"/>
+                <w:b w:val="false"/>
+                <w:bCs w:val="false"/>
+                <w:color w:val="1F2937"/>
+                <w:sz w:val="19"/>
+                <w:szCs w:val="19"/>
+              </w:rPr>
+              <w:t xml:space="preserve">Job sources page, and </w:t>
+            </w:r>
+            <w:r>
+              <w:rPr>
+                <w:rFonts w:ascii="Calibri" w:cs="Calibri" w:eastAsia="Calibri" w:hAnsi="Calibri"/>
+                <w:b w:val="false"/>
+                <w:bCs w:val="false"/>
+                <w:i/>
+                <w:iCs/>
+                <w:color w:val="1F2937"/>
+                <w:sz w:val="19"/>
+                <w:szCs w:val="19"/>
+              </w:rPr>
+              <w:t xml:space="preserve">What the last search did</w:t>
+            </w:r>
+            <w:r>
+              <w:rPr>
+                <w:rFonts w:ascii="Calibri" w:cs="Calibri" w:eastAsia="Calibri" w:hAnsi="Calibri"/>
+                <w:b w:val="false"/>
+                <w:bCs w:val="false"/>
+                <w:color w:val="1F2937"/>
+                <w:sz w:val="19"/>
+                <w:szCs w:val="19"/>
+              </w:rPr>
+              <w:t xml:space="preserve"> on Jobs</w:t>
+            </w:r>
+          </w:p>
+        </w:tc>
+      </w:tr>
+      <w:tr>
+        <w:trPr>
+          <w:cantSplit/>
+          <w:tblHeader w:val="off"/>
+        </w:trPr>
+        <w:tc>
+          <w:tcPr>
+            <w:tcW w:type="dxa" w:w="3133"/>
+            <w:tcMar>
+              <w:top w:type="dxa" w:w="60"/>
+              <w:left w:type="dxa" w:w="100"/>
+              <w:bottom w:type="dxa" w:w="60"/>
+              <w:right w:type="dxa" w:w="100"/>
+            </w:tcMar>
+          </w:tcPr>
+          <w:p>
+            <w:pPr>
+              <w:spacing w:after="0"/>
+            </w:pPr>
+            <w:r>
+              <w:rPr>
+                <w:rFonts w:ascii="Calibri" w:cs="Calibri" w:eastAsia="Calibri" w:hAnsi="Calibri"/>
+                <w:b w:val="false"/>
+                <w:bCs w:val="false"/>
+                <w:color w:val="1F2937"/>
+                <w:sz w:val="19"/>
+                <w:szCs w:val="19"/>
+              </w:rPr>
+              <w:t xml:space="preserve">Jobs found but nothing matched</w:t>
+            </w:r>
+          </w:p>
+        </w:tc>
+        <w:tc>
+          <w:tcPr>
+            <w:tcW w:type="dxa" w:w="3133"/>
+            <w:tcMar>
+              <w:top w:type="dxa" w:w="60"/>
+              <w:left w:type="dxa" w:w="100"/>
+              <w:bottom w:type="dxa" w:w="60"/>
+              <w:right w:type="dxa" w:w="100"/>
+            </w:tcMar>
+          </w:tcPr>
+          <w:p>
+            <w:pPr>
+              <w:spacing w:after="0"/>
+            </w:pPr>
+            <w:r>
+              <w:rPr>
+                <w:rFonts w:ascii="Calibri" w:cs="Calibri" w:eastAsia="Calibri" w:hAnsi="Calibri"/>
+                <w:b w:val="false"/>
+                <w:bCs w:val="false"/>
+                <w:color w:val="1F2937"/>
+                <w:sz w:val="19"/>
+                <w:szCs w:val="19"/>
+              </w:rPr>
+              <w:t xml:space="preserve">Jobs are not scored yet, or the threshold is high</w:t>
+            </w:r>
+          </w:p>
+        </w:tc>
+        <w:tc>
+          <w:tcPr>
+            <w:tcW w:type="dxa" w:w="3133"/>
+            <w:tcMar>
+              <w:top w:type="dxa" w:w="60"/>
+              <w:left w:type="dxa" w:w="100"/>
+              <w:bottom w:type="dxa" w:w="60"/>
+              <w:right w:type="dxa" w:w="100"/>
+            </w:tcMar>
+          </w:tcPr>
+          <w:p>
+            <w:pPr>
+              <w:spacing w:after="0"/>
+            </w:pPr>
+            <w:r>
+              <w:rPr>
+                <w:rFonts w:ascii="Calibri" w:cs="Calibri" w:eastAsia="Calibri" w:hAnsi="Calibri"/>
+                <w:b w:val="false"/>
+                <w:bCs w:val="false"/>
+                <w:color w:val="1F2937"/>
+                <w:sz w:val="19"/>
+                <w:szCs w:val="19"/>
+              </w:rPr>
+              <w:t xml:space="preserve">Press Score; check Settings → Fit threshold</w:t>
+            </w:r>
+          </w:p>
+        </w:tc>
+      </w:tr>
+      <w:tr>
+        <w:trPr>
+          <w:cantSplit/>
+          <w:tblHeader w:val="off"/>
+        </w:trPr>
+        <w:tc>
+          <w:tcPr>
+            <w:tcW w:type="dxa" w:w="3133"/>
+            <w:tcMar>
+              <w:top w:type="dxa" w:w="60"/>
+              <w:left w:type="dxa" w:w="100"/>
+              <w:bottom w:type="dxa" w:w="60"/>
+              <w:right w:type="dxa" w:w="100"/>
+            </w:tcMar>
+          </w:tcPr>
+          <w:p>
+            <w:pPr>
+              <w:spacing w:after="0"/>
+            </w:pPr>
+            <w:r>
+              <w:rPr>
+                <w:rFonts w:ascii="Calibri" w:cs="Calibri" w:eastAsia="Calibri" w:hAnsi="Calibri"/>
+                <w:b w:val="false"/>
+                <w:bCs w:val="false"/>
+                <w:color w:val="1F2937"/>
+                <w:sz w:val="19"/>
+                <w:szCs w:val="19"/>
+              </w:rPr>
+              <w:t xml:space="preserve">Buttons say "short version here"</w:t>
+            </w:r>
+          </w:p>
+        </w:tc>
+        <w:tc>
+          <w:tcPr>
+            <w:tcW w:type="dxa" w:w="3133"/>
+            <w:tcMar>
+              <w:top w:type="dxa" w:w="60"/>
+              <w:left w:type="dxa" w:w="100"/>
+              <w:bottom w:type="dxa" w:w="60"/>
+              <w:right w:type="dxa" w:w="100"/>
+            </w:tcMar>
+          </w:tcPr>
+          <w:p>
+            <w:pPr>
+              <w:spacing w:after="0"/>
+            </w:pPr>
+            <w:r>
+              <w:rPr>
+                <w:rFonts w:ascii="Calibri" w:cs="Calibri" w:eastAsia="Calibri" w:hAnsi="Calibri"/>
+                <w:b w:val="false"/>
+                <w:bCs w:val="false"/>
+                <w:color w:val="1F2937"/>
+                <w:sz w:val="19"/>
+                <w:szCs w:val="19"/>
+              </w:rPr>
+              <w:t xml:space="preserve">GitHub is not connected</w:t>
+            </w:r>
+          </w:p>
+        </w:tc>
+        <w:tc>
+          <w:tcPr>
+            <w:tcW w:type="dxa" w:w="3133"/>
+            <w:tcMar>
+              <w:top w:type="dxa" w:w="60"/>
+              <w:left w:type="dxa" w:w="100"/>
+              <w:bottom w:type="dxa" w:w="60"/>
+              <w:right w:type="dxa" w:w="100"/>
+            </w:tcMar>
+          </w:tcPr>
+          <w:p>
+            <w:pPr>
+              <w:spacing w:after="0"/>
+            </w:pPr>
+            <w:r>
+              <w:rPr>
+                <w:rFonts w:ascii="Calibri" w:cs="Calibri" w:eastAsia="Calibri" w:hAnsi="Calibri"/>
+                <w:b w:val="false"/>
+                <w:bCs w:val="false"/>
+                <w:color w:val="1F2937"/>
+                <w:sz w:val="19"/>
+                <w:szCs w:val="19"/>
+              </w:rPr>
+              <w:t xml:space="preserve">System health → Test GitHub connection</w:t>
+            </w:r>
+          </w:p>
+        </w:tc>
+      </w:tr>
+      <w:tr>
+        <w:trPr>
+          <w:cantSplit/>
+          <w:tblHeader w:val="off"/>
+        </w:trPr>
+        <w:tc>
+          <w:tcPr>
+            <w:tcW w:type="dxa" w:w="3133"/>
+            <w:tcMar>
+              <w:top w:type="dxa" w:w="60"/>
+              <w:left w:type="dxa" w:w="100"/>
+              <w:bottom w:type="dxa" w:w="60"/>
+              <w:right w:type="dxa" w:w="100"/>
+            </w:tcMar>
+          </w:tcPr>
+          <w:p>
+            <w:pPr>
+              <w:spacing w:after="0"/>
+            </w:pPr>
+            <w:r>
+              <w:rPr>
+                <w:rFonts w:ascii="Calibri" w:cs="Calibri" w:eastAsia="Calibri" w:hAnsi="Calibri"/>
+                <w:b w:val="false"/>
+                <w:bCs w:val="false"/>
+                <w:color w:val="1F2937"/>
+                <w:sz w:val="19"/>
+                <w:szCs w:val="19"/>
+              </w:rPr>
+              <w:t xml:space="preserve">"No usable model"</w:t>
+            </w:r>
+          </w:p>
+        </w:tc>
+        <w:tc>
+          <w:tcPr>
+            <w:tcW w:type="dxa" w:w="3133"/>
+            <w:tcMar>
+              <w:top w:type="dxa" w:w="60"/>
+              <w:left w:type="dxa" w:w="100"/>
+              <w:bottom w:type="dxa" w:w="60"/>
+              <w:right w:type="dxa" w:w="100"/>
+            </w:tcMar>
+          </w:tcPr>
+          <w:p>
+            <w:pPr>
+              <w:spacing w:after="0"/>
+            </w:pPr>
+            <w:r>
+              <w:rPr>
+                <w:rFonts w:ascii="Calibri" w:cs="Calibri" w:eastAsia="Calibri" w:hAnsi="Calibri"/>
+                <w:b w:val="false"/>
+                <w:bCs w:val="false"/>
+                <w:color w:val="1F2937"/>
+                <w:sz w:val="19"/>
+                <w:szCs w:val="19"/>
+              </w:rPr>
+              <w:t xml:space="preserve">No AI key, or keys unreadable</w:t>
+            </w:r>
+          </w:p>
+        </w:tc>
+        <w:tc>
+          <w:tcPr>
+            <w:tcW w:type="dxa" w:w="3133"/>
+            <w:tcMar>
+              <w:top w:type="dxa" w:w="60"/>
+              <w:left w:type="dxa" w:w="100"/>
+              <w:bottom w:type="dxa" w:w="60"/>
+              <w:right w:type="dxa" w:w="100"/>
+            </w:tcMar>
+          </w:tcPr>
+          <w:p>
+            <w:pPr>
+              <w:spacing w:after="0"/>
+            </w:pPr>
+            <w:r>
+              <w:rPr>
+                <w:rFonts w:ascii="Calibri" w:cs="Calibri" w:eastAsia="Calibri" w:hAnsi="Calibri"/>
+                <w:b w:val="false"/>
+                <w:bCs w:val="false"/>
+                <w:color w:val="1F2937"/>
+                <w:sz w:val="19"/>
+                <w:szCs w:val="19"/>
+              </w:rPr>
+              <w:t xml:space="preserve">AI models: add a key and Test</w:t>
+            </w:r>
+          </w:p>
+        </w:tc>
+      </w:tr>
+      <w:tr>
+        <w:trPr>
+          <w:cantSplit/>
+          <w:tblHeader w:val="off"/>
+        </w:trPr>
+        <w:tc>
+          <w:tcPr>
+            <w:tcW w:type="dxa" w:w="3133"/>
+            <w:tcMar>
+              <w:top w:type="dxa" w:w="60"/>
+              <w:left w:type="dxa" w:w="100"/>
+              <w:bottom w:type="dxa" w:w="60"/>
+              <w:right w:type="dxa" w:w="100"/>
+            </w:tcMar>
+          </w:tcPr>
+          <w:p>
+            <w:pPr>
+              <w:spacing w:after="0"/>
+            </w:pPr>
+            <w:r>
+              <w:rPr>
+                <w:rFonts w:ascii="Calibri" w:cs="Calibri" w:eastAsia="Calibri" w:hAnsi="Calibri"/>
+                <w:b w:val="false"/>
+                <w:bCs w:val="false"/>
+                <w:color w:val="1F2937"/>
+                <w:sz w:val="19"/>
+                <w:szCs w:val="19"/>
+              </w:rPr>
+              <w:t xml:space="preserve">The schedule never runs</w:t>
+            </w:r>
+          </w:p>
+        </w:tc>
+        <w:tc>
+          <w:tcPr>
+            <w:tcW w:type="dxa" w:w="3133"/>
+            <w:tcMar>
+              <w:top w:type="dxa" w:w="60"/>
+              <w:left w:type="dxa" w:w="100"/>
+              <w:bottom w:type="dxa" w:w="60"/>
+              <w:right w:type="dxa" w:w="100"/>
+            </w:tcMar>
+          </w:tcPr>
+          <w:p>
+            <w:pPr>
+              <w:spacing w:after="0"/>
+            </w:pPr>
+            <w:r>
+              <w:rPr>
+                <w:rFonts w:ascii="Calibri" w:cs="Calibri" w:eastAsia="Calibri" w:hAnsi="Calibri"/>
+                <w:b w:val="false"/>
+                <w:bCs w:val="false"/>
+                <w:color w:val="1F2937"/>
+                <w:sz w:val="19"/>
+                <w:szCs w:val="19"/>
+              </w:rPr>
+              <w:t xml:space="preserve">No active schedule, or GitHub clock late</w:t>
+            </w:r>
+          </w:p>
+        </w:tc>
+        <w:tc>
+          <w:tcPr>
+            <w:tcW w:type="dxa" w:w="3133"/>
+            <w:tcMar>
+              <w:top w:type="dxa" w:w="60"/>
+              <w:left w:type="dxa" w:w="100"/>
+              <w:bottom w:type="dxa" w:w="60"/>
+              <w:right w:type="dxa" w:w="100"/>
+            </w:tcMar>
+          </w:tcPr>
+          <w:p>
+            <w:pPr>
+              <w:spacing w:after="0"/>
+            </w:pPr>
+            <w:r>
+              <w:rPr>
+                <w:rFonts w:ascii="Calibri" w:cs="Calibri" w:eastAsia="Calibri" w:hAnsi="Calibri"/>
+                <w:b w:val="false"/>
+                <w:bCs w:val="false"/>
+                <w:color w:val="1F2937"/>
+                <w:sz w:val="19"/>
+                <w:szCs w:val="19"/>
+              </w:rPr>
+              <w:t xml:space="preserve">System health shows the cause; daily backup check starts a late run</w:t>
+            </w:r>
+          </w:p>
+        </w:tc>
+      </w:tr>
+      <w:tr>
+        <w:trPr>
+          <w:cantSplit/>
+          <w:tblHeader w:val="off"/>
+        </w:trPr>
+        <w:tc>
+          <w:tcPr>
+            <w:tcW w:type="dxa" w:w="3133"/>
+            <w:tcMar>
+              <w:top w:type="dxa" w:w="60"/>
+              <w:left w:type="dxa" w:w="100"/>
+              <w:bottom w:type="dxa" w:w="60"/>
+              <w:right w:type="dxa" w:w="100"/>
+            </w:tcMar>
+          </w:tcPr>
+          <w:p>
+            <w:pPr>
+              <w:spacing w:after="0"/>
+            </w:pPr>
+            <w:r>
+              <w:rPr>
+                <w:rFonts w:ascii="Calibri" w:cs="Calibri" w:eastAsia="Calibri" w:hAnsi="Calibri"/>
+                <w:b w:val="false"/>
+                <w:bCs w:val="false"/>
+                <w:color w:val="1F2937"/>
+                <w:sz w:val="19"/>
+                <w:szCs w:val="19"/>
+              </w:rPr>
+              <w:t xml:space="preserve">Resume looks unchanged</w:t>
+            </w:r>
+          </w:p>
+        </w:tc>
+        <w:tc>
+          <w:tcPr>
+            <w:tcW w:type="dxa" w:w="3133"/>
+            <w:tcMar>
+              <w:top w:type="dxa" w:w="60"/>
+              <w:left w:type="dxa" w:w="100"/>
+              <w:bottom w:type="dxa" w:w="60"/>
+              <w:right w:type="dxa" w:w="100"/>
+            </w:tcMar>
+          </w:tcPr>
+          <w:p>
+            <w:pPr>
+              <w:spacing w:after="0"/>
+            </w:pPr>
+            <w:r>
+              <w:rPr>
+                <w:rFonts w:ascii="Calibri" w:cs="Calibri" w:eastAsia="Calibri" w:hAnsi="Calibri"/>
+                <w:b w:val="false"/>
+                <w:bCs w:val="false"/>
+                <w:color w:val="1F2937"/>
+                <w:sz w:val="19"/>
+                <w:szCs w:val="19"/>
+              </w:rPr>
+              <w:t xml:space="preserve">Master resume used as fallback (no model), or a section is locked</w:t>
+            </w:r>
+          </w:p>
+        </w:tc>
+        <w:tc>
+          <w:tcPr>
+            <w:tcW w:type="dxa" w:w="3133"/>
+            <w:tcMar>
+              <w:top w:type="dxa" w:w="60"/>
+              <w:left w:type="dxa" w:w="100"/>
+              <w:bottom w:type="dxa" w:w="60"/>
+              <w:right w:type="dxa" w:w="100"/>
+            </w:tcMar>
+          </w:tcPr>
+          <w:p>
+            <w:pPr>
+              <w:spacing w:after="0"/>
+            </w:pPr>
+            <w:r>
+              <w:rPr>
+                <w:rFonts w:ascii="Calibri" w:cs="Calibri" w:eastAsia="Calibri" w:hAnsi="Calibri"/>
+                <w:b w:val="false"/>
+                <w:bCs w:val="false"/>
+                <w:color w:val="1F2937"/>
+                <w:sz w:val="19"/>
+                <w:szCs w:val="19"/>
+              </w:rPr>
+              <w:t xml:space="preserve">Look for the warning box on the application; Resumes → switches; write a new resume</w:t>
+            </w:r>
+          </w:p>
+        </w:tc>
+      </w:tr>
+      <w:tr>
+        <w:trPr>
+          <w:cantSplit/>
+          <w:tblHeader w:val="off"/>
+        </w:trPr>
+        <w:tc>
+          <w:tcPr>
+            <w:tcW w:type="dxa" w:w="3133"/>
+            <w:tcMar>
+              <w:top w:type="dxa" w:w="60"/>
+              <w:left w:type="dxa" w:w="100"/>
+              <w:bottom w:type="dxa" w:w="60"/>
+              <w:right w:type="dxa" w:w="100"/>
+            </w:tcMar>
+          </w:tcPr>
+          <w:p>
+            <w:pPr>
+              <w:spacing w:after="0"/>
+            </w:pPr>
+            <w:r>
+              <w:rPr>
+                <w:rFonts w:ascii="Calibri" w:cs="Calibri" w:eastAsia="Calibri" w:hAnsi="Calibri"/>
+                <w:b w:val="false"/>
+                <w:bCs w:val="false"/>
+                <w:color w:val="1F2937"/>
+                <w:sz w:val="19"/>
+                <w:szCs w:val="19"/>
+              </w:rPr>
+              <w:t xml:space="preserve">Application stuck at "Waiting for assistant"</w:t>
+            </w:r>
+          </w:p>
+        </w:tc>
+        <w:tc>
+          <w:tcPr>
+            <w:tcW w:type="dxa" w:w="3133"/>
+            <w:tcMar>
+              <w:top w:type="dxa" w:w="60"/>
+              <w:left w:type="dxa" w:w="100"/>
+              <w:bottom w:type="dxa" w:w="60"/>
+              <w:right w:type="dxa" w:w="100"/>
+            </w:tcMar>
+          </w:tcPr>
+          <w:p>
+            <w:pPr>
+              <w:spacing w:after="0"/>
+            </w:pPr>
+            <w:r>
+              <w:rPr>
+                <w:rFonts w:ascii="Calibri" w:cs="Calibri" w:eastAsia="Calibri" w:hAnsi="Calibri"/>
+                <w:b w:val="false"/>
+                <w:bCs w:val="false"/>
+                <w:color w:val="1F2937"/>
+                <w:sz w:val="19"/>
+                <w:szCs w:val="19"/>
+              </w:rPr>
+              <w:t xml:space="preserve">Assistant not running on your computer</w:t>
+            </w:r>
+          </w:p>
+        </w:tc>
+        <w:tc>
+          <w:tcPr>
+            <w:tcW w:type="dxa" w:w="3133"/>
+            <w:tcMar>
+              <w:top w:type="dxa" w:w="60"/>
+              <w:left w:type="dxa" w:w="100"/>
+              <w:bottom w:type="dxa" w:w="60"/>
+              <w:right w:type="dxa" w:w="100"/>
+            </w:tcMar>
+          </w:tcPr>
+          <w:p>
+            <w:pPr>
+              <w:spacing w:after="0"/>
+            </w:pPr>
+            <w:r>
+              <w:rPr>
+                <w:rFonts w:ascii="Calibri" w:cs="Calibri" w:eastAsia="Calibri" w:hAnsi="Calibri"/>
+                <w:b w:val="false"/>
+                <w:bCs w:val="false"/>
+                <w:color w:val="1F2937"/>
+                <w:sz w:val="19"/>
+                <w:szCs w:val="19"/>
+              </w:rPr>
+              <w:t xml:space="preserve">Run </w:t>
+            </w:r>
+            <w:r>
+              <w:rPr>
+                <w:rFonts w:ascii="Consolas" w:cs="Consolas" w:eastAsia="Consolas" w:hAnsi="Consolas"/>
+                <w:color w:val="9A3412"/>
+                <w:sz w:val="17"/>
+                <w:szCs w:val="17"/>
+              </w:rPr>
+              <w:t xml:space="preserve">npm run assist:check</w:t>
+            </w:r>
+            <w:r>
+              <w:rPr>
+                <w:rFonts w:ascii="Calibri" w:cs="Calibri" w:eastAsia="Calibri" w:hAnsi="Calibri"/>
+                <w:b w:val="false"/>
+                <w:bCs w:val="false"/>
+                <w:color w:val="1F2937"/>
+                <w:sz w:val="19"/>
+                <w:szCs w:val="19"/>
+              </w:rPr>
+              <w:t xml:space="preserve">, then </w:t>
+            </w:r>
+            <w:r>
+              <w:rPr>
+                <w:rFonts w:ascii="Consolas" w:cs="Consolas" w:eastAsia="Consolas" w:hAnsi="Consolas"/>
+                <w:color w:val="9A3412"/>
+                <w:sz w:val="17"/>
+                <w:szCs w:val="17"/>
+              </w:rPr>
+              <w:t xml:space="preserve">npm run assist:watch</w:t>
+            </w:r>
+          </w:p>
+        </w:tc>
+      </w:tr>
+      <w:tr>
+        <w:trPr>
+          <w:cantSplit/>
+          <w:tblHeader w:val="off"/>
+        </w:trPr>
+        <w:tc>
+          <w:tcPr>
+            <w:tcW w:type="dxa" w:w="3133"/>
+            <w:tcMar>
+              <w:top w:type="dxa" w:w="60"/>
+              <w:left w:type="dxa" w:w="100"/>
+              <w:bottom w:type="dxa" w:w="60"/>
+              <w:right w:type="dxa" w:w="100"/>
+            </w:tcMar>
+          </w:tcPr>
+          <w:p>
+            <w:pPr>
+              <w:spacing w:after="0"/>
+            </w:pPr>
+            <w:r>
+              <w:rPr>
+                <w:rFonts w:ascii="Calibri" w:cs="Calibri" w:eastAsia="Calibri" w:hAnsi="Calibri"/>
+                <w:b w:val="false"/>
+                <w:bCs w:val="false"/>
+                <w:color w:val="1F2937"/>
+                <w:sz w:val="19"/>
+                <w:szCs w:val="19"/>
+              </w:rPr>
+              <w:t xml:space="preserve">Application "Needs your input"</w:t>
+            </w:r>
+          </w:p>
+        </w:tc>
+        <w:tc>
+          <w:tcPr>
+            <w:tcW w:type="dxa" w:w="3133"/>
+            <w:tcMar>
+              <w:top w:type="dxa" w:w="60"/>
+              <w:left w:type="dxa" w:w="100"/>
+              <w:bottom w:type="dxa" w:w="60"/>
+              <w:right w:type="dxa" w:w="100"/>
+            </w:tcMar>
+          </w:tcPr>
+          <w:p>
+            <w:pPr>
+              <w:spacing w:after="0"/>
+            </w:pPr>
+            <w:r>
+              <w:rPr>
+                <w:rFonts w:ascii="Calibri" w:cs="Calibri" w:eastAsia="Calibri" w:hAnsi="Calibri"/>
+                <w:b w:val="false"/>
+                <w:bCs w:val="false"/>
+                <w:color w:val="1F2937"/>
+                <w:sz w:val="19"/>
+                <w:szCs w:val="19"/>
+              </w:rPr>
+              <w:t xml:space="preserve">A required question has no answer</w:t>
+            </w:r>
+          </w:p>
+        </w:tc>
+        <w:tc>
+          <w:tcPr>
+            <w:tcW w:type="dxa" w:w="3133"/>
+            <w:tcMar>
+              <w:top w:type="dxa" w:w="60"/>
+              <w:left w:type="dxa" w:w="100"/>
+              <w:bottom w:type="dxa" w:w="60"/>
+              <w:right w:type="dxa" w:w="100"/>
+            </w:tcMar>
+          </w:tcPr>
+          <w:p>
+            <w:pPr>
+              <w:spacing w:after="0"/>
+            </w:pPr>
+            <w:r>
+              <w:rPr>
+                <w:rFonts w:ascii="Calibri" w:cs="Calibri" w:eastAsia="Calibri" w:hAnsi="Calibri"/>
+                <w:b w:val="false"/>
+                <w:bCs w:val="false"/>
+                <w:color w:val="1F2937"/>
+                <w:sz w:val="19"/>
+                <w:szCs w:val="19"/>
+              </w:rPr>
+              <w:t xml:space="preserve">Answer it on Profile</w:t>
+            </w:r>
+          </w:p>
+        </w:tc>
+      </w:tr>
+      <w:tr>
+        <w:trPr>
+          <w:cantSplit/>
+          <w:tblHeader w:val="off"/>
+        </w:trPr>
+        <w:tc>
+          <w:tcPr>
+            <w:tcW w:type="dxa" w:w="3133"/>
+            <w:tcMar>
+              <w:top w:type="dxa" w:w="60"/>
+              <w:left w:type="dxa" w:w="100"/>
+              <w:bottom w:type="dxa" w:w="60"/>
+              <w:right w:type="dxa" w:w="100"/>
+            </w:tcMar>
+          </w:tcPr>
+          <w:p>
+            <w:pPr>
+              <w:spacing w:after="0"/>
+            </w:pPr>
+            <w:r>
+              <w:rPr>
+                <w:rFonts w:ascii="Calibri" w:cs="Calibri" w:eastAsia="Calibri" w:hAnsi="Calibri"/>
+                <w:b w:val="false"/>
+                <w:bCs w:val="false"/>
+                <w:color w:val="1F2937"/>
+                <w:sz w:val="19"/>
+                <w:szCs w:val="19"/>
+              </w:rPr>
               <w:t xml:space="preserve">No daily email</w:t>
             </w:r>
           </w:p>
@@ -9735,6 +10672,262 @@
           <w:color w:val="1F2937"/>
         </w:rPr>
         <w:t xml:space="preserve"> (diagnose).</w:t>
+      </w:r>
+    </w:p>
+    <w:p>
+      <w:pPr>
+        <w:pStyle w:val="Heading1"/>
+        <w:keepNext/>
+        <w:spacing w:after="120" w:before="0"/>
+      </w:pPr>
+      <w:r>
+        <w:rPr>
+          <w:rFonts w:ascii="Calibri" w:cs="Calibri" w:eastAsia="Calibri" w:hAnsi="Calibri"/>
+          <w:b/>
+          <w:bCs/>
+          <w:color w:val="1D4ED8"/>
+          <w:sz w:val="34"/>
+          <w:szCs w:val="34"/>
+        </w:rPr>
+        <w:t xml:space="preserve">15. Backups and the laptop</w:t>
+      </w:r>
+    </w:p>
+    <w:p>
+      <w:pPr>
+        <w:pStyle w:val="ListParagraph"/>
+        <w:numPr>
+          <w:ilvl w:val="0"/>
+          <w:numId w:val="1"/>
+        </w:numPr>
+        <w:spacing w:after="60" w:line="264"/>
+      </w:pPr>
+      <w:r>
+        <w:rPr>
+          <w:rFonts w:ascii="Calibri" w:cs="Calibri" w:eastAsia="Calibri" w:hAnsi="Calibri"/>
+          <w:b/>
+          <w:bCs/>
+          <w:color w:val="1F2937"/>
+        </w:rPr>
+        <w:t xml:space="preserve">Backups:</w:t>
+      </w:r>
+      <w:r>
+        <w:rPr>
+          <w:rFonts w:ascii="Calibri" w:cs="Calibri" w:eastAsia="Calibri" w:hAnsi="Calibri"/>
+          <w:color w:val="1F2937"/>
+        </w:rPr>
+        <w:t xml:space="preserve"> </w:t>
+      </w:r>
+      <w:r>
+        <w:rPr>
+          <w:rFonts w:ascii="Consolas" w:cs="Consolas" w:eastAsia="Consolas" w:hAnsi="Consolas"/>
+          <w:color w:val="9A3412"/>
+          <w:sz w:val="20"/>
+          <w:szCs w:val="20"/>
+        </w:rPr>
+        <w:t xml:space="preserve">docs/BACKUP.md</w:t>
+      </w:r>
+      <w:r>
+        <w:rPr>
+          <w:rFonts w:ascii="Calibri" w:cs="Calibri" w:eastAsia="Calibri" w:hAnsi="Calibri"/>
+          <w:color w:val="1F2937"/>
+        </w:rPr>
+        <w:t xml:space="preserve"> explains the nightly encrypted backup of the database and master resume to a private GitHub repository (newest 60 days kept), and how to restore.</w:t>
+      </w:r>
+    </w:p>
+    <w:p>
+      <w:pPr>
+        <w:pStyle w:val="ListParagraph"/>
+        <w:numPr>
+          <w:ilvl w:val="0"/>
+          <w:numId w:val="1"/>
+        </w:numPr>
+        <w:spacing w:after="60" w:line="264"/>
+      </w:pPr>
+      <w:r>
+        <w:rPr>
+          <w:rFonts w:ascii="Calibri" w:cs="Calibri" w:eastAsia="Calibri" w:hAnsi="Calibri"/>
+          <w:b/>
+          <w:bCs/>
+          <w:color w:val="1F2937"/>
+        </w:rPr>
+        <w:t xml:space="preserve">Laptop assistant, step by step with commands:</w:t>
+      </w:r>
+      <w:r>
+        <w:rPr>
+          <w:rFonts w:ascii="Calibri" w:cs="Calibri" w:eastAsia="Calibri" w:hAnsi="Calibri"/>
+          <w:color w:val="1F2937"/>
+        </w:rPr>
+        <w:t xml:space="preserve"> </w:t>
+      </w:r>
+      <w:r>
+        <w:rPr>
+          <w:rFonts w:ascii="Consolas" w:cs="Consolas" w:eastAsia="Consolas" w:hAnsi="Consolas"/>
+          <w:color w:val="9A3412"/>
+          <w:sz w:val="20"/>
+          <w:szCs w:val="20"/>
+        </w:rPr>
+        <w:t xml:space="preserve">docs/LAPTOP_SETUP.md</w:t>
+      </w:r>
+      <w:r>
+        <w:rPr>
+          <w:rFonts w:ascii="Calibri" w:cs="Calibri" w:eastAsia="Calibri" w:hAnsi="Calibri"/>
+          <w:color w:val="1F2937"/>
+        </w:rPr>
+        <w:t xml:space="preserve">.</w:t>
+      </w:r>
+    </w:p>
+    <w:p>
+      <w:pPr>
+        <w:pStyle w:val="Heading1"/>
+        <w:keepNext/>
+        <w:spacing w:after="120" w:before="0"/>
+      </w:pPr>
+      <w:r>
+        <w:rPr>
+          <w:rFonts w:ascii="Calibri" w:cs="Calibri" w:eastAsia="Calibri" w:hAnsi="Calibri"/>
+          <w:b/>
+          <w:bCs/>
+          <w:color w:val="1D4ED8"/>
+          <w:sz w:val="34"/>
+          <w:szCs w:val="34"/>
+        </w:rPr>
+        <w:t xml:space="preserve">16. Pausing, and which job sources are worth it</w:t>
+      </w:r>
+    </w:p>
+    <w:p>
+      <w:pPr>
+        <w:pStyle w:val="ListParagraph"/>
+        <w:numPr>
+          <w:ilvl w:val="0"/>
+          <w:numId w:val="1"/>
+        </w:numPr>
+        <w:spacing w:after="60" w:line="264"/>
+      </w:pPr>
+      <w:r>
+        <w:rPr>
+          <w:rFonts w:ascii="Calibri" w:cs="Calibri" w:eastAsia="Calibri" w:hAnsi="Calibri"/>
+          <w:b/>
+          <w:bCs/>
+          <w:color w:val="1F2937"/>
+        </w:rPr>
+        <w:t xml:space="preserve">Pause everything</w:t>
+      </w:r>
+      <w:r>
+        <w:rPr>
+          <w:rFonts w:ascii="Calibri" w:cs="Calibri" w:eastAsia="Calibri" w:hAnsi="Calibri"/>
+          <w:color w:val="1F2937"/>
+        </w:rPr>
+        <w:t xml:space="preserve"> (Settings, top card): found a job, or need a break? One switch stops everything that runs by itself (scheduled runs, searching, background scoring and preparing, automatic approving and applying from the cloud and from the assistant, and automatic employer emails). Your data stays; buttons you press yourself still work. The Dashboard shows a banner while paused. Switch it off to continue.</w:t>
+      </w:r>
+    </w:p>
+    <w:p>
+      <w:pPr>
+        <w:pStyle w:val="ListParagraph"/>
+        <w:numPr>
+          <w:ilvl w:val="0"/>
+          <w:numId w:val="1"/>
+        </w:numPr>
+        <w:spacing w:after="60" w:line="264"/>
+      </w:pPr>
+      <w:r>
+        <w:rPr>
+          <w:rFonts w:ascii="Calibri" w:cs="Calibri" w:eastAsia="Calibri" w:hAnsi="Calibri"/>
+          <w:b/>
+          <w:bCs/>
+          <w:color w:val="1F2937"/>
+        </w:rPr>
+        <w:t xml:space="preserve">Why not every source on every run?</w:t>
+      </w:r>
+      <w:r>
+        <w:rPr>
+          <w:rFonts w:ascii="Calibri" w:cs="Calibri" w:eastAsia="Calibri" w:hAnsi="Calibri"/>
+          <w:color w:val="1F2937"/>
+        </w:rPr>
+        <w:t xml:space="preserve"> A search that already ran within the last few hours is skipped (it would only find the same jobs; the number of hours is under Settings → Job discovery), hosted scrapers (Apify) run only in scheduled runs, and a service that refuses its key is tried once, not once per search. </w:t>
+      </w:r>
+      <w:r>
+        <w:rPr>
+          <w:rFonts w:ascii="Calibri" w:cs="Calibri" w:eastAsia="Calibri" w:hAnsi="Calibri"/>
+          <w:i/>
+          <w:iCs/>
+          <w:color w:val="1F2937"/>
+        </w:rPr>
+        <w:t xml:space="preserve">What the last search did, source by source</w:t>
+      </w:r>
+      <w:r>
+        <w:rPr>
+          <w:rFonts w:ascii="Calibri" w:cs="Calibri" w:eastAsia="Calibri" w:hAnsi="Calibri"/>
+          <w:color w:val="1F2937"/>
+        </w:rPr>
+        <w:t xml:space="preserve"> (Jobs page) lists every source with its reason, and says how many searches were skipped and why.</w:t>
+      </w:r>
+    </w:p>
+    <w:p>
+      <w:pPr>
+        <w:pStyle w:val="ListParagraph"/>
+        <w:numPr>
+          <w:ilvl w:val="0"/>
+          <w:numId w:val="1"/>
+        </w:numPr>
+        <w:spacing w:after="60" w:line="264"/>
+      </w:pPr>
+      <w:r>
+        <w:rPr>
+          <w:rFonts w:ascii="Calibri" w:cs="Calibri" w:eastAsia="Calibri" w:hAnsi="Calibri"/>
+          <w:b/>
+          <w:bCs/>
+          <w:color w:val="1F2937"/>
+        </w:rPr>
+        <w:t xml:space="preserve">Which sources are worth it:</w:t>
+      </w:r>
+      <w:r>
+        <w:rPr>
+          <w:rFonts w:ascii="Calibri" w:cs="Calibri" w:eastAsia="Calibri" w:hAnsi="Calibri"/>
+          <w:color w:val="1F2937"/>
+        </w:rPr>
+        <w:t xml:space="preserve"> the Job sources page has a table for the last 30 days: searches, failures, postings read, new jobs, good matches, and a verdict per source (Productive, Some yield, Many jobs few fits, Nothing new, Returns nothing, Mostly failing) with advice to keep, fix or switch off. Numbers are labelled early until about a month of runs.</w:t>
+      </w:r>
+    </w:p>
+    <w:p>
+      <w:pPr>
+        <w:pStyle w:val="ListParagraph"/>
+        <w:numPr>
+          <w:ilvl w:val="0"/>
+          <w:numId w:val="1"/>
+        </w:numPr>
+        <w:spacing w:after="60" w:line="264"/>
+      </w:pPr>
+      <w:r>
+        <w:rPr>
+          <w:rFonts w:ascii="Calibri" w:cs="Calibri" w:eastAsia="Calibri" w:hAnsi="Calibri"/>
+          <w:b/>
+          <w:bCs/>
+          <w:color w:val="1F2937"/>
+        </w:rPr>
+        <w:t xml:space="preserve">Apply assistant "not running":</w:t>
+      </w:r>
+      <w:r>
+        <w:rPr>
+          <w:rFonts w:ascii="Calibri" w:cs="Calibri" w:eastAsia="Calibri" w:hAnsi="Calibri"/>
+          <w:color w:val="1F2937"/>
+        </w:rPr>
+        <w:t xml:space="preserve"> having the computer on is not enough. The assistant is a program you start once on the computer (</w:t>
+      </w:r>
+      <w:r>
+        <w:rPr>
+          <w:rFonts w:ascii="Consolas" w:cs="Consolas" w:eastAsia="Consolas" w:hAnsi="Consolas"/>
+          <w:color w:val="9A3412"/>
+          <w:sz w:val="20"/>
+          <w:szCs w:val="20"/>
+        </w:rPr>
+        <w:t xml:space="preserve">docs/LAPTOP_SETUP.md</w:t>
+      </w:r>
+      <w:r>
+        <w:rPr>
+          <w:rFonts w:ascii="Calibri" w:cs="Calibri" w:eastAsia="Calibri" w:hAnsi="Calibri"/>
+          <w:color w:val="1F2937"/>
+        </w:rPr>
+        <w:t xml:space="preserve">); the card turns green when it reports in.</w:t>
       </w:r>
     </w:p>
     <w:sectPr>
